--- a/JPCV User Manual.docx
+++ b/JPCV User Manual.docx
@@ -9,8 +9,8 @@
           <w:rFonts w:ascii="Trebuchet MS" w:hAnsi="Trebuchet MS"/>
         </w:rPr>
       </w:pPr>
-      <w:bookmarkStart w:id="0" w:name="_Toc278189218"/>
-      <w:bookmarkStart w:id="1" w:name="_Toc278187082"/>
+      <w:bookmarkStart w:id="0" w:name="_Toc278187082"/>
+      <w:bookmarkStart w:id="1" w:name="_Toc278189218"/>
     </w:p>
     <w:p>
       <w:pPr>
@@ -58,30 +58,27 @@
         <w:pStyle w:val="CoverText"/>
       </w:pPr>
       <w:r>
-        <w:t xml:space="preserve">Version </w:t>
-      </w:r>
+        <w:t>Vers</w:t>
+      </w:r>
+      <w:r>
+        <w:t>ion 0.7</w:t>
+      </w:r>
+    </w:p>
+    <w:p>
+      <w:pPr>
+        <w:pStyle w:val="CoverText"/>
+      </w:pPr>
       <w:r>
         <w:t>0</w:t>
       </w:r>
       <w:r>
-        <w:t>.</w:t>
-      </w:r>
-      <w:r>
-        <w:t>3</w:t>
-      </w:r>
-    </w:p>
-    <w:p>
-      <w:pPr>
-        <w:pStyle w:val="CoverText"/>
-      </w:pPr>
-      <w:r>
-        <w:t>03</w:t>
+        <w:t>4</w:t>
       </w:r>
       <w:r>
         <w:t>/</w:t>
       </w:r>
       <w:r>
-        <w:t>11</w:t>
+        <w:t>2</w:t>
       </w:r>
       <w:r>
         <w:t>/</w:t>
@@ -117,7 +114,7 @@
     <w:sdt>
       <w:sdtPr>
         <w:rPr>
-          <w:rFonts w:eastAsia="Times New Roman" w:cs="Times New Roman"/>
+          <w:rFonts w:ascii="Arial" w:eastAsia="Times New Roman" w:hAnsi="Arial" w:cs="Times New Roman"/>
           <w:b w:val="0"/>
           <w:bCs w:val="0"/>
           <w:color w:val="auto"/>
@@ -1871,50 +1868,6 @@
       <w:bookmarkEnd w:id="15"/>
     </w:p>
     <w:p>
-      <w:pPr>
-        <w:pStyle w:val="BodyTextGlossary"/>
-        <w:rPr>
-          <w:lang w:eastAsia="ar-SA"/>
-        </w:rPr>
-      </w:pPr>
-      <w:r>
-        <w:t>The Jefferson County Property Viewer (JCPV)</w:t>
-      </w:r>
-      <w:r>
-        <w:t xml:space="preserve">, </w:t>
-      </w:r>
-      <w:r>
-        <w:t>also referred to throughout this document as the application, the Property Viewer, or the JCPV system</w:t>
-      </w:r>
-      <w:r>
-        <w:t xml:space="preserve">, </w:t>
-      </w:r>
-      <w:r>
-        <w:t>is a Windows</w:t>
-      </w:r>
-      <w:r>
-        <w:rPr>
-          <w:rFonts w:ascii="Cambria Math" w:hAnsi="Cambria Math" w:cs="Cambria Math"/>
-        </w:rPr>
-        <w:t>‑</w:t>
-      </w:r>
-      <w:r>
-        <w:t>based software tool designed to support property data management, address validation, and geospatial visualization for Jefferson County, Pennsylvania. The JCPV system integrates several components, including a Tkinter</w:t>
-      </w:r>
-      <w:r>
-        <w:rPr>
-          <w:rFonts w:ascii="Cambria Math" w:hAnsi="Cambria Math" w:cs="Cambria Math"/>
-        </w:rPr>
-        <w:t>‑</w:t>
-      </w:r>
-      <w:r>
-        <w:t xml:space="preserve">based graphical user interface, Folium for map rendering, GeoPandas for shapefile processing, and Selenium for automated map screenshot generation. </w:t>
-      </w:r>
-    </w:p>
-    <w:p>
-      <w:pPr>
-        <w:pStyle w:val="Heading3"/>
-      </w:pPr>
       <w:bookmarkStart w:id="21" w:name="_Toc288057811"/>
       <w:bookmarkStart w:id="22" w:name="_Toc288057812"/>
       <w:bookmarkStart w:id="23" w:name="_Toc288057813"/>
@@ -1937,18 +1890,7 @@
       <w:bookmarkEnd w:id="25"/>
       <w:bookmarkEnd w:id="26"/>
       <w:r>
-        <w:t>Overview</w:t>
-      </w:r>
-      <w:bookmarkEnd w:id="27"/>
-      <w:bookmarkEnd w:id="28"/>
-      <w:bookmarkEnd w:id="29"/>
-    </w:p>
-    <w:p>
-      <w:pPr>
-        <w:pStyle w:val="BodyText"/>
-      </w:pPr>
-      <w:r>
-        <w:t>The Jefferson County Property Viewer (JCPV) is a standalone Windows application designed to help county staff review, organize, and visualize property information for Jefferson County, Pennsylvania. The system provides a simple, graphical interface that allows users to load property data from a CSV file, review and update information, and generate maps that show the location and status of properties across the county. Its purpose is to streamline property review workflows, support blight</w:t>
+        <w:t>The Jefferson County Property Viewer (JCPV) is a Windows</w:t>
       </w:r>
       <w:r>
         <w:rPr>
@@ -1957,27 +1899,85 @@
         <w:t>‑</w:t>
       </w:r>
       <w:r>
-        <w:t>mitigation efforts, and make it easier for staff to understand and manage large sets of property records.</w:t>
-      </w:r>
-    </w:p>
-    <w:p>
-      <w:pPr>
-        <w:pStyle w:val="BodyText"/>
-      </w:pPr>
-      <w:r>
-        <w:t>The JCPV operates entirely on the user’s local machine and does not require a server or online account. It uses a traditional desktop graphical user interface (GUI), allowing users to navigate the system with a mouse and keyboard. Most features</w:t>
+        <w:t>based software tool designed to support property data management, address validation, and geospatial visualization for Jefferson County, Pennsylvania. Throughout this document, the system may be referred to as the application, the Property Viewer, or the JCPV system.</w:t>
+      </w:r>
+    </w:p>
+    <w:p>
+      <w:r>
+        <w:t xml:space="preserve">The application integrates several components, including a </w:t>
+      </w:r>
+      <w:proofErr w:type="spellStart"/>
+      <w:r>
+        <w:t>Tkinter</w:t>
+      </w:r>
+      <w:proofErr w:type="spellEnd"/>
+      <w:r>
+        <w:rPr>
+          <w:rFonts w:ascii="Cambria Math" w:hAnsi="Cambria Math" w:cs="Cambria Math"/>
+        </w:rPr>
+        <w:t>‑</w:t>
+      </w:r>
+      <w:r>
+        <w:t xml:space="preserve">based graphical user interface, Folium for map rendering, </w:t>
+      </w:r>
+      <w:proofErr w:type="spellStart"/>
+      <w:r>
+        <w:t>GeoPandas</w:t>
+      </w:r>
+      <w:proofErr w:type="spellEnd"/>
+      <w:r>
+        <w:t xml:space="preserve"> for shapefile processing, and a built</w:t>
+      </w:r>
+      <w:r>
+        <w:rPr>
+          <w:rFonts w:ascii="Cambria Math" w:hAnsi="Cambria Math" w:cs="Cambria Math"/>
+        </w:rPr>
+        <w:t>‑</w:t>
+      </w:r>
+      <w:r>
+        <w:t>in Chromium renderer used to convert HTML maps into PNG images. Together, these elements provide a streamlined workflow for reviewing, updating, and mapping property information.</w:t>
+      </w:r>
+    </w:p>
+    <w:p>
+      <w:pPr>
+        <w:pStyle w:val="Heading3"/>
+      </w:pPr>
+      <w:r>
+        <w:t>Overview</w:t>
+      </w:r>
+      <w:bookmarkEnd w:id="27"/>
+      <w:bookmarkEnd w:id="28"/>
+      <w:bookmarkEnd w:id="29"/>
+    </w:p>
+    <w:p>
+      <w:r>
+        <w:t>The Jefferson County Property Viewer is a standalone desktop application that enables county staff to load property data from a CSV file, review and edit records, and generate maps that show the location and status of properties across the county. The system is designed to simplify property review workflows, support blight</w:t>
+      </w:r>
+      <w:r>
+        <w:rPr>
+          <w:rFonts w:ascii="Cambria Math" w:hAnsi="Cambria Math" w:cs="Cambria Math"/>
+        </w:rPr>
+        <w:t>‑</w:t>
+      </w:r>
+      <w:r>
+        <w:t>mitigation efforts, and make it easier to manage large sets of property records.</w:t>
+      </w:r>
+    </w:p>
+    <w:p>
+      <w:r>
+        <w:t>The JCPV runs entirely on the user’s local machine and does not require a server, database, or online account. Users interact with a traditional desktop GUI using a mouse and keyboard. Most features</w:t>
       </w:r>
       <w:r>
         <w:t xml:space="preserve">, </w:t>
       </w:r>
       <w:r>
-        <w:t>including loading data, editing entries, sorting properties, and exporting updated CSV files</w:t>
+        <w:t>such as loading data, editing entries, sorting properties, and exporting updated CSV files</w:t>
       </w:r>
       <w:r>
         <w:t xml:space="preserve">, </w:t>
       </w:r>
       <w:r>
-        <w:t>can be performed without an internet connection. However, generating new maps requires online access because the system uses external geocoding services to locate addresses on a map.</w:t>
+        <w:t>work fully offline. An internet connection is required only when geocoding new or previously unseen addresses.</w:t>
       </w:r>
     </w:p>
     <w:p>
@@ -1995,313 +1995,68 @@
       </w:r>
     </w:p>
     <w:p>
-      <w:pPr>
-        <w:pStyle w:val="BodyText"/>
-        <w:rPr>
-          <w:rStyle w:val="BodyTextGlossaryChar"/>
-        </w:rPr>
-      </w:pPr>
-      <w:r>
-        <w:rPr>
-          <w:rStyle w:val="BodyTextGlossaryChar"/>
-        </w:rPr>
-        <w:t>The application supports several major functions, including:</w:t>
-      </w:r>
-    </w:p>
-    <w:p>
-      <w:pPr>
-        <w:pStyle w:val="BodyText"/>
-        <w:rPr>
-          <w:rStyle w:val="BodyTextGlossaryChar"/>
-        </w:rPr>
-      </w:pPr>
-      <w:r>
-        <w:rPr>
-          <w:rStyle w:val="BodyTextGlossaryChar"/>
-        </w:rPr>
-        <w:t xml:space="preserve">• </w:t>
-      </w:r>
-      <w:r>
-        <w:rPr>
-          <w:rStyle w:val="BodyTextGlossaryChar"/>
-        </w:rPr>
-        <w:tab/>
-        <w:t>Loading and displaying property data from a CSV file</w:t>
-      </w:r>
-    </w:p>
-    <w:p>
-      <w:pPr>
-        <w:pStyle w:val="BodyText"/>
-        <w:rPr>
-          <w:rStyle w:val="BodyTextGlossaryChar"/>
-        </w:rPr>
-      </w:pPr>
-      <w:r>
-        <w:rPr>
-          <w:rStyle w:val="BodyTextGlossaryChar"/>
-        </w:rPr>
-        <w:t xml:space="preserve">• </w:t>
-      </w:r>
-      <w:r>
-        <w:rPr>
-          <w:rStyle w:val="BodyTextGlossaryChar"/>
-        </w:rPr>
-        <w:tab/>
-        <w:t>Sorting, filtering, and reviewing property information</w:t>
-      </w:r>
-    </w:p>
-    <w:p>
-      <w:pPr>
-        <w:pStyle w:val="BodyText"/>
-        <w:rPr>
-          <w:rStyle w:val="BodyTextGlossaryChar"/>
-        </w:rPr>
-      </w:pPr>
-      <w:r>
-        <w:rPr>
-          <w:rStyle w:val="BodyTextGlossaryChar"/>
-        </w:rPr>
-        <w:t xml:space="preserve">• </w:t>
-      </w:r>
-      <w:r>
-        <w:rPr>
-          <w:rStyle w:val="BodyTextGlossaryChar"/>
-        </w:rPr>
-        <w:tab/>
-        <w:t>Editing property details and adding notes</w:t>
-      </w:r>
-    </w:p>
-    <w:p>
-      <w:pPr>
-        <w:pStyle w:val="BodyText"/>
-        <w:rPr>
-          <w:rStyle w:val="BodyTextGlossaryChar"/>
-        </w:rPr>
-      </w:pPr>
-      <w:r>
-        <w:rPr>
-          <w:rStyle w:val="BodyTextGlossaryChar"/>
-        </w:rPr>
-        <w:t xml:space="preserve">• </w:t>
-      </w:r>
-      <w:r>
-        <w:rPr>
-          <w:rStyle w:val="BodyTextGlossaryChar"/>
-        </w:rPr>
-        <w:tab/>
-        <w:t>Validating and geocoding property addresses</w:t>
-      </w:r>
-    </w:p>
-    <w:p>
-      <w:pPr>
-        <w:pStyle w:val="BodyText"/>
-        <w:rPr>
-          <w:rStyle w:val="BodyTextGlossaryChar"/>
-        </w:rPr>
-      </w:pPr>
-      <w:r>
-        <w:rPr>
-          <w:rStyle w:val="BodyTextGlossaryChar"/>
-        </w:rPr>
-        <w:t xml:space="preserve">• </w:t>
-      </w:r>
-      <w:r>
-        <w:rPr>
-          <w:rStyle w:val="BodyTextGlossaryChar"/>
-        </w:rPr>
-        <w:tab/>
-        <w:t>Generating individual property maps and full</w:t>
-      </w:r>
-      <w:r>
-        <w:rPr>
-          <w:rStyle w:val="BodyTextGlossaryChar"/>
-          <w:rFonts w:ascii="Cambria Math" w:hAnsi="Cambria Math" w:cs="Cambria Math"/>
-        </w:rPr>
-        <w:t>‑</w:t>
-      </w:r>
-      <w:r>
-        <w:rPr>
-          <w:rStyle w:val="BodyTextGlossaryChar"/>
-        </w:rPr>
-        <w:t>county maps</w:t>
-      </w:r>
-    </w:p>
-    <w:p>
-      <w:pPr>
-        <w:pStyle w:val="BodyText"/>
-        <w:rPr>
-          <w:rStyle w:val="BodyTextGlossaryChar"/>
-        </w:rPr>
-      </w:pPr>
-      <w:r>
-        <w:rPr>
-          <w:rStyle w:val="BodyTextGlossaryChar"/>
-        </w:rPr>
-        <w:t xml:space="preserve">• </w:t>
-      </w:r>
-      <w:r>
-        <w:rPr>
-          <w:rStyle w:val="BodyTextGlossaryChar"/>
-        </w:rPr>
-        <w:tab/>
-        <w:t>Exporting updated CSV files for record</w:t>
-      </w:r>
-      <w:r>
-        <w:rPr>
-          <w:rStyle w:val="BodyTextGlossaryChar"/>
-          <w:rFonts w:ascii="Cambria Math" w:hAnsi="Cambria Math" w:cs="Cambria Math"/>
-        </w:rPr>
-        <w:t>‑</w:t>
-      </w:r>
-      <w:r>
-        <w:rPr>
-          <w:rStyle w:val="BodyTextGlossaryChar"/>
-        </w:rPr>
-        <w:t>keeping or further analysis</w:t>
-      </w:r>
-    </w:p>
-    <w:p>
-      <w:pPr>
-        <w:pStyle w:val="BodyText"/>
-        <w:rPr>
-          <w:rStyle w:val="Heading4Char"/>
-        </w:rPr>
-      </w:pPr>
-      <w:r>
-        <w:rPr>
-          <w:rStyle w:val="BodyTextGlossaryChar"/>
-        </w:rPr>
-        <w:t>These capabilities are supported by integrated tools such as Tkinter for the interface, Folium for map creation, GeoPandas for shapefile processing, and Selenium for automated map screenshots.</w:t>
-      </w:r>
-    </w:p>
-    <w:p>
-      <w:pPr>
-        <w:pStyle w:val="Heading4"/>
-        <w:rPr>
-          <w:szCs w:val="20"/>
-        </w:rPr>
-      </w:pPr>
-      <w:r>
-        <w:t>System Architecture</w:t>
-      </w:r>
-    </w:p>
-    <w:p>
-      <w:pPr>
-        <w:pStyle w:val="BodyText"/>
-      </w:pPr>
-      <w:r>
-        <w:t xml:space="preserve">The JCPV is a </w:t>
-      </w:r>
-      <w:r>
-        <w:rPr>
-          <w:b/>
-          <w:bCs/>
-        </w:rPr>
-        <w:t>locally run desktop application</w:t>
-      </w:r>
-      <w:r>
-        <w:t>. It does not use a remote database or web server. Instead:</w:t>
-      </w:r>
-    </w:p>
-    <w:p>
-      <w:pPr>
-        <w:pStyle w:val="BodyText"/>
-        <w:numPr>
-          <w:ilvl w:val="0"/>
-          <w:numId w:val="33"/>
-        </w:numPr>
-      </w:pPr>
-      <w:r>
-        <w:t>All property data is stored in user</w:t>
-      </w:r>
-      <w:r>
-        <w:noBreakHyphen/>
-        <w:t>managed CSV files</w:t>
-      </w:r>
-    </w:p>
-    <w:p>
-      <w:pPr>
-        <w:pStyle w:val="BodyText"/>
-        <w:numPr>
-          <w:ilvl w:val="0"/>
-          <w:numId w:val="33"/>
-        </w:numPr>
-      </w:pPr>
-      <w:r>
-        <w:t>Maps are generated on the user’s machine and saved as HTML and PNG files</w:t>
-      </w:r>
-    </w:p>
-    <w:p>
-      <w:pPr>
-        <w:pStyle w:val="BodyText"/>
-        <w:numPr>
-          <w:ilvl w:val="0"/>
-          <w:numId w:val="33"/>
-        </w:numPr>
-      </w:pPr>
-      <w:r>
-        <w:t>A small local cache stores previously geocoded addresses to improve performance</w:t>
-      </w:r>
-    </w:p>
-    <w:p>
-      <w:pPr>
-        <w:pStyle w:val="BodyText"/>
-        <w:numPr>
-          <w:ilvl w:val="0"/>
-          <w:numId w:val="33"/>
-        </w:numPr>
-      </w:pPr>
-      <w:r>
-        <w:lastRenderedPageBreak/>
-        <w:t>The application runs as a packaged Windows executable, meaning no Python installation is required</w:t>
-      </w:r>
-    </w:p>
-    <w:p>
-      <w:pPr>
-        <w:pStyle w:val="BodyText"/>
-      </w:pPr>
-      <w:r>
-        <w:t>This architecture keeps the system simple, portable, and easy to deploy on county workstations.</w:t>
-      </w:r>
-    </w:p>
-    <w:p>
-      <w:pPr>
-        <w:pStyle w:val="Heading4"/>
-      </w:pPr>
-      <w:r>
-        <w:t>User Access Mode</w:t>
-      </w:r>
-    </w:p>
-    <w:p>
-      <w:pPr>
-        <w:pStyle w:val="BodyText"/>
-      </w:pPr>
-      <w:r>
-        <w:t>Users interact with the system through a graphical user interface that includes:</w:t>
-      </w:r>
-    </w:p>
-    <w:p>
-      <w:pPr>
-        <w:pStyle w:val="BodyText"/>
+      <w:r>
+        <w:t>The application provides several core capabilities:</w:t>
+      </w:r>
+    </w:p>
+    <w:p>
+      <w:pPr>
+        <w:pStyle w:val="ListParagraph"/>
         <w:numPr>
           <w:ilvl w:val="0"/>
           <w:numId w:val="34"/>
         </w:numPr>
       </w:pPr>
       <w:r>
-        <w:t>A main dashboard for viewing and sorting properties</w:t>
-      </w:r>
-    </w:p>
-    <w:p>
-      <w:pPr>
-        <w:pStyle w:val="BodyText"/>
+        <w:t>Loading and displaying property data from a CSV file</w:t>
+      </w:r>
+    </w:p>
+    <w:p>
+      <w:pPr>
+        <w:pStyle w:val="ListParagraph"/>
         <w:numPr>
           <w:ilvl w:val="0"/>
           <w:numId w:val="34"/>
         </w:numPr>
       </w:pPr>
       <w:r>
-        <w:t>A property</w:t>
+        <w:t>Sorting, filtering, and reviewing property information</w:t>
+      </w:r>
+    </w:p>
+    <w:p>
+      <w:pPr>
+        <w:pStyle w:val="ListParagraph"/>
+        <w:numPr>
+          <w:ilvl w:val="0"/>
+          <w:numId w:val="34"/>
+        </w:numPr>
+      </w:pPr>
+      <w:r>
+        <w:t>Editing property details and adding notes</w:t>
+      </w:r>
+    </w:p>
+    <w:p>
+      <w:pPr>
+        <w:pStyle w:val="ListParagraph"/>
+        <w:numPr>
+          <w:ilvl w:val="0"/>
+          <w:numId w:val="34"/>
+        </w:numPr>
+      </w:pPr>
+      <w:r>
+        <w:t>Validating and geocoding property addresses</w:t>
+      </w:r>
+    </w:p>
+    <w:p>
+      <w:pPr>
+        <w:pStyle w:val="ListParagraph"/>
+        <w:numPr>
+          <w:ilvl w:val="0"/>
+          <w:numId w:val="34"/>
+        </w:numPr>
+      </w:pPr>
+      <w:r>
+        <w:t>Generating individual property maps and full</w:t>
       </w:r>
       <w:r>
         <w:rPr>
@@ -2310,27 +2065,65 @@
         <w:t>‑</w:t>
       </w:r>
       <w:r>
-        <w:t>details window for reviewing images, notes, and maps</w:t>
-      </w:r>
-    </w:p>
-    <w:p>
-      <w:pPr>
-        <w:pStyle w:val="BodyText"/>
+        <w:t>county maps</w:t>
+      </w:r>
+    </w:p>
+    <w:p>
+      <w:pPr>
+        <w:pStyle w:val="ListParagraph"/>
         <w:numPr>
           <w:ilvl w:val="0"/>
           <w:numId w:val="34"/>
         </w:numPr>
       </w:pPr>
       <w:r>
-        <w:t>Buttons and menus for navigation, filtering, and exporting data</w:t>
-      </w:r>
-    </w:p>
-    <w:p>
-      <w:pPr>
-        <w:pStyle w:val="BodyText"/>
-      </w:pPr>
-      <w:r>
-        <w:t>The system is designed for ease of use, requiring only basic computer skills.</w:t>
+        <w:t xml:space="preserve">Exporting updated CSV files </w:t>
+      </w:r>
+      <w:proofErr w:type="gramStart"/>
+      <w:r>
+        <w:t>for record</w:t>
+      </w:r>
+      <w:r>
+        <w:rPr>
+          <w:rFonts w:ascii="Cambria Math" w:hAnsi="Cambria Math" w:cs="Cambria Math"/>
+        </w:rPr>
+        <w:t>‑</w:t>
+      </w:r>
+      <w:r>
+        <w:t>keeping</w:t>
+      </w:r>
+      <w:proofErr w:type="gramEnd"/>
+      <w:r>
+        <w:t xml:space="preserve"> or further analysis</w:t>
+      </w:r>
+    </w:p>
+    <w:p>
+      <w:r>
+        <w:t xml:space="preserve">These features are powered by integrated tools such as </w:t>
+      </w:r>
+      <w:proofErr w:type="spellStart"/>
+      <w:r>
+        <w:t>Tkinter</w:t>
+      </w:r>
+      <w:proofErr w:type="spellEnd"/>
+      <w:r>
+        <w:t xml:space="preserve"> for the interface, Folium for map creation, </w:t>
+      </w:r>
+      <w:proofErr w:type="spellStart"/>
+      <w:r>
+        <w:t>GeoPandas</w:t>
+      </w:r>
+      <w:proofErr w:type="spellEnd"/>
+      <w:r>
+        <w:t xml:space="preserve"> for </w:t>
+      </w:r>
+      <w:proofErr w:type="gramStart"/>
+      <w:r>
+        <w:t>shapefile</w:t>
+      </w:r>
+      <w:proofErr w:type="gramEnd"/>
+      <w:r>
+        <w:t xml:space="preserve"> processing, and a bundled Chromium engine for automated map screenshots.</w:t>
       </w:r>
     </w:p>
     <w:p>
@@ -2338,79 +2131,66 @@
         <w:pStyle w:val="Heading4"/>
       </w:pPr>
       <w:r>
-        <w:t>System Environment and Special Conditions</w:t>
-      </w:r>
-    </w:p>
-    <w:p>
-      <w:pPr>
-        <w:pStyle w:val="BodyText"/>
-      </w:pPr>
-      <w:r>
-        <w:t>The JCPV is intended to run on Windows 10 or Windows 11 machines. While the application can function offline, map generation requires an active internet connection. Additionally:</w:t>
-      </w:r>
-    </w:p>
-    <w:p>
-      <w:pPr>
-        <w:pStyle w:val="BodyText"/>
+        <w:t>System Architecture</w:t>
+      </w:r>
+    </w:p>
+    <w:p>
+      <w:r>
+        <w:t>The JCPV is a self</w:t>
+      </w:r>
+      <w:r>
+        <w:rPr>
+          <w:rFonts w:ascii="Cambria Math" w:hAnsi="Cambria Math" w:cs="Cambria Math"/>
+        </w:rPr>
+        <w:t>‑</w:t>
+      </w:r>
+      <w:r>
+        <w:t>contained desktop application with no external dependencies beyond optional internet access for geocoding. It does not use a remote database or web server. Instead:</w:t>
+      </w:r>
+    </w:p>
+    <w:p>
+      <w:pPr>
+        <w:pStyle w:val="ListParagraph"/>
         <w:numPr>
           <w:ilvl w:val="0"/>
           <w:numId w:val="35"/>
         </w:numPr>
       </w:pPr>
       <w:r>
-        <w:t>Windows security may warn users about running the application because it is not signed by a recognized publisher</w:t>
-      </w:r>
-    </w:p>
-    <w:p>
-      <w:pPr>
-        <w:pStyle w:val="BodyText"/>
+        <w:t>All property data is stored in user</w:t>
+      </w:r>
+      <w:r>
+        <w:rPr>
+          <w:rFonts w:ascii="Cambria Math" w:hAnsi="Cambria Math" w:cs="Cambria Math"/>
+        </w:rPr>
+        <w:t>‑</w:t>
+      </w:r>
+      <w:r>
+        <w:t>managed CSV files</w:t>
+      </w:r>
+    </w:p>
+    <w:p>
+      <w:pPr>
+        <w:pStyle w:val="ListParagraph"/>
         <w:numPr>
           <w:ilvl w:val="0"/>
           <w:numId w:val="35"/>
         </w:numPr>
       </w:pPr>
       <w:r>
-        <w:t>A properly formatted CSV file is required for the system to function</w:t>
-      </w:r>
-    </w:p>
-    <w:p>
-      <w:pPr>
-        <w:pStyle w:val="BodyText"/>
+        <w:t>Maps are generated locally and saved as HTML and PNG files</w:t>
+      </w:r>
+    </w:p>
+    <w:p>
+      <w:pPr>
+        <w:pStyle w:val="ListParagraph"/>
         <w:numPr>
           <w:ilvl w:val="0"/>
           <w:numId w:val="35"/>
         </w:numPr>
       </w:pPr>
       <w:r>
-        <w:t>A mouse and keyboard are recommended for full usability, though most navigation can be performed with a mouse alone</w:t>
-      </w:r>
-    </w:p>
-    <w:p>
-      <w:pPr>
-        <w:pStyle w:val="BodyText"/>
-      </w:pPr>
-      <w:r>
-        <w:t>These conditions ensure the application runs smoothly and reliably in typical county office environments</w:t>
-      </w:r>
-    </w:p>
-    <w:p>
-      <w:pPr>
-        <w:pStyle w:val="Heading2"/>
-      </w:pPr>
-      <w:bookmarkStart w:id="31" w:name="_Toc396110070"/>
-      <w:bookmarkStart w:id="32" w:name="_Toc4734567"/>
-      <w:bookmarkStart w:id="33" w:name="_Toc224159266"/>
-      <w:r>
-        <w:lastRenderedPageBreak/>
-        <w:t>Getting Started</w:t>
-      </w:r>
-      <w:bookmarkEnd w:id="31"/>
-      <w:bookmarkEnd w:id="32"/>
-      <w:bookmarkEnd w:id="33"/>
-    </w:p>
-    <w:p>
-      <w:r>
-        <w:t>This section provides a step</w:t>
+        <w:t>A JSON</w:t>
       </w:r>
       <w:r>
         <w:rPr>
@@ -2419,39 +2199,52 @@
         <w:t>‑</w:t>
       </w:r>
       <w:r>
-        <w:t>by</w:t>
-      </w:r>
-      <w:r>
-        <w:rPr>
-          <w:rFonts w:ascii="Cambria Math" w:hAnsi="Cambria Math" w:cs="Cambria Math"/>
-        </w:rPr>
-        <w:t>‑</w:t>
-      </w:r>
-      <w:r>
-        <w:t>step walkthrough of how to begin using the Jefferson County Property Viewer (JCPV), from launching the application to exiting it. The goal is to help new users understand the basic flow of the system and become comfortable navigating its main features</w:t>
-      </w:r>
-      <w:r>
-        <w:t>.</w:t>
-      </w:r>
-    </w:p>
-    <w:p>
-      <w:pPr>
-        <w:pStyle w:val="Heading3"/>
-      </w:pPr>
-      <w:bookmarkStart w:id="34" w:name="_Toc396110069"/>
-      <w:bookmarkStart w:id="35" w:name="_Toc4734568"/>
-      <w:bookmarkStart w:id="36" w:name="_Toc224159267"/>
-      <w:bookmarkStart w:id="37" w:name="_Toc396110071"/>
-      <w:r>
-        <w:t>Cautions &amp; Warnings</w:t>
-      </w:r>
-      <w:bookmarkEnd w:id="34"/>
-      <w:bookmarkEnd w:id="35"/>
-      <w:bookmarkEnd w:id="36"/>
-    </w:p>
-    <w:p>
-      <w:r>
-        <w:t>Before using the JCPV system, users should be aware of the following important notices:</w:t>
+        <w:t>based geocode cache stores previously resolved addresses</w:t>
+      </w:r>
+    </w:p>
+    <w:p>
+      <w:pPr>
+        <w:pStyle w:val="ListParagraph"/>
+        <w:numPr>
+          <w:ilvl w:val="0"/>
+          <w:numId w:val="35"/>
+        </w:numPr>
+      </w:pPr>
+      <w:r>
+        <w:t>The application runs as a packaged Windows executable, so no Python installation is required</w:t>
+      </w:r>
+    </w:p>
+    <w:p>
+      <w:r>
+        <w:lastRenderedPageBreak/>
+        <w:t xml:space="preserve">This architecture keeps the system portable, easy to deploy, and resilient in </w:t>
+      </w:r>
+      <w:proofErr w:type="gramStart"/>
+      <w:r>
+        <w:t>environments with</w:t>
+      </w:r>
+      <w:proofErr w:type="gramEnd"/>
+      <w:r>
+        <w:t xml:space="preserve"> </w:t>
+      </w:r>
+      <w:r>
+        <w:t>regardless of</w:t>
+      </w:r>
+      <w:r>
+        <w:t xml:space="preserve"> network connectivity.</w:t>
+      </w:r>
+    </w:p>
+    <w:p>
+      <w:pPr>
+        <w:pStyle w:val="Heading4"/>
+      </w:pPr>
+      <w:r>
+        <w:t>User Access Mode</w:t>
+      </w:r>
+    </w:p>
+    <w:p>
+      <w:r>
+        <w:t>Users interact with the system through a graphical interface that includes:</w:t>
       </w:r>
     </w:p>
     <w:p>
@@ -2461,37 +2254,9 @@
           <w:ilvl w:val="0"/>
           <w:numId w:val="36"/>
         </w:numPr>
-        <w:ind w:left="720"/>
-      </w:pPr>
-      <w:r>
-        <w:t xml:space="preserve">Windows SmartScreen Warning: Because the application is not signed by a recognized publisher, Windows may display a security warning when the executable is first opened. Users must choose “More Info” </w:t>
-      </w:r>
-      <w:r>
-        <w:rPr>
-          <w:rFonts w:cs="Arial"/>
-        </w:rPr>
-        <w:t>and then</w:t>
-      </w:r>
-      <w:r>
-        <w:t xml:space="preserve"> </w:t>
-      </w:r>
-      <w:r>
-        <w:rPr>
-          <w:rFonts w:cs="Trebuchet MS"/>
-        </w:rPr>
-        <w:t>“</w:t>
-      </w:r>
-      <w:r>
-        <w:t>Run Anyway</w:t>
-      </w:r>
-      <w:r>
-        <w:rPr>
-          <w:rFonts w:cs="Trebuchet MS"/>
-        </w:rPr>
-        <w:t>”</w:t>
-      </w:r>
-      <w:r>
-        <w:t xml:space="preserve"> to proceed.</w:t>
+      </w:pPr>
+      <w:r>
+        <w:t>A main dashboard for viewing, sorting, and filtering properties</w:t>
       </w:r>
     </w:p>
     <w:p>
@@ -2501,10 +2266,9 @@
           <w:ilvl w:val="0"/>
           <w:numId w:val="36"/>
         </w:numPr>
-        <w:ind w:left="720"/>
-      </w:pPr>
-      <w:r>
-        <w:t>Government</w:t>
+      </w:pPr>
+      <w:r>
+        <w:t>A property</w:t>
       </w:r>
       <w:r>
         <w:rPr>
@@ -2513,7 +2277,7 @@
         <w:t>‑</w:t>
       </w:r>
       <w:r>
-        <w:t>Issued Devices: Some county laptops block unsigned applications by default. If the program does not open, contact your IT department and request that the application be whitelisted.</w:t>
+        <w:t>details window for reviewing images, notes, and maps</w:t>
       </w:r>
     </w:p>
     <w:p>
@@ -2523,19 +2287,27 @@
           <w:ilvl w:val="0"/>
           <w:numId w:val="36"/>
         </w:numPr>
-        <w:ind w:left="720"/>
-      </w:pPr>
-      <w:r>
-        <w:t>Data Sensitivity: Property data may contain sensitive or internal information. Users must follow county data</w:t>
-      </w:r>
-      <w:r>
-        <w:rPr>
-          <w:rFonts w:ascii="Cambria Math" w:hAnsi="Cambria Math" w:cs="Cambria Math"/>
-        </w:rPr>
-        <w:t>‑</w:t>
-      </w:r>
-      <w:r>
-        <w:t>handling policies when viewing, editing, or exporting CSV files.</w:t>
+      </w:pPr>
+      <w:r>
+        <w:t>Buttons and menus for navigation, data entry, and exporting files</w:t>
+      </w:r>
+    </w:p>
+    <w:p>
+      <w:r>
+        <w:t>The interface is designed to be intuitive and accessible, requiring only basic computer skills.</w:t>
+      </w:r>
+    </w:p>
+    <w:p>
+      <w:pPr>
+        <w:pStyle w:val="Heading4"/>
+      </w:pPr>
+      <w:r>
+        <w:t>System Environment and Special Conditions</w:t>
+      </w:r>
+    </w:p>
+    <w:p>
+      <w:r>
+        <w:t>The JCPV is intended for use on Windows 10 or Windows 11 machines. While most functionality works offline, geocoding requires an active internet connection. Additional considerations include:</w:t>
       </w:r>
     </w:p>
     <w:p>
@@ -2545,10 +2317,9 @@
           <w:ilvl w:val="0"/>
           <w:numId w:val="36"/>
         </w:numPr>
-        <w:ind w:left="720"/>
-      </w:pPr>
-      <w:r>
-        <w:t>File Integrity: The application requires a properly formatted CSV file. Editing or removing required columns may cause errors or prevent the system from loading data.</w:t>
+      </w:pPr>
+      <w:r>
+        <w:t>Windows security may warn users about running the application because it is unsigned</w:t>
       </w:r>
     </w:p>
     <w:p>
@@ -2558,44 +2329,9 @@
           <w:ilvl w:val="0"/>
           <w:numId w:val="36"/>
         </w:numPr>
-        <w:ind w:left="720"/>
-      </w:pPr>
-      <w:r>
-        <w:t>Internet Requirements: Most features work offline, but map generation requires an active internet connection to geocode addresses.</w:t>
-      </w:r>
-    </w:p>
-    <w:p>
-      <w:r>
-        <w:t>These cautions help ensure that the system runs smoothly and that users handle data responsibly</w:t>
-      </w:r>
-      <w:r>
-        <w:t>.</w:t>
-      </w:r>
-    </w:p>
-    <w:p>
-      <w:pPr>
-        <w:pStyle w:val="Heading3"/>
-      </w:pPr>
-      <w:bookmarkStart w:id="38" w:name="_Toc4734569"/>
-      <w:bookmarkStart w:id="39" w:name="_Toc224159268"/>
-      <w:r>
-        <w:t>Set-up Considerations</w:t>
-      </w:r>
-      <w:bookmarkEnd w:id="37"/>
-      <w:bookmarkEnd w:id="38"/>
-      <w:bookmarkEnd w:id="39"/>
-    </w:p>
-    <w:p>
-      <w:r>
-        <w:t>The JCPV system is designed to run on standard county office equipment with minimal setup. Users should ensure the following conditions are met before launching the application:</w:t>
-      </w:r>
-    </w:p>
-    <w:p>
-      <w:pPr>
-        <w:pStyle w:val="Heading4"/>
-      </w:pPr>
-      <w:r>
-        <w:t>Required Equipment</w:t>
+      </w:pPr>
+      <w:r>
+        <w:t>A properly formatted CSV file is required for the system to function correctly</w:t>
       </w:r>
     </w:p>
     <w:p>
@@ -2607,7 +2343,73 @@
         </w:numPr>
       </w:pPr>
       <w:r>
-        <w:t>A Windows 10 or Windows 11 computer</w:t>
+        <w:t>A mouse and keyboard are recommended for full usability</w:t>
+      </w:r>
+    </w:p>
+    <w:p>
+      <w:r>
+        <w:t>These conditions ensure the application operates smoothly in typical county office environments.</w:t>
+      </w:r>
+    </w:p>
+    <w:p>
+      <w:pPr>
+        <w:pStyle w:val="Heading2"/>
+      </w:pPr>
+      <w:bookmarkStart w:id="31" w:name="_Toc396110070"/>
+      <w:bookmarkStart w:id="32" w:name="_Toc4734567"/>
+      <w:bookmarkStart w:id="33" w:name="_Toc224159266"/>
+      <w:r>
+        <w:lastRenderedPageBreak/>
+        <w:t>Getting Started</w:t>
+      </w:r>
+      <w:bookmarkEnd w:id="31"/>
+      <w:bookmarkEnd w:id="32"/>
+      <w:bookmarkEnd w:id="33"/>
+    </w:p>
+    <w:p>
+      <w:r>
+        <w:t>This section provides a step</w:t>
+      </w:r>
+      <w:r>
+        <w:rPr>
+          <w:rFonts w:ascii="Cambria Math" w:hAnsi="Cambria Math" w:cs="Cambria Math"/>
+        </w:rPr>
+        <w:t>‑</w:t>
+      </w:r>
+      <w:r>
+        <w:t>by</w:t>
+      </w:r>
+      <w:r>
+        <w:rPr>
+          <w:rFonts w:ascii="Cambria Math" w:hAnsi="Cambria Math" w:cs="Cambria Math"/>
+        </w:rPr>
+        <w:t>‑</w:t>
+      </w:r>
+      <w:r>
+        <w:t>step walkthrough of how to begin using the Jefferson County Property Viewer (JCPV), from launching the application to navigating its main features. The goal is to help new users understand the basic flow of the system and feel comfortable working with property data</w:t>
+      </w:r>
+      <w:r>
+        <w:t>.</w:t>
+      </w:r>
+    </w:p>
+    <w:p>
+      <w:pPr>
+        <w:pStyle w:val="Heading3"/>
+      </w:pPr>
+      <w:bookmarkStart w:id="34" w:name="_Toc396110069"/>
+      <w:bookmarkStart w:id="35" w:name="_Toc4734568"/>
+      <w:bookmarkStart w:id="36" w:name="_Toc224159267"/>
+      <w:bookmarkStart w:id="37" w:name="_Toc396110071"/>
+      <w:r>
+        <w:t>Cautions &amp; Warnings</w:t>
+      </w:r>
+      <w:bookmarkEnd w:id="34"/>
+      <w:bookmarkEnd w:id="35"/>
+      <w:bookmarkEnd w:id="36"/>
+    </w:p>
+    <w:p>
+      <w:r>
+        <w:t>Before using the JCPV system, users should be aware of the following important notices:</w:t>
       </w:r>
     </w:p>
     <w:p>
@@ -2619,7 +2421,18 @@
         </w:numPr>
       </w:pPr>
       <w:r>
-        <w:t>A functioning mouse (recommended)</w:t>
+        <w:t>Windows SmartScreen Warning:</w:t>
+      </w:r>
+    </w:p>
+    <w:p>
+      <w:r>
+        <w:t xml:space="preserve">Because the application is not signed by a recognized publisher, Windows may display a security prompt the first time it is opened. Select “More Info” </w:t>
+      </w:r>
+      <w:r>
+        <w:t>then</w:t>
+      </w:r>
+      <w:r>
+        <w:t xml:space="preserve"> “Run Anyway” to continue.</w:t>
       </w:r>
     </w:p>
     <w:p>
@@ -2631,7 +2444,35 @@
         </w:numPr>
       </w:pPr>
       <w:r>
-        <w:t>A keyboard (optional but helpful for data entry)</w:t>
+        <w:t>Government</w:t>
+      </w:r>
+      <w:r>
+        <w:rPr>
+          <w:rFonts w:ascii="Cambria Math" w:hAnsi="Cambria Math" w:cs="Cambria Math"/>
+        </w:rPr>
+        <w:t>‑</w:t>
+      </w:r>
+      <w:r>
+        <w:t>Issued Devices:</w:t>
+      </w:r>
+    </w:p>
+    <w:p>
+      <w:r>
+        <w:t xml:space="preserve">Some county laptops block unsigned applications by default. If the program </w:t>
+      </w:r>
+      <w:proofErr w:type="gramStart"/>
+      <w:r>
+        <w:t>does</w:t>
+      </w:r>
+      <w:proofErr w:type="gramEnd"/>
+      <w:r>
+        <w:t xml:space="preserve"> not open, </w:t>
+      </w:r>
+      <w:r>
+        <w:t xml:space="preserve">try again, and if it continues not to work, </w:t>
+      </w:r>
+      <w:r>
+        <w:t>contact your IT department and request that the application be approved or whitelisted.</w:t>
       </w:r>
     </w:p>
     <w:p>
@@ -2643,15 +2484,21 @@
         </w:numPr>
       </w:pPr>
       <w:r>
-        <w:t>A monitor capable of displaying standard desktop applications</w:t>
-      </w:r>
-    </w:p>
-    <w:p>
-      <w:pPr>
-        <w:pStyle w:val="Heading4"/>
-      </w:pPr>
-      <w:r>
-        <w:t>Software Requirements</w:t>
+        <w:t>Data Sensitivity:</w:t>
+      </w:r>
+    </w:p>
+    <w:p>
+      <w:r>
+        <w:t>Property records may contain internal or sensitive information. Users must follow county data</w:t>
+      </w:r>
+      <w:r>
+        <w:rPr>
+          <w:rFonts w:ascii="Cambria Math" w:hAnsi="Cambria Math" w:cs="Cambria Math"/>
+        </w:rPr>
+        <w:t>‑</w:t>
+      </w:r>
+      <w:r>
+        <w:t>handling policies when viewing, editing, or exporting CSV files.</w:t>
       </w:r>
     </w:p>
     <w:p>
@@ -2663,7 +2510,15 @@
         </w:numPr>
       </w:pPr>
       <w:r>
-        <w:t>No installation of Python or external libraries is required</w:t>
+        <w:t>File Integrity:</w:t>
+      </w:r>
+    </w:p>
+    <w:p>
+      <w:r>
+        <w:t>The application requires a properly formatted CSV file. Removing or renaming required columns may cause errors or prevent the system from loading data.</w:t>
+      </w:r>
+      <w:r>
+        <w:t xml:space="preserve"> Example files are included in the packaged app version.</w:t>
       </w:r>
     </w:p>
     <w:p>
@@ -2675,7 +2530,62 @@
         </w:numPr>
       </w:pPr>
       <w:r>
-        <w:t>Google Chrome must be installed for map screenshot generation</w:t>
+        <w:t>Internet Requirements:</w:t>
+      </w:r>
+    </w:p>
+    <w:p>
+      <w:r>
+        <w:t xml:space="preserve">Most features work offline. However, geocoding new addresses requires an active internet connection. Previously geocoded addresses </w:t>
+      </w:r>
+      <w:proofErr w:type="gramStart"/>
+      <w:r>
+        <w:t>will work</w:t>
+      </w:r>
+      <w:proofErr w:type="gramEnd"/>
+      <w:r>
+        <w:t xml:space="preserve"> offline due to the local </w:t>
+      </w:r>
+      <w:proofErr w:type="gramStart"/>
+      <w:r>
+        <w:t>cache</w:t>
+      </w:r>
+      <w:proofErr w:type="gramEnd"/>
+      <w:r>
+        <w:t>.</w:t>
+      </w:r>
+    </w:p>
+    <w:p>
+      <w:r>
+        <w:t>These cautions help ensure smooth operation and responsible data handling</w:t>
+      </w:r>
+      <w:r>
+        <w:t>.</w:t>
+      </w:r>
+    </w:p>
+    <w:p>
+      <w:pPr>
+        <w:pStyle w:val="Heading3"/>
+      </w:pPr>
+      <w:bookmarkStart w:id="38" w:name="_Toc4734569"/>
+      <w:bookmarkStart w:id="39" w:name="_Toc224159268"/>
+      <w:r>
+        <w:t>Set-up Considerations</w:t>
+      </w:r>
+      <w:bookmarkEnd w:id="37"/>
+      <w:bookmarkEnd w:id="38"/>
+      <w:bookmarkEnd w:id="39"/>
+    </w:p>
+    <w:p>
+      <w:r>
+        <w:t>The JCPV system is designed to run on standard county office equipment with minimal setup. Before launching the application, ensure the following conditions are met.</w:t>
+      </w:r>
+    </w:p>
+    <w:p>
+      <w:pPr>
+        <w:pStyle w:val="Heading4"/>
+      </w:pPr>
+      <w:r>
+        <w:t>Required Equipment</w:t>
       </w:r>
     </w:p>
     <w:p>
@@ -2683,19 +2593,11 @@
         <w:pStyle w:val="ListParagraph"/>
         <w:numPr>
           <w:ilvl w:val="0"/>
-          <w:numId w:val="36"/>
+          <w:numId w:val="35"/>
         </w:numPr>
       </w:pPr>
       <w:r>
-        <w:t>An internet connection is needed for geocoding and map creation</w:t>
-      </w:r>
-    </w:p>
-    <w:p>
-      <w:pPr>
-        <w:pStyle w:val="Heading4"/>
-      </w:pPr>
-      <w:r>
-        <w:t>File Requirements</w:t>
+        <w:t>A Windows 10 or Windows 11 computer</w:t>
       </w:r>
     </w:p>
     <w:p>
@@ -2703,11 +2605,11 @@
         <w:pStyle w:val="ListParagraph"/>
         <w:numPr>
           <w:ilvl w:val="0"/>
-          <w:numId w:val="36"/>
+          <w:numId w:val="35"/>
         </w:numPr>
       </w:pPr>
       <w:r>
-        <w:t>A CSV file containing property data</w:t>
+        <w:t>A functioning mouse (recommended for navigation)</w:t>
       </w:r>
     </w:p>
     <w:p>
@@ -2715,11 +2617,109 @@
         <w:pStyle w:val="ListParagraph"/>
         <w:numPr>
           <w:ilvl w:val="0"/>
-          <w:numId w:val="36"/>
+          <w:numId w:val="35"/>
         </w:numPr>
       </w:pPr>
       <w:r>
-        <w:t>The application’s resource folders (including shapefiles and cached maps) must remain in their original locations</w:t>
+        <w:t>A keyboard (useful for data entry)</w:t>
+      </w:r>
+    </w:p>
+    <w:p>
+      <w:pPr>
+        <w:pStyle w:val="ListParagraph"/>
+        <w:numPr>
+          <w:ilvl w:val="0"/>
+          <w:numId w:val="35"/>
+        </w:numPr>
+      </w:pPr>
+      <w:r>
+        <w:t>A monitor capable of displaying standard desktop applications</w:t>
+      </w:r>
+    </w:p>
+    <w:p>
+      <w:pPr>
+        <w:pStyle w:val="Heading4"/>
+      </w:pPr>
+      <w:r>
+        <w:t>Software Requirements</w:t>
+      </w:r>
+    </w:p>
+    <w:p>
+      <w:pPr>
+        <w:pStyle w:val="ListParagraph"/>
+        <w:numPr>
+          <w:ilvl w:val="0"/>
+          <w:numId w:val="37"/>
+        </w:numPr>
+      </w:pPr>
+      <w:r>
+        <w:t>No Python installation is required</w:t>
+      </w:r>
+    </w:p>
+    <w:p>
+      <w:pPr>
+        <w:pStyle w:val="ListParagraph"/>
+        <w:numPr>
+          <w:ilvl w:val="0"/>
+          <w:numId w:val="37"/>
+        </w:numPr>
+      </w:pPr>
+      <w:r>
+        <w:t>No external browser installation is required</w:t>
+      </w:r>
+      <w:r>
+        <w:t xml:space="preserve"> (</w:t>
+      </w:r>
+      <w:r>
+        <w:t>The application includes its own bundled Chromium renderer for map screenshots</w:t>
+      </w:r>
+      <w:r>
+        <w:t>)</w:t>
+      </w:r>
+    </w:p>
+    <w:p>
+      <w:pPr>
+        <w:pStyle w:val="ListParagraph"/>
+        <w:numPr>
+          <w:ilvl w:val="0"/>
+          <w:numId w:val="37"/>
+        </w:numPr>
+      </w:pPr>
+      <w:r>
+        <w:lastRenderedPageBreak/>
+        <w:t>An internet connection is required only for geocoding new addresses</w:t>
+      </w:r>
+    </w:p>
+    <w:p>
+      <w:pPr>
+        <w:pStyle w:val="Heading4"/>
+      </w:pPr>
+      <w:r>
+        <w:t>File Requirements</w:t>
+      </w:r>
+    </w:p>
+    <w:p>
+      <w:pPr>
+        <w:pStyle w:val="ListParagraph"/>
+        <w:numPr>
+          <w:ilvl w:val="0"/>
+          <w:numId w:val="38"/>
+        </w:numPr>
+      </w:pPr>
+      <w:r>
+        <w:t>A CSV file containing property data</w:t>
+      </w:r>
+    </w:p>
+    <w:p>
+      <w:pPr>
+        <w:pStyle w:val="ListParagraph"/>
+        <w:numPr>
+          <w:ilvl w:val="0"/>
+          <w:numId w:val="32"/>
+        </w:numPr>
+      </w:pPr>
+      <w:r>
+        <w:t>The application’s resource folders (including shapefiles, tiles, and cached maps) must remain in their original locations</w:t>
       </w:r>
     </w:p>
     <w:p>
@@ -2750,7 +2750,6 @@
     </w:p>
     <w:p>
       <w:r>
-        <w:lastRenderedPageBreak/>
         <w:t>Figure 2</w:t>
       </w:r>
       <w:r>
@@ -2789,7 +2788,7 @@
     </w:p>
     <w:p>
       <w:r>
-        <w:t>The JCPV system processes locally stored CSV files and uses online geocoding services when an internet connection is available. Users should be aware of the following:</w:t>
+        <w:t>The JCPV system processes locally stored CSV files and uses online geocoding services when needed. Users should keep the following in mind:</w:t>
       </w:r>
     </w:p>
     <w:p>
@@ -2797,11 +2796,11 @@
         <w:pStyle w:val="ListParagraph"/>
         <w:numPr>
           <w:ilvl w:val="0"/>
-          <w:numId w:val="36"/>
+          <w:numId w:val="32"/>
         </w:numPr>
       </w:pPr>
       <w:r>
-        <w:t>Windows SmartScreen may warn users about running the executable because it is not signed by a recognized publisher; users must explicitly allow the application to run.</w:t>
+        <w:t>Windows SmartScreen may warn about running the executable; users must explicitly allow it.</w:t>
       </w:r>
     </w:p>
     <w:p>
@@ -2809,11 +2808,19 @@
         <w:pStyle w:val="ListParagraph"/>
         <w:numPr>
           <w:ilvl w:val="0"/>
-          <w:numId w:val="36"/>
+          <w:numId w:val="32"/>
         </w:numPr>
       </w:pPr>
       <w:r>
-        <w:t>Geocoding requests are sent to external services (OpenStreetMap Nominatim), which may log request metadata.</w:t>
+        <w:t xml:space="preserve">Geocoding requests are sent to OpenStreetMap </w:t>
+      </w:r>
+      <w:proofErr w:type="spellStart"/>
+      <w:r>
+        <w:t>Nominatim</w:t>
+      </w:r>
+      <w:proofErr w:type="spellEnd"/>
+      <w:r>
+        <w:t>, which may log request metadata.</w:t>
       </w:r>
     </w:p>
     <w:p>
@@ -2821,23 +2828,11 @@
         <w:pStyle w:val="ListParagraph"/>
         <w:numPr>
           <w:ilvl w:val="0"/>
-          <w:numId w:val="36"/>
+          <w:numId w:val="32"/>
         </w:numPr>
       </w:pPr>
       <w:r>
-        <w:t>Local data</w:t>
-      </w:r>
-      <w:r>
-        <w:t xml:space="preserve">, </w:t>
-      </w:r>
-      <w:r>
-        <w:t>including CSV files, cached geocode results, and generated maps</w:t>
-      </w:r>
-      <w:r>
-        <w:t xml:space="preserve">, </w:t>
-      </w:r>
-      <w:r>
-        <w:t>remains stored on the user’s machine.</w:t>
+        <w:t>All local data—including CSV files, cached geocodes, and generated maps—remains on the user’s machine.</w:t>
       </w:r>
     </w:p>
     <w:p>
@@ -2845,11 +2840,23 @@
         <w:pStyle w:val="ListParagraph"/>
         <w:numPr>
           <w:ilvl w:val="0"/>
-          <w:numId w:val="36"/>
+          <w:numId w:val="32"/>
         </w:numPr>
       </w:pPr>
       <w:r>
-        <w:t>No traditional database is used; all data persists only in user</w:t>
+        <w:t>No remote database or cloud storage is used.</w:t>
+      </w:r>
+    </w:p>
+    <w:p>
+      <w:pPr>
+        <w:pStyle w:val="ListParagraph"/>
+        <w:numPr>
+          <w:ilvl w:val="0"/>
+          <w:numId w:val="32"/>
+        </w:numPr>
+      </w:pPr>
+      <w:r>
+        <w:t>Government</w:t>
       </w:r>
       <w:r>
         <w:rPr>
@@ -2858,7 +2865,36 @@
         <w:t>‑</w:t>
       </w:r>
       <w:r>
-        <w:t>managed files and local cache structures.</w:t>
+        <w:t>issued devices may block unsigned applications; IT approval may be required.</w:t>
+      </w:r>
+    </w:p>
+    <w:p>
+      <w:r>
+        <w:t>Users should handle all property data in accordance with county privacy and security policies.</w:t>
+      </w:r>
+    </w:p>
+    <w:p>
+      <w:pPr>
+        <w:pStyle w:val="Heading3"/>
+      </w:pPr>
+      <w:bookmarkStart w:id="40" w:name="_Toc396110073"/>
+      <w:bookmarkStart w:id="41" w:name="_Toc4734571"/>
+      <w:bookmarkStart w:id="42" w:name="_Toc224159270"/>
+      <w:r>
+        <w:t>Accessing the System</w:t>
+      </w:r>
+      <w:bookmarkEnd w:id="40"/>
+      <w:bookmarkEnd w:id="41"/>
+      <w:bookmarkEnd w:id="42"/>
+    </w:p>
+    <w:p>
+      <w:r>
+        <w:t>Accessing the JCPV system is simple and does not require a login or user account.</w:t>
+      </w:r>
+    </w:p>
+    <w:p>
+      <w:r>
+        <w:t>Steps to Launch the Application</w:t>
       </w:r>
     </w:p>
     <w:p>
@@ -2866,11 +2902,23 @@
         <w:pStyle w:val="ListParagraph"/>
         <w:numPr>
           <w:ilvl w:val="0"/>
-          <w:numId w:val="36"/>
+          <w:numId w:val="39"/>
         </w:numPr>
       </w:pPr>
       <w:r>
-        <w:t>Government</w:t>
+        <w:t>Locate the extracted application folder.</w:t>
+      </w:r>
+    </w:p>
+    <w:p>
+      <w:pPr>
+        <w:pStyle w:val="ListParagraph"/>
+        <w:numPr>
+          <w:ilvl w:val="0"/>
+          <w:numId w:val="39"/>
+        </w:numPr>
+      </w:pPr>
+      <w:r>
+        <w:t>Double</w:t>
       </w:r>
       <w:r>
         <w:rPr>
@@ -2879,12 +2927,385 @@
         <w:t>‑</w:t>
       </w:r>
       <w:r>
-        <w:t>issued computers may prevent the application from running; users should request IT approval if needed.</w:t>
-      </w:r>
-    </w:p>
-    <w:p>
-      <w:r>
-        <w:t>Users should ensure that any property data handled by the application is managed in accordance with county policies and privacy expectations</w:t>
+        <w:t>click the JCPV.exe file.</w:t>
+      </w:r>
+    </w:p>
+    <w:p>
+      <w:pPr>
+        <w:pStyle w:val="ListParagraph"/>
+        <w:numPr>
+          <w:ilvl w:val="0"/>
+          <w:numId w:val="39"/>
+        </w:numPr>
+      </w:pPr>
+      <w:r>
+        <w:t>If prompted by Windows SmartScreen, select More Info → Run Anyway.</w:t>
+      </w:r>
+    </w:p>
+    <w:p>
+      <w:pPr>
+        <w:pStyle w:val="ListParagraph"/>
+        <w:numPr>
+          <w:ilvl w:val="0"/>
+          <w:numId w:val="39"/>
+        </w:numPr>
+      </w:pPr>
+      <w:r>
+        <w:t>When the program opens, a file dialog will appear.</w:t>
+      </w:r>
+    </w:p>
+    <w:p>
+      <w:pPr>
+        <w:pStyle w:val="ListParagraph"/>
+        <w:numPr>
+          <w:ilvl w:val="0"/>
+          <w:numId w:val="39"/>
+        </w:numPr>
+      </w:pPr>
+      <w:r>
+        <w:t>Select the CSV file containing the property data you wish to review.</w:t>
+      </w:r>
+    </w:p>
+    <w:p>
+      <w:pPr>
+        <w:rPr>
+          <w:color w:val="FF0000"/>
+        </w:rPr>
+      </w:pPr>
+      <w:r>
+        <w:rPr>
+          <w:color w:val="FF0000"/>
+        </w:rPr>
+        <w:t>Example Launch Screen (Placeholder)</w:t>
+      </w:r>
+    </w:p>
+    <w:p>
+      <w:pPr>
+        <w:rPr>
+          <w:color w:val="FF0000"/>
+        </w:rPr>
+      </w:pPr>
+      <w:r>
+        <w:rPr>
+          <w:color w:val="FF0000"/>
+        </w:rPr>
+        <w:t>(Insert screenshot of CSV selection dialog)</w:t>
+      </w:r>
+    </w:p>
+    <w:p>
+      <w:r>
+        <w:t>Figure 2</w:t>
+      </w:r>
+      <w:r>
+        <w:rPr>
+          <w:rFonts w:ascii="Cambria Math" w:hAnsi="Cambria Math" w:cs="Cambria Math"/>
+        </w:rPr>
+        <w:t>‑</w:t>
+      </w:r>
+      <w:r>
+        <w:t>2. CSV File Selection Window</w:t>
+      </w:r>
+    </w:p>
+    <w:p>
+      <w:r>
+        <w:t xml:space="preserve">Alt text: Screenshot showing </w:t>
+      </w:r>
+      <w:proofErr w:type="gramStart"/>
+      <w:r>
+        <w:t>the file</w:t>
+      </w:r>
+      <w:proofErr w:type="gramEnd"/>
+      <w:r>
+        <w:t xml:space="preserve"> dialog prompting the user to select a CSV file.</w:t>
+      </w:r>
+    </w:p>
+    <w:p>
+      <w:r>
+        <w:t>No user IDs, passwords, or authentication steps are required.</w:t>
+      </w:r>
+    </w:p>
+    <w:p>
+      <w:pPr>
+        <w:pStyle w:val="Heading3"/>
+      </w:pPr>
+      <w:bookmarkStart w:id="43" w:name="_Toc396110074"/>
+      <w:bookmarkStart w:id="44" w:name="_Toc4734572"/>
+      <w:bookmarkStart w:id="45" w:name="_Toc224159271"/>
+      <w:r>
+        <w:lastRenderedPageBreak/>
+        <w:t>System Organization &amp; Navigation</w:t>
+      </w:r>
+      <w:bookmarkEnd w:id="43"/>
+      <w:bookmarkEnd w:id="44"/>
+      <w:bookmarkEnd w:id="45"/>
+    </w:p>
+    <w:p>
+      <w:r>
+        <w:t>The JCPV interface is organized into several key areas that guide the user through reviewing and managing property data.</w:t>
+      </w:r>
+    </w:p>
+    <w:p>
+      <w:pPr>
+        <w:pStyle w:val="Heading4"/>
+      </w:pPr>
+      <w:r>
+        <w:t>Main Window</w:t>
+      </w:r>
+    </w:p>
+    <w:p>
+      <w:r>
+        <w:t>The main window includes:</w:t>
+      </w:r>
+    </w:p>
+    <w:p>
+      <w:pPr>
+        <w:pStyle w:val="ListParagraph"/>
+        <w:numPr>
+          <w:ilvl w:val="0"/>
+          <w:numId w:val="32"/>
+        </w:numPr>
+      </w:pPr>
+      <w:r>
+        <w:t xml:space="preserve">A </w:t>
+      </w:r>
+      <w:proofErr w:type="gramStart"/>
+      <w:r>
+        <w:t>menu bar</w:t>
+      </w:r>
+      <w:proofErr w:type="gramEnd"/>
+      <w:r>
+        <w:t xml:space="preserve"> (File, Settings)</w:t>
+      </w:r>
+    </w:p>
+    <w:p>
+      <w:pPr>
+        <w:pStyle w:val="ListParagraph"/>
+        <w:numPr>
+          <w:ilvl w:val="0"/>
+          <w:numId w:val="32"/>
+        </w:numPr>
+      </w:pPr>
+      <w:r>
+        <w:t>A toolbar with quick</w:t>
+      </w:r>
+      <w:r>
+        <w:rPr>
+          <w:rFonts w:ascii="Cambria Math" w:hAnsi="Cambria Math" w:cs="Cambria Math"/>
+        </w:rPr>
+        <w:t>‑</w:t>
+      </w:r>
+      <w:r>
+        <w:t>access buttons (New, Delete, Search, Toggle Mode)</w:t>
+      </w:r>
+    </w:p>
+    <w:p>
+      <w:pPr>
+        <w:pStyle w:val="ListParagraph"/>
+        <w:numPr>
+          <w:ilvl w:val="0"/>
+          <w:numId w:val="32"/>
+        </w:numPr>
+      </w:pPr>
+      <w:r>
+        <w:t>A filter panel for narrowing down property lists</w:t>
+      </w:r>
+    </w:p>
+    <w:p>
+      <w:pPr>
+        <w:pStyle w:val="ListParagraph"/>
+        <w:numPr>
+          <w:ilvl w:val="0"/>
+          <w:numId w:val="32"/>
+        </w:numPr>
+      </w:pPr>
+      <w:r>
+        <w:t>A table view displaying all loaded property records</w:t>
+      </w:r>
+    </w:p>
+    <w:p>
+      <w:pPr>
+        <w:pStyle w:val="Heading4"/>
+      </w:pPr>
+      <w:r>
+        <w:t>Property Details Window</w:t>
+      </w:r>
+    </w:p>
+    <w:p>
+      <w:r>
+        <w:t>When a user selects a property, a new window opens showing:</w:t>
+      </w:r>
+    </w:p>
+    <w:p>
+      <w:pPr>
+        <w:pStyle w:val="ListParagraph"/>
+        <w:numPr>
+          <w:ilvl w:val="0"/>
+          <w:numId w:val="32"/>
+        </w:numPr>
+      </w:pPr>
+      <w:r>
+        <w:t>The property image (if available)</w:t>
+      </w:r>
+    </w:p>
+    <w:p>
+      <w:pPr>
+        <w:pStyle w:val="ListParagraph"/>
+        <w:numPr>
+          <w:ilvl w:val="0"/>
+          <w:numId w:val="32"/>
+        </w:numPr>
+      </w:pPr>
+      <w:r>
+        <w:t>All recorded property details</w:t>
+      </w:r>
+    </w:p>
+    <w:p>
+      <w:pPr>
+        <w:pStyle w:val="ListParagraph"/>
+        <w:numPr>
+          <w:ilvl w:val="0"/>
+          <w:numId w:val="32"/>
+        </w:numPr>
+      </w:pPr>
+      <w:r>
+        <w:t>Buttons for editing values, adding notes, or marking favorites</w:t>
+      </w:r>
+    </w:p>
+    <w:p>
+      <w:pPr>
+        <w:pStyle w:val="ListParagraph"/>
+        <w:numPr>
+          <w:ilvl w:val="0"/>
+          <w:numId w:val="32"/>
+        </w:numPr>
+      </w:pPr>
+      <w:r>
+        <w:t>A generated map preview (PNG</w:t>
+      </w:r>
+      <w:r>
+        <w:t xml:space="preserve"> linked to HTML</w:t>
+      </w:r>
+      <w:r>
+        <w:t>)</w:t>
+      </w:r>
+    </w:p>
+    <w:p>
+      <w:pPr>
+        <w:pStyle w:val="Heading5"/>
+      </w:pPr>
+      <w:r>
+        <w:t>Map Generation</w:t>
+      </w:r>
+    </w:p>
+    <w:p>
+      <w:r>
+        <w:t>Users can:</w:t>
+      </w:r>
+    </w:p>
+    <w:p>
+      <w:pPr>
+        <w:pStyle w:val="ListParagraph"/>
+        <w:numPr>
+          <w:ilvl w:val="0"/>
+          <w:numId w:val="32"/>
+        </w:numPr>
+      </w:pPr>
+      <w:r>
+        <w:t>Generate an individual map by selecting a property</w:t>
+      </w:r>
+    </w:p>
+    <w:p>
+      <w:pPr>
+        <w:pStyle w:val="ListParagraph"/>
+        <w:numPr>
+          <w:ilvl w:val="0"/>
+          <w:numId w:val="32"/>
+        </w:numPr>
+      </w:pPr>
+      <w:r>
+        <w:t>Generate a full</w:t>
+      </w:r>
+      <w:r>
+        <w:rPr>
+          <w:rFonts w:ascii="Cambria Math" w:hAnsi="Cambria Math" w:cs="Cambria Math"/>
+        </w:rPr>
+        <w:t>‑</w:t>
+      </w:r>
+      <w:r>
+        <w:t>county map using the Full Map button</w:t>
+      </w:r>
+    </w:p>
+    <w:p>
+      <w:r>
+        <w:t>Maps are rendered using Folium and converted to PNG using the bundled Chromium renderer.</w:t>
+      </w:r>
+    </w:p>
+    <w:p>
+      <w:pPr>
+        <w:pStyle w:val="Heading4"/>
+      </w:pPr>
+      <w:r>
+        <w:t>Navigation Flow</w:t>
+      </w:r>
+    </w:p>
+    <w:p>
+      <w:pPr>
+        <w:pStyle w:val="ListParagraph"/>
+        <w:numPr>
+          <w:ilvl w:val="1"/>
+          <w:numId w:val="33"/>
+        </w:numPr>
+      </w:pPr>
+      <w:r>
+        <w:t>Load CSV</w:t>
+      </w:r>
+    </w:p>
+    <w:p>
+      <w:pPr>
+        <w:pStyle w:val="ListParagraph"/>
+        <w:numPr>
+          <w:ilvl w:val="1"/>
+          <w:numId w:val="33"/>
+        </w:numPr>
+      </w:pPr>
+      <w:r>
+        <w:t>Filter or search for a property</w:t>
+      </w:r>
+    </w:p>
+    <w:p>
+      <w:pPr>
+        <w:pStyle w:val="ListParagraph"/>
+        <w:numPr>
+          <w:ilvl w:val="1"/>
+          <w:numId w:val="33"/>
+        </w:numPr>
+      </w:pPr>
+      <w:r>
+        <w:t>Select a property to view details</w:t>
+      </w:r>
+    </w:p>
+    <w:p>
+      <w:pPr>
+        <w:pStyle w:val="ListParagraph"/>
+        <w:numPr>
+          <w:ilvl w:val="1"/>
+          <w:numId w:val="33"/>
+        </w:numPr>
+      </w:pPr>
+      <w:r>
+        <w:t>Edit, add notes, or generate maps</w:t>
+      </w:r>
+    </w:p>
+    <w:p>
+      <w:pPr>
+        <w:pStyle w:val="ListParagraph"/>
+        <w:numPr>
+          <w:ilvl w:val="1"/>
+          <w:numId w:val="33"/>
+        </w:numPr>
+      </w:pPr>
+      <w:r>
+        <w:t>Export updated CSV if needed</w:t>
       </w:r>
       <w:r>
         <w:t>.</w:t>
@@ -2894,24 +3315,1158 @@
       <w:pPr>
         <w:pStyle w:val="Heading3"/>
       </w:pPr>
-      <w:bookmarkStart w:id="40" w:name="_Toc396110073"/>
-      <w:bookmarkStart w:id="41" w:name="_Toc4734571"/>
-      <w:bookmarkStart w:id="42" w:name="_Toc224159270"/>
-      <w:r>
-        <w:t>Accessing the System</w:t>
-      </w:r>
-      <w:bookmarkEnd w:id="40"/>
-      <w:bookmarkEnd w:id="41"/>
-      <w:bookmarkEnd w:id="42"/>
-    </w:p>
-    <w:p>
-      <w:r>
-        <w:t>Accessing the JCPV system is simple and does not require a login or user account.</w:t>
-      </w:r>
-    </w:p>
-    <w:p>
-      <w:r>
-        <w:t>Steps to Launch the Application</w:t>
+      <w:bookmarkStart w:id="46" w:name="_Toc396110075"/>
+      <w:bookmarkStart w:id="47" w:name="_Toc4734573"/>
+      <w:bookmarkStart w:id="48" w:name="_Toc224159272"/>
+      <w:r>
+        <w:t>Exiting the System</w:t>
+      </w:r>
+      <w:bookmarkEnd w:id="46"/>
+      <w:bookmarkEnd w:id="47"/>
+      <w:bookmarkEnd w:id="48"/>
+    </w:p>
+    <w:p>
+      <w:r>
+        <w:t>To exit the JCPV application:</w:t>
+      </w:r>
+    </w:p>
+    <w:p>
+      <w:pPr>
+        <w:pStyle w:val="ListParagraph"/>
+        <w:numPr>
+          <w:ilvl w:val="0"/>
+          <w:numId w:val="40"/>
+        </w:numPr>
+      </w:pPr>
+      <w:r>
+        <w:t>Save any changes by exporting the CSV (optional but recommended).</w:t>
+      </w:r>
+    </w:p>
+    <w:p>
+      <w:pPr>
+        <w:pStyle w:val="ListParagraph"/>
+        <w:numPr>
+          <w:ilvl w:val="0"/>
+          <w:numId w:val="40"/>
+        </w:numPr>
+      </w:pPr>
+      <w:r>
+        <w:t>Close any open property windows (optional).</w:t>
+      </w:r>
+    </w:p>
+    <w:p>
+      <w:pPr>
+        <w:pStyle w:val="ListParagraph"/>
+        <w:numPr>
+          <w:ilvl w:val="0"/>
+          <w:numId w:val="40"/>
+        </w:numPr>
+      </w:pPr>
+      <w:r>
+        <w:t>Close the main window using the X button in the top</w:t>
+      </w:r>
+      <w:r>
+        <w:rPr>
+          <w:rFonts w:ascii="Cambria Math" w:hAnsi="Cambria Math" w:cs="Cambria Math"/>
+        </w:rPr>
+        <w:t>‑</w:t>
+      </w:r>
+      <w:r>
+        <w:t>right corner.</w:t>
+      </w:r>
+    </w:p>
+    <w:p>
+      <w:pPr>
+        <w:pStyle w:val="ListParagraph"/>
+        <w:numPr>
+          <w:ilvl w:val="1"/>
+          <w:numId w:val="32"/>
+        </w:numPr>
+      </w:pPr>
+      <w:r>
+        <w:t>Standard shortcuts such as Alt+F4 also work.</w:t>
+      </w:r>
+    </w:p>
+    <w:p>
+      <w:r>
+        <w:t>The system does not require a logout process.</w:t>
+      </w:r>
+    </w:p>
+    <w:p>
+      <w:r>
+        <w:t xml:space="preserve">Important: The application does not automatically save </w:t>
+      </w:r>
+      <w:proofErr w:type="gramStart"/>
+      <w:r>
+        <w:t>changes</w:t>
+      </w:r>
+      <w:r>
+        <w:t>,</w:t>
+      </w:r>
+      <w:proofErr w:type="gramEnd"/>
+      <w:r>
+        <w:t xml:space="preserve"> however </w:t>
+      </w:r>
+      <w:r>
+        <w:t>it does make backups</w:t>
+      </w:r>
+      <w:r>
+        <w:t>.</w:t>
+      </w:r>
+    </w:p>
+    <w:p>
+      <w:pPr>
+        <w:pStyle w:val="ListParagraph"/>
+        <w:numPr>
+          <w:ilvl w:val="0"/>
+          <w:numId w:val="41"/>
+        </w:numPr>
+      </w:pPr>
+      <w:r>
+        <w:t>Edits are stored in memory until the user exports the CSV.</w:t>
+      </w:r>
+    </w:p>
+    <w:p>
+      <w:pPr>
+        <w:pStyle w:val="ListParagraph"/>
+        <w:numPr>
+          <w:ilvl w:val="0"/>
+          <w:numId w:val="41"/>
+        </w:numPr>
+      </w:pPr>
+      <w:r>
+        <w:t>A backup copy is created when values are modified, allowing recovery in case of unexpected errors.</w:t>
+      </w:r>
+    </w:p>
+    <w:p>
+      <w:pPr>
+        <w:pStyle w:val="Heading2"/>
+      </w:pPr>
+      <w:bookmarkStart w:id="49" w:name="_Toc396110076"/>
+      <w:bookmarkStart w:id="50" w:name="_Toc4734574"/>
+      <w:bookmarkStart w:id="51" w:name="_Toc224159273"/>
+      <w:r>
+        <w:lastRenderedPageBreak/>
+        <w:t>Using the System</w:t>
+      </w:r>
+      <w:bookmarkEnd w:id="49"/>
+      <w:bookmarkEnd w:id="50"/>
+      <w:bookmarkEnd w:id="51"/>
+    </w:p>
+    <w:p>
+      <w:bookmarkStart w:id="52" w:name="_Toc396110077"/>
+      <w:bookmarkStart w:id="53" w:name="_Toc4734575"/>
+      <w:bookmarkStart w:id="54" w:name="_Toc224159274"/>
+      <w:r>
+        <w:t>This section provides detailed instructions for using the Jefferson County Property Viewer (JCPV). Each major feature of the system is described in its own subsection, including required inputs, system</w:t>
+      </w:r>
+      <w:r>
+        <w:rPr>
+          <w:rFonts w:ascii="Cambria Math" w:hAnsi="Cambria Math" w:cs="Cambria Math"/>
+        </w:rPr>
+        <w:t>‑</w:t>
+      </w:r>
+      <w:r>
+        <w:t>generated outputs, and any special behaviors or caveats. Where appropriate, placeholders for screenshots are included so that visual examples can be added later.</w:t>
+      </w:r>
+    </w:p>
+    <w:p>
+      <w:pPr>
+        <w:pStyle w:val="Heading3"/>
+      </w:pPr>
+      <w:r>
+        <w:t>Loading and Managing Property Data</w:t>
+      </w:r>
+      <w:bookmarkEnd w:id="52"/>
+      <w:bookmarkEnd w:id="53"/>
+      <w:bookmarkEnd w:id="54"/>
+    </w:p>
+    <w:p>
+      <w:r>
+        <w:t>The core function of the JCPV system is loading, displaying, and managing property records stored in a CSV file. This feature is accessed immediately upon launching the application.</w:t>
+      </w:r>
+    </w:p>
+    <w:p>
+      <w:pPr>
+        <w:pStyle w:val="Heading4"/>
+        <w:rPr>
+          <w:rFonts w:ascii="Trebuchet MS" w:hAnsi="Trebuchet MS"/>
+        </w:rPr>
+      </w:pPr>
+      <w:bookmarkStart w:id="55" w:name="_Toc396110078"/>
+      <w:bookmarkStart w:id="56" w:name="_Toc4734576"/>
+      <w:r>
+        <w:rPr>
+          <w:rFonts w:ascii="Trebuchet MS" w:hAnsi="Trebuchet MS"/>
+        </w:rPr>
+        <w:t>Loading a CSV File</w:t>
+      </w:r>
+      <w:bookmarkEnd w:id="55"/>
+      <w:bookmarkEnd w:id="56"/>
+    </w:p>
+    <w:p>
+      <w:r>
+        <w:t>When the application starts, users are prompted to select a CSV file containing property data. The CSV must include the expected column names used by the system (e.g., address fields, blight indicators, timestamps).</w:t>
+      </w:r>
+    </w:p>
+    <w:p>
+      <w:r>
+        <w:t>Input Requirements</w:t>
+      </w:r>
+    </w:p>
+    <w:p>
+      <w:pPr>
+        <w:pStyle w:val="ListParagraph"/>
+        <w:numPr>
+          <w:ilvl w:val="0"/>
+          <w:numId w:val="41"/>
+        </w:numPr>
+      </w:pPr>
+      <w:r>
+        <w:t>A properly formatted CSV file</w:t>
+      </w:r>
+    </w:p>
+    <w:p>
+      <w:pPr>
+        <w:pStyle w:val="ListParagraph"/>
+        <w:numPr>
+          <w:ilvl w:val="0"/>
+          <w:numId w:val="41"/>
+        </w:numPr>
+      </w:pPr>
+      <w:r>
+        <w:t>Columns must not be renamed or removed</w:t>
+      </w:r>
+    </w:p>
+    <w:p>
+      <w:pPr>
+        <w:pStyle w:val="ListParagraph"/>
+        <w:numPr>
+          <w:ilvl w:val="0"/>
+          <w:numId w:val="41"/>
+        </w:numPr>
+      </w:pPr>
+      <w:r>
+        <w:t>File must be accessible on the local machine</w:t>
+      </w:r>
+    </w:p>
+    <w:p>
+      <w:r>
+        <w:t>System Output</w:t>
+      </w:r>
+    </w:p>
+    <w:p>
+      <w:pPr>
+        <w:pStyle w:val="ListParagraph"/>
+        <w:numPr>
+          <w:ilvl w:val="0"/>
+          <w:numId w:val="41"/>
+        </w:numPr>
+      </w:pPr>
+      <w:r>
+        <w:t xml:space="preserve">The CSV is loaded into an </w:t>
+      </w:r>
+      <w:proofErr w:type="gramStart"/>
+      <w:r>
+        <w:t xml:space="preserve">internal pandas </w:t>
+      </w:r>
+      <w:proofErr w:type="spellStart"/>
+      <w:r>
+        <w:t>DataFrame</w:t>
+      </w:r>
+      <w:proofErr w:type="spellEnd"/>
+      <w:proofErr w:type="gramEnd"/>
+    </w:p>
+    <w:p>
+      <w:pPr>
+        <w:pStyle w:val="ListParagraph"/>
+        <w:numPr>
+          <w:ilvl w:val="0"/>
+          <w:numId w:val="41"/>
+        </w:numPr>
+      </w:pPr>
+      <w:r>
+        <w:t>All records appear in the main table view</w:t>
+      </w:r>
+    </w:p>
+    <w:p>
+      <w:pPr>
+        <w:pStyle w:val="ListParagraph"/>
+        <w:numPr>
+          <w:ilvl w:val="0"/>
+          <w:numId w:val="41"/>
+        </w:numPr>
+      </w:pPr>
+      <w:r>
+        <w:t>Filters and sorting options become available</w:t>
+      </w:r>
+    </w:p>
+    <w:p>
+      <w:pPr>
+        <w:rPr>
+          <w:color w:val="FF0000"/>
+        </w:rPr>
+      </w:pPr>
+      <w:r>
+        <w:rPr>
+          <w:color w:val="FF0000"/>
+        </w:rPr>
+        <w:t>Example Screen (Placeholder)</w:t>
+      </w:r>
+    </w:p>
+    <w:p>
+      <w:pPr>
+        <w:rPr>
+          <w:color w:val="FF0000"/>
+        </w:rPr>
+      </w:pPr>
+      <w:r>
+        <w:rPr>
+          <w:color w:val="FF0000"/>
+        </w:rPr>
+        <w:t>(Insert screenshot of CSV selection dialog)</w:t>
+      </w:r>
+    </w:p>
+    <w:p>
+      <w:r>
+        <w:t>Figure 3</w:t>
+      </w:r>
+      <w:r>
+        <w:rPr>
+          <w:rFonts w:ascii="Cambria Math" w:hAnsi="Cambria Math" w:cs="Cambria Math"/>
+        </w:rPr>
+        <w:t>‑</w:t>
+      </w:r>
+      <w:r>
+        <w:t>1. CSV File Selection Window</w:t>
+      </w:r>
+    </w:p>
+    <w:p>
+      <w:r>
+        <w:t>Alt text: File dialog prompting the user to select a CSV file.</w:t>
+      </w:r>
+    </w:p>
+    <w:p>
+      <w:pPr>
+        <w:pStyle w:val="Heading3"/>
+      </w:pPr>
+      <w:r>
+        <w:t>Viewing and Navigating Property Records</w:t>
+      </w:r>
+    </w:p>
+    <w:p>
+      <w:r>
+        <w:t xml:space="preserve">Once a CSV is loaded, the main window displays all property entries </w:t>
+      </w:r>
+      <w:proofErr w:type="gramStart"/>
+      <w:r>
+        <w:t>in</w:t>
+      </w:r>
+      <w:proofErr w:type="gramEnd"/>
+      <w:r>
+        <w:t xml:space="preserve"> a sortable, filterable table.</w:t>
+      </w:r>
+    </w:p>
+    <w:p>
+      <w:pPr>
+        <w:pStyle w:val="Heading4"/>
+      </w:pPr>
+      <w:r>
+        <w:t>Table View and Sorting</w:t>
+      </w:r>
+    </w:p>
+    <w:p>
+      <w:r>
+        <w:t>Users can click any column header to sort the table by that field. Sorting toggles between ascending and descending order.</w:t>
+      </w:r>
+    </w:p>
+    <w:p>
+      <w:r>
+        <w:t>System Behavior</w:t>
+      </w:r>
+    </w:p>
+    <w:p>
+      <w:pPr>
+        <w:pStyle w:val="ListParagraph"/>
+        <w:numPr>
+          <w:ilvl w:val="0"/>
+          <w:numId w:val="41"/>
+        </w:numPr>
+      </w:pPr>
+      <w:r>
+        <w:t>Sorting is performed in</w:t>
+      </w:r>
+      <w:r>
+        <w:rPr>
+          <w:rFonts w:ascii="Cambria Math" w:hAnsi="Cambria Math" w:cs="Cambria Math"/>
+        </w:rPr>
+        <w:t>‑</w:t>
+      </w:r>
+      <w:r>
+        <w:t>memory</w:t>
+      </w:r>
+    </w:p>
+    <w:p>
+      <w:pPr>
+        <w:pStyle w:val="ListParagraph"/>
+        <w:numPr>
+          <w:ilvl w:val="0"/>
+          <w:numId w:val="41"/>
+        </w:numPr>
+      </w:pPr>
+      <w:r>
+        <w:t>Numeric and date fields are automatically interpreted when possible</w:t>
+      </w:r>
+    </w:p>
+    <w:p>
+      <w:pPr>
+        <w:pStyle w:val="ListParagraph"/>
+        <w:numPr>
+          <w:ilvl w:val="0"/>
+          <w:numId w:val="41"/>
+        </w:numPr>
+      </w:pPr>
+      <w:r>
+        <w:t>The table updates instantly without modifying the underlying CSV</w:t>
+      </w:r>
+    </w:p>
+    <w:p>
+      <w:pPr>
+        <w:pStyle w:val="Heading4"/>
+      </w:pPr>
+      <w:r>
+        <w:t>Filtering Records</w:t>
+      </w:r>
+    </w:p>
+    <w:p>
+      <w:r>
+        <w:t>The filter panel allows users to narrow the list of properties based on:</w:t>
+      </w:r>
+    </w:p>
+    <w:p>
+      <w:pPr>
+        <w:pStyle w:val="ListParagraph"/>
+        <w:numPr>
+          <w:ilvl w:val="0"/>
+          <w:numId w:val="41"/>
+        </w:numPr>
+      </w:pPr>
+      <w:r>
+        <w:lastRenderedPageBreak/>
+        <w:t>Blighted status</w:t>
+      </w:r>
+    </w:p>
+    <w:p>
+      <w:pPr>
+        <w:pStyle w:val="ListParagraph"/>
+        <w:numPr>
+          <w:ilvl w:val="0"/>
+          <w:numId w:val="41"/>
+        </w:numPr>
+      </w:pPr>
+      <w:r>
+        <w:t>Vacancy status</w:t>
+      </w:r>
+    </w:p>
+    <w:p>
+      <w:pPr>
+        <w:pStyle w:val="ListParagraph"/>
+        <w:numPr>
+          <w:ilvl w:val="0"/>
+          <w:numId w:val="41"/>
+        </w:numPr>
+      </w:pPr>
+      <w:r>
+        <w:t>Commercial/Residential use</w:t>
+      </w:r>
+    </w:p>
+    <w:p>
+      <w:pPr>
+        <w:pStyle w:val="ListParagraph"/>
+        <w:numPr>
+          <w:ilvl w:val="0"/>
+          <w:numId w:val="41"/>
+        </w:numPr>
+      </w:pPr>
+      <w:r>
+        <w:t>City or municipality</w:t>
+      </w:r>
+    </w:p>
+    <w:p>
+      <w:pPr>
+        <w:pStyle w:val="ListParagraph"/>
+        <w:numPr>
+          <w:ilvl w:val="0"/>
+          <w:numId w:val="41"/>
+        </w:numPr>
+      </w:pPr>
+      <w:r>
+        <w:t>Date ranges</w:t>
+      </w:r>
+    </w:p>
+    <w:p>
+      <w:pPr>
+        <w:pStyle w:val="ListParagraph"/>
+        <w:numPr>
+          <w:ilvl w:val="0"/>
+          <w:numId w:val="41"/>
+        </w:numPr>
+      </w:pPr>
+      <w:r>
+        <w:t>Zip code</w:t>
+      </w:r>
+    </w:p>
+    <w:p>
+      <w:pPr>
+        <w:pStyle w:val="ListParagraph"/>
+        <w:numPr>
+          <w:ilvl w:val="0"/>
+          <w:numId w:val="41"/>
+        </w:numPr>
+      </w:pPr>
+      <w:r>
+        <w:t>Last modified time</w:t>
+      </w:r>
+    </w:p>
+    <w:p>
+      <w:pPr>
+        <w:pStyle w:val="ListParagraph"/>
+        <w:numPr>
+          <w:ilvl w:val="0"/>
+          <w:numId w:val="41"/>
+        </w:numPr>
+      </w:pPr>
+      <w:r>
+        <w:t>Free</w:t>
+      </w:r>
+      <w:r>
+        <w:rPr>
+          <w:rFonts w:ascii="Cambria Math" w:hAnsi="Cambria Math" w:cs="Cambria Math"/>
+        </w:rPr>
+        <w:t>‑</w:t>
+      </w:r>
+      <w:r>
+        <w:t>text search</w:t>
+      </w:r>
+    </w:p>
+    <w:p>
+      <w:r>
+        <w:t>Output</w:t>
+      </w:r>
+    </w:p>
+    <w:p>
+      <w:pPr>
+        <w:pStyle w:val="ListParagraph"/>
+        <w:numPr>
+          <w:ilvl w:val="0"/>
+          <w:numId w:val="41"/>
+        </w:numPr>
+      </w:pPr>
+      <w:r>
+        <w:t xml:space="preserve">The table </w:t>
+      </w:r>
+      <w:proofErr w:type="gramStart"/>
+      <w:r>
+        <w:t>updates to</w:t>
+      </w:r>
+      <w:proofErr w:type="gramEnd"/>
+      <w:r>
+        <w:t xml:space="preserve"> show only matching records</w:t>
+      </w:r>
+    </w:p>
+    <w:p>
+      <w:pPr>
+        <w:pStyle w:val="ListParagraph"/>
+        <w:numPr>
+          <w:ilvl w:val="0"/>
+          <w:numId w:val="41"/>
+        </w:numPr>
+      </w:pPr>
+      <w:r>
+        <w:t>Filters do not alter the underlying data</w:t>
+      </w:r>
+    </w:p>
+    <w:p>
+      <w:pPr>
+        <w:rPr>
+          <w:color w:val="FF0000"/>
+        </w:rPr>
+      </w:pPr>
+      <w:r>
+        <w:rPr>
+          <w:color w:val="FF0000"/>
+        </w:rPr>
+        <w:t>Example Screen (Placeholder)</w:t>
+      </w:r>
+    </w:p>
+    <w:p>
+      <w:pPr>
+        <w:rPr>
+          <w:color w:val="FF0000"/>
+        </w:rPr>
+      </w:pPr>
+      <w:r>
+        <w:rPr>
+          <w:color w:val="FF0000"/>
+        </w:rPr>
+        <w:t>(Insert screenshot of filter panel)</w:t>
+      </w:r>
+    </w:p>
+    <w:p>
+      <w:r>
+        <w:t>Figure 3</w:t>
+      </w:r>
+      <w:r>
+        <w:rPr>
+          <w:rFonts w:ascii="Cambria Math" w:hAnsi="Cambria Math" w:cs="Cambria Math"/>
+        </w:rPr>
+        <w:t>‑</w:t>
+      </w:r>
+      <w:r>
+        <w:t>2. Filter and Sort Panel</w:t>
+      </w:r>
+    </w:p>
+    <w:p>
+      <w:r>
+        <w:t>Alt text: Filter options for narrowing down property records.</w:t>
+      </w:r>
+    </w:p>
+    <w:p/>
+    <w:p>
+      <w:pPr>
+        <w:pStyle w:val="Heading3"/>
+      </w:pPr>
+      <w:r>
+        <w:t>Viewing Property Details</w:t>
+      </w:r>
+    </w:p>
+    <w:p>
+      <w:r>
+        <w:t xml:space="preserve">Selecting </w:t>
+      </w:r>
+      <w:proofErr w:type="gramStart"/>
+      <w:r>
+        <w:t>a property</w:t>
+      </w:r>
+      <w:proofErr w:type="gramEnd"/>
+      <w:r>
+        <w:t xml:space="preserve"> from the main table opens a dedicated details window.</w:t>
+      </w:r>
+    </w:p>
+    <w:p>
+      <w:pPr>
+        <w:pStyle w:val="Heading4"/>
+      </w:pPr>
+      <w:r>
+        <w:t xml:space="preserve"> Property Details Window</w:t>
+      </w:r>
+    </w:p>
+    <w:p>
+      <w:r>
+        <w:t>This window displays:</w:t>
+      </w:r>
+    </w:p>
+    <w:p>
+      <w:pPr>
+        <w:pStyle w:val="ListParagraph"/>
+        <w:numPr>
+          <w:ilvl w:val="0"/>
+          <w:numId w:val="41"/>
+        </w:numPr>
+      </w:pPr>
+      <w:r>
+        <w:t>A property image (loaded from a URL or local file)</w:t>
+      </w:r>
+    </w:p>
+    <w:p>
+      <w:pPr>
+        <w:pStyle w:val="ListParagraph"/>
+        <w:numPr>
+          <w:ilvl w:val="0"/>
+          <w:numId w:val="41"/>
+        </w:numPr>
+      </w:pPr>
+      <w:r>
+        <w:t>All recorded data fields</w:t>
+      </w:r>
+    </w:p>
+    <w:p>
+      <w:pPr>
+        <w:pStyle w:val="ListParagraph"/>
+        <w:numPr>
+          <w:ilvl w:val="0"/>
+          <w:numId w:val="41"/>
+        </w:numPr>
+      </w:pPr>
+      <w:r>
+        <w:t>Buttons for editing values, adding notes, or marking the property as a favorite</w:t>
+      </w:r>
+    </w:p>
+    <w:p>
+      <w:pPr>
+        <w:pStyle w:val="ListParagraph"/>
+        <w:numPr>
+          <w:ilvl w:val="0"/>
+          <w:numId w:val="41"/>
+        </w:numPr>
+      </w:pPr>
+      <w:r>
+        <w:t xml:space="preserve">A map preview generated from </w:t>
+      </w:r>
+      <w:proofErr w:type="gramStart"/>
+      <w:r>
+        <w:t>cached</w:t>
+      </w:r>
+      <w:proofErr w:type="gramEnd"/>
+      <w:r>
+        <w:t xml:space="preserve"> or newly created map files</w:t>
+      </w:r>
+    </w:p>
+    <w:p>
+      <w:r>
+        <w:t>System Output</w:t>
+      </w:r>
+    </w:p>
+    <w:p>
+      <w:pPr>
+        <w:pStyle w:val="ListParagraph"/>
+        <w:numPr>
+          <w:ilvl w:val="0"/>
+          <w:numId w:val="41"/>
+        </w:numPr>
+      </w:pPr>
+      <w:r>
+        <w:t>The image is resized dynamically to fit the window</w:t>
+      </w:r>
+    </w:p>
+    <w:p>
+      <w:pPr>
+        <w:pStyle w:val="ListParagraph"/>
+        <w:numPr>
+          <w:ilvl w:val="0"/>
+          <w:numId w:val="41"/>
+        </w:numPr>
+      </w:pPr>
+      <w:r>
+        <w:t>Missing or invalid images display a placeholder message</w:t>
+      </w:r>
+    </w:p>
+    <w:p>
+      <w:pPr>
+        <w:pStyle w:val="ListParagraph"/>
+        <w:numPr>
+          <w:ilvl w:val="0"/>
+          <w:numId w:val="41"/>
+        </w:numPr>
+      </w:pPr>
+      <w:r>
+        <w:t>Map previews are loaded from PNG files generated by the mapping subsystem</w:t>
+      </w:r>
+    </w:p>
+    <w:p>
+      <w:pPr>
+        <w:rPr>
+          <w:color w:val="FF0000"/>
+        </w:rPr>
+      </w:pPr>
+      <w:r>
+        <w:rPr>
+          <w:color w:val="FF0000"/>
+        </w:rPr>
+        <w:t>Example Screen (Placeholder)</w:t>
+      </w:r>
+    </w:p>
+    <w:p>
+      <w:pPr>
+        <w:rPr>
+          <w:color w:val="FF0000"/>
+        </w:rPr>
+      </w:pPr>
+      <w:r>
+        <w:rPr>
+          <w:color w:val="FF0000"/>
+        </w:rPr>
+        <w:t>(Insert screenshot of property details window)</w:t>
+      </w:r>
+    </w:p>
+    <w:p>
+      <w:r>
+        <w:t>Figure 3</w:t>
+      </w:r>
+      <w:r>
+        <w:rPr>
+          <w:rFonts w:ascii="Cambria Math" w:hAnsi="Cambria Math" w:cs="Cambria Math"/>
+        </w:rPr>
+        <w:t>‑</w:t>
+      </w:r>
+      <w:r>
+        <w:t>3. Property Details Window</w:t>
+      </w:r>
+    </w:p>
+    <w:p>
+      <w:r>
+        <w:t>Alt text: Window showing property image, details, and action buttons.</w:t>
+      </w:r>
+    </w:p>
+    <w:p>
+      <w:pPr>
+        <w:pStyle w:val="Heading3"/>
+      </w:pPr>
+      <w:r>
+        <w:t>Editing Property Records</w:t>
+      </w:r>
+    </w:p>
+    <w:p>
+      <w:r>
+        <w:t>Users can modify property information directly from the details window.</w:t>
+      </w:r>
+    </w:p>
+    <w:p>
+      <w:pPr>
+        <w:pStyle w:val="Heading4"/>
+      </w:pPr>
+      <w:r>
+        <w:t>Editing Values</w:t>
+      </w:r>
+    </w:p>
+    <w:p>
+      <w:r>
+        <w:t>Clicking Edit Property Values opens a form where users can update any field.</w:t>
+      </w:r>
+    </w:p>
+    <w:p>
+      <w:r>
+        <w:lastRenderedPageBreak/>
+        <w:t>Input</w:t>
+      </w:r>
+    </w:p>
+    <w:p>
+      <w:pPr>
+        <w:pStyle w:val="ListParagraph"/>
+        <w:numPr>
+          <w:ilvl w:val="0"/>
+          <w:numId w:val="41"/>
+        </w:numPr>
+      </w:pPr>
+      <w:r>
+        <w:t>Text fields, dropdowns, and checkboxes depending on the data type</w:t>
+      </w:r>
+    </w:p>
+    <w:p>
+      <w:r>
+        <w:t>Output</w:t>
+      </w:r>
+    </w:p>
+    <w:p>
+      <w:pPr>
+        <w:pStyle w:val="ListParagraph"/>
+        <w:numPr>
+          <w:ilvl w:val="0"/>
+          <w:numId w:val="41"/>
+        </w:numPr>
+      </w:pPr>
+      <w:r>
+        <w:t>Updated values appear immediately in the table</w:t>
+      </w:r>
+    </w:p>
+    <w:p>
+      <w:pPr>
+        <w:pStyle w:val="ListParagraph"/>
+        <w:numPr>
+          <w:ilvl w:val="0"/>
+          <w:numId w:val="41"/>
+        </w:numPr>
+      </w:pPr>
+      <w:r>
+        <w:t>Changes are stored in memory until the user exports the CSV</w:t>
+      </w:r>
+    </w:p>
+    <w:p>
+      <w:pPr>
+        <w:pStyle w:val="ListParagraph"/>
+        <w:numPr>
+          <w:ilvl w:val="0"/>
+          <w:numId w:val="41"/>
+        </w:numPr>
+      </w:pPr>
+      <w:r>
+        <w:t>A backup copy is created automatically for safety</w:t>
+      </w:r>
+    </w:p>
+    <w:p>
+      <w:pPr>
+        <w:pStyle w:val="Heading4"/>
+      </w:pPr>
+      <w:r>
+        <w:t>A</w:t>
+      </w:r>
+      <w:r>
+        <w:t>dding Notes</w:t>
+      </w:r>
+    </w:p>
+    <w:p>
+      <w:r>
+        <w:t>The Add Note button allows users to append comments or observations to a property record.</w:t>
+      </w:r>
+    </w:p>
+    <w:p/>
+    <w:p>
+      <w:pPr>
+        <w:pStyle w:val="Heading3"/>
+      </w:pPr>
+      <w:r>
+        <w:t>Creating and Deleting Properties</w:t>
+      </w:r>
+    </w:p>
+    <w:p>
+      <w:pPr>
+        <w:pStyle w:val="Heading4"/>
+      </w:pPr>
+      <w:r>
+        <w:t>Creating a New Property</w:t>
+      </w:r>
+    </w:p>
+    <w:p>
+      <w:r>
+        <w:t>Selecting New from the toolbar opens a blank form where users can enter:</w:t>
+      </w:r>
+    </w:p>
+    <w:p>
+      <w:pPr>
+        <w:pStyle w:val="ListParagraph"/>
+        <w:numPr>
+          <w:ilvl w:val="0"/>
+          <w:numId w:val="41"/>
+        </w:numPr>
+      </w:pPr>
+      <w:r>
+        <w:t>Address information</w:t>
+      </w:r>
+    </w:p>
+    <w:p>
+      <w:pPr>
+        <w:pStyle w:val="ListParagraph"/>
+        <w:numPr>
+          <w:ilvl w:val="0"/>
+          <w:numId w:val="41"/>
+        </w:numPr>
+      </w:pPr>
+      <w:r>
+        <w:t>Property characteristics</w:t>
+      </w:r>
+    </w:p>
+    <w:p>
+      <w:pPr>
+        <w:pStyle w:val="ListParagraph"/>
+        <w:numPr>
+          <w:ilvl w:val="0"/>
+          <w:numId w:val="41"/>
+        </w:numPr>
+      </w:pPr>
+      <w:r>
+        <w:t>Submitter information</w:t>
+      </w:r>
+    </w:p>
+    <w:p>
+      <w:pPr>
+        <w:pStyle w:val="ListParagraph"/>
+        <w:numPr>
+          <w:ilvl w:val="0"/>
+          <w:numId w:val="41"/>
+        </w:numPr>
+      </w:pPr>
+      <w:r>
+        <w:t>Optional notes</w:t>
+      </w:r>
+    </w:p>
+    <w:p>
+      <w:r>
+        <w:t xml:space="preserve">Once saved, the new entry appears </w:t>
+      </w:r>
+      <w:proofErr w:type="gramStart"/>
+      <w:r>
+        <w:t>in</w:t>
+      </w:r>
+      <w:proofErr w:type="gramEnd"/>
+      <w:r>
+        <w:t xml:space="preserve"> the main table.</w:t>
+      </w:r>
+    </w:p>
+    <w:p>
+      <w:pPr>
+        <w:pStyle w:val="Heading4"/>
+      </w:pPr>
+      <w:r>
+        <w:t xml:space="preserve">Deleting a </w:t>
+      </w:r>
+      <w:proofErr w:type="gramStart"/>
+      <w:r>
+        <w:t>Property</w:t>
+      </w:r>
+      <w:proofErr w:type="gramEnd"/>
+    </w:p>
+    <w:p>
+      <w:r>
+        <w:t xml:space="preserve">The Delete button removes the selected record from </w:t>
+      </w:r>
+      <w:proofErr w:type="gramStart"/>
+      <w:r>
+        <w:t>the in</w:t>
+      </w:r>
+      <w:r>
+        <w:rPr>
+          <w:rFonts w:ascii="Cambria Math" w:hAnsi="Cambria Math" w:cs="Cambria Math"/>
+        </w:rPr>
+        <w:t>‑</w:t>
+      </w:r>
+      <w:proofErr w:type="gramEnd"/>
+      <w:r>
+        <w:t>memory dataset.</w:t>
+      </w:r>
+    </w:p>
+    <w:p>
+      <w:r>
+        <w:t>Caveat:</w:t>
+      </w:r>
+    </w:p>
+    <w:p>
+      <w:r>
+        <w:t>Deletion is permanent within the session but does not affect the CSV until exported.</w:t>
+      </w:r>
+    </w:p>
+    <w:p>
+      <w:pPr>
+        <w:pStyle w:val="Heading3"/>
+      </w:pPr>
+      <w:r>
+        <w:t>Map Generation</w:t>
+      </w:r>
+    </w:p>
+    <w:p>
+      <w:r>
+        <w:t>The JCPV includes built</w:t>
+      </w:r>
+      <w:r>
+        <w:rPr>
+          <w:rFonts w:ascii="Cambria Math" w:hAnsi="Cambria Math" w:cs="Cambria Math"/>
+        </w:rPr>
+        <w:t>‑</w:t>
+      </w:r>
+      <w:r>
+        <w:t>in mapping features that visualize property locations using Folium and a bundled Chromium renderer.</w:t>
+      </w:r>
+    </w:p>
+    <w:p>
+      <w:pPr>
+        <w:pStyle w:val="Heading4"/>
+      </w:pPr>
+      <w:r>
+        <w:t>Individual Property Maps</w:t>
+      </w:r>
+    </w:p>
+    <w:p>
+      <w:r>
+        <w:t>When a property is selected, the system:</w:t>
+      </w:r>
+    </w:p>
+    <w:p>
+      <w:pPr>
+        <w:pStyle w:val="ListParagraph"/>
+        <w:numPr>
+          <w:ilvl w:val="0"/>
+          <w:numId w:val="43"/>
+        </w:numPr>
+      </w:pPr>
+      <w:proofErr w:type="gramStart"/>
+      <w:r>
+        <w:t>Builds</w:t>
+      </w:r>
+      <w:proofErr w:type="gramEnd"/>
+      <w:r>
+        <w:t xml:space="preserve"> a clean address string</w:t>
+      </w:r>
+    </w:p>
+    <w:p>
+      <w:pPr>
+        <w:pStyle w:val="ListParagraph"/>
+        <w:numPr>
+          <w:ilvl w:val="0"/>
+          <w:numId w:val="43"/>
+        </w:numPr>
+      </w:pPr>
+      <w:r>
+        <w:t>Geocodes the address (using cache when possible)</w:t>
+      </w:r>
+    </w:p>
+    <w:p>
+      <w:pPr>
+        <w:pStyle w:val="ListParagraph"/>
+        <w:numPr>
+          <w:ilvl w:val="0"/>
+          <w:numId w:val="43"/>
+        </w:numPr>
+      </w:pPr>
+      <w:r>
+        <w:t>Generates an HTML map centered on the property</w:t>
+      </w:r>
+    </w:p>
+    <w:p>
+      <w:pPr>
+        <w:pStyle w:val="ListParagraph"/>
+        <w:numPr>
+          <w:ilvl w:val="0"/>
+          <w:numId w:val="43"/>
+        </w:numPr>
+      </w:pPr>
+      <w:r>
+        <w:t>Converts the HTML to a PNG using headless Chromium</w:t>
+      </w:r>
+    </w:p>
+    <w:p>
+      <w:pPr>
+        <w:pStyle w:val="ListParagraph"/>
+        <w:numPr>
+          <w:ilvl w:val="0"/>
+          <w:numId w:val="43"/>
+        </w:numPr>
+      </w:pPr>
+      <w:r>
+        <w:t>Displays the PNG in the details window</w:t>
+      </w:r>
+    </w:p>
+    <w:p>
+      <w:r>
+        <w:t>Regen Map Option</w:t>
+      </w:r>
+    </w:p>
+    <w:p>
+      <w:pPr>
+        <w:pStyle w:val="ListParagraph"/>
+        <w:numPr>
+          <w:ilvl w:val="0"/>
+          <w:numId w:val="41"/>
+        </w:numPr>
+      </w:pPr>
+      <w:r>
+        <w:t>If enabled, the system regenerates the map even if cached versions exist</w:t>
+      </w:r>
+    </w:p>
+    <w:p>
+      <w:pPr>
+        <w:pStyle w:val="Heading4"/>
+      </w:pPr>
+      <w:r>
+        <w:lastRenderedPageBreak/>
+        <w:t>Full</w:t>
+      </w:r>
+      <w:r>
+        <w:rPr>
+          <w:rFonts w:ascii="Cambria Math" w:hAnsi="Cambria Math" w:cs="Cambria Math"/>
+        </w:rPr>
+        <w:t>‑</w:t>
+      </w:r>
+      <w:r>
+        <w:t>County Map</w:t>
       </w:r>
     </w:p>
     <w:p>
@@ -2923,7 +4478,16 @@
         </w:numPr>
       </w:pPr>
       <w:r>
-        <w:t>Locate the extracted application folder.</w:t>
+        <w:t>The Full Map button generates a county</w:t>
+      </w:r>
+      <w:r>
+        <w:rPr>
+          <w:rFonts w:ascii="Cambria Math" w:hAnsi="Cambria Math" w:cs="Cambria Math"/>
+        </w:rPr>
+        <w:t>‑</w:t>
+      </w:r>
+      <w:r>
+        <w:t>wide visualization:</w:t>
       </w:r>
     </w:p>
     <w:p>
@@ -2935,16 +4499,7 @@
         </w:numPr>
       </w:pPr>
       <w:r>
-        <w:t>Double</w:t>
-      </w:r>
-      <w:r>
-        <w:rPr>
-          <w:rFonts w:ascii="Cambria Math" w:hAnsi="Cambria Math" w:cs="Cambria Math"/>
-        </w:rPr>
-        <w:t>‑</w:t>
-      </w:r>
-      <w:r>
-        <w:t>click the JCPV.exe file.</w:t>
+        <w:t>All geocoded properties are plotted</w:t>
       </w:r>
     </w:p>
     <w:p>
@@ -2956,7 +4511,16 @@
         </w:numPr>
       </w:pPr>
       <w:r>
-        <w:t>If prompted by Windows SmartScreen, select More Info → Run Anyway.</w:t>
+        <w:t>Status</w:t>
+      </w:r>
+      <w:r>
+        <w:rPr>
+          <w:rFonts w:ascii="Cambria Math" w:hAnsi="Cambria Math" w:cs="Cambria Math"/>
+        </w:rPr>
+        <w:t>‑</w:t>
+      </w:r>
+      <w:r>
+        <w:t>based color coding is applied</w:t>
       </w:r>
     </w:p>
     <w:p>
@@ -2968,7 +4532,7 @@
         </w:numPr>
       </w:pPr>
       <w:r>
-        <w:t>When the program opens, you will be prompted to select a CSV file.</w:t>
+        <w:t>The map is always regenerated to reflect the latest data</w:t>
       </w:r>
     </w:p>
     <w:p>
@@ -2980,7 +4544,7 @@
         </w:numPr>
       </w:pPr>
       <w:r>
-        <w:t>Choose the file containing the property data you wish to review.</w:t>
+        <w:t>The resulting PNG opens in a new window</w:t>
       </w:r>
     </w:p>
     <w:p>
@@ -2993,7 +4557,7 @@
         <w:rPr>
           <w:color w:val="FF0000"/>
         </w:rPr>
-        <w:t>Example Launch Screen (Placeholder)</w:t>
+        <w:t>Example Screen (Placeholder)</w:t>
       </w:r>
     </w:p>
     <w:p>
@@ -3006,12 +4570,12 @@
         <w:rPr>
           <w:color w:val="FF0000"/>
         </w:rPr>
-        <w:t>(Insert screenshot of CSV selection dialog)</w:t>
-      </w:r>
-    </w:p>
-    <w:p>
-      <w:r>
-        <w:t>Figure 2</w:t>
+        <w:t>(Insert screenshot of full map window)</w:t>
+      </w:r>
+    </w:p>
+    <w:p>
+      <w:r>
+        <w:t>Figure 3</w:t>
       </w:r>
       <w:r>
         <w:rPr>
@@ -3020,74 +4584,7 @@
         <w:t>‑</w:t>
       </w:r>
       <w:r>
-        <w:t>2. CSV File Selection Window</w:t>
-      </w:r>
-    </w:p>
-    <w:p>
-      <w:r>
-        <w:t>Alt text: Screenshot showing the file dialog prompting the user to select a CSV file.</w:t>
-      </w:r>
-    </w:p>
-    <w:p>
-      <w:r>
-        <w:t>No user IDs, passwords, or authentication steps are required.</w:t>
-      </w:r>
-    </w:p>
-    <w:p>
-      <w:pPr>
-        <w:pStyle w:val="Heading3"/>
-      </w:pPr>
-      <w:bookmarkStart w:id="43" w:name="_Toc396110074"/>
-      <w:bookmarkStart w:id="44" w:name="_Toc4734572"/>
-      <w:bookmarkStart w:id="45" w:name="_Toc224159271"/>
-      <w:r>
-        <w:t>System Organization &amp; Navigation</w:t>
-      </w:r>
-      <w:bookmarkEnd w:id="43"/>
-      <w:bookmarkEnd w:id="44"/>
-      <w:bookmarkEnd w:id="45"/>
-    </w:p>
-    <w:p>
-      <w:r>
-        <w:t>The JCPV interface is organized into several key areas that guide the user through reviewing and managing property data.</w:t>
-      </w:r>
-    </w:p>
-    <w:p>
-      <w:pPr>
-        <w:pStyle w:val="Heading4"/>
-      </w:pPr>
-      <w:r>
-        <w:t>Main Window</w:t>
-      </w:r>
-    </w:p>
-    <w:p>
-      <w:r>
-        <w:t>The main window includes:</w:t>
-      </w:r>
-    </w:p>
-    <w:p>
-      <w:pPr>
-        <w:pStyle w:val="ListParagraph"/>
-        <w:numPr>
-          <w:ilvl w:val="0"/>
-          <w:numId w:val="36"/>
-        </w:numPr>
-      </w:pPr>
-      <w:r>
-        <w:lastRenderedPageBreak/>
-        <w:t>A menu bar (File, Settings)</w:t>
-      </w:r>
-    </w:p>
-    <w:p>
-      <w:pPr>
-        <w:pStyle w:val="ListParagraph"/>
-        <w:numPr>
-          <w:ilvl w:val="0"/>
-          <w:numId w:val="36"/>
-        </w:numPr>
-      </w:pPr>
-      <w:r>
-        <w:t>A toolbar with quick</w:t>
+        <w:t>4. Full</w:t>
       </w:r>
       <w:r>
         <w:rPr>
@@ -3096,7 +4593,46 @@
         <w:t>‑</w:t>
       </w:r>
       <w:r>
-        <w:t>access buttons (New, Delete, Search, Toggle Mode)</w:t>
+        <w:t>County Map Preview</w:t>
+      </w:r>
+    </w:p>
+    <w:p>
+      <w:r>
+        <w:t>Alt text: Map showing all geocoded properties in Jefferson County.</w:t>
+      </w:r>
+    </w:p>
+    <w:p/>
+    <w:p>
+      <w:pPr>
+        <w:pStyle w:val="Heading3"/>
+      </w:pPr>
+      <w:r>
+        <w:t>Exporting Data</w:t>
+      </w:r>
+    </w:p>
+    <w:p>
+      <w:r>
+        <w:t xml:space="preserve">Users can export the current dataset using </w:t>
+      </w:r>
+      <w:r>
+        <w:t xml:space="preserve">the </w:t>
+      </w:r>
+      <w:r>
+        <w:t xml:space="preserve">File </w:t>
+      </w:r>
+      <w:r>
+        <w:t>menu’s</w:t>
+      </w:r>
+      <w:r>
+        <w:t xml:space="preserve"> Save As</w:t>
+      </w:r>
+      <w:r>
+        <w:t xml:space="preserve"> option.</w:t>
+      </w:r>
+    </w:p>
+    <w:p>
+      <w:r>
+        <w:t>Output</w:t>
       </w:r>
     </w:p>
     <w:p>
@@ -3104,11 +4640,11 @@
         <w:pStyle w:val="ListParagraph"/>
         <w:numPr>
           <w:ilvl w:val="0"/>
-          <w:numId w:val="36"/>
+          <w:numId w:val="42"/>
         </w:numPr>
       </w:pPr>
       <w:r>
-        <w:t>A filter panel for narrowing down property lists</w:t>
+        <w:t>A new CSV file containing all visible rows</w:t>
       </w:r>
     </w:p>
     <w:p>
@@ -3116,24 +4652,11 @@
         <w:pStyle w:val="ListParagraph"/>
         <w:numPr>
           <w:ilvl w:val="0"/>
-          <w:numId w:val="36"/>
+          <w:numId w:val="42"/>
         </w:numPr>
       </w:pPr>
       <w:r>
-        <w:t>A table view displaying all loaded property records</w:t>
-      </w:r>
-    </w:p>
-    <w:p>
-      <w:pPr>
-        <w:pStyle w:val="Heading4"/>
-      </w:pPr>
-      <w:r>
-        <w:t>Property Details Window</w:t>
-      </w:r>
-    </w:p>
-    <w:p>
-      <w:r>
-        <w:t>When a user selects a property, a new window opens showing:</w:t>
+        <w:t>All columns are preserved</w:t>
       </w:r>
     </w:p>
     <w:p>
@@ -3141,11 +4664,16 @@
         <w:pStyle w:val="ListParagraph"/>
         <w:numPr>
           <w:ilvl w:val="0"/>
-          <w:numId w:val="36"/>
+          <w:numId w:val="42"/>
         </w:numPr>
       </w:pPr>
       <w:r>
-        <w:t>The property image (if available)</w:t>
+        <w:t>Filters determine which rows are included</w:t>
+      </w:r>
+    </w:p>
+    <w:p>
+      <w:r>
+        <w:t>Use Case Examples</w:t>
       </w:r>
     </w:p>
     <w:p>
@@ -3153,11 +4681,11 @@
         <w:pStyle w:val="ListParagraph"/>
         <w:numPr>
           <w:ilvl w:val="0"/>
-          <w:numId w:val="36"/>
+          <w:numId w:val="42"/>
         </w:numPr>
       </w:pPr>
       <w:r>
-        <w:t>All recorded property details</w:t>
+        <w:t>Saving filtered subsets</w:t>
       </w:r>
     </w:p>
     <w:p>
@@ -3165,11 +4693,11 @@
         <w:pStyle w:val="ListParagraph"/>
         <w:numPr>
           <w:ilvl w:val="0"/>
-          <w:numId w:val="36"/>
+          <w:numId w:val="42"/>
         </w:numPr>
       </w:pPr>
       <w:r>
-        <w:t>Buttons for editing values, adding notes, or marking favorites</w:t>
+        <w:t>Creating updated datasets after editing</w:t>
       </w:r>
     </w:p>
     <w:p>
@@ -3177,24 +4705,24 @@
         <w:pStyle w:val="ListParagraph"/>
         <w:numPr>
           <w:ilvl w:val="0"/>
-          <w:numId w:val="36"/>
+          <w:numId w:val="42"/>
         </w:numPr>
       </w:pPr>
       <w:r>
-        <w:t>A generated map preview</w:t>
-      </w:r>
-    </w:p>
-    <w:p>
-      <w:pPr>
-        <w:pStyle w:val="Heading5"/>
-      </w:pPr>
-      <w:r>
-        <w:t>Map Generation</w:t>
-      </w:r>
-    </w:p>
-    <w:p>
-      <w:r>
-        <w:t>Users can:</w:t>
+        <w:t>Archiving session results</w:t>
+      </w:r>
+    </w:p>
+    <w:p>
+      <w:pPr>
+        <w:pStyle w:val="Heading3"/>
+      </w:pPr>
+      <w:r>
+        <w:t>Favorites and Quick Access</w:t>
+      </w:r>
+    </w:p>
+    <w:p>
+      <w:r>
+        <w:t>Properties can be marked as Favorite from the details window.</w:t>
       </w:r>
     </w:p>
     <w:p>
@@ -3202,11 +4730,11 @@
         <w:pStyle w:val="ListParagraph"/>
         <w:numPr>
           <w:ilvl w:val="0"/>
-          <w:numId w:val="36"/>
+          <w:numId w:val="42"/>
         </w:numPr>
       </w:pPr>
       <w:r>
-        <w:t>Generate an individual map by selecting a property</w:t>
+        <w:t>Favorites are stored in the dataset</w:t>
       </w:r>
     </w:p>
     <w:p>
@@ -3214,128 +4742,11 @@
         <w:pStyle w:val="ListParagraph"/>
         <w:numPr>
           <w:ilvl w:val="0"/>
-          <w:numId w:val="36"/>
+          <w:numId w:val="42"/>
         </w:numPr>
       </w:pPr>
       <w:r>
-        <w:t>Generate a full</w:t>
-      </w:r>
-      <w:r>
-        <w:rPr>
-          <w:rFonts w:ascii="Cambria Math" w:hAnsi="Cambria Math" w:cs="Cambria Math"/>
-        </w:rPr>
-        <w:t>‑</w:t>
-      </w:r>
-      <w:r>
-        <w:t xml:space="preserve">county map using the </w:t>
-      </w:r>
-      <w:r>
-        <w:rPr>
-          <w:rFonts w:cs="Arial"/>
-        </w:rPr>
-        <w:t>“</w:t>
-      </w:r>
-      <w:r>
-        <w:t>Full Map</w:t>
-      </w:r>
-      <w:r>
-        <w:rPr>
-          <w:rFonts w:cs="Arial"/>
-        </w:rPr>
-        <w:t>”</w:t>
-      </w:r>
-      <w:r>
-        <w:t xml:space="preserve"> button</w:t>
-      </w:r>
-    </w:p>
-    <w:p>
-      <w:pPr>
-        <w:pStyle w:val="Heading4"/>
-      </w:pPr>
-      <w:r>
-        <w:t>Navigation Flow</w:t>
-      </w:r>
-    </w:p>
-    <w:p>
-      <w:pPr>
-        <w:pStyle w:val="ListParagraph"/>
-        <w:numPr>
-          <w:ilvl w:val="1"/>
-          <w:numId w:val="44"/>
-        </w:numPr>
-      </w:pPr>
-      <w:r>
-        <w:t>Load CSV</w:t>
-      </w:r>
-    </w:p>
-    <w:p>
-      <w:pPr>
-        <w:pStyle w:val="ListParagraph"/>
-        <w:numPr>
-          <w:ilvl w:val="1"/>
-          <w:numId w:val="44"/>
-        </w:numPr>
-      </w:pPr>
-      <w:r>
-        <w:t>Filter or search for a property</w:t>
-      </w:r>
-    </w:p>
-    <w:p>
-      <w:pPr>
-        <w:pStyle w:val="ListParagraph"/>
-        <w:numPr>
-          <w:ilvl w:val="1"/>
-          <w:numId w:val="44"/>
-        </w:numPr>
-      </w:pPr>
-      <w:r>
-        <w:t>Select a property to view details</w:t>
-      </w:r>
-    </w:p>
-    <w:p>
-      <w:pPr>
-        <w:pStyle w:val="ListParagraph"/>
-        <w:numPr>
-          <w:ilvl w:val="1"/>
-          <w:numId w:val="44"/>
-        </w:numPr>
-      </w:pPr>
-      <w:r>
-        <w:t>Edit, add notes, or generate maps</w:t>
-      </w:r>
-    </w:p>
-    <w:p>
-      <w:pPr>
-        <w:pStyle w:val="ListParagraph"/>
-        <w:numPr>
-          <w:ilvl w:val="1"/>
-          <w:numId w:val="44"/>
-        </w:numPr>
-      </w:pPr>
-      <w:r>
-        <w:t>Export updated CSV if needed</w:t>
-      </w:r>
-      <w:r>
-        <w:t>.</w:t>
-      </w:r>
-    </w:p>
-    <w:p>
-      <w:pPr>
-        <w:pStyle w:val="Heading3"/>
-      </w:pPr>
-      <w:bookmarkStart w:id="46" w:name="_Toc396110075"/>
-      <w:bookmarkStart w:id="47" w:name="_Toc4734573"/>
-      <w:bookmarkStart w:id="48" w:name="_Toc224159272"/>
-      <w:r>
-        <w:t>Exiting the System</w:t>
-      </w:r>
-      <w:bookmarkEnd w:id="46"/>
-      <w:bookmarkEnd w:id="47"/>
-      <w:bookmarkEnd w:id="48"/>
-    </w:p>
-    <w:p>
-      <w:r>
-        <w:t>To exit the JCPV application:</w:t>
+        <w:t>The Show Favorites button filters the table to only those entries</w:t>
       </w:r>
     </w:p>
     <w:p>
@@ -3343,11 +4754,30 @@
         <w:pStyle w:val="ListParagraph"/>
         <w:numPr>
           <w:ilvl w:val="0"/>
-          <w:numId w:val="49"/>
+          <w:numId w:val="42"/>
         </w:numPr>
       </w:pPr>
       <w:r>
-        <w:t>Save any changes by exporting the CSV (optional but recommended).</w:t>
+        <w:t xml:space="preserve">The reset button can be </w:t>
+      </w:r>
+      <w:r>
+        <w:t>used to</w:t>
+      </w:r>
+      <w:r>
+        <w:t xml:space="preserve"> return view to normal</w:t>
+      </w:r>
+    </w:p>
+    <w:p>
+      <w:pPr>
+        <w:pStyle w:val="Heading3"/>
+      </w:pPr>
+      <w:r>
+        <w:t>Application Modes</w:t>
+      </w:r>
+    </w:p>
+    <w:p>
+      <w:r>
+        <w:t>The system supports two modes:</w:t>
       </w:r>
     </w:p>
     <w:p>
@@ -3355,14 +4785,11 @@
         <w:pStyle w:val="ListParagraph"/>
         <w:numPr>
           <w:ilvl w:val="0"/>
-          <w:numId w:val="49"/>
+          <w:numId w:val="42"/>
         </w:numPr>
       </w:pPr>
       <w:r>
-        <w:t>Close any open property windows.</w:t>
-      </w:r>
-      <w:r>
-        <w:t xml:space="preserve"> (also optional)</w:t>
+        <w:t>Blight Mode (default)</w:t>
       </w:r>
     </w:p>
     <w:p>
@@ -3370,74 +4797,136 @@
         <w:pStyle w:val="ListParagraph"/>
         <w:numPr>
           <w:ilvl w:val="0"/>
-          <w:numId w:val="49"/>
+          <w:numId w:val="42"/>
         </w:numPr>
       </w:pPr>
       <w:r>
-        <w:t>S</w:t>
-      </w:r>
-      <w:r>
-        <w:t>imply close the main window using the X button in the top</w:t>
-      </w:r>
-      <w:r>
-        <w:rPr>
-          <w:rFonts w:ascii="Cambria Math" w:hAnsi="Cambria Math" w:cs="Cambria Math"/>
-        </w:rPr>
-        <w:t>‑</w:t>
-      </w:r>
-      <w:r>
-        <w:t>right corner.</w:t>
-      </w:r>
-      <w:r>
-        <w:t xml:space="preserve"> Any other options to close a program, such as alt+F4 or closing the program from task manager should work as well.</w:t>
-      </w:r>
-    </w:p>
-    <w:p>
-      <w:r>
-        <w:t>The system does not require a logout process, and no data is stored automatically</w:t>
-      </w:r>
-      <w:r>
-        <w:t xml:space="preserve">, all </w:t>
-      </w:r>
-      <w:r>
-        <w:t>changes are only saved when the user exports the CS</w:t>
-      </w:r>
-      <w:r>
-        <w:t>V</w:t>
-      </w:r>
-      <w:r>
-        <w:t>.</w:t>
-      </w:r>
-      <w:r>
-        <w:t xml:space="preserve"> This means that </w:t>
-      </w:r>
-      <w:r>
-        <w:t>even if you make changes in the app, the data is only saved</w:t>
-      </w:r>
-      <w:r>
-        <w:t xml:space="preserve"> when you open the</w:t>
-      </w:r>
-      <w:r>
-        <w:t xml:space="preserve"> file context menu and choose save as. The program does ma</w:t>
-      </w:r>
-      <w:r>
-        <w:t>ke a backup save when a value is adjusted, so you have to option to access that if an unexpected error occurs.</w:t>
+        <w:t>Inventory Mode</w:t>
+      </w:r>
+      <w:r>
+        <w:t xml:space="preserve"> (</w:t>
+      </w:r>
+      <w:r>
+        <w:t xml:space="preserve">hides some data not relevant to </w:t>
+      </w:r>
+      <w:r>
+        <w:t xml:space="preserve">the </w:t>
+      </w:r>
+      <w:r>
+        <w:t>standard</w:t>
+      </w:r>
+      <w:r>
+        <w:t xml:space="preserve"> </w:t>
+      </w:r>
+      <w:r>
+        <w:t>mo</w:t>
+      </w:r>
+      <w:r>
+        <w:t>de</w:t>
+      </w:r>
+      <w:r>
+        <w:t>)</w:t>
+      </w:r>
+    </w:p>
+    <w:p>
+      <w:r>
+        <w:t>The Toggle Mode button switches between them.</w:t>
+      </w:r>
+    </w:p>
+    <w:p>
+      <w:r>
+        <w:t>Mode affects labeling and workflow emphasis but does not change underlying data.</w:t>
+      </w:r>
+    </w:p>
+    <w:p>
+      <w:pPr>
+        <w:pStyle w:val="Heading3"/>
+      </w:pPr>
+      <w:r>
+        <w:t>Caveats and Exceptions</w:t>
+      </w:r>
+    </w:p>
+    <w:p>
+      <w:pPr>
+        <w:pStyle w:val="ListParagraph"/>
+        <w:numPr>
+          <w:ilvl w:val="0"/>
+          <w:numId w:val="45"/>
+        </w:numPr>
+      </w:pPr>
+      <w:r>
+        <w:t>CSV files must retain their original column names</w:t>
+      </w:r>
+    </w:p>
+    <w:p>
+      <w:pPr>
+        <w:pStyle w:val="ListParagraph"/>
+        <w:numPr>
+          <w:ilvl w:val="0"/>
+          <w:numId w:val="45"/>
+        </w:numPr>
+      </w:pPr>
+      <w:r>
+        <w:t>Invalid addresses may fail to geocode</w:t>
+      </w:r>
+    </w:p>
+    <w:p>
+      <w:pPr>
+        <w:pStyle w:val="ListParagraph"/>
+        <w:numPr>
+          <w:ilvl w:val="0"/>
+          <w:numId w:val="45"/>
+        </w:numPr>
+      </w:pPr>
+      <w:r>
+        <w:t>Internet is required for new geocoding but not for cached addresses</w:t>
+      </w:r>
+    </w:p>
+    <w:p>
+      <w:pPr>
+        <w:pStyle w:val="ListParagraph"/>
+        <w:numPr>
+          <w:ilvl w:val="0"/>
+          <w:numId w:val="45"/>
+        </w:numPr>
+      </w:pPr>
+      <w:r>
+        <w:lastRenderedPageBreak/>
+        <w:t xml:space="preserve">Shapefile components must remain intact in the </w:t>
+      </w:r>
+      <w:r>
+        <w:t>resources</w:t>
+      </w:r>
+      <w:r>
+        <w:t xml:space="preserve"> folder</w:t>
+      </w:r>
+    </w:p>
+    <w:p>
+      <w:pPr>
+        <w:pStyle w:val="ListParagraph"/>
+        <w:numPr>
+          <w:ilvl w:val="0"/>
+          <w:numId w:val="45"/>
+        </w:numPr>
+      </w:pPr>
+      <w:r>
+        <w:t>Maps may take several seconds to generate depending on system performance</w:t>
       </w:r>
     </w:p>
     <w:p>
       <w:pPr>
         <w:pStyle w:val="Heading2"/>
       </w:pPr>
-      <w:bookmarkStart w:id="49" w:name="_Toc396110076"/>
-      <w:bookmarkStart w:id="50" w:name="_Toc4734574"/>
-      <w:bookmarkStart w:id="51" w:name="_Toc224159273"/>
+      <w:bookmarkStart w:id="57" w:name="_Toc396110079"/>
+      <w:bookmarkStart w:id="58" w:name="_Toc4734577"/>
+      <w:bookmarkStart w:id="59" w:name="_Toc224159275"/>
       <w:r>
         <w:lastRenderedPageBreak/>
-        <w:t>Using the System</w:t>
-      </w:r>
-      <w:bookmarkEnd w:id="49"/>
-      <w:bookmarkEnd w:id="50"/>
-      <w:bookmarkEnd w:id="51"/>
+        <w:t>Troubleshooting &amp; Support</w:t>
+      </w:r>
+      <w:bookmarkEnd w:id="57"/>
+      <w:bookmarkEnd w:id="58"/>
+      <w:bookmarkEnd w:id="59"/>
     </w:p>
     <w:p>
       <w:pPr>
@@ -3456,7 +4945,7 @@
         <w:rPr>
           <w:rFonts w:ascii="Trebuchet MS" w:hAnsi="Trebuchet MS"/>
         </w:rPr>
-        <w:t>Provide a detailed description of each user function and/or feature, explaining in detail the characteristics of the required input and system-produced output.</w:t>
+        <w:t>Describe all recovery and error correction procedures, including error conditions that may be generated and corrective actions that may need to be taken.</w:t>
       </w:r>
       <w:r>
         <w:rPr>
@@ -3468,19 +4957,7 @@
         <w:rPr>
           <w:rFonts w:ascii="Trebuchet MS" w:hAnsi="Trebuchet MS"/>
         </w:rPr>
-        <w:t xml:space="preserve">Each function/feature should be described under a separate sub-section header, </w:t>
-      </w:r>
-      <w:r>
-        <w:rPr>
-          <w:rFonts w:ascii="Trebuchet MS" w:hAnsi="Trebuchet MS"/>
-        </w:rPr>
-        <w:t>4.1-4</w:t>
-      </w:r>
-      <w:r>
-        <w:rPr>
-          <w:rFonts w:ascii="Trebuchet MS" w:hAnsi="Trebuchet MS"/>
-        </w:rPr>
-        <w:t>.x, and should correspond sequentially to the system functions (e.g., menu items) and/or features listed in certain sub-sections found in this document.</w:t>
+        <w:t>Organize the information in sub-sections as appropriate.</w:t>
       </w:r>
       <w:r>
         <w:rPr>
@@ -3492,7 +4969,41 @@
         <w:rPr>
           <w:rFonts w:ascii="Trebuchet MS" w:hAnsi="Trebuchet MS"/>
         </w:rPr>
-        <w:t>Include screen prints as needed to depict examples.</w:t>
+        <w:t>The following are common sub-sections that may be included as appropriate</w:t>
+      </w:r>
+      <w:r>
+        <w:rPr>
+          <w:rFonts w:ascii="Trebuchet MS" w:hAnsi="Trebuchet MS"/>
+        </w:rPr>
+        <w:t>.</w:t>
+      </w:r>
+    </w:p>
+    <w:p>
+      <w:pPr>
+        <w:pStyle w:val="Heading3"/>
+      </w:pPr>
+      <w:bookmarkStart w:id="60" w:name="_Toc396110080"/>
+      <w:bookmarkStart w:id="61" w:name="_Toc4734578"/>
+      <w:bookmarkStart w:id="62" w:name="_Toc224159276"/>
+      <w:r>
+        <w:t>Error Messages</w:t>
+      </w:r>
+      <w:bookmarkEnd w:id="60"/>
+      <w:bookmarkEnd w:id="61"/>
+      <w:bookmarkEnd w:id="62"/>
+    </w:p>
+    <w:p>
+      <w:pPr>
+        <w:pStyle w:val="InstructionalText"/>
+        <w:rPr>
+          <w:rFonts w:ascii="Trebuchet MS" w:hAnsi="Trebuchet MS"/>
+        </w:rPr>
+      </w:pPr>
+      <w:r>
+        <w:rPr>
+          <w:rFonts w:ascii="Trebuchet MS" w:hAnsi="Trebuchet MS"/>
+        </w:rPr>
+        <w:t>Instructions: Identify the error messages that a user may receive and the likely cause(s) and/or possible corrective actions for the error.</w:t>
       </w:r>
       <w:r>
         <w:rPr>
@@ -3504,8 +5015,22 @@
         <w:rPr>
           <w:rFonts w:ascii="Trebuchet MS" w:hAnsi="Trebuchet MS"/>
         </w:rPr>
-        <w:t>This section of the User Manual may also be tailored or customized based on defined user roles, if appropriate.</w:t>
-      </w:r>
+        <w:t>If the list is extensive, this information may be best provided in an appendix to the document that is referenced here.</w:t>
+      </w:r>
+    </w:p>
+    <w:p>
+      <w:pPr>
+        <w:pStyle w:val="Heading3"/>
+      </w:pPr>
+      <w:bookmarkStart w:id="63" w:name="_Toc396110081"/>
+      <w:bookmarkStart w:id="64" w:name="_Toc4734579"/>
+      <w:bookmarkStart w:id="65" w:name="_Toc224159277"/>
+      <w:r>
+        <w:t>Special Considerations</w:t>
+      </w:r>
+      <w:bookmarkEnd w:id="63"/>
+      <w:bookmarkEnd w:id="64"/>
+      <w:bookmarkEnd w:id="65"/>
     </w:p>
     <w:p>
       <w:pPr>
@@ -3518,7 +5043,49 @@
         <w:rPr>
           <w:rFonts w:ascii="Trebuchet MS" w:hAnsi="Trebuchet MS"/>
         </w:rPr>
-        <w:t>If applicable, include sub-sections that describe the pre-programmed and/or ad hoc query and retrieval capabilities of the system and associated user procedures (e.g., sequenced control instructions to extract query requests from the database).</w:t>
+        <w:t>Instructions: If applicable, describe any special circumstances, actions, caveats, exceptions, etc., that should be considered for troubleshooting.</w:t>
+      </w:r>
+    </w:p>
+    <w:p>
+      <w:pPr>
+        <w:pStyle w:val="Heading3"/>
+      </w:pPr>
+      <w:bookmarkStart w:id="66" w:name="_Toc396110082"/>
+      <w:bookmarkStart w:id="67" w:name="_Toc4734580"/>
+      <w:bookmarkStart w:id="68" w:name="_Toc224159278"/>
+      <w:r>
+        <w:t>Support</w:t>
+      </w:r>
+      <w:bookmarkEnd w:id="66"/>
+      <w:bookmarkEnd w:id="67"/>
+      <w:bookmarkEnd w:id="68"/>
+    </w:p>
+    <w:p>
+      <w:pPr>
+        <w:pStyle w:val="InstructionalText"/>
+        <w:rPr>
+          <w:rFonts w:ascii="Trebuchet MS" w:hAnsi="Trebuchet MS"/>
+        </w:rPr>
+      </w:pPr>
+      <w:r>
+        <w:rPr>
+          <w:rFonts w:ascii="Trebuchet MS" w:hAnsi="Trebuchet MS"/>
+        </w:rPr>
+        <w:t xml:space="preserve">Instructions: Provide information on how the user can get emergency assistance and system support (e.g., help desk support, production support, etc.). Include the names of the </w:t>
+      </w:r>
+      <w:proofErr w:type="gramStart"/>
+      <w:r>
+        <w:rPr>
+          <w:rFonts w:ascii="Trebuchet MS" w:hAnsi="Trebuchet MS"/>
+        </w:rPr>
+        <w:t>responsible personnel</w:t>
+      </w:r>
+      <w:proofErr w:type="gramEnd"/>
+      <w:r>
+        <w:rPr>
+          <w:rFonts w:ascii="Trebuchet MS" w:hAnsi="Trebuchet MS"/>
+        </w:rPr>
+        <w:t xml:space="preserve"> and organization(s), telephone numbers, and email addresses of the staff who serve as points of contact for system support.</w:t>
       </w:r>
       <w:r>
         <w:rPr>
@@ -3530,21 +5097,7 @@
         <w:rPr>
           <w:rFonts w:ascii="Trebuchet MS" w:hAnsi="Trebuchet MS"/>
         </w:rPr>
-        <w:t>Include the query name or code the user would invoke to execute the query and any query parameters.</w:t>
-      </w:r>
-    </w:p>
-    <w:p>
-      <w:pPr>
-        <w:pStyle w:val="InstructionalText"/>
-        <w:rPr>
-          <w:rFonts w:ascii="Trebuchet MS" w:hAnsi="Trebuchet MS"/>
-        </w:rPr>
-      </w:pPr>
-      <w:r>
-        <w:rPr>
-          <w:rFonts w:ascii="Trebuchet MS" w:hAnsi="Trebuchet MS"/>
-        </w:rPr>
-        <w:t>If applicable, include sub-sections to describe and depict all standard and/or ad hoc report capabilities available to the end user and any associated user procedures.</w:t>
+        <w:t>The following table is provided as an example and may be modified as needed. Also provide instructions for how identified problems with the system are to be reported.</w:t>
       </w:r>
       <w:r>
         <w:rPr>
@@ -3556,369 +5109,37 @@
         <w:rPr>
           <w:rFonts w:ascii="Trebuchet MS" w:hAnsi="Trebuchet MS"/>
         </w:rPr>
-        <w:t>Include formats for each available report and the meaning of each field shown on the report.</w:t>
-      </w:r>
-      <w:r>
+        <w:t>Include instructions for security incident handling, as appropriate.</w:t>
+      </w:r>
+    </w:p>
+    <w:p>
+      <w:pPr>
+        <w:pStyle w:val="BackMatterHeading"/>
         <w:rPr>
           <w:rFonts w:ascii="Trebuchet MS" w:hAnsi="Trebuchet MS"/>
         </w:rPr>
-        <w:t xml:space="preserve"> </w:t>
-      </w:r>
+      </w:pPr>
+      <w:bookmarkStart w:id="69" w:name="_Toc396111627"/>
+      <w:bookmarkStart w:id="70" w:name="_Toc443996751"/>
+      <w:bookmarkStart w:id="71" w:name="_Toc444160454"/>
+      <w:bookmarkStart w:id="72" w:name="AppA"/>
+      <w:bookmarkStart w:id="73" w:name="_Toc452625190"/>
+      <w:bookmarkStart w:id="74" w:name="_Toc452632328"/>
+      <w:bookmarkStart w:id="75" w:name="_Toc4734581"/>
       <w:r>
         <w:rPr>
           <w:rFonts w:ascii="Trebuchet MS" w:hAnsi="Trebuchet MS"/>
         </w:rPr>
-        <w:t>Also describe any special formats associated with ad hoc reports that the user may be able to create.</w:t>
-      </w:r>
-      <w:r>
-        <w:rPr>
-          <w:rFonts w:ascii="Trebuchet MS" w:hAnsi="Trebuchet MS"/>
-        </w:rPr>
-        <w:t xml:space="preserve"> </w:t>
-      </w:r>
-      <w:r>
-        <w:rPr>
-          <w:rFonts w:ascii="Trebuchet MS" w:hAnsi="Trebuchet MS"/>
-        </w:rPr>
-        <w:t>Provide detailed instructions for executing and printing the different reports that are available.</w:t>
-      </w:r>
-      <w:r>
-        <w:rPr>
-          <w:rFonts w:ascii="Trebuchet MS" w:hAnsi="Trebuchet MS"/>
-        </w:rPr>
-        <w:t xml:space="preserve"> </w:t>
-      </w:r>
-      <w:r>
-        <w:rPr>
-          <w:rFonts w:ascii="Trebuchet MS" w:hAnsi="Trebuchet MS"/>
-        </w:rPr>
-        <w:t>Include descriptions of output procedures, identifying output formats and specifying the output’s purpose, frequency, options, media, and location.</w:t>
-      </w:r>
-    </w:p>
-    <w:p>
-      <w:pPr>
-        <w:pStyle w:val="BodyText"/>
-        <w:rPr>
-          <w:rFonts w:ascii="Trebuchet MS" w:hAnsi="Trebuchet MS"/>
-        </w:rPr>
-      </w:pPr>
-      <w:r>
-        <w:rPr>
-          <w:rFonts w:ascii="Trebuchet MS" w:hAnsi="Trebuchet MS"/>
-        </w:rPr>
-        <w:t>The following sub-sections provide detailed, step-by-step instructions on how to use the various functions or features of the &lt;System Name and/or Acronym&gt;.</w:t>
-      </w:r>
-    </w:p>
-    <w:p>
-      <w:pPr>
-        <w:pStyle w:val="Heading3"/>
-      </w:pPr>
-      <w:bookmarkStart w:id="52" w:name="_Toc396110077"/>
-      <w:bookmarkStart w:id="53" w:name="_Toc4734575"/>
-      <w:bookmarkStart w:id="54" w:name="_Toc224159274"/>
-      <w:r>
-        <w:t>&lt;</w:t>
-      </w:r>
-      <w:r>
-        <w:t>Given Function/Feature</w:t>
-      </w:r>
-      <w:r>
-        <w:t>&gt;</w:t>
-      </w:r>
-      <w:bookmarkEnd w:id="52"/>
-      <w:bookmarkEnd w:id="53"/>
-      <w:bookmarkEnd w:id="54"/>
-    </w:p>
-    <w:p>
-      <w:pPr>
-        <w:pStyle w:val="InstructionalText"/>
-        <w:rPr>
-          <w:rFonts w:ascii="Trebuchet MS" w:hAnsi="Trebuchet MS"/>
-        </w:rPr>
-      </w:pPr>
-      <w:r>
-        <w:rPr>
-          <w:rFonts w:ascii="Trebuchet MS" w:hAnsi="Trebuchet MS"/>
-        </w:rPr>
-        <w:t xml:space="preserve">Instructions: </w:t>
-      </w:r>
-      <w:r>
-        <w:rPr>
-          <w:rFonts w:ascii="Trebuchet MS" w:hAnsi="Trebuchet MS"/>
-        </w:rPr>
-        <w:t>Describe the specific system function or feature in detail and depict graphically by including screen prints and descriptive narrative as appropriate.</w:t>
-      </w:r>
-      <w:r>
-        <w:rPr>
-          <w:rFonts w:ascii="Trebuchet MS" w:hAnsi="Trebuchet MS"/>
-        </w:rPr>
-        <w:t xml:space="preserve"> </w:t>
-      </w:r>
-      <w:r>
-        <w:rPr>
-          <w:rFonts w:ascii="Trebuchet MS" w:hAnsi="Trebuchet MS"/>
-        </w:rPr>
-        <w:t>Ensure each screen print is captioned and has an associated tag providing appropriate alternative text for Section 508 compliance. Describe, in detail, active links on any screen print illustrated so that the user knows what options are available.</w:t>
-      </w:r>
-      <w:r>
-        <w:rPr>
-          <w:rFonts w:ascii="Trebuchet MS" w:hAnsi="Trebuchet MS"/>
-        </w:rPr>
-        <w:t xml:space="preserve"> </w:t>
-      </w:r>
-      <w:r>
-        <w:rPr>
-          <w:rFonts w:ascii="Trebuchet MS" w:hAnsi="Trebuchet MS"/>
-        </w:rPr>
-        <w:t>Provide information on menus and functionalities that the user must master, expected output/results, and any special instructions.</w:t>
-      </w:r>
-      <w:r>
-        <w:rPr>
-          <w:rFonts w:ascii="Trebuchet MS" w:hAnsi="Trebuchet MS"/>
-        </w:rPr>
-        <w:t xml:space="preserve"> </w:t>
-      </w:r>
-      <w:r>
-        <w:rPr>
-          <w:rFonts w:ascii="Trebuchet MS" w:hAnsi="Trebuchet MS"/>
-        </w:rPr>
-        <w:t>Identify any caveats and exceptions that the user may encounter specific to the system function.</w:t>
-      </w:r>
-    </w:p>
-    <w:p>
-      <w:pPr>
-        <w:pStyle w:val="Heading4"/>
-        <w:rPr>
-          <w:rFonts w:ascii="Trebuchet MS" w:hAnsi="Trebuchet MS"/>
-        </w:rPr>
-      </w:pPr>
-      <w:bookmarkStart w:id="55" w:name="_Toc396110078"/>
-      <w:bookmarkStart w:id="56" w:name="_Toc4734576"/>
-      <w:r>
-        <w:rPr>
-          <w:rFonts w:ascii="Trebuchet MS" w:hAnsi="Trebuchet MS"/>
-        </w:rPr>
-        <w:t>&lt;</w:t>
-      </w:r>
-      <w:r>
-        <w:rPr>
-          <w:rFonts w:ascii="Trebuchet MS" w:hAnsi="Trebuchet MS"/>
-        </w:rPr>
-        <w:t>G</w:t>
-      </w:r>
-      <w:r>
-        <w:rPr>
-          <w:rFonts w:ascii="Trebuchet MS" w:hAnsi="Trebuchet MS"/>
-        </w:rPr>
-        <w:t>iven Sub-Function/Sub-Feature</w:t>
-      </w:r>
-      <w:r>
-        <w:rPr>
-          <w:rFonts w:ascii="Trebuchet MS" w:hAnsi="Trebuchet MS"/>
-        </w:rPr>
-        <w:t>&gt;</w:t>
-      </w:r>
-      <w:bookmarkEnd w:id="55"/>
-      <w:bookmarkEnd w:id="56"/>
-    </w:p>
-    <w:p>
-      <w:pPr>
-        <w:pStyle w:val="InstructionalText"/>
-        <w:rPr>
-          <w:rFonts w:ascii="Trebuchet MS" w:hAnsi="Trebuchet MS"/>
-        </w:rPr>
-      </w:pPr>
-      <w:r>
-        <w:rPr>
-          <w:rFonts w:ascii="Trebuchet MS" w:hAnsi="Trebuchet MS"/>
-        </w:rPr>
-        <w:t>Instructions: Include additional sub-sections as necessary for system sub-functions or sub-features, if they exist.</w:t>
-      </w:r>
-    </w:p>
-    <w:p>
-      <w:pPr>
-        <w:pStyle w:val="Heading2"/>
-      </w:pPr>
-      <w:bookmarkStart w:id="57" w:name="_Toc396110079"/>
-      <w:bookmarkStart w:id="58" w:name="_Toc4734577"/>
-      <w:bookmarkStart w:id="59" w:name="_Toc224159275"/>
-      <w:r>
         <w:lastRenderedPageBreak/>
-        <w:t>Troubleshooting &amp; Support</w:t>
-      </w:r>
-      <w:bookmarkEnd w:id="57"/>
-      <w:bookmarkEnd w:id="58"/>
-      <w:bookmarkEnd w:id="59"/>
-    </w:p>
-    <w:p>
-      <w:pPr>
-        <w:pStyle w:val="InstructionalText"/>
-        <w:rPr>
-          <w:rFonts w:ascii="Trebuchet MS" w:hAnsi="Trebuchet MS"/>
-        </w:rPr>
-      </w:pPr>
-      <w:r>
-        <w:rPr>
-          <w:rFonts w:ascii="Trebuchet MS" w:hAnsi="Trebuchet MS"/>
-        </w:rPr>
-        <w:t xml:space="preserve">Instructions: </w:t>
-      </w:r>
-      <w:r>
-        <w:rPr>
-          <w:rFonts w:ascii="Trebuchet MS" w:hAnsi="Trebuchet MS"/>
-        </w:rPr>
-        <w:t>Describe all recovery and error correction procedures, including error conditions that may be generated and corrective actions that may need to be taken.</w:t>
-      </w:r>
-      <w:r>
-        <w:rPr>
-          <w:rFonts w:ascii="Trebuchet MS" w:hAnsi="Trebuchet MS"/>
-        </w:rPr>
-        <w:t xml:space="preserve"> </w:t>
-      </w:r>
-      <w:r>
-        <w:rPr>
-          <w:rFonts w:ascii="Trebuchet MS" w:hAnsi="Trebuchet MS"/>
-        </w:rPr>
-        <w:t>Organize the information in sub-sections as appropriate.</w:t>
-      </w:r>
-      <w:r>
-        <w:rPr>
-          <w:rFonts w:ascii="Trebuchet MS" w:hAnsi="Trebuchet MS"/>
-        </w:rPr>
-        <w:t xml:space="preserve"> </w:t>
-      </w:r>
-      <w:r>
-        <w:rPr>
-          <w:rFonts w:ascii="Trebuchet MS" w:hAnsi="Trebuchet MS"/>
-        </w:rPr>
-        <w:t>The following are common sub-sections that may be included as appropriate</w:t>
-      </w:r>
-      <w:r>
-        <w:rPr>
-          <w:rFonts w:ascii="Trebuchet MS" w:hAnsi="Trebuchet MS"/>
-        </w:rPr>
-        <w:t>.</w:t>
-      </w:r>
-    </w:p>
-    <w:p>
-      <w:pPr>
-        <w:pStyle w:val="Heading3"/>
-      </w:pPr>
-      <w:bookmarkStart w:id="60" w:name="_Toc396110080"/>
-      <w:bookmarkStart w:id="61" w:name="_Toc4734578"/>
-      <w:bookmarkStart w:id="62" w:name="_Toc224159276"/>
-      <w:r>
-        <w:t>Error Messages</w:t>
-      </w:r>
-      <w:bookmarkEnd w:id="60"/>
-      <w:bookmarkEnd w:id="61"/>
-      <w:bookmarkEnd w:id="62"/>
-    </w:p>
-    <w:p>
-      <w:pPr>
-        <w:pStyle w:val="InstructionalText"/>
-        <w:rPr>
-          <w:rFonts w:ascii="Trebuchet MS" w:hAnsi="Trebuchet MS"/>
-        </w:rPr>
-      </w:pPr>
-      <w:r>
-        <w:rPr>
-          <w:rFonts w:ascii="Trebuchet MS" w:hAnsi="Trebuchet MS"/>
-        </w:rPr>
-        <w:t>Instructions: Identify the error messages that a user may receive and the likely cause(s) and/or possible corrective actions for the error.</w:t>
-      </w:r>
-      <w:r>
-        <w:rPr>
-          <w:rFonts w:ascii="Trebuchet MS" w:hAnsi="Trebuchet MS"/>
-        </w:rPr>
-        <w:t xml:space="preserve"> </w:t>
-      </w:r>
-      <w:r>
-        <w:rPr>
-          <w:rFonts w:ascii="Trebuchet MS" w:hAnsi="Trebuchet MS"/>
-        </w:rPr>
-        <w:t>If the list is extensive, this information may be best provided in an appendix to the document that is referenced here.</w:t>
-      </w:r>
-    </w:p>
-    <w:p>
-      <w:pPr>
-        <w:pStyle w:val="Heading3"/>
-      </w:pPr>
-      <w:bookmarkStart w:id="63" w:name="_Toc396110081"/>
-      <w:bookmarkStart w:id="64" w:name="_Toc4734579"/>
-      <w:bookmarkStart w:id="65" w:name="_Toc224159277"/>
-      <w:r>
-        <w:t>Special Considerations</w:t>
-      </w:r>
-      <w:bookmarkEnd w:id="63"/>
-      <w:bookmarkEnd w:id="64"/>
-      <w:bookmarkEnd w:id="65"/>
-    </w:p>
-    <w:p>
-      <w:pPr>
-        <w:pStyle w:val="InstructionalText"/>
-        <w:rPr>
-          <w:rFonts w:ascii="Trebuchet MS" w:hAnsi="Trebuchet MS"/>
-        </w:rPr>
-      </w:pPr>
-      <w:r>
-        <w:rPr>
-          <w:rFonts w:ascii="Trebuchet MS" w:hAnsi="Trebuchet MS"/>
-        </w:rPr>
-        <w:t>Instructions: If applicable, describe any special circumstances, actions, caveats, exceptions, etc., that should be considered for troubleshooting.</w:t>
-      </w:r>
-    </w:p>
-    <w:p>
-      <w:pPr>
-        <w:pStyle w:val="Heading3"/>
-      </w:pPr>
-      <w:bookmarkStart w:id="66" w:name="_Toc396110082"/>
-      <w:bookmarkStart w:id="67" w:name="_Toc4734580"/>
-      <w:bookmarkStart w:id="68" w:name="_Toc224159278"/>
-      <w:r>
-        <w:t>Support</w:t>
-      </w:r>
-      <w:bookmarkEnd w:id="66"/>
-      <w:bookmarkEnd w:id="67"/>
-      <w:bookmarkEnd w:id="68"/>
-    </w:p>
-    <w:p>
-      <w:pPr>
-        <w:pStyle w:val="InstructionalText"/>
-        <w:rPr>
-          <w:rFonts w:ascii="Trebuchet MS" w:hAnsi="Trebuchet MS"/>
-        </w:rPr>
-      </w:pPr>
-      <w:r>
-        <w:rPr>
-          <w:rFonts w:ascii="Trebuchet MS" w:hAnsi="Trebuchet MS"/>
-        </w:rPr>
-        <w:t>Instructions: Provide information on how the user can get emergency assistance and system support (e.g., help desk support, production support, etc.). Include the names of the responsible personnel and organization(s), telephone numbers, and email addresses of the staff who serve as points of contact for system support.</w:t>
-      </w:r>
-      <w:r>
-        <w:rPr>
-          <w:rFonts w:ascii="Trebuchet MS" w:hAnsi="Trebuchet MS"/>
-        </w:rPr>
-        <w:t xml:space="preserve"> </w:t>
-      </w:r>
-      <w:r>
-        <w:rPr>
-          <w:rFonts w:ascii="Trebuchet MS" w:hAnsi="Trebuchet MS"/>
-        </w:rPr>
-        <w:t>The following table is provided as an example and may be modified as needed. Also provide instructions for how identified problems with the system are to be reported.</w:t>
-      </w:r>
-      <w:r>
-        <w:rPr>
-          <w:rFonts w:ascii="Trebuchet MS" w:hAnsi="Trebuchet MS"/>
-        </w:rPr>
-        <w:t xml:space="preserve"> </w:t>
-      </w:r>
-      <w:r>
-        <w:rPr>
-          <w:rFonts w:ascii="Trebuchet MS" w:hAnsi="Trebuchet MS"/>
-        </w:rPr>
-        <w:t>Include instructions for security incident handling, as appropriate.</w:t>
-      </w:r>
+        <w:t>Appendix A: Record of Changes</w:t>
+      </w:r>
+      <w:bookmarkEnd w:id="69"/>
+      <w:bookmarkEnd w:id="70"/>
+      <w:bookmarkEnd w:id="71"/>
+      <w:bookmarkEnd w:id="72"/>
+      <w:bookmarkEnd w:id="73"/>
+      <w:bookmarkEnd w:id="74"/>
+      <w:bookmarkEnd w:id="75"/>
     </w:p>
     <w:p>
       <w:pPr>
@@ -3927,33 +5148,14 @@
           <w:rFonts w:ascii="Trebuchet MS" w:hAnsi="Trebuchet MS"/>
         </w:rPr>
       </w:pPr>
-      <w:bookmarkStart w:id="69" w:name="_Toc4734586"/>
+      <w:bookmarkStart w:id="76" w:name="_Toc444160465"/>
+      <w:bookmarkStart w:id="77" w:name="_Toc452632336"/>
+      <w:bookmarkStart w:id="78" w:name="_Toc4734587"/>
       <w:r>
         <w:rPr>
           <w:rFonts w:ascii="Trebuchet MS" w:hAnsi="Trebuchet MS"/>
         </w:rPr>
         <w:t xml:space="preserve">Table </w:t>
-      </w:r>
-      <w:r>
-        <w:rPr>
-          <w:rFonts w:ascii="Trebuchet MS" w:hAnsi="Trebuchet MS"/>
-          <w:noProof/>
-        </w:rPr>
-        <w:fldChar w:fldCharType="begin"/>
-      </w:r>
-      <w:r>
-        <w:rPr>
-          <w:rFonts w:ascii="Trebuchet MS" w:hAnsi="Trebuchet MS"/>
-          <w:noProof/>
-        </w:rPr>
-        <w:instrText xml:space="preserve"> SEQ Table \* ARABIC </w:instrText>
-      </w:r>
-      <w:r>
-        <w:rPr>
-          <w:rFonts w:ascii="Trebuchet MS" w:hAnsi="Trebuchet MS"/>
-          <w:noProof/>
-        </w:rPr>
-        <w:fldChar w:fldCharType="separate"/>
       </w:r>
       <w:r>
         <w:rPr>
@@ -3965,40 +5167,26 @@
       <w:r>
         <w:rPr>
           <w:rFonts w:ascii="Trebuchet MS" w:hAnsi="Trebuchet MS"/>
-          <w:noProof/>
         </w:rPr>
-        <w:fldChar w:fldCharType="end"/>
-      </w:r>
-      <w:r>
-        <w:rPr>
-          <w:rFonts w:ascii="Trebuchet MS" w:hAnsi="Trebuchet MS"/>
-          <w:noProof/>
-        </w:rPr>
-        <w:t xml:space="preserve"> -</w:t>
-      </w:r>
-      <w:r>
-        <w:rPr>
-          <w:rFonts w:ascii="Trebuchet MS" w:hAnsi="Trebuchet MS"/>
-        </w:rPr>
-        <w:t xml:space="preserve"> Support Points of Contact</w:t>
-      </w:r>
-      <w:bookmarkEnd w:id="69"/>
+        <w:t xml:space="preserve"> - Record of Changes</w:t>
+      </w:r>
+      <w:bookmarkEnd w:id="76"/>
+      <w:bookmarkEnd w:id="77"/>
+      <w:bookmarkEnd w:id="78"/>
     </w:p>
     <w:tbl>
       <w:tblPr>
         <w:tblStyle w:val="TableGrid"/>
         <w:tblW w:w="0" w:type="auto"/>
-        <w:tblLook w:val="04A0" w:firstRow="1" w:lastRow="0" w:firstColumn="1" w:lastColumn="0" w:noHBand="0" w:noVBand="1"/>
-        <w:tblCaption w:val="Support Points of Contact"/>
-        <w:tblDescription w:val="This table presents the following revision history information for this template:&#10;&#10;* Contact&#10;* Organization&#10;* Phone&#10;* Email&#10;* Role&#10;* Responsibility"/>
+        <w:tblLook w:val="0000" w:firstRow="0" w:lastRow="0" w:firstColumn="0" w:lastColumn="0" w:noHBand="0" w:noVBand="0"/>
+        <w:tblCaption w:val="Record of Changes"/>
+        <w:tblDescription w:val="This table provides the following information about each change to this document:&#10;&#10;Version Number&#10;Date&#10;Author/Owner&#10;Description of Change"/>
       </w:tblPr>
       <w:tblGrid>
-        <w:gridCol w:w="1694"/>
-        <w:gridCol w:w="1582"/>
-        <w:gridCol w:w="970"/>
-        <w:gridCol w:w="930"/>
-        <w:gridCol w:w="821"/>
-        <w:gridCol w:w="1682"/>
+        <w:gridCol w:w="1540"/>
+        <w:gridCol w:w="951"/>
+        <w:gridCol w:w="1552"/>
+        <w:gridCol w:w="5307"/>
       </w:tblGrid>
       <w:tr>
         <w:trPr>
@@ -4022,7 +5210,7 @@
               <w:rPr>
                 <w:rFonts w:ascii="Trebuchet MS" w:hAnsi="Trebuchet MS"/>
               </w:rPr>
-              <w:t>Contact</w:t>
+              <w:t>Version Number</w:t>
             </w:r>
           </w:p>
         </w:tc>
@@ -4043,7 +5231,7 @@
               <w:rPr>
                 <w:rFonts w:ascii="Trebuchet MS" w:hAnsi="Trebuchet MS"/>
               </w:rPr>
-              <w:t>Organization</w:t>
+              <w:t>Date</w:t>
             </w:r>
           </w:p>
         </w:tc>
@@ -4064,7 +5252,7 @@
               <w:rPr>
                 <w:rFonts w:ascii="Trebuchet MS" w:hAnsi="Trebuchet MS"/>
               </w:rPr>
-              <w:t>Phone</w:t>
+              <w:t>Author/Owner</w:t>
             </w:r>
           </w:p>
         </w:tc>
@@ -4085,49 +5273,7 @@
               <w:rPr>
                 <w:rFonts w:ascii="Trebuchet MS" w:hAnsi="Trebuchet MS"/>
               </w:rPr>
-              <w:t>Email</w:t>
-            </w:r>
-          </w:p>
-        </w:tc>
-        <w:tc>
-          <w:tcPr>
-            <w:tcW w:w="0" w:type="auto"/>
-            <w:shd w:val="clear" w:color="auto" w:fill="1F497D"/>
-            <w:vAlign w:val="center"/>
-          </w:tcPr>
-          <w:p>
-            <w:pPr>
-              <w:pStyle w:val="TableText10HeaderCenter"/>
-              <w:rPr>
-                <w:rFonts w:ascii="Trebuchet MS" w:hAnsi="Trebuchet MS"/>
-              </w:rPr>
-            </w:pPr>
-            <w:r>
-              <w:rPr>
-                <w:rFonts w:ascii="Trebuchet MS" w:hAnsi="Trebuchet MS"/>
-              </w:rPr>
-              <w:t>Role</w:t>
-            </w:r>
-          </w:p>
-        </w:tc>
-        <w:tc>
-          <w:tcPr>
-            <w:tcW w:w="0" w:type="auto"/>
-            <w:shd w:val="clear" w:color="auto" w:fill="1F497D"/>
-            <w:vAlign w:val="center"/>
-          </w:tcPr>
-          <w:p>
-            <w:pPr>
-              <w:pStyle w:val="TableText10HeaderCenter"/>
-              <w:rPr>
-                <w:rFonts w:ascii="Trebuchet MS" w:hAnsi="Trebuchet MS"/>
-              </w:rPr>
-            </w:pPr>
-            <w:r>
-              <w:rPr>
-                <w:rFonts w:ascii="Trebuchet MS" w:hAnsi="Trebuchet MS"/>
-              </w:rPr>
-              <w:t>Responsibility</w:t>
+              <w:t>Description of Change</w:t>
             </w:r>
           </w:p>
         </w:tc>
@@ -4151,7 +5297,7 @@
               <w:rPr>
                 <w:rFonts w:ascii="Trebuchet MS" w:hAnsi="Trebuchet MS"/>
               </w:rPr>
-              <w:t>&lt;Contact Name&gt;</w:t>
+              <w:t>0.3</w:t>
             </w:r>
           </w:p>
         </w:tc>
@@ -4170,7 +5316,13 @@
               <w:rPr>
                 <w:rFonts w:ascii="Trebuchet MS" w:hAnsi="Trebuchet MS"/>
               </w:rPr>
-              <w:t>&lt;Organization&gt;</w:t>
+              <w:t>3/13</w:t>
+            </w:r>
+            <w:r>
+              <w:rPr>
+                <w:rFonts w:ascii="Trebuchet MS" w:hAnsi="Trebuchet MS"/>
+              </w:rPr>
+              <w:t>/26</w:t>
             </w:r>
           </w:p>
         </w:tc>
@@ -4189,7 +5341,7 @@
               <w:rPr>
                 <w:rFonts w:ascii="Trebuchet MS" w:hAnsi="Trebuchet MS"/>
               </w:rPr>
-              <w:t>&lt;Phone&gt;</w:t>
+              <w:t>B. Good</w:t>
             </w:r>
           </w:p>
         </w:tc>
@@ -4208,265 +5360,13 @@
               <w:rPr>
                 <w:rFonts w:ascii="Trebuchet MS" w:hAnsi="Trebuchet MS"/>
               </w:rPr>
-              <w:t>&lt;Email&gt;</w:t>
-            </w:r>
-          </w:p>
-        </w:tc>
-        <w:tc>
-          <w:tcPr>
-            <w:tcW w:w="0" w:type="auto"/>
-          </w:tcPr>
-          <w:p>
-            <w:pPr>
-              <w:pStyle w:val="InstructionalTextTableText10"/>
+              <w:t xml:space="preserve">Initialization: Replace </w:t>
+            </w:r>
+            <w:r>
               <w:rPr>
                 <w:rFonts w:ascii="Trebuchet MS" w:hAnsi="Trebuchet MS"/>
               </w:rPr>
-            </w:pPr>
-            <w:r>
-              <w:rPr>
-                <w:rFonts w:ascii="Trebuchet MS" w:hAnsi="Trebuchet MS"/>
-              </w:rPr>
-              <w:t>&lt;Role&gt;</w:t>
-            </w:r>
-          </w:p>
-        </w:tc>
-        <w:tc>
-          <w:tcPr>
-            <w:tcW w:w="0" w:type="auto"/>
-          </w:tcPr>
-          <w:p>
-            <w:pPr>
-              <w:pStyle w:val="InstructionalTextTableText10"/>
-              <w:rPr>
-                <w:rFonts w:ascii="Trebuchet MS" w:hAnsi="Trebuchet MS"/>
-              </w:rPr>
-            </w:pPr>
-            <w:r>
-              <w:rPr>
-                <w:rFonts w:ascii="Trebuchet MS" w:hAnsi="Trebuchet MS"/>
-              </w:rPr>
-              <w:t>&lt;Responsibility&gt;</w:t>
-            </w:r>
-          </w:p>
-        </w:tc>
-      </w:tr>
-    </w:tbl>
-    <w:p>
-      <w:pPr>
-        <w:pStyle w:val="BodyText"/>
-        <w:rPr>
-          <w:rFonts w:ascii="Trebuchet MS" w:hAnsi="Trebuchet MS"/>
-        </w:rPr>
-      </w:pPr>
-    </w:p>
-    <w:p>
-      <w:pPr>
-        <w:pStyle w:val="BodyText"/>
-        <w:rPr>
-          <w:rFonts w:ascii="Trebuchet MS" w:hAnsi="Trebuchet MS"/>
-        </w:rPr>
-        <w:sectPr>
-          <w:headerReference w:type="default" r:id="rId18"/>
-          <w:footerReference w:type="default" r:id="rId19"/>
-          <w:pgSz w:w="12240" w:h="15840" w:code="1"/>
-          <w:pgMar w:top="1440" w:right="1440" w:bottom="1440" w:left="1440" w:header="504" w:footer="504" w:gutter="0"/>
-          <w:pgNumType w:start="1"/>
-          <w:cols w:space="720"/>
-          <w:docGrid w:linePitch="360"/>
-        </w:sectPr>
-      </w:pPr>
-    </w:p>
-    <w:p>
-      <w:pPr>
-        <w:pStyle w:val="BackMatterHeading"/>
-        <w:rPr>
-          <w:rFonts w:ascii="Trebuchet MS" w:hAnsi="Trebuchet MS"/>
-        </w:rPr>
-      </w:pPr>
-      <w:bookmarkStart w:id="70" w:name="_Toc396111627"/>
-      <w:bookmarkStart w:id="71" w:name="_Toc443996751"/>
-      <w:bookmarkStart w:id="72" w:name="_Toc444160454"/>
-      <w:bookmarkStart w:id="73" w:name="AppA"/>
-      <w:bookmarkStart w:id="74" w:name="_Toc452625190"/>
-      <w:bookmarkStart w:id="75" w:name="_Toc452632328"/>
-      <w:bookmarkStart w:id="76" w:name="_Toc4734581"/>
-      <w:r>
-        <w:rPr>
-          <w:rFonts w:ascii="Trebuchet MS" w:hAnsi="Trebuchet MS"/>
-        </w:rPr>
-        <w:lastRenderedPageBreak/>
-        <w:t>Appendix A: Record of Changes</w:t>
-      </w:r>
-      <w:bookmarkEnd w:id="70"/>
-      <w:bookmarkEnd w:id="71"/>
-      <w:bookmarkEnd w:id="72"/>
-      <w:bookmarkEnd w:id="73"/>
-      <w:bookmarkEnd w:id="74"/>
-      <w:bookmarkEnd w:id="75"/>
-      <w:bookmarkEnd w:id="76"/>
-    </w:p>
-    <w:p>
-      <w:pPr>
-        <w:pStyle w:val="Caption"/>
-        <w:rPr>
-          <w:rFonts w:ascii="Trebuchet MS" w:hAnsi="Trebuchet MS"/>
-        </w:rPr>
-      </w:pPr>
-      <w:bookmarkStart w:id="77" w:name="_Toc444160465"/>
-      <w:bookmarkStart w:id="78" w:name="_Toc452632336"/>
-      <w:bookmarkStart w:id="79" w:name="_Toc4734587"/>
-      <w:r>
-        <w:rPr>
-          <w:rFonts w:ascii="Trebuchet MS" w:hAnsi="Trebuchet MS"/>
-        </w:rPr>
-        <w:t xml:space="preserve">Table </w:t>
-      </w:r>
-      <w:r>
-        <w:rPr>
-          <w:rFonts w:ascii="Trebuchet MS" w:hAnsi="Trebuchet MS"/>
-          <w:noProof/>
-        </w:rPr>
-        <w:fldChar w:fldCharType="begin"/>
-      </w:r>
-      <w:r>
-        <w:rPr>
-          <w:rFonts w:ascii="Trebuchet MS" w:hAnsi="Trebuchet MS"/>
-          <w:noProof/>
-        </w:rPr>
-        <w:instrText xml:space="preserve"> SEQ Table \* ARABIC </w:instrText>
-      </w:r>
-      <w:r>
-        <w:rPr>
-          <w:rFonts w:ascii="Trebuchet MS" w:hAnsi="Trebuchet MS"/>
-          <w:noProof/>
-        </w:rPr>
-        <w:fldChar w:fldCharType="separate"/>
-      </w:r>
-      <w:r>
-        <w:rPr>
-          <w:rFonts w:ascii="Trebuchet MS" w:hAnsi="Trebuchet MS"/>
-          <w:noProof/>
-        </w:rPr>
-        <w:t>2</w:t>
-      </w:r>
-      <w:r>
-        <w:rPr>
-          <w:rFonts w:ascii="Trebuchet MS" w:hAnsi="Trebuchet MS"/>
-          <w:noProof/>
-        </w:rPr>
-        <w:fldChar w:fldCharType="end"/>
-      </w:r>
-      <w:r>
-        <w:rPr>
-          <w:rFonts w:ascii="Trebuchet MS" w:hAnsi="Trebuchet MS"/>
-        </w:rPr>
-        <w:t xml:space="preserve"> - Record of Changes</w:t>
-      </w:r>
-      <w:bookmarkEnd w:id="77"/>
-      <w:bookmarkEnd w:id="78"/>
-      <w:bookmarkEnd w:id="79"/>
-    </w:p>
-    <w:tbl>
-      <w:tblPr>
-        <w:tblStyle w:val="TableGrid"/>
-        <w:tblW w:w="0" w:type="auto"/>
-        <w:tblLook w:val="0000" w:firstRow="0" w:lastRow="0" w:firstColumn="0" w:lastColumn="0" w:noHBand="0" w:noVBand="0"/>
-        <w:tblCaption w:val="Record of Changes"/>
-        <w:tblDescription w:val="This table provides the following information about each change to this document:&#10;&#10;Version Number&#10;Date&#10;Author/Owner&#10;Description of Change"/>
-      </w:tblPr>
-      <w:tblGrid>
-        <w:gridCol w:w="1558"/>
-        <w:gridCol w:w="951"/>
-        <w:gridCol w:w="1552"/>
-        <w:gridCol w:w="5289"/>
-      </w:tblGrid>
-      <w:tr>
-        <w:trPr>
-          <w:cantSplit/>
-          <w:tblHeader/>
-        </w:trPr>
-        <w:tc>
-          <w:tcPr>
-            <w:tcW w:w="0" w:type="auto"/>
-            <w:shd w:val="clear" w:color="auto" w:fill="1F497D"/>
-            <w:vAlign w:val="center"/>
-          </w:tcPr>
-          <w:p>
-            <w:pPr>
-              <w:pStyle w:val="TableText10HeaderCenter"/>
-              <w:rPr>
-                <w:rFonts w:ascii="Trebuchet MS" w:hAnsi="Trebuchet MS"/>
-              </w:rPr>
-            </w:pPr>
-            <w:r>
-              <w:rPr>
-                <w:rFonts w:ascii="Trebuchet MS" w:hAnsi="Trebuchet MS"/>
-              </w:rPr>
-              <w:t>Version Number</w:t>
-            </w:r>
-          </w:p>
-        </w:tc>
-        <w:tc>
-          <w:tcPr>
-            <w:tcW w:w="0" w:type="auto"/>
-            <w:shd w:val="clear" w:color="auto" w:fill="1F497D"/>
-            <w:vAlign w:val="center"/>
-          </w:tcPr>
-          <w:p>
-            <w:pPr>
-              <w:pStyle w:val="TableText10HeaderCenter"/>
-              <w:rPr>
-                <w:rFonts w:ascii="Trebuchet MS" w:hAnsi="Trebuchet MS"/>
-              </w:rPr>
-            </w:pPr>
-            <w:r>
-              <w:rPr>
-                <w:rFonts w:ascii="Trebuchet MS" w:hAnsi="Trebuchet MS"/>
-              </w:rPr>
-              <w:t>Date</w:t>
-            </w:r>
-          </w:p>
-        </w:tc>
-        <w:tc>
-          <w:tcPr>
-            <w:tcW w:w="0" w:type="auto"/>
-            <w:shd w:val="clear" w:color="auto" w:fill="1F497D"/>
-            <w:vAlign w:val="center"/>
-          </w:tcPr>
-          <w:p>
-            <w:pPr>
-              <w:pStyle w:val="TableText10HeaderCenter"/>
-              <w:rPr>
-                <w:rFonts w:ascii="Trebuchet MS" w:hAnsi="Trebuchet MS"/>
-              </w:rPr>
-            </w:pPr>
-            <w:r>
-              <w:rPr>
-                <w:rFonts w:ascii="Trebuchet MS" w:hAnsi="Trebuchet MS"/>
-              </w:rPr>
-              <w:t>Author/Owner</w:t>
-            </w:r>
-          </w:p>
-        </w:tc>
-        <w:tc>
-          <w:tcPr>
-            <w:tcW w:w="0" w:type="auto"/>
-            <w:shd w:val="clear" w:color="auto" w:fill="1F497D"/>
-            <w:vAlign w:val="center"/>
-          </w:tcPr>
-          <w:p>
-            <w:pPr>
-              <w:pStyle w:val="TableText10HeaderCenter"/>
-              <w:rPr>
-                <w:rFonts w:ascii="Trebuchet MS" w:hAnsi="Trebuchet MS"/>
-              </w:rPr>
-            </w:pPr>
-            <w:r>
-              <w:rPr>
-                <w:rFonts w:ascii="Trebuchet MS" w:hAnsi="Trebuchet MS"/>
-              </w:rPr>
-              <w:t>Description of Change</w:t>
+              <w:t>Template content with relevant information</w:t>
             </w:r>
           </w:p>
         </w:tc>
@@ -4490,7 +5390,7 @@
               <w:rPr>
                 <w:rFonts w:ascii="Trebuchet MS" w:hAnsi="Trebuchet MS"/>
               </w:rPr>
-              <w:t>0.3</w:t>
+              <w:t>0.7</w:t>
             </w:r>
           </w:p>
         </w:tc>
@@ -4509,13 +5409,7 @@
               <w:rPr>
                 <w:rFonts w:ascii="Trebuchet MS" w:hAnsi="Trebuchet MS"/>
               </w:rPr>
-              <w:t>3/13</w:t>
-            </w:r>
-            <w:r>
-              <w:rPr>
-                <w:rFonts w:ascii="Trebuchet MS" w:hAnsi="Trebuchet MS"/>
-              </w:rPr>
-              <w:t>/26</w:t>
+              <w:t>4/2/26</w:t>
             </w:r>
           </w:p>
         </w:tc>
@@ -4553,13 +5447,19 @@
               <w:rPr>
                 <w:rFonts w:ascii="Trebuchet MS" w:hAnsi="Trebuchet MS"/>
               </w:rPr>
-              <w:t xml:space="preserve">Initialization: Replace </w:t>
+              <w:t xml:space="preserve">Replace the rest of the </w:t>
             </w:r>
             <w:r>
               <w:rPr>
                 <w:rFonts w:ascii="Trebuchet MS" w:hAnsi="Trebuchet MS"/>
               </w:rPr>
-              <w:t>Template content with relevant information</w:t>
+              <w:t>template text,</w:t>
+            </w:r>
+            <w:r>
+              <w:rPr>
+                <w:rFonts w:ascii="Trebuchet MS" w:hAnsi="Trebuchet MS"/>
+              </w:rPr>
+              <w:t xml:space="preserve"> update incorrect information.</w:t>
             </w:r>
           </w:p>
         </w:tc>
@@ -4621,63 +5521,6 @@
           </w:p>
         </w:tc>
       </w:tr>
-      <w:tr>
-        <w:trPr>
-          <w:cantSplit/>
-        </w:trPr>
-        <w:tc>
-          <w:tcPr>
-            <w:tcW w:w="0" w:type="auto"/>
-          </w:tcPr>
-          <w:p>
-            <w:pPr>
-              <w:pStyle w:val="InstructionalTextTableText10"/>
-              <w:rPr>
-                <w:rFonts w:ascii="Trebuchet MS" w:hAnsi="Trebuchet MS"/>
-              </w:rPr>
-            </w:pPr>
-          </w:p>
-        </w:tc>
-        <w:tc>
-          <w:tcPr>
-            <w:tcW w:w="0" w:type="auto"/>
-          </w:tcPr>
-          <w:p>
-            <w:pPr>
-              <w:pStyle w:val="InstructionalTextTableText10"/>
-              <w:rPr>
-                <w:rFonts w:ascii="Trebuchet MS" w:hAnsi="Trebuchet MS"/>
-              </w:rPr>
-            </w:pPr>
-          </w:p>
-        </w:tc>
-        <w:tc>
-          <w:tcPr>
-            <w:tcW w:w="0" w:type="auto"/>
-          </w:tcPr>
-          <w:p>
-            <w:pPr>
-              <w:pStyle w:val="InstructionalTextTableText10"/>
-              <w:rPr>
-                <w:rFonts w:ascii="Trebuchet MS" w:hAnsi="Trebuchet MS"/>
-              </w:rPr>
-            </w:pPr>
-          </w:p>
-        </w:tc>
-        <w:tc>
-          <w:tcPr>
-            <w:tcW w:w="0" w:type="auto"/>
-          </w:tcPr>
-          <w:p>
-            <w:pPr>
-              <w:pStyle w:val="InstructionalTextTableText10"/>
-              <w:rPr>
-                <w:rFonts w:ascii="Trebuchet MS" w:hAnsi="Trebuchet MS"/>
-              </w:rPr>
-            </w:pPr>
-          </w:p>
-        </w:tc>
-      </w:tr>
     </w:tbl>
     <w:p>
       <w:pPr>
@@ -4686,30 +5529,30 @@
           <w:rFonts w:ascii="Trebuchet MS" w:hAnsi="Trebuchet MS"/>
         </w:rPr>
       </w:pPr>
-      <w:bookmarkStart w:id="80" w:name="_Toc396111629"/>
-      <w:bookmarkStart w:id="81" w:name="_Toc443996753"/>
-      <w:bookmarkStart w:id="82" w:name="_Toc444160456"/>
-      <w:bookmarkStart w:id="83" w:name="AppC"/>
-      <w:bookmarkStart w:id="84" w:name="_Toc452625192"/>
-      <w:bookmarkStart w:id="85" w:name="_Toc452632330"/>
-      <w:bookmarkStart w:id="86" w:name="_Toc4734582"/>
-      <w:bookmarkStart w:id="87" w:name="_Toc363205558"/>
-      <w:bookmarkStart w:id="88" w:name="_Toc395081365"/>
-      <w:bookmarkStart w:id="89" w:name="_Toc395092003"/>
-      <w:bookmarkStart w:id="90" w:name="_Toc395093012"/>
-      <w:bookmarkStart w:id="91" w:name="_Toc395095149"/>
-      <w:bookmarkStart w:id="92" w:name="_Toc395107348"/>
-      <w:bookmarkStart w:id="93" w:name="_Toc395163188"/>
-      <w:bookmarkStart w:id="94" w:name="_Toc395165906"/>
-      <w:bookmarkStart w:id="95" w:name="_Toc395166941"/>
-      <w:bookmarkStart w:id="96" w:name="_Toc395168742"/>
-      <w:bookmarkStart w:id="97" w:name="_Toc395170182"/>
-      <w:bookmarkStart w:id="98" w:name="_Toc395769969"/>
-      <w:bookmarkStart w:id="99" w:name="_Toc395773790"/>
-      <w:bookmarkStart w:id="100" w:name="_Toc395775529"/>
-      <w:bookmarkStart w:id="101" w:name="_Toc395779305"/>
-      <w:bookmarkStart w:id="102" w:name="_Toc395780411"/>
-      <w:bookmarkStart w:id="103" w:name="_Toc396110086"/>
+      <w:bookmarkStart w:id="79" w:name="_Toc396111629"/>
+      <w:bookmarkStart w:id="80" w:name="_Toc443996753"/>
+      <w:bookmarkStart w:id="81" w:name="_Toc444160456"/>
+      <w:bookmarkStart w:id="82" w:name="AppC"/>
+      <w:bookmarkStart w:id="83" w:name="_Toc452625192"/>
+      <w:bookmarkStart w:id="84" w:name="_Toc452632330"/>
+      <w:bookmarkStart w:id="85" w:name="_Toc4734582"/>
+      <w:bookmarkStart w:id="86" w:name="_Toc363205558"/>
+      <w:bookmarkStart w:id="87" w:name="_Toc395081365"/>
+      <w:bookmarkStart w:id="88" w:name="_Toc395092003"/>
+      <w:bookmarkStart w:id="89" w:name="_Toc395093012"/>
+      <w:bookmarkStart w:id="90" w:name="_Toc395095149"/>
+      <w:bookmarkStart w:id="91" w:name="_Toc395107348"/>
+      <w:bookmarkStart w:id="92" w:name="_Toc395163188"/>
+      <w:bookmarkStart w:id="93" w:name="_Toc395165906"/>
+      <w:bookmarkStart w:id="94" w:name="_Toc395166941"/>
+      <w:bookmarkStart w:id="95" w:name="_Toc395168742"/>
+      <w:bookmarkStart w:id="96" w:name="_Toc395170182"/>
+      <w:bookmarkStart w:id="97" w:name="_Toc395769969"/>
+      <w:bookmarkStart w:id="98" w:name="_Toc395773790"/>
+      <w:bookmarkStart w:id="99" w:name="_Toc395775529"/>
+      <w:bookmarkStart w:id="100" w:name="_Toc395779305"/>
+      <w:bookmarkStart w:id="101" w:name="_Toc395780411"/>
+      <w:bookmarkStart w:id="102" w:name="_Toc396110086"/>
       <w:r>
         <w:rPr>
           <w:rFonts w:ascii="Trebuchet MS" w:hAnsi="Trebuchet MS"/>
@@ -4729,13 +5572,13 @@
         </w:rPr>
         <w:t>: Glossary</w:t>
       </w:r>
+      <w:bookmarkEnd w:id="79"/>
       <w:bookmarkEnd w:id="80"/>
       <w:bookmarkEnd w:id="81"/>
       <w:bookmarkEnd w:id="82"/>
       <w:bookmarkEnd w:id="83"/>
       <w:bookmarkEnd w:id="84"/>
       <w:bookmarkEnd w:id="85"/>
-      <w:bookmarkEnd w:id="86"/>
     </w:p>
     <w:p>
       <w:pPr>
@@ -4758,10 +5601,10 @@
           <w:rFonts w:ascii="Trebuchet MS" w:hAnsi="Trebuchet MS"/>
         </w:rPr>
       </w:pPr>
-      <w:bookmarkStart w:id="104" w:name="_Ref441754492"/>
-      <w:bookmarkStart w:id="105" w:name="_Toc444160467"/>
-      <w:bookmarkStart w:id="106" w:name="_Toc452632338"/>
-      <w:bookmarkStart w:id="107" w:name="_Toc4734588"/>
+      <w:bookmarkStart w:id="103" w:name="_Ref441754492"/>
+      <w:bookmarkStart w:id="104" w:name="_Toc444160467"/>
+      <w:bookmarkStart w:id="105" w:name="_Toc452632338"/>
+      <w:bookmarkStart w:id="106" w:name="_Toc4734588"/>
       <w:r>
         <w:rPr>
           <w:rFonts w:ascii="Trebuchet MS" w:hAnsi="Trebuchet MS"/>
@@ -4773,7 +5616,7 @@
           <w:rFonts w:ascii="Trebuchet MS" w:hAnsi="Trebuchet MS"/>
           <w:noProof/>
         </w:rPr>
-        <w:t>3</w:t>
+        <w:t>2</w:t>
       </w:r>
       <w:r>
         <w:rPr>
@@ -4781,10 +5624,10 @@
         </w:rPr>
         <w:t xml:space="preserve"> - Glossary</w:t>
       </w:r>
+      <w:bookmarkEnd w:id="103"/>
       <w:bookmarkEnd w:id="104"/>
       <w:bookmarkEnd w:id="105"/>
       <w:bookmarkEnd w:id="106"/>
-      <w:bookmarkEnd w:id="107"/>
     </w:p>
     <w:tbl>
       <w:tblPr>
@@ -4931,7 +5774,21 @@
               <w:rPr>
                 <w:rFonts w:ascii="Trebuchet MS" w:hAnsi="Trebuchet MS"/>
               </w:rPr>
-              <w:t xml:space="preserve">visualize properties for Jefferson County, created by students of PennWest Clarion for </w:t>
+              <w:t xml:space="preserve">visualize properties for Jefferson County, created by students of </w:t>
+            </w:r>
+            <w:proofErr w:type="spellStart"/>
+            <w:r>
+              <w:rPr>
+                <w:rFonts w:ascii="Trebuchet MS" w:hAnsi="Trebuchet MS"/>
+              </w:rPr>
+              <w:t>PennWest</w:t>
+            </w:r>
+            <w:proofErr w:type="spellEnd"/>
+            <w:r>
+              <w:rPr>
+                <w:rFonts w:ascii="Trebuchet MS" w:hAnsi="Trebuchet MS"/>
+              </w:rPr>
+              <w:t xml:space="preserve"> Clarion for </w:t>
             </w:r>
             <w:r>
               <w:rPr>
@@ -4999,7 +5856,21 @@
               <w:rPr>
                 <w:rFonts w:ascii="Trebuchet MS" w:hAnsi="Trebuchet MS"/>
               </w:rPr>
-              <w:t>This document, which details specifics and use of the attached application in industry standard format.</w:t>
+              <w:t xml:space="preserve">This </w:t>
+            </w:r>
+            <w:proofErr w:type="gramStart"/>
+            <w:r>
+              <w:rPr>
+                <w:rFonts w:ascii="Trebuchet MS" w:hAnsi="Trebuchet MS"/>
+              </w:rPr>
+              <w:t>document, which</w:t>
+            </w:r>
+            <w:proofErr w:type="gramEnd"/>
+            <w:r>
+              <w:rPr>
+                <w:rFonts w:ascii="Trebuchet MS" w:hAnsi="Trebuchet MS"/>
+              </w:rPr>
+              <w:t xml:space="preserve"> details specifics and use of the attached application in industry standard format.</w:t>
             </w:r>
           </w:p>
         </w:tc>
@@ -5140,6 +6011,50 @@
           </w:p>
         </w:tc>
       </w:tr>
+      <w:tr>
+        <w:trPr>
+          <w:cantSplit/>
+        </w:trPr>
+        <w:tc>
+          <w:tcPr>
+            <w:tcW w:w="0" w:type="auto"/>
+          </w:tcPr>
+          <w:p>
+            <w:pPr>
+              <w:pStyle w:val="InstructionalTextTableText10"/>
+              <w:rPr>
+                <w:rFonts w:ascii="Trebuchet MS" w:hAnsi="Trebuchet MS"/>
+              </w:rPr>
+            </w:pPr>
+          </w:p>
+        </w:tc>
+        <w:tc>
+          <w:tcPr>
+            <w:tcW w:w="0" w:type="auto"/>
+          </w:tcPr>
+          <w:p>
+            <w:pPr>
+              <w:pStyle w:val="InstructionalTextTableText10"/>
+              <w:rPr>
+                <w:rFonts w:ascii="Trebuchet MS" w:hAnsi="Trebuchet MS"/>
+              </w:rPr>
+            </w:pPr>
+          </w:p>
+        </w:tc>
+        <w:tc>
+          <w:tcPr>
+            <w:tcW w:w="0" w:type="auto"/>
+          </w:tcPr>
+          <w:p>
+            <w:pPr>
+              <w:pStyle w:val="InstructionalTextTableText10"/>
+              <w:rPr>
+                <w:rFonts w:ascii="Trebuchet MS" w:hAnsi="Trebuchet MS"/>
+              </w:rPr>
+            </w:pPr>
+          </w:p>
+        </w:tc>
+      </w:tr>
     </w:tbl>
     <w:p>
       <w:pPr>
@@ -5148,13 +6063,14 @@
           <w:rFonts w:ascii="Trebuchet MS" w:hAnsi="Trebuchet MS"/>
         </w:rPr>
       </w:pPr>
-      <w:bookmarkStart w:id="108" w:name="_Toc396111630"/>
-      <w:bookmarkStart w:id="109" w:name="_Toc443996754"/>
-      <w:bookmarkStart w:id="110" w:name="_Toc444160457"/>
-      <w:bookmarkStart w:id="111" w:name="AppD"/>
-      <w:bookmarkStart w:id="112" w:name="_Toc452625193"/>
-      <w:bookmarkStart w:id="113" w:name="_Toc452632331"/>
-      <w:bookmarkStart w:id="114" w:name="_Toc4734583"/>
+      <w:bookmarkStart w:id="107" w:name="_Toc396111630"/>
+      <w:bookmarkStart w:id="108" w:name="_Toc443996754"/>
+      <w:bookmarkStart w:id="109" w:name="_Toc444160457"/>
+      <w:bookmarkStart w:id="110" w:name="AppD"/>
+      <w:bookmarkStart w:id="111" w:name="_Toc452625193"/>
+      <w:bookmarkStart w:id="112" w:name="_Toc452632331"/>
+      <w:bookmarkStart w:id="113" w:name="_Toc4734583"/>
+      <w:bookmarkEnd w:id="86"/>
       <w:bookmarkEnd w:id="87"/>
       <w:bookmarkEnd w:id="88"/>
       <w:bookmarkEnd w:id="89"/>
@@ -5171,7 +6087,6 @@
       <w:bookmarkEnd w:id="100"/>
       <w:bookmarkEnd w:id="101"/>
       <w:bookmarkEnd w:id="102"/>
-      <w:bookmarkEnd w:id="103"/>
       <w:r>
         <w:rPr>
           <w:rFonts w:ascii="Trebuchet MS" w:hAnsi="Trebuchet MS"/>
@@ -5191,13 +6106,13 @@
         </w:rPr>
         <w:t>: Referenced Documents</w:t>
       </w:r>
+      <w:bookmarkEnd w:id="107"/>
       <w:bookmarkEnd w:id="108"/>
       <w:bookmarkEnd w:id="109"/>
       <w:bookmarkEnd w:id="110"/>
       <w:bookmarkEnd w:id="111"/>
       <w:bookmarkEnd w:id="112"/>
       <w:bookmarkEnd w:id="113"/>
-      <w:bookmarkEnd w:id="114"/>
     </w:p>
     <w:p>
       <w:pPr>
@@ -5220,9 +6135,9 @@
           <w:rFonts w:ascii="Trebuchet MS" w:hAnsi="Trebuchet MS"/>
         </w:rPr>
       </w:pPr>
-      <w:bookmarkStart w:id="115" w:name="_Toc444160468"/>
-      <w:bookmarkStart w:id="116" w:name="_Toc452632339"/>
-      <w:bookmarkStart w:id="117" w:name="_Toc4734589"/>
+      <w:bookmarkStart w:id="114" w:name="_Toc444160468"/>
+      <w:bookmarkStart w:id="115" w:name="_Toc452632339"/>
+      <w:bookmarkStart w:id="116" w:name="_Toc4734589"/>
       <w:r>
         <w:rPr>
           <w:rFonts w:ascii="Trebuchet MS" w:hAnsi="Trebuchet MS"/>
@@ -5248,9 +6163,9 @@
         </w:rPr>
         <w:t xml:space="preserve"> - Referenced Documents</w:t>
       </w:r>
+      <w:bookmarkEnd w:id="114"/>
       <w:bookmarkEnd w:id="115"/>
       <w:bookmarkEnd w:id="116"/>
-      <w:bookmarkEnd w:id="117"/>
     </w:p>
     <w:tbl>
       <w:tblPr>
@@ -5528,13 +6443,13 @@
           <w:rFonts w:ascii="Trebuchet MS" w:hAnsi="Trebuchet MS"/>
         </w:rPr>
       </w:pPr>
-      <w:bookmarkStart w:id="118" w:name="_Toc396111632"/>
-      <w:bookmarkStart w:id="119" w:name="_Toc443996756"/>
-      <w:bookmarkStart w:id="120" w:name="_Toc444160460"/>
-      <w:bookmarkStart w:id="121" w:name="AppG"/>
-      <w:bookmarkStart w:id="122" w:name="_Toc452625196"/>
-      <w:bookmarkStart w:id="123" w:name="_Toc452632334"/>
-      <w:bookmarkStart w:id="124" w:name="_Toc4734585"/>
+      <w:bookmarkStart w:id="117" w:name="_Toc396111632"/>
+      <w:bookmarkStart w:id="118" w:name="_Toc443996756"/>
+      <w:bookmarkStart w:id="119" w:name="_Toc444160460"/>
+      <w:bookmarkStart w:id="120" w:name="AppG"/>
+      <w:bookmarkStart w:id="121" w:name="_Toc452625196"/>
+      <w:bookmarkStart w:id="122" w:name="_Toc452632334"/>
+      <w:bookmarkStart w:id="123" w:name="_Toc4734585"/>
       <w:r>
         <w:rPr>
           <w:rFonts w:ascii="Trebuchet MS" w:hAnsi="Trebuchet MS"/>
@@ -5554,13 +6469,13 @@
         </w:rPr>
         <w:t>: Notes to the Author/Template Instructions</w:t>
       </w:r>
+      <w:bookmarkEnd w:id="117"/>
       <w:bookmarkEnd w:id="118"/>
       <w:bookmarkEnd w:id="119"/>
       <w:bookmarkEnd w:id="120"/>
       <w:bookmarkEnd w:id="121"/>
       <w:bookmarkEnd w:id="122"/>
       <w:bookmarkEnd w:id="123"/>
-      <w:bookmarkEnd w:id="124"/>
     </w:p>
     <w:p>
       <w:pPr>
@@ -5773,24 +6688,25 @@
         </w:rPr>
         <w:t>Delete this “Notes to the Author/Template Instructions” page and all instructions to the author before finalizing the initial draft of the document.</w:t>
       </w:r>
-      <w:bookmarkStart w:id="125" w:name="_Toc395081368"/>
-      <w:bookmarkStart w:id="126" w:name="_Toc395092006"/>
-      <w:bookmarkStart w:id="127" w:name="_Toc395093015"/>
-      <w:bookmarkStart w:id="128" w:name="_Toc395095152"/>
-      <w:bookmarkStart w:id="129" w:name="_Toc395107351"/>
-      <w:bookmarkStart w:id="130" w:name="_Toc395163191"/>
-      <w:bookmarkStart w:id="131" w:name="_Toc395165909"/>
-      <w:bookmarkStart w:id="132" w:name="_Toc395166944"/>
-      <w:bookmarkStart w:id="133" w:name="_Toc395168745"/>
-      <w:bookmarkStart w:id="134" w:name="_Toc395170185"/>
-      <w:bookmarkStart w:id="135" w:name="_Toc395769972"/>
-      <w:bookmarkStart w:id="136" w:name="_Toc395773793"/>
-      <w:bookmarkStart w:id="137" w:name="_Toc395775532"/>
-      <w:bookmarkStart w:id="138" w:name="_Toc395779308"/>
-      <w:bookmarkStart w:id="139" w:name="_Toc395780414"/>
-      <w:bookmarkStart w:id="140" w:name="_Toc396110089"/>
-      <w:bookmarkStart w:id="141" w:name="_Toc363205563"/>
+      <w:bookmarkStart w:id="124" w:name="_Toc395081368"/>
+      <w:bookmarkStart w:id="125" w:name="_Toc395092006"/>
+      <w:bookmarkStart w:id="126" w:name="_Toc395093015"/>
+      <w:bookmarkStart w:id="127" w:name="_Toc395095152"/>
+      <w:bookmarkStart w:id="128" w:name="_Toc395107351"/>
+      <w:bookmarkStart w:id="129" w:name="_Toc395163191"/>
+      <w:bookmarkStart w:id="130" w:name="_Toc395165909"/>
+      <w:bookmarkStart w:id="131" w:name="_Toc395166944"/>
+      <w:bookmarkStart w:id="132" w:name="_Toc395168745"/>
+      <w:bookmarkStart w:id="133" w:name="_Toc395170185"/>
+      <w:bookmarkStart w:id="134" w:name="_Toc395769972"/>
+      <w:bookmarkStart w:id="135" w:name="_Toc395773793"/>
+      <w:bookmarkStart w:id="136" w:name="_Toc395775532"/>
+      <w:bookmarkStart w:id="137" w:name="_Toc395779308"/>
+      <w:bookmarkStart w:id="138" w:name="_Toc395780414"/>
+      <w:bookmarkStart w:id="139" w:name="_Toc396110089"/>
+      <w:bookmarkStart w:id="140" w:name="_Toc363205563"/>
       <w:bookmarkEnd w:id="30"/>
+      <w:bookmarkEnd w:id="124"/>
       <w:bookmarkEnd w:id="125"/>
       <w:bookmarkEnd w:id="126"/>
       <w:bookmarkEnd w:id="127"/>
@@ -5807,11 +6723,10 @@
       <w:bookmarkEnd w:id="138"/>
       <w:bookmarkEnd w:id="139"/>
       <w:bookmarkEnd w:id="140"/>
-      <w:bookmarkEnd w:id="141"/>
     </w:p>
     <w:sectPr>
-      <w:headerReference w:type="default" r:id="rId20"/>
-      <w:footerReference w:type="default" r:id="rId21"/>
+      <w:headerReference w:type="default" r:id="rId18"/>
+      <w:footerReference w:type="default" r:id="rId19"/>
       <w:pgSz w:w="12240" w:h="15840" w:code="1"/>
       <w:pgMar w:top="1440" w:right="1440" w:bottom="1440" w:left="1440" w:header="504" w:footer="504" w:gutter="0"/>
       <w:cols w:space="720"/>
@@ -5868,10 +6783,10 @@
       <w:spacing w:before="120"/>
     </w:pPr>
     <w:r>
-      <w:t xml:space="preserve">UM Version </w:t>
+      <w:t>UM Vers</w:t>
     </w:r>
     <w:r>
-      <w:t>0.3</w:t>
+      <w:t>ion 0.7</w:t>
     </w:r>
     <w:r>
       <w:tab/>
@@ -5924,25 +6839,13 @@
       <w:rPr>
         <w:rFonts w:ascii="Trebuchet MS" w:hAnsi="Trebuchet MS"/>
       </w:rPr>
-      <w:t xml:space="preserve">UM Version </w:t>
+      <w:t>UM Vers</w:t>
     </w:r>
     <w:r>
       <w:rPr>
         <w:rFonts w:ascii="Trebuchet MS" w:hAnsi="Trebuchet MS"/>
       </w:rPr>
-      <w:t>0</w:t>
-    </w:r>
-    <w:r>
-      <w:rPr>
-        <w:rFonts w:ascii="Trebuchet MS" w:hAnsi="Trebuchet MS"/>
-      </w:rPr>
-      <w:t>.</w:t>
-    </w:r>
-    <w:r>
-      <w:rPr>
-        <w:rFonts w:ascii="Trebuchet MS" w:hAnsi="Trebuchet MS"/>
-      </w:rPr>
-      <w:t>3</w:t>
+      <w:t>ion 0.7</w:t>
     </w:r>
     <w:r>
       <w:rPr>
@@ -6032,57 +6935,10 @@
       <w:spacing w:before="120"/>
     </w:pPr>
     <w:r>
-      <w:t xml:space="preserve">UM Version </w:t>
+      <w:t>UM Vers</w:t>
     </w:r>
     <w:r>
-      <w:t>0.3</w:t>
-    </w:r>
-    <w:r>
-      <w:tab/>
-    </w:r>
-    <w:r>
-      <w:fldChar w:fldCharType="begin"/>
-    </w:r>
-    <w:r>
-      <w:instrText xml:space="preserve"> PAGE   \* MERGEFORMAT </w:instrText>
-    </w:r>
-    <w:r>
-      <w:fldChar w:fldCharType="separate"/>
-    </w:r>
-    <w:r>
-      <w:rPr>
-        <w:noProof/>
-      </w:rPr>
-      <w:t>4</w:t>
-    </w:r>
-    <w:r>
-      <w:rPr>
-        <w:noProof/>
-      </w:rPr>
-      <w:fldChar w:fldCharType="end"/>
-    </w:r>
-    <w:r>
-      <w:tab/>
-    </w:r>
-    <w:r>
-      <w:t>Jefferson County Property Viewer</w:t>
-    </w:r>
-  </w:p>
-</w:ftr>
-</file>
-
-<file path=word/footer5.xml><?xml version="1.0" encoding="utf-8"?>
-<w:ftr xmlns:wpc="http://schemas.microsoft.com/office/word/2010/wordprocessingCanvas" xmlns:cx="http://schemas.microsoft.com/office/drawing/2014/chartex" xmlns:cx1="http://schemas.microsoft.com/office/drawing/2015/9/8/chartex" xmlns:cx2="http://schemas.microsoft.com/office/drawing/2015/10/21/chartex" xmlns:cx3="http://schemas.microsoft.com/office/drawing/2016/5/9/chartex" xmlns:cx4="http://schemas.microsoft.com/office/drawing/2016/5/10/chartex" xmlns:cx5="http://schemas.microsoft.com/office/drawing/2016/5/11/chartex" xmlns:cx6="http://schemas.microsoft.com/office/drawing/2016/5/12/chartex" xmlns:cx7="http://schemas.microsoft.com/office/drawing/2016/5/13/chartex" xmlns:cx8="http://schemas.microsoft.com/office/drawing/2016/5/14/chartex" xmlns:mc="http://schemas.openxmlformats.org/markup-compatibility/2006" xmlns:aink="http://schemas.microsoft.com/office/drawing/2016/ink" xmlns:am3d="http://schemas.microsoft.com/office/drawing/2017/model3d" xmlns:o="urn:schemas-microsoft-com:office:office" xmlns:oel="http://schemas.microsoft.com/office/2019/extlst" xmlns:r="http://schemas.openxmlformats.org/officeDocument/2006/relationships" xmlns:m="http://schemas.openxmlformats.org/officeDocument/2006/math" xmlns:v="urn:schemas-microsoft-com:vml" xmlns:wp14="http://schemas.microsoft.com/office/word/2010/wordprocessingDrawing" xmlns:wp="http://schemas.openxmlformats.org/drawingml/2006/wordprocessingDrawing" xmlns:w10="urn:schemas-microsoft-com:office:word" xmlns:w="http://schemas.openxmlformats.org/wordprocessingml/2006/main" xmlns:w14="http://schemas.microsoft.com/office/word/2010/wordml" xmlns:w15="http://schemas.microsoft.com/office/word/2012/wordml" xmlns:w16cex="http://schemas.microsoft.com/office/word/2018/wordml/cex" xmlns:w16cid="http://schemas.microsoft.com/office/word/2016/wordml/cid" xmlns:w16="http://schemas.microsoft.com/office/word/2018/wordml" xmlns:w16du="http://schemas.microsoft.com/office/word/2023/wordml/word16du" xmlns:w16sdtdh="http://schemas.microsoft.com/office/word/2020/wordml/sdtdatahash" xmlns:w16sdtfl="http://schemas.microsoft.com/office/word/2024/wordml/sdtformatlock" xmlns:w16se="http://schemas.microsoft.com/office/word/2015/wordml/symex" xmlns:wpg="http://schemas.microsoft.com/office/word/2010/wordprocessingGroup" xmlns:wpi="http://schemas.microsoft.com/office/word/2010/wordprocessingInk" xmlns:wne="http://schemas.microsoft.com/office/word/2006/wordml" xmlns:wps="http://schemas.microsoft.com/office/word/2010/wordprocessingShape" mc:Ignorable="w14 w15 w16se w16cid w16 w16cex w16sdtdh w16sdtfl w16du wp14">
-  <w:p>
-    <w:pPr>
-      <w:pStyle w:val="Footer"/>
-      <w:spacing w:before="120"/>
-    </w:pPr>
-    <w:r>
-      <w:t xml:space="preserve">UM Version </w:t>
-    </w:r>
-    <w:r>
-      <w:t>0.3</w:t>
+      <w:t>ion 0.7</w:t>
     </w:r>
     <w:r>
       <w:tab/>
@@ -6252,52 +7108,6 @@
       <w:rPr>
         <w:noProof/>
       </w:rPr>
-      <w:instrText xml:space="preserve"> STYLEREF  "Heading 2"  \* MERGEFORMAT </w:instrText>
-    </w:r>
-    <w:r>
-      <w:rPr>
-        <w:noProof/>
-      </w:rPr>
-      <w:fldChar w:fldCharType="separate"/>
-    </w:r>
-    <w:r>
-      <w:rPr>
-        <w:noProof/>
-      </w:rPr>
-      <w:t>Using the System</w:t>
-    </w:r>
-    <w:r>
-      <w:rPr>
-        <w:noProof/>
-      </w:rPr>
-      <w:fldChar w:fldCharType="end"/>
-    </w:r>
-  </w:p>
-</w:hdr>
-</file>
-
-<file path=word/header5.xml><?xml version="1.0" encoding="utf-8"?>
-<w:hdr xmlns:wpc="http://schemas.microsoft.com/office/word/2010/wordprocessingCanvas" xmlns:cx="http://schemas.microsoft.com/office/drawing/2014/chartex" xmlns:cx1="http://schemas.microsoft.com/office/drawing/2015/9/8/chartex" xmlns:cx2="http://schemas.microsoft.com/office/drawing/2015/10/21/chartex" xmlns:cx3="http://schemas.microsoft.com/office/drawing/2016/5/9/chartex" xmlns:cx4="http://schemas.microsoft.com/office/drawing/2016/5/10/chartex" xmlns:cx5="http://schemas.microsoft.com/office/drawing/2016/5/11/chartex" xmlns:cx6="http://schemas.microsoft.com/office/drawing/2016/5/12/chartex" xmlns:cx7="http://schemas.microsoft.com/office/drawing/2016/5/13/chartex" xmlns:cx8="http://schemas.microsoft.com/office/drawing/2016/5/14/chartex" xmlns:mc="http://schemas.openxmlformats.org/markup-compatibility/2006" xmlns:aink="http://schemas.microsoft.com/office/drawing/2016/ink" xmlns:am3d="http://schemas.microsoft.com/office/drawing/2017/model3d" xmlns:o="urn:schemas-microsoft-com:office:office" xmlns:oel="http://schemas.microsoft.com/office/2019/extlst" xmlns:r="http://schemas.openxmlformats.org/officeDocument/2006/relationships" xmlns:m="http://schemas.openxmlformats.org/officeDocument/2006/math" xmlns:v="urn:schemas-microsoft-com:vml" xmlns:wp14="http://schemas.microsoft.com/office/word/2010/wordprocessingDrawing" xmlns:wp="http://schemas.openxmlformats.org/drawingml/2006/wordprocessingDrawing" xmlns:w10="urn:schemas-microsoft-com:office:word" xmlns:w="http://schemas.openxmlformats.org/wordprocessingml/2006/main" xmlns:w14="http://schemas.microsoft.com/office/word/2010/wordml" xmlns:w15="http://schemas.microsoft.com/office/word/2012/wordml" xmlns:w16cex="http://schemas.microsoft.com/office/word/2018/wordml/cex" xmlns:w16cid="http://schemas.microsoft.com/office/word/2016/wordml/cid" xmlns:w16="http://schemas.microsoft.com/office/word/2018/wordml" xmlns:w16du="http://schemas.microsoft.com/office/word/2023/wordml/word16du" xmlns:w16sdtdh="http://schemas.microsoft.com/office/word/2020/wordml/sdtdatahash" xmlns:w16sdtfl="http://schemas.microsoft.com/office/word/2024/wordml/sdtformatlock" xmlns:w16se="http://schemas.microsoft.com/office/word/2015/wordml/symex" xmlns:wpg="http://schemas.microsoft.com/office/word/2010/wordprocessingGroup" xmlns:wpi="http://schemas.microsoft.com/office/word/2010/wordprocessingInk" xmlns:wne="http://schemas.microsoft.com/office/word/2006/wordml" xmlns:wps="http://schemas.microsoft.com/office/word/2010/wordprocessingShape" mc:Ignorable="w14 w15 w16se w16cid w16 w16cex w16sdtdh w16sdtfl w16du wp14">
-  <w:p>
-    <w:pPr>
-      <w:pStyle w:val="Header"/>
-    </w:pPr>
-    <w:r>
-      <w:t>JCPV USER MANUAL</w:t>
-    </w:r>
-    <w:r>
-      <w:tab/>
-    </w:r>
-    <w:r>
-      <w:rPr>
-        <w:noProof/>
-      </w:rPr>
-      <w:fldChar w:fldCharType="begin"/>
-    </w:r>
-    <w:r>
-      <w:rPr>
-        <w:noProof/>
-      </w:rPr>
       <w:instrText xml:space="preserve"> STYLEREF  "Back Matter Heading"  \* MERGEFORMAT </w:instrText>
     </w:r>
     <w:r>
@@ -6412,6 +7222,231 @@
     </w:lvl>
   </w:abstractNum>
   <w:abstractNum w:abstractNumId="1" w15:restartNumberingAfterBreak="0">
+    <w:nsid w:val="01A24915"/>
+    <w:multiLevelType w:val="hybridMultilevel"/>
+    <w:tmpl w:val="D7D8F854"/>
+    <w:lvl w:ilvl="0" w:tplc="04090001">
+      <w:start w:val="1"/>
+      <w:numFmt w:val="bullet"/>
+      <w:lvlText w:val=""/>
+      <w:lvlJc w:val="left"/>
+      <w:pPr>
+        <w:ind w:left="1080" w:hanging="360"/>
+      </w:pPr>
+      <w:rPr>
+        <w:rFonts w:ascii="Symbol" w:hAnsi="Symbol" w:hint="default"/>
+      </w:rPr>
+    </w:lvl>
+    <w:lvl w:ilvl="1" w:tplc="04090003" w:tentative="1">
+      <w:start w:val="1"/>
+      <w:numFmt w:val="bullet"/>
+      <w:lvlText w:val="o"/>
+      <w:lvlJc w:val="left"/>
+      <w:pPr>
+        <w:ind w:left="1800" w:hanging="360"/>
+      </w:pPr>
+      <w:rPr>
+        <w:rFonts w:ascii="Courier New" w:hAnsi="Courier New" w:cs="Courier New" w:hint="default"/>
+      </w:rPr>
+    </w:lvl>
+    <w:lvl w:ilvl="2" w:tplc="04090005" w:tentative="1">
+      <w:start w:val="1"/>
+      <w:numFmt w:val="bullet"/>
+      <w:lvlText w:val=""/>
+      <w:lvlJc w:val="left"/>
+      <w:pPr>
+        <w:ind w:left="2520" w:hanging="360"/>
+      </w:pPr>
+      <w:rPr>
+        <w:rFonts w:ascii="Wingdings" w:hAnsi="Wingdings" w:hint="default"/>
+      </w:rPr>
+    </w:lvl>
+    <w:lvl w:ilvl="3" w:tplc="04090001" w:tentative="1">
+      <w:start w:val="1"/>
+      <w:numFmt w:val="bullet"/>
+      <w:lvlText w:val=""/>
+      <w:lvlJc w:val="left"/>
+      <w:pPr>
+        <w:ind w:left="3240" w:hanging="360"/>
+      </w:pPr>
+      <w:rPr>
+        <w:rFonts w:ascii="Symbol" w:hAnsi="Symbol" w:hint="default"/>
+      </w:rPr>
+    </w:lvl>
+    <w:lvl w:ilvl="4" w:tplc="04090003" w:tentative="1">
+      <w:start w:val="1"/>
+      <w:numFmt w:val="bullet"/>
+      <w:lvlText w:val="o"/>
+      <w:lvlJc w:val="left"/>
+      <w:pPr>
+        <w:ind w:left="3960" w:hanging="360"/>
+      </w:pPr>
+      <w:rPr>
+        <w:rFonts w:ascii="Courier New" w:hAnsi="Courier New" w:cs="Courier New" w:hint="default"/>
+      </w:rPr>
+    </w:lvl>
+    <w:lvl w:ilvl="5" w:tplc="04090005" w:tentative="1">
+      <w:start w:val="1"/>
+      <w:numFmt w:val="bullet"/>
+      <w:lvlText w:val=""/>
+      <w:lvlJc w:val="left"/>
+      <w:pPr>
+        <w:ind w:left="4680" w:hanging="360"/>
+      </w:pPr>
+      <w:rPr>
+        <w:rFonts w:ascii="Wingdings" w:hAnsi="Wingdings" w:hint="default"/>
+      </w:rPr>
+    </w:lvl>
+    <w:lvl w:ilvl="6" w:tplc="04090001" w:tentative="1">
+      <w:start w:val="1"/>
+      <w:numFmt w:val="bullet"/>
+      <w:lvlText w:val=""/>
+      <w:lvlJc w:val="left"/>
+      <w:pPr>
+        <w:ind w:left="5400" w:hanging="360"/>
+      </w:pPr>
+      <w:rPr>
+        <w:rFonts w:ascii="Symbol" w:hAnsi="Symbol" w:hint="default"/>
+      </w:rPr>
+    </w:lvl>
+    <w:lvl w:ilvl="7" w:tplc="04090003" w:tentative="1">
+      <w:start w:val="1"/>
+      <w:numFmt w:val="bullet"/>
+      <w:lvlText w:val="o"/>
+      <w:lvlJc w:val="left"/>
+      <w:pPr>
+        <w:ind w:left="6120" w:hanging="360"/>
+      </w:pPr>
+      <w:rPr>
+        <w:rFonts w:ascii="Courier New" w:hAnsi="Courier New" w:cs="Courier New" w:hint="default"/>
+      </w:rPr>
+    </w:lvl>
+    <w:lvl w:ilvl="8" w:tplc="04090005" w:tentative="1">
+      <w:start w:val="1"/>
+      <w:numFmt w:val="bullet"/>
+      <w:lvlText w:val=""/>
+      <w:lvlJc w:val="left"/>
+      <w:pPr>
+        <w:ind w:left="6840" w:hanging="360"/>
+      </w:pPr>
+      <w:rPr>
+        <w:rFonts w:ascii="Wingdings" w:hAnsi="Wingdings" w:hint="default"/>
+      </w:rPr>
+    </w:lvl>
+  </w:abstractNum>
+  <w:abstractNum w:abstractNumId="2" w15:restartNumberingAfterBreak="0">
+    <w:nsid w:val="024076DD"/>
+    <w:multiLevelType w:val="hybridMultilevel"/>
+    <w:tmpl w:val="3B22D3E8"/>
+    <w:lvl w:ilvl="0" w:tplc="1EB09B52">
+      <w:numFmt w:val="bullet"/>
+      <w:lvlText w:val="•"/>
+      <w:lvlJc w:val="left"/>
+      <w:pPr>
+        <w:ind w:left="1440" w:hanging="720"/>
+      </w:pPr>
+      <w:rPr>
+        <w:rFonts w:ascii="Arial" w:eastAsia="Times New Roman" w:hAnsi="Arial" w:cs="Arial" w:hint="default"/>
+      </w:rPr>
+    </w:lvl>
+    <w:lvl w:ilvl="1" w:tplc="04090003" w:tentative="1">
+      <w:start w:val="1"/>
+      <w:numFmt w:val="bullet"/>
+      <w:lvlText w:val="o"/>
+      <w:lvlJc w:val="left"/>
+      <w:pPr>
+        <w:ind w:left="1800" w:hanging="360"/>
+      </w:pPr>
+      <w:rPr>
+        <w:rFonts w:ascii="Courier New" w:hAnsi="Courier New" w:cs="Courier New" w:hint="default"/>
+      </w:rPr>
+    </w:lvl>
+    <w:lvl w:ilvl="2" w:tplc="04090005" w:tentative="1">
+      <w:start w:val="1"/>
+      <w:numFmt w:val="bullet"/>
+      <w:lvlText w:val=""/>
+      <w:lvlJc w:val="left"/>
+      <w:pPr>
+        <w:ind w:left="2520" w:hanging="360"/>
+      </w:pPr>
+      <w:rPr>
+        <w:rFonts w:ascii="Wingdings" w:hAnsi="Wingdings" w:hint="default"/>
+      </w:rPr>
+    </w:lvl>
+    <w:lvl w:ilvl="3" w:tplc="04090001" w:tentative="1">
+      <w:start w:val="1"/>
+      <w:numFmt w:val="bullet"/>
+      <w:lvlText w:val=""/>
+      <w:lvlJc w:val="left"/>
+      <w:pPr>
+        <w:ind w:left="3240" w:hanging="360"/>
+      </w:pPr>
+      <w:rPr>
+        <w:rFonts w:ascii="Symbol" w:hAnsi="Symbol" w:hint="default"/>
+      </w:rPr>
+    </w:lvl>
+    <w:lvl w:ilvl="4" w:tplc="04090003" w:tentative="1">
+      <w:start w:val="1"/>
+      <w:numFmt w:val="bullet"/>
+      <w:lvlText w:val="o"/>
+      <w:lvlJc w:val="left"/>
+      <w:pPr>
+        <w:ind w:left="3960" w:hanging="360"/>
+      </w:pPr>
+      <w:rPr>
+        <w:rFonts w:ascii="Courier New" w:hAnsi="Courier New" w:cs="Courier New" w:hint="default"/>
+      </w:rPr>
+    </w:lvl>
+    <w:lvl w:ilvl="5" w:tplc="04090005" w:tentative="1">
+      <w:start w:val="1"/>
+      <w:numFmt w:val="bullet"/>
+      <w:lvlText w:val=""/>
+      <w:lvlJc w:val="left"/>
+      <w:pPr>
+        <w:ind w:left="4680" w:hanging="360"/>
+      </w:pPr>
+      <w:rPr>
+        <w:rFonts w:ascii="Wingdings" w:hAnsi="Wingdings" w:hint="default"/>
+      </w:rPr>
+    </w:lvl>
+    <w:lvl w:ilvl="6" w:tplc="04090001" w:tentative="1">
+      <w:start w:val="1"/>
+      <w:numFmt w:val="bullet"/>
+      <w:lvlText w:val=""/>
+      <w:lvlJc w:val="left"/>
+      <w:pPr>
+        <w:ind w:left="5400" w:hanging="360"/>
+      </w:pPr>
+      <w:rPr>
+        <w:rFonts w:ascii="Symbol" w:hAnsi="Symbol" w:hint="default"/>
+      </w:rPr>
+    </w:lvl>
+    <w:lvl w:ilvl="7" w:tplc="04090003" w:tentative="1">
+      <w:start w:val="1"/>
+      <w:numFmt w:val="bullet"/>
+      <w:lvlText w:val="o"/>
+      <w:lvlJc w:val="left"/>
+      <w:pPr>
+        <w:ind w:left="6120" w:hanging="360"/>
+      </w:pPr>
+      <w:rPr>
+        <w:rFonts w:ascii="Courier New" w:hAnsi="Courier New" w:cs="Courier New" w:hint="default"/>
+      </w:rPr>
+    </w:lvl>
+    <w:lvl w:ilvl="8" w:tplc="04090005" w:tentative="1">
+      <w:start w:val="1"/>
+      <w:numFmt w:val="bullet"/>
+      <w:lvlText w:val=""/>
+      <w:lvlJc w:val="left"/>
+      <w:pPr>
+        <w:ind w:left="6840" w:hanging="360"/>
+      </w:pPr>
+      <w:rPr>
+        <w:rFonts w:ascii="Wingdings" w:hAnsi="Wingdings" w:hint="default"/>
+      </w:rPr>
+    </w:lvl>
+  </w:abstractNum>
+  <w:abstractNum w:abstractNumId="3" w15:restartNumberingAfterBreak="0">
     <w:nsid w:val="04920F64"/>
     <w:multiLevelType w:val="hybridMultilevel"/>
     <w:tmpl w:val="55843F60"/>
@@ -6525,7 +7560,7 @@
       </w:rPr>
     </w:lvl>
   </w:abstractNum>
-  <w:abstractNum w:abstractNumId="2" w15:restartNumberingAfterBreak="0">
+  <w:abstractNum w:abstractNumId="4" w15:restartNumberingAfterBreak="0">
     <w:nsid w:val="099714CB"/>
     <w:multiLevelType w:val="hybridMultilevel"/>
     <w:tmpl w:val="B362622C"/>
@@ -6612,7 +7647,7 @@
       </w:pPr>
     </w:lvl>
   </w:abstractNum>
-  <w:abstractNum w:abstractNumId="3" w15:restartNumberingAfterBreak="0">
+  <w:abstractNum w:abstractNumId="5" w15:restartNumberingAfterBreak="0">
     <w:nsid w:val="09D84CBA"/>
     <w:multiLevelType w:val="multilevel"/>
     <w:tmpl w:val="656EB39E"/>
@@ -6783,28 +7818,28 @@
       </w:rPr>
     </w:lvl>
   </w:abstractNum>
-  <w:abstractNum w:abstractNumId="4" w15:restartNumberingAfterBreak="0">
+  <w:abstractNum w:abstractNumId="6" w15:restartNumberingAfterBreak="0">
     <w:nsid w:val="0C8B7259"/>
     <w:multiLevelType w:val="hybridMultilevel"/>
-    <w:tmpl w:val="21C25A40"/>
+    <w:tmpl w:val="1C2E71C4"/>
     <w:lvl w:ilvl="0" w:tplc="1EB09B52">
       <w:numFmt w:val="bullet"/>
       <w:lvlText w:val="•"/>
       <w:lvlJc w:val="left"/>
       <w:pPr>
-        <w:ind w:left="1440" w:hanging="720"/>
+        <w:ind w:left="1080" w:hanging="720"/>
       </w:pPr>
       <w:rPr>
         <w:rFonts w:ascii="Arial" w:eastAsia="Times New Roman" w:hAnsi="Arial" w:cs="Arial" w:hint="default"/>
       </w:rPr>
     </w:lvl>
-    <w:lvl w:ilvl="1" w:tplc="04090003" w:tentative="1">
+    <w:lvl w:ilvl="1" w:tplc="04090003">
       <w:start w:val="1"/>
       <w:numFmt w:val="bullet"/>
       <w:lvlText w:val="o"/>
       <w:lvlJc w:val="left"/>
       <w:pPr>
-        <w:ind w:left="1440" w:hanging="360"/>
+        <w:ind w:left="1080" w:hanging="360"/>
       </w:pPr>
       <w:rPr>
         <w:rFonts w:ascii="Courier New" w:hAnsi="Courier New" w:cs="Courier New" w:hint="default"/>
@@ -6816,7 +7851,7 @@
       <w:lvlText w:val=""/>
       <w:lvlJc w:val="left"/>
       <w:pPr>
-        <w:ind w:left="2160" w:hanging="360"/>
+        <w:ind w:left="1800" w:hanging="360"/>
       </w:pPr>
       <w:rPr>
         <w:rFonts w:ascii="Wingdings" w:hAnsi="Wingdings" w:hint="default"/>
@@ -6828,7 +7863,7 @@
       <w:lvlText w:val=""/>
       <w:lvlJc w:val="left"/>
       <w:pPr>
-        <w:ind w:left="2880" w:hanging="360"/>
+        <w:ind w:left="2520" w:hanging="360"/>
       </w:pPr>
       <w:rPr>
         <w:rFonts w:ascii="Symbol" w:hAnsi="Symbol" w:hint="default"/>
@@ -6840,7 +7875,7 @@
       <w:lvlText w:val="o"/>
       <w:lvlJc w:val="left"/>
       <w:pPr>
-        <w:ind w:left="3600" w:hanging="360"/>
+        <w:ind w:left="3240" w:hanging="360"/>
       </w:pPr>
       <w:rPr>
         <w:rFonts w:ascii="Courier New" w:hAnsi="Courier New" w:cs="Courier New" w:hint="default"/>
@@ -6852,7 +7887,7 @@
       <w:lvlText w:val=""/>
       <w:lvlJc w:val="left"/>
       <w:pPr>
-        <w:ind w:left="4320" w:hanging="360"/>
+        <w:ind w:left="3960" w:hanging="360"/>
       </w:pPr>
       <w:rPr>
         <w:rFonts w:ascii="Wingdings" w:hAnsi="Wingdings" w:hint="default"/>
@@ -6864,7 +7899,7 @@
       <w:lvlText w:val=""/>
       <w:lvlJc w:val="left"/>
       <w:pPr>
-        <w:ind w:left="5040" w:hanging="360"/>
+        <w:ind w:left="4680" w:hanging="360"/>
       </w:pPr>
       <w:rPr>
         <w:rFonts w:ascii="Symbol" w:hAnsi="Symbol" w:hint="default"/>
@@ -6876,7 +7911,7 @@
       <w:lvlText w:val="o"/>
       <w:lvlJc w:val="left"/>
       <w:pPr>
-        <w:ind w:left="5760" w:hanging="360"/>
+        <w:ind w:left="5400" w:hanging="360"/>
       </w:pPr>
       <w:rPr>
         <w:rFonts w:ascii="Courier New" w:hAnsi="Courier New" w:cs="Courier New" w:hint="default"/>
@@ -6888,100 +7923,14 @@
       <w:lvlText w:val=""/>
       <w:lvlJc w:val="left"/>
       <w:pPr>
-        <w:ind w:left="6480" w:hanging="360"/>
+        <w:ind w:left="6120" w:hanging="360"/>
       </w:pPr>
       <w:rPr>
         <w:rFonts w:ascii="Wingdings" w:hAnsi="Wingdings" w:hint="default"/>
       </w:rPr>
     </w:lvl>
   </w:abstractNum>
-  <w:abstractNum w:abstractNumId="5" w15:restartNumberingAfterBreak="0">
-    <w:nsid w:val="0CE73DB6"/>
-    <w:multiLevelType w:val="hybridMultilevel"/>
-    <w:tmpl w:val="774068BE"/>
-    <w:lvl w:ilvl="0" w:tplc="0409000F">
-      <w:start w:val="1"/>
-      <w:numFmt w:val="decimal"/>
-      <w:lvlText w:val="%1."/>
-      <w:lvlJc w:val="left"/>
-      <w:pPr>
-        <w:ind w:left="720" w:hanging="360"/>
-      </w:pPr>
-    </w:lvl>
-    <w:lvl w:ilvl="1" w:tplc="04090019" w:tentative="1">
-      <w:start w:val="1"/>
-      <w:numFmt w:val="lowerLetter"/>
-      <w:lvlText w:val="%2."/>
-      <w:lvlJc w:val="left"/>
-      <w:pPr>
-        <w:ind w:left="1440" w:hanging="360"/>
-      </w:pPr>
-    </w:lvl>
-    <w:lvl w:ilvl="2" w:tplc="0409001B" w:tentative="1">
-      <w:start w:val="1"/>
-      <w:numFmt w:val="lowerRoman"/>
-      <w:lvlText w:val="%3."/>
-      <w:lvlJc w:val="right"/>
-      <w:pPr>
-        <w:ind w:left="2160" w:hanging="180"/>
-      </w:pPr>
-    </w:lvl>
-    <w:lvl w:ilvl="3" w:tplc="0409000F" w:tentative="1">
-      <w:start w:val="1"/>
-      <w:numFmt w:val="decimal"/>
-      <w:lvlText w:val="%4."/>
-      <w:lvlJc w:val="left"/>
-      <w:pPr>
-        <w:ind w:left="2880" w:hanging="360"/>
-      </w:pPr>
-    </w:lvl>
-    <w:lvl w:ilvl="4" w:tplc="04090019" w:tentative="1">
-      <w:start w:val="1"/>
-      <w:numFmt w:val="lowerLetter"/>
-      <w:lvlText w:val="%5."/>
-      <w:lvlJc w:val="left"/>
-      <w:pPr>
-        <w:ind w:left="3600" w:hanging="360"/>
-      </w:pPr>
-    </w:lvl>
-    <w:lvl w:ilvl="5" w:tplc="0409001B" w:tentative="1">
-      <w:start w:val="1"/>
-      <w:numFmt w:val="lowerRoman"/>
-      <w:lvlText w:val="%6."/>
-      <w:lvlJc w:val="right"/>
-      <w:pPr>
-        <w:ind w:left="4320" w:hanging="180"/>
-      </w:pPr>
-    </w:lvl>
-    <w:lvl w:ilvl="6" w:tplc="0409000F" w:tentative="1">
-      <w:start w:val="1"/>
-      <w:numFmt w:val="decimal"/>
-      <w:lvlText w:val="%7."/>
-      <w:lvlJc w:val="left"/>
-      <w:pPr>
-        <w:ind w:left="5040" w:hanging="360"/>
-      </w:pPr>
-    </w:lvl>
-    <w:lvl w:ilvl="7" w:tplc="04090019" w:tentative="1">
-      <w:start w:val="1"/>
-      <w:numFmt w:val="lowerLetter"/>
-      <w:lvlText w:val="%8."/>
-      <w:lvlJc w:val="left"/>
-      <w:pPr>
-        <w:ind w:left="5760" w:hanging="360"/>
-      </w:pPr>
-    </w:lvl>
-    <w:lvl w:ilvl="8" w:tplc="0409001B" w:tentative="1">
-      <w:start w:val="1"/>
-      <w:numFmt w:val="lowerRoman"/>
-      <w:lvlText w:val="%9."/>
-      <w:lvlJc w:val="right"/>
-      <w:pPr>
-        <w:ind w:left="6480" w:hanging="180"/>
-      </w:pPr>
-    </w:lvl>
-  </w:abstractNum>
-  <w:abstractNum w:abstractNumId="6" w15:restartNumberingAfterBreak="0">
+  <w:abstractNum w:abstractNumId="7" w15:restartNumberingAfterBreak="0">
     <w:nsid w:val="0E2561F5"/>
     <w:multiLevelType w:val="hybridMultilevel"/>
     <w:tmpl w:val="D262A524"/>
@@ -7074,7 +8023,7 @@
       </w:pPr>
     </w:lvl>
   </w:abstractNum>
-  <w:abstractNum w:abstractNumId="7" w15:restartNumberingAfterBreak="0">
+  <w:abstractNum w:abstractNumId="8" w15:restartNumberingAfterBreak="0">
     <w:nsid w:val="10F074F2"/>
     <w:multiLevelType w:val="multilevel"/>
     <w:tmpl w:val="2E341186"/>
@@ -7237,7 +8186,7 @@
       </w:rPr>
     </w:lvl>
   </w:abstractNum>
-  <w:abstractNum w:abstractNumId="8" w15:restartNumberingAfterBreak="0">
+  <w:abstractNum w:abstractNumId="9" w15:restartNumberingAfterBreak="0">
     <w:nsid w:val="11005518"/>
     <w:multiLevelType w:val="hybridMultilevel"/>
     <w:tmpl w:val="D214E1B0"/>
@@ -7351,119 +8300,96 @@
       </w:rPr>
     </w:lvl>
   </w:abstractNum>
-  <w:abstractNum w:abstractNumId="9" w15:restartNumberingAfterBreak="0">
-    <w:nsid w:val="18A226D0"/>
+  <w:abstractNum w:abstractNumId="10" w15:restartNumberingAfterBreak="0">
+    <w:nsid w:val="14CC0A41"/>
     <w:multiLevelType w:val="hybridMultilevel"/>
-    <w:tmpl w:val="56300098"/>
-    <w:lvl w:ilvl="0" w:tplc="1EB09B52">
-      <w:numFmt w:val="bullet"/>
-      <w:lvlText w:val="•"/>
-      <w:lvlJc w:val="left"/>
-      <w:pPr>
-        <w:ind w:left="1440" w:hanging="720"/>
-      </w:pPr>
-      <w:rPr>
-        <w:rFonts w:ascii="Arial" w:eastAsia="Times New Roman" w:hAnsi="Arial" w:cs="Arial" w:hint="default"/>
-      </w:rPr>
-    </w:lvl>
-    <w:lvl w:ilvl="1" w:tplc="04090003" w:tentative="1">
-      <w:start w:val="1"/>
-      <w:numFmt w:val="bullet"/>
-      <w:lvlText w:val="o"/>
+    <w:tmpl w:val="12BAD914"/>
+    <w:lvl w:ilvl="0" w:tplc="735E7CCC">
+      <w:start w:val="1"/>
+      <w:numFmt w:val="decimal"/>
+      <w:lvlText w:val="%1."/>
+      <w:lvlJc w:val="left"/>
+      <w:pPr>
+        <w:ind w:left="1080" w:hanging="720"/>
+      </w:pPr>
+      <w:rPr>
+        <w:rFonts w:hint="default"/>
+      </w:rPr>
+    </w:lvl>
+    <w:lvl w:ilvl="1" w:tplc="04090019" w:tentative="1">
+      <w:start w:val="1"/>
+      <w:numFmt w:val="lowerLetter"/>
+      <w:lvlText w:val="%2."/>
       <w:lvlJc w:val="left"/>
       <w:pPr>
         <w:ind w:left="1440" w:hanging="360"/>
       </w:pPr>
-      <w:rPr>
-        <w:rFonts w:ascii="Courier New" w:hAnsi="Courier New" w:cs="Courier New" w:hint="default"/>
-      </w:rPr>
-    </w:lvl>
-    <w:lvl w:ilvl="2" w:tplc="04090005" w:tentative="1">
-      <w:start w:val="1"/>
-      <w:numFmt w:val="bullet"/>
-      <w:lvlText w:val=""/>
-      <w:lvlJc w:val="left"/>
-      <w:pPr>
-        <w:ind w:left="2160" w:hanging="360"/>
-      </w:pPr>
-      <w:rPr>
-        <w:rFonts w:ascii="Wingdings" w:hAnsi="Wingdings" w:hint="default"/>
-      </w:rPr>
-    </w:lvl>
-    <w:lvl w:ilvl="3" w:tplc="04090001" w:tentative="1">
-      <w:start w:val="1"/>
-      <w:numFmt w:val="bullet"/>
-      <w:lvlText w:val=""/>
+    </w:lvl>
+    <w:lvl w:ilvl="2" w:tplc="0409001B" w:tentative="1">
+      <w:start w:val="1"/>
+      <w:numFmt w:val="lowerRoman"/>
+      <w:lvlText w:val="%3."/>
+      <w:lvlJc w:val="right"/>
+      <w:pPr>
+        <w:ind w:left="2160" w:hanging="180"/>
+      </w:pPr>
+    </w:lvl>
+    <w:lvl w:ilvl="3" w:tplc="0409000F" w:tentative="1">
+      <w:start w:val="1"/>
+      <w:numFmt w:val="decimal"/>
+      <w:lvlText w:val="%4."/>
       <w:lvlJc w:val="left"/>
       <w:pPr>
         <w:ind w:left="2880" w:hanging="360"/>
       </w:pPr>
-      <w:rPr>
-        <w:rFonts w:ascii="Symbol" w:hAnsi="Symbol" w:hint="default"/>
-      </w:rPr>
-    </w:lvl>
-    <w:lvl w:ilvl="4" w:tplc="04090003" w:tentative="1">
-      <w:start w:val="1"/>
-      <w:numFmt w:val="bullet"/>
-      <w:lvlText w:val="o"/>
+    </w:lvl>
+    <w:lvl w:ilvl="4" w:tplc="04090019" w:tentative="1">
+      <w:start w:val="1"/>
+      <w:numFmt w:val="lowerLetter"/>
+      <w:lvlText w:val="%5."/>
       <w:lvlJc w:val="left"/>
       <w:pPr>
         <w:ind w:left="3600" w:hanging="360"/>
       </w:pPr>
-      <w:rPr>
-        <w:rFonts w:ascii="Courier New" w:hAnsi="Courier New" w:cs="Courier New" w:hint="default"/>
-      </w:rPr>
-    </w:lvl>
-    <w:lvl w:ilvl="5" w:tplc="04090005" w:tentative="1">
-      <w:start w:val="1"/>
-      <w:numFmt w:val="bullet"/>
-      <w:lvlText w:val=""/>
-      <w:lvlJc w:val="left"/>
-      <w:pPr>
-        <w:ind w:left="4320" w:hanging="360"/>
-      </w:pPr>
-      <w:rPr>
-        <w:rFonts w:ascii="Wingdings" w:hAnsi="Wingdings" w:hint="default"/>
-      </w:rPr>
-    </w:lvl>
-    <w:lvl w:ilvl="6" w:tplc="04090001" w:tentative="1">
-      <w:start w:val="1"/>
-      <w:numFmt w:val="bullet"/>
-      <w:lvlText w:val=""/>
+    </w:lvl>
+    <w:lvl w:ilvl="5" w:tplc="0409001B" w:tentative="1">
+      <w:start w:val="1"/>
+      <w:numFmt w:val="lowerRoman"/>
+      <w:lvlText w:val="%6."/>
+      <w:lvlJc w:val="right"/>
+      <w:pPr>
+        <w:ind w:left="4320" w:hanging="180"/>
+      </w:pPr>
+    </w:lvl>
+    <w:lvl w:ilvl="6" w:tplc="0409000F" w:tentative="1">
+      <w:start w:val="1"/>
+      <w:numFmt w:val="decimal"/>
+      <w:lvlText w:val="%7."/>
       <w:lvlJc w:val="left"/>
       <w:pPr>
         <w:ind w:left="5040" w:hanging="360"/>
       </w:pPr>
-      <w:rPr>
-        <w:rFonts w:ascii="Symbol" w:hAnsi="Symbol" w:hint="default"/>
-      </w:rPr>
-    </w:lvl>
-    <w:lvl w:ilvl="7" w:tplc="04090003" w:tentative="1">
-      <w:start w:val="1"/>
-      <w:numFmt w:val="bullet"/>
-      <w:lvlText w:val="o"/>
+    </w:lvl>
+    <w:lvl w:ilvl="7" w:tplc="04090019" w:tentative="1">
+      <w:start w:val="1"/>
+      <w:numFmt w:val="lowerLetter"/>
+      <w:lvlText w:val="%8."/>
       <w:lvlJc w:val="left"/>
       <w:pPr>
         <w:ind w:left="5760" w:hanging="360"/>
       </w:pPr>
-      <w:rPr>
-        <w:rFonts w:ascii="Courier New" w:hAnsi="Courier New" w:cs="Courier New" w:hint="default"/>
-      </w:rPr>
-    </w:lvl>
-    <w:lvl w:ilvl="8" w:tplc="04090005" w:tentative="1">
-      <w:start w:val="1"/>
-      <w:numFmt w:val="bullet"/>
-      <w:lvlText w:val=""/>
-      <w:lvlJc w:val="left"/>
-      <w:pPr>
-        <w:ind w:left="6480" w:hanging="360"/>
-      </w:pPr>
-      <w:rPr>
-        <w:rFonts w:ascii="Wingdings" w:hAnsi="Wingdings" w:hint="default"/>
-      </w:rPr>
+    </w:lvl>
+    <w:lvl w:ilvl="8" w:tplc="0409001B" w:tentative="1">
+      <w:start w:val="1"/>
+      <w:numFmt w:val="lowerRoman"/>
+      <w:lvlText w:val="%9."/>
+      <w:lvlJc w:val="right"/>
+      <w:pPr>
+        <w:ind w:left="6480" w:hanging="180"/>
+      </w:pPr>
     </w:lvl>
   </w:abstractNum>
-  <w:abstractNum w:abstractNumId="10" w15:restartNumberingAfterBreak="0">
+  <w:abstractNum w:abstractNumId="11" w15:restartNumberingAfterBreak="0">
     <w:nsid w:val="18FB78E6"/>
     <w:multiLevelType w:val="hybridMultilevel"/>
     <w:tmpl w:val="42A2D3C6"/>
@@ -7573,120 +8499,119 @@
       </w:rPr>
     </w:lvl>
   </w:abstractNum>
-  <w:abstractNum w:abstractNumId="11" w15:restartNumberingAfterBreak="0">
-    <w:nsid w:val="196D1855"/>
+  <w:abstractNum w:abstractNumId="12" w15:restartNumberingAfterBreak="0">
+    <w:nsid w:val="195C0D95"/>
     <w:multiLevelType w:val="hybridMultilevel"/>
-    <w:tmpl w:val="7982CF68"/>
-    <w:lvl w:ilvl="0" w:tplc="04090001">
+    <w:tmpl w:val="6970707C"/>
+    <w:lvl w:ilvl="0" w:tplc="1EB09B52">
+      <w:numFmt w:val="bullet"/>
+      <w:lvlText w:val="•"/>
+      <w:lvlJc w:val="left"/>
+      <w:pPr>
+        <w:ind w:left="1080" w:hanging="720"/>
+      </w:pPr>
+      <w:rPr>
+        <w:rFonts w:ascii="Arial" w:eastAsia="Times New Roman" w:hAnsi="Arial" w:cs="Arial" w:hint="default"/>
+      </w:rPr>
+    </w:lvl>
+    <w:lvl w:ilvl="1" w:tplc="04090003" w:tentative="1">
+      <w:start w:val="1"/>
+      <w:numFmt w:val="bullet"/>
+      <w:lvlText w:val="o"/>
+      <w:lvlJc w:val="left"/>
+      <w:pPr>
+        <w:ind w:left="1440" w:hanging="360"/>
+      </w:pPr>
+      <w:rPr>
+        <w:rFonts w:ascii="Courier New" w:hAnsi="Courier New" w:cs="Courier New" w:hint="default"/>
+      </w:rPr>
+    </w:lvl>
+    <w:lvl w:ilvl="2" w:tplc="04090005" w:tentative="1">
+      <w:start w:val="1"/>
+      <w:numFmt w:val="bullet"/>
+      <w:lvlText w:val=""/>
+      <w:lvlJc w:val="left"/>
+      <w:pPr>
+        <w:ind w:left="2160" w:hanging="360"/>
+      </w:pPr>
+      <w:rPr>
+        <w:rFonts w:ascii="Wingdings" w:hAnsi="Wingdings" w:hint="default"/>
+      </w:rPr>
+    </w:lvl>
+    <w:lvl w:ilvl="3" w:tplc="04090001" w:tentative="1">
       <w:start w:val="1"/>
       <w:numFmt w:val="bullet"/>
       <w:lvlText w:val=""/>
       <w:lvlJc w:val="left"/>
       <w:pPr>
-        <w:ind w:left="720" w:hanging="360"/>
+        <w:ind w:left="2880" w:hanging="360"/>
       </w:pPr>
       <w:rPr>
         <w:rFonts w:ascii="Symbol" w:hAnsi="Symbol" w:hint="default"/>
       </w:rPr>
     </w:lvl>
-    <w:lvl w:ilvl="1" w:tplc="04090003">
+    <w:lvl w:ilvl="4" w:tplc="04090003" w:tentative="1">
       <w:start w:val="1"/>
       <w:numFmt w:val="bullet"/>
       <w:lvlText w:val="o"/>
       <w:lvlJc w:val="left"/>
       <w:pPr>
-        <w:ind w:left="1440" w:hanging="360"/>
+        <w:ind w:left="3600" w:hanging="360"/>
       </w:pPr>
       <w:rPr>
         <w:rFonts w:ascii="Courier New" w:hAnsi="Courier New" w:cs="Courier New" w:hint="default"/>
       </w:rPr>
     </w:lvl>
-    <w:lvl w:ilvl="2" w:tplc="04090005" w:tentative="1">
+    <w:lvl w:ilvl="5" w:tplc="04090005" w:tentative="1">
       <w:start w:val="1"/>
       <w:numFmt w:val="bullet"/>
       <w:lvlText w:val=""/>
       <w:lvlJc w:val="left"/>
       <w:pPr>
-        <w:ind w:left="2160" w:hanging="360"/>
+        <w:ind w:left="4320" w:hanging="360"/>
       </w:pPr>
       <w:rPr>
         <w:rFonts w:ascii="Wingdings" w:hAnsi="Wingdings" w:hint="default"/>
       </w:rPr>
     </w:lvl>
-    <w:lvl w:ilvl="3" w:tplc="04090001" w:tentative="1">
+    <w:lvl w:ilvl="6" w:tplc="04090001" w:tentative="1">
       <w:start w:val="1"/>
       <w:numFmt w:val="bullet"/>
       <w:lvlText w:val=""/>
       <w:lvlJc w:val="left"/>
       <w:pPr>
-        <w:ind w:left="2880" w:hanging="360"/>
+        <w:ind w:left="5040" w:hanging="360"/>
       </w:pPr>
       <w:rPr>
         <w:rFonts w:ascii="Symbol" w:hAnsi="Symbol" w:hint="default"/>
       </w:rPr>
     </w:lvl>
-    <w:lvl w:ilvl="4" w:tplc="04090003" w:tentative="1">
+    <w:lvl w:ilvl="7" w:tplc="04090003" w:tentative="1">
       <w:start w:val="1"/>
       <w:numFmt w:val="bullet"/>
       <w:lvlText w:val="o"/>
       <w:lvlJc w:val="left"/>
       <w:pPr>
-        <w:ind w:left="3600" w:hanging="360"/>
+        <w:ind w:left="5760" w:hanging="360"/>
       </w:pPr>
       <w:rPr>
         <w:rFonts w:ascii="Courier New" w:hAnsi="Courier New" w:cs="Courier New" w:hint="default"/>
       </w:rPr>
     </w:lvl>
-    <w:lvl w:ilvl="5" w:tplc="04090005" w:tentative="1">
+    <w:lvl w:ilvl="8" w:tplc="04090005" w:tentative="1">
       <w:start w:val="1"/>
       <w:numFmt w:val="bullet"/>
       <w:lvlText w:val=""/>
       <w:lvlJc w:val="left"/>
       <w:pPr>
-        <w:ind w:left="4320" w:hanging="360"/>
+        <w:ind w:left="6480" w:hanging="360"/>
       </w:pPr>
       <w:rPr>
         <w:rFonts w:ascii="Wingdings" w:hAnsi="Wingdings" w:hint="default"/>
       </w:rPr>
     </w:lvl>
-    <w:lvl w:ilvl="6" w:tplc="04090001" w:tentative="1">
-      <w:start w:val="1"/>
-      <w:numFmt w:val="bullet"/>
-      <w:lvlText w:val=""/>
-      <w:lvlJc w:val="left"/>
-      <w:pPr>
-        <w:ind w:left="5040" w:hanging="360"/>
-      </w:pPr>
-      <w:rPr>
-        <w:rFonts w:ascii="Symbol" w:hAnsi="Symbol" w:hint="default"/>
-      </w:rPr>
-    </w:lvl>
-    <w:lvl w:ilvl="7" w:tplc="04090003" w:tentative="1">
-      <w:start w:val="1"/>
-      <w:numFmt w:val="bullet"/>
-      <w:lvlText w:val="o"/>
-      <w:lvlJc w:val="left"/>
-      <w:pPr>
-        <w:ind w:left="5760" w:hanging="360"/>
-      </w:pPr>
-      <w:rPr>
-        <w:rFonts w:ascii="Courier New" w:hAnsi="Courier New" w:cs="Courier New" w:hint="default"/>
-      </w:rPr>
-    </w:lvl>
-    <w:lvl w:ilvl="8" w:tplc="04090005" w:tentative="1">
-      <w:start w:val="1"/>
-      <w:numFmt w:val="bullet"/>
-      <w:lvlText w:val=""/>
-      <w:lvlJc w:val="left"/>
-      <w:pPr>
-        <w:ind w:left="6480" w:hanging="360"/>
-      </w:pPr>
-      <w:rPr>
-        <w:rFonts w:ascii="Wingdings" w:hAnsi="Wingdings" w:hint="default"/>
-      </w:rPr>
-    </w:lvl>
   </w:abstractNum>
-  <w:abstractNum w:abstractNumId="12" w15:restartNumberingAfterBreak="0">
+  <w:abstractNum w:abstractNumId="13" w15:restartNumberingAfterBreak="0">
     <w:nsid w:val="1CC15C29"/>
     <w:multiLevelType w:val="multilevel"/>
     <w:tmpl w:val="AA3C3464"/>
@@ -7827,96 +8752,119 @@
       </w:rPr>
     </w:lvl>
   </w:abstractNum>
-  <w:abstractNum w:abstractNumId="13" w15:restartNumberingAfterBreak="0">
-    <w:nsid w:val="26682830"/>
+  <w:abstractNum w:abstractNumId="14" w15:restartNumberingAfterBreak="0">
+    <w:nsid w:val="26082B88"/>
     <w:multiLevelType w:val="hybridMultilevel"/>
-    <w:tmpl w:val="D5047576"/>
-    <w:lvl w:ilvl="0" w:tplc="765E8C88">
-      <w:start w:val="1"/>
-      <w:numFmt w:val="decimal"/>
-      <w:lvlText w:val="%1."/>
-      <w:lvlJc w:val="left"/>
-      <w:pPr>
-        <w:ind w:left="720" w:hanging="720"/>
-      </w:pPr>
-      <w:rPr>
-        <w:rFonts w:hint="default"/>
-      </w:rPr>
-    </w:lvl>
-    <w:lvl w:ilvl="1" w:tplc="04090019" w:tentative="1">
-      <w:start w:val="1"/>
-      <w:numFmt w:val="lowerLetter"/>
-      <w:lvlText w:val="%2."/>
-      <w:lvlJc w:val="left"/>
-      <w:pPr>
-        <w:ind w:left="1080" w:hanging="360"/>
-      </w:pPr>
-    </w:lvl>
-    <w:lvl w:ilvl="2" w:tplc="0409001B" w:tentative="1">
-      <w:start w:val="1"/>
-      <w:numFmt w:val="lowerRoman"/>
-      <w:lvlText w:val="%3."/>
-      <w:lvlJc w:val="right"/>
-      <w:pPr>
-        <w:ind w:left="1800" w:hanging="180"/>
-      </w:pPr>
-    </w:lvl>
-    <w:lvl w:ilvl="3" w:tplc="0409000F" w:tentative="1">
-      <w:start w:val="1"/>
-      <w:numFmt w:val="decimal"/>
-      <w:lvlText w:val="%4."/>
-      <w:lvlJc w:val="left"/>
-      <w:pPr>
-        <w:ind w:left="2520" w:hanging="360"/>
-      </w:pPr>
-    </w:lvl>
-    <w:lvl w:ilvl="4" w:tplc="04090019" w:tentative="1">
-      <w:start w:val="1"/>
-      <w:numFmt w:val="lowerLetter"/>
-      <w:lvlText w:val="%5."/>
-      <w:lvlJc w:val="left"/>
-      <w:pPr>
-        <w:ind w:left="3240" w:hanging="360"/>
-      </w:pPr>
-    </w:lvl>
-    <w:lvl w:ilvl="5" w:tplc="0409001B" w:tentative="1">
-      <w:start w:val="1"/>
-      <w:numFmt w:val="lowerRoman"/>
-      <w:lvlText w:val="%6."/>
-      <w:lvlJc w:val="right"/>
-      <w:pPr>
-        <w:ind w:left="3960" w:hanging="180"/>
-      </w:pPr>
-    </w:lvl>
-    <w:lvl w:ilvl="6" w:tplc="0409000F" w:tentative="1">
-      <w:start w:val="1"/>
-      <w:numFmt w:val="decimal"/>
-      <w:lvlText w:val="%7."/>
-      <w:lvlJc w:val="left"/>
-      <w:pPr>
-        <w:ind w:left="4680" w:hanging="360"/>
-      </w:pPr>
-    </w:lvl>
-    <w:lvl w:ilvl="7" w:tplc="04090019" w:tentative="1">
-      <w:start w:val="1"/>
-      <w:numFmt w:val="lowerLetter"/>
-      <w:lvlText w:val="%8."/>
-      <w:lvlJc w:val="left"/>
-      <w:pPr>
-        <w:ind w:left="5400" w:hanging="360"/>
-      </w:pPr>
-    </w:lvl>
-    <w:lvl w:ilvl="8" w:tplc="0409001B" w:tentative="1">
-      <w:start w:val="1"/>
-      <w:numFmt w:val="lowerRoman"/>
-      <w:lvlText w:val="%9."/>
-      <w:lvlJc w:val="right"/>
-      <w:pPr>
-        <w:ind w:left="6120" w:hanging="180"/>
-      </w:pPr>
+    <w:tmpl w:val="8812801C"/>
+    <w:lvl w:ilvl="0" w:tplc="1EB09B52">
+      <w:numFmt w:val="bullet"/>
+      <w:lvlText w:val="•"/>
+      <w:lvlJc w:val="left"/>
+      <w:pPr>
+        <w:ind w:left="1080" w:hanging="720"/>
+      </w:pPr>
+      <w:rPr>
+        <w:rFonts w:ascii="Arial" w:eastAsia="Times New Roman" w:hAnsi="Arial" w:cs="Arial" w:hint="default"/>
+      </w:rPr>
+    </w:lvl>
+    <w:lvl w:ilvl="1" w:tplc="04090003" w:tentative="1">
+      <w:start w:val="1"/>
+      <w:numFmt w:val="bullet"/>
+      <w:lvlText w:val="o"/>
+      <w:lvlJc w:val="left"/>
+      <w:pPr>
+        <w:ind w:left="1440" w:hanging="360"/>
+      </w:pPr>
+      <w:rPr>
+        <w:rFonts w:ascii="Courier New" w:hAnsi="Courier New" w:cs="Courier New" w:hint="default"/>
+      </w:rPr>
+    </w:lvl>
+    <w:lvl w:ilvl="2" w:tplc="04090005" w:tentative="1">
+      <w:start w:val="1"/>
+      <w:numFmt w:val="bullet"/>
+      <w:lvlText w:val=""/>
+      <w:lvlJc w:val="left"/>
+      <w:pPr>
+        <w:ind w:left="2160" w:hanging="360"/>
+      </w:pPr>
+      <w:rPr>
+        <w:rFonts w:ascii="Wingdings" w:hAnsi="Wingdings" w:hint="default"/>
+      </w:rPr>
+    </w:lvl>
+    <w:lvl w:ilvl="3" w:tplc="04090001" w:tentative="1">
+      <w:start w:val="1"/>
+      <w:numFmt w:val="bullet"/>
+      <w:lvlText w:val=""/>
+      <w:lvlJc w:val="left"/>
+      <w:pPr>
+        <w:ind w:left="2880" w:hanging="360"/>
+      </w:pPr>
+      <w:rPr>
+        <w:rFonts w:ascii="Symbol" w:hAnsi="Symbol" w:hint="default"/>
+      </w:rPr>
+    </w:lvl>
+    <w:lvl w:ilvl="4" w:tplc="04090003" w:tentative="1">
+      <w:start w:val="1"/>
+      <w:numFmt w:val="bullet"/>
+      <w:lvlText w:val="o"/>
+      <w:lvlJc w:val="left"/>
+      <w:pPr>
+        <w:ind w:left="3600" w:hanging="360"/>
+      </w:pPr>
+      <w:rPr>
+        <w:rFonts w:ascii="Courier New" w:hAnsi="Courier New" w:cs="Courier New" w:hint="default"/>
+      </w:rPr>
+    </w:lvl>
+    <w:lvl w:ilvl="5" w:tplc="04090005" w:tentative="1">
+      <w:start w:val="1"/>
+      <w:numFmt w:val="bullet"/>
+      <w:lvlText w:val=""/>
+      <w:lvlJc w:val="left"/>
+      <w:pPr>
+        <w:ind w:left="4320" w:hanging="360"/>
+      </w:pPr>
+      <w:rPr>
+        <w:rFonts w:ascii="Wingdings" w:hAnsi="Wingdings" w:hint="default"/>
+      </w:rPr>
+    </w:lvl>
+    <w:lvl w:ilvl="6" w:tplc="04090001" w:tentative="1">
+      <w:start w:val="1"/>
+      <w:numFmt w:val="bullet"/>
+      <w:lvlText w:val=""/>
+      <w:lvlJc w:val="left"/>
+      <w:pPr>
+        <w:ind w:left="5040" w:hanging="360"/>
+      </w:pPr>
+      <w:rPr>
+        <w:rFonts w:ascii="Symbol" w:hAnsi="Symbol" w:hint="default"/>
+      </w:rPr>
+    </w:lvl>
+    <w:lvl w:ilvl="7" w:tplc="04090003" w:tentative="1">
+      <w:start w:val="1"/>
+      <w:numFmt w:val="bullet"/>
+      <w:lvlText w:val="o"/>
+      <w:lvlJc w:val="left"/>
+      <w:pPr>
+        <w:ind w:left="5760" w:hanging="360"/>
+      </w:pPr>
+      <w:rPr>
+        <w:rFonts w:ascii="Courier New" w:hAnsi="Courier New" w:cs="Courier New" w:hint="default"/>
+      </w:rPr>
+    </w:lvl>
+    <w:lvl w:ilvl="8" w:tplc="04090005" w:tentative="1">
+      <w:start w:val="1"/>
+      <w:numFmt w:val="bullet"/>
+      <w:lvlText w:val=""/>
+      <w:lvlJc w:val="left"/>
+      <w:pPr>
+        <w:ind w:left="6480" w:hanging="360"/>
+      </w:pPr>
+      <w:rPr>
+        <w:rFonts w:ascii="Wingdings" w:hAnsi="Wingdings" w:hint="default"/>
+      </w:rPr>
     </w:lvl>
   </w:abstractNum>
-  <w:abstractNum w:abstractNumId="14" w15:restartNumberingAfterBreak="0">
+  <w:abstractNum w:abstractNumId="15" w15:restartNumberingAfterBreak="0">
     <w:nsid w:val="2B756367"/>
     <w:multiLevelType w:val="multilevel"/>
     <w:tmpl w:val="A5D0C25C"/>
@@ -8079,118 +9027,6 @@
       </w:rPr>
     </w:lvl>
   </w:abstractNum>
-  <w:abstractNum w:abstractNumId="15" w15:restartNumberingAfterBreak="0">
-    <w:nsid w:val="2CAC0C90"/>
-    <w:multiLevelType w:val="hybridMultilevel"/>
-    <w:tmpl w:val="395A9D98"/>
-    <w:lvl w:ilvl="0" w:tplc="1EB09B52">
-      <w:numFmt w:val="bullet"/>
-      <w:lvlText w:val="•"/>
-      <w:lvlJc w:val="left"/>
-      <w:pPr>
-        <w:ind w:left="1080" w:hanging="720"/>
-      </w:pPr>
-      <w:rPr>
-        <w:rFonts w:ascii="Arial" w:eastAsia="Times New Roman" w:hAnsi="Arial" w:cs="Arial" w:hint="default"/>
-      </w:rPr>
-    </w:lvl>
-    <w:lvl w:ilvl="1" w:tplc="04090003" w:tentative="1">
-      <w:start w:val="1"/>
-      <w:numFmt w:val="bullet"/>
-      <w:lvlText w:val="o"/>
-      <w:lvlJc w:val="left"/>
-      <w:pPr>
-        <w:ind w:left="1440" w:hanging="360"/>
-      </w:pPr>
-      <w:rPr>
-        <w:rFonts w:ascii="Courier New" w:hAnsi="Courier New" w:cs="Courier New" w:hint="default"/>
-      </w:rPr>
-    </w:lvl>
-    <w:lvl w:ilvl="2" w:tplc="04090005" w:tentative="1">
-      <w:start w:val="1"/>
-      <w:numFmt w:val="bullet"/>
-      <w:lvlText w:val=""/>
-      <w:lvlJc w:val="left"/>
-      <w:pPr>
-        <w:ind w:left="2160" w:hanging="360"/>
-      </w:pPr>
-      <w:rPr>
-        <w:rFonts w:ascii="Wingdings" w:hAnsi="Wingdings" w:hint="default"/>
-      </w:rPr>
-    </w:lvl>
-    <w:lvl w:ilvl="3" w:tplc="04090001" w:tentative="1">
-      <w:start w:val="1"/>
-      <w:numFmt w:val="bullet"/>
-      <w:lvlText w:val=""/>
-      <w:lvlJc w:val="left"/>
-      <w:pPr>
-        <w:ind w:left="2880" w:hanging="360"/>
-      </w:pPr>
-      <w:rPr>
-        <w:rFonts w:ascii="Symbol" w:hAnsi="Symbol" w:hint="default"/>
-      </w:rPr>
-    </w:lvl>
-    <w:lvl w:ilvl="4" w:tplc="04090003" w:tentative="1">
-      <w:start w:val="1"/>
-      <w:numFmt w:val="bullet"/>
-      <w:lvlText w:val="o"/>
-      <w:lvlJc w:val="left"/>
-      <w:pPr>
-        <w:ind w:left="3600" w:hanging="360"/>
-      </w:pPr>
-      <w:rPr>
-        <w:rFonts w:ascii="Courier New" w:hAnsi="Courier New" w:cs="Courier New" w:hint="default"/>
-      </w:rPr>
-    </w:lvl>
-    <w:lvl w:ilvl="5" w:tplc="04090005" w:tentative="1">
-      <w:start w:val="1"/>
-      <w:numFmt w:val="bullet"/>
-      <w:lvlText w:val=""/>
-      <w:lvlJc w:val="left"/>
-      <w:pPr>
-        <w:ind w:left="4320" w:hanging="360"/>
-      </w:pPr>
-      <w:rPr>
-        <w:rFonts w:ascii="Wingdings" w:hAnsi="Wingdings" w:hint="default"/>
-      </w:rPr>
-    </w:lvl>
-    <w:lvl w:ilvl="6" w:tplc="04090001" w:tentative="1">
-      <w:start w:val="1"/>
-      <w:numFmt w:val="bullet"/>
-      <w:lvlText w:val=""/>
-      <w:lvlJc w:val="left"/>
-      <w:pPr>
-        <w:ind w:left="5040" w:hanging="360"/>
-      </w:pPr>
-      <w:rPr>
-        <w:rFonts w:ascii="Symbol" w:hAnsi="Symbol" w:hint="default"/>
-      </w:rPr>
-    </w:lvl>
-    <w:lvl w:ilvl="7" w:tplc="04090003" w:tentative="1">
-      <w:start w:val="1"/>
-      <w:numFmt w:val="bullet"/>
-      <w:lvlText w:val="o"/>
-      <w:lvlJc w:val="left"/>
-      <w:pPr>
-        <w:ind w:left="5760" w:hanging="360"/>
-      </w:pPr>
-      <w:rPr>
-        <w:rFonts w:ascii="Courier New" w:hAnsi="Courier New" w:cs="Courier New" w:hint="default"/>
-      </w:rPr>
-    </w:lvl>
-    <w:lvl w:ilvl="8" w:tplc="04090005" w:tentative="1">
-      <w:start w:val="1"/>
-      <w:numFmt w:val="bullet"/>
-      <w:lvlText w:val=""/>
-      <w:lvlJc w:val="left"/>
-      <w:pPr>
-        <w:ind w:left="6480" w:hanging="360"/>
-      </w:pPr>
-      <w:rPr>
-        <w:rFonts w:ascii="Wingdings" w:hAnsi="Wingdings" w:hint="default"/>
-      </w:rPr>
-    </w:lvl>
-  </w:abstractNum>
   <w:abstractNum w:abstractNumId="16" w15:restartNumberingAfterBreak="0">
     <w:nsid w:val="2DA70B25"/>
     <w:multiLevelType w:val="hybridMultilevel"/>
@@ -8702,6 +9538,95 @@
     </w:lvl>
   </w:abstractNum>
   <w:abstractNum w:abstractNumId="20" w15:restartNumberingAfterBreak="0">
+    <w:nsid w:val="344C0444"/>
+    <w:multiLevelType w:val="hybridMultilevel"/>
+    <w:tmpl w:val="E982C130"/>
+    <w:lvl w:ilvl="0" w:tplc="735E7CCC">
+      <w:start w:val="1"/>
+      <w:numFmt w:val="decimal"/>
+      <w:lvlText w:val="%1."/>
+      <w:lvlJc w:val="left"/>
+      <w:pPr>
+        <w:ind w:left="1080" w:hanging="720"/>
+      </w:pPr>
+      <w:rPr>
+        <w:rFonts w:hint="default"/>
+      </w:rPr>
+    </w:lvl>
+    <w:lvl w:ilvl="1" w:tplc="04090019" w:tentative="1">
+      <w:start w:val="1"/>
+      <w:numFmt w:val="lowerLetter"/>
+      <w:lvlText w:val="%2."/>
+      <w:lvlJc w:val="left"/>
+      <w:pPr>
+        <w:ind w:left="1440" w:hanging="360"/>
+      </w:pPr>
+    </w:lvl>
+    <w:lvl w:ilvl="2" w:tplc="0409001B" w:tentative="1">
+      <w:start w:val="1"/>
+      <w:numFmt w:val="lowerRoman"/>
+      <w:lvlText w:val="%3."/>
+      <w:lvlJc w:val="right"/>
+      <w:pPr>
+        <w:ind w:left="2160" w:hanging="180"/>
+      </w:pPr>
+    </w:lvl>
+    <w:lvl w:ilvl="3" w:tplc="0409000F" w:tentative="1">
+      <w:start w:val="1"/>
+      <w:numFmt w:val="decimal"/>
+      <w:lvlText w:val="%4."/>
+      <w:lvlJc w:val="left"/>
+      <w:pPr>
+        <w:ind w:left="2880" w:hanging="360"/>
+      </w:pPr>
+    </w:lvl>
+    <w:lvl w:ilvl="4" w:tplc="04090019" w:tentative="1">
+      <w:start w:val="1"/>
+      <w:numFmt w:val="lowerLetter"/>
+      <w:lvlText w:val="%5."/>
+      <w:lvlJc w:val="left"/>
+      <w:pPr>
+        <w:ind w:left="3600" w:hanging="360"/>
+      </w:pPr>
+    </w:lvl>
+    <w:lvl w:ilvl="5" w:tplc="0409001B" w:tentative="1">
+      <w:start w:val="1"/>
+      <w:numFmt w:val="lowerRoman"/>
+      <w:lvlText w:val="%6."/>
+      <w:lvlJc w:val="right"/>
+      <w:pPr>
+        <w:ind w:left="4320" w:hanging="180"/>
+      </w:pPr>
+    </w:lvl>
+    <w:lvl w:ilvl="6" w:tplc="0409000F" w:tentative="1">
+      <w:start w:val="1"/>
+      <w:numFmt w:val="decimal"/>
+      <w:lvlText w:val="%7."/>
+      <w:lvlJc w:val="left"/>
+      <w:pPr>
+        <w:ind w:left="5040" w:hanging="360"/>
+      </w:pPr>
+    </w:lvl>
+    <w:lvl w:ilvl="7" w:tplc="04090019" w:tentative="1">
+      <w:start w:val="1"/>
+      <w:numFmt w:val="lowerLetter"/>
+      <w:lvlText w:val="%8."/>
+      <w:lvlJc w:val="left"/>
+      <w:pPr>
+        <w:ind w:left="5760" w:hanging="360"/>
+      </w:pPr>
+    </w:lvl>
+    <w:lvl w:ilvl="8" w:tplc="0409001B" w:tentative="1">
+      <w:start w:val="1"/>
+      <w:numFmt w:val="lowerRoman"/>
+      <w:lvlText w:val="%9."/>
+      <w:lvlJc w:val="right"/>
+      <w:pPr>
+        <w:ind w:left="6480" w:hanging="180"/>
+      </w:pPr>
+    </w:lvl>
+  </w:abstractNum>
+  <w:abstractNum w:abstractNumId="21" w15:restartNumberingAfterBreak="0">
     <w:nsid w:val="35F83C9F"/>
     <w:multiLevelType w:val="multilevel"/>
     <w:tmpl w:val="F7D6776C"/>
@@ -8819,7 +9744,120 @@
       </w:rPr>
     </w:lvl>
   </w:abstractNum>
-  <w:abstractNum w:abstractNumId="21" w15:restartNumberingAfterBreak="0">
+  <w:abstractNum w:abstractNumId="22" w15:restartNumberingAfterBreak="0">
+    <w:nsid w:val="36D30733"/>
+    <w:multiLevelType w:val="hybridMultilevel"/>
+    <w:tmpl w:val="1E70FFB6"/>
+    <w:lvl w:ilvl="0" w:tplc="FFFFFFFF">
+      <w:start w:val="1"/>
+      <w:numFmt w:val="bullet"/>
+      <w:lvlText w:val=""/>
+      <w:lvlJc w:val="left"/>
+      <w:pPr>
+        <w:ind w:left="1440" w:hanging="720"/>
+      </w:pPr>
+      <w:rPr>
+        <w:rFonts w:ascii="Symbol" w:hAnsi="Symbol" w:hint="default"/>
+      </w:rPr>
+    </w:lvl>
+    <w:lvl w:ilvl="1" w:tplc="04090003">
+      <w:start w:val="1"/>
+      <w:numFmt w:val="bullet"/>
+      <w:lvlText w:val="o"/>
+      <w:lvlJc w:val="left"/>
+      <w:pPr>
+        <w:ind w:left="1800" w:hanging="360"/>
+      </w:pPr>
+      <w:rPr>
+        <w:rFonts w:ascii="Courier New" w:hAnsi="Courier New" w:cs="Courier New" w:hint="default"/>
+      </w:rPr>
+    </w:lvl>
+    <w:lvl w:ilvl="2" w:tplc="04090005" w:tentative="1">
+      <w:start w:val="1"/>
+      <w:numFmt w:val="bullet"/>
+      <w:lvlText w:val=""/>
+      <w:lvlJc w:val="left"/>
+      <w:pPr>
+        <w:ind w:left="2520" w:hanging="360"/>
+      </w:pPr>
+      <w:rPr>
+        <w:rFonts w:ascii="Wingdings" w:hAnsi="Wingdings" w:hint="default"/>
+      </w:rPr>
+    </w:lvl>
+    <w:lvl w:ilvl="3" w:tplc="04090001" w:tentative="1">
+      <w:start w:val="1"/>
+      <w:numFmt w:val="bullet"/>
+      <w:lvlText w:val=""/>
+      <w:lvlJc w:val="left"/>
+      <w:pPr>
+        <w:ind w:left="3240" w:hanging="360"/>
+      </w:pPr>
+      <w:rPr>
+        <w:rFonts w:ascii="Symbol" w:hAnsi="Symbol" w:hint="default"/>
+      </w:rPr>
+    </w:lvl>
+    <w:lvl w:ilvl="4" w:tplc="04090003" w:tentative="1">
+      <w:start w:val="1"/>
+      <w:numFmt w:val="bullet"/>
+      <w:lvlText w:val="o"/>
+      <w:lvlJc w:val="left"/>
+      <w:pPr>
+        <w:ind w:left="3960" w:hanging="360"/>
+      </w:pPr>
+      <w:rPr>
+        <w:rFonts w:ascii="Courier New" w:hAnsi="Courier New" w:cs="Courier New" w:hint="default"/>
+      </w:rPr>
+    </w:lvl>
+    <w:lvl w:ilvl="5" w:tplc="04090005" w:tentative="1">
+      <w:start w:val="1"/>
+      <w:numFmt w:val="bullet"/>
+      <w:lvlText w:val=""/>
+      <w:lvlJc w:val="left"/>
+      <w:pPr>
+        <w:ind w:left="4680" w:hanging="360"/>
+      </w:pPr>
+      <w:rPr>
+        <w:rFonts w:ascii="Wingdings" w:hAnsi="Wingdings" w:hint="default"/>
+      </w:rPr>
+    </w:lvl>
+    <w:lvl w:ilvl="6" w:tplc="04090001" w:tentative="1">
+      <w:start w:val="1"/>
+      <w:numFmt w:val="bullet"/>
+      <w:lvlText w:val=""/>
+      <w:lvlJc w:val="left"/>
+      <w:pPr>
+        <w:ind w:left="5400" w:hanging="360"/>
+      </w:pPr>
+      <w:rPr>
+        <w:rFonts w:ascii="Symbol" w:hAnsi="Symbol" w:hint="default"/>
+      </w:rPr>
+    </w:lvl>
+    <w:lvl w:ilvl="7" w:tplc="04090003" w:tentative="1">
+      <w:start w:val="1"/>
+      <w:numFmt w:val="bullet"/>
+      <w:lvlText w:val="o"/>
+      <w:lvlJc w:val="left"/>
+      <w:pPr>
+        <w:ind w:left="6120" w:hanging="360"/>
+      </w:pPr>
+      <w:rPr>
+        <w:rFonts w:ascii="Courier New" w:hAnsi="Courier New" w:cs="Courier New" w:hint="default"/>
+      </w:rPr>
+    </w:lvl>
+    <w:lvl w:ilvl="8" w:tplc="04090005" w:tentative="1">
+      <w:start w:val="1"/>
+      <w:numFmt w:val="bullet"/>
+      <w:lvlText w:val=""/>
+      <w:lvlJc w:val="left"/>
+      <w:pPr>
+        <w:ind w:left="6840" w:hanging="360"/>
+      </w:pPr>
+      <w:rPr>
+        <w:rFonts w:ascii="Wingdings" w:hAnsi="Wingdings" w:hint="default"/>
+      </w:rPr>
+    </w:lvl>
+  </w:abstractNum>
+  <w:abstractNum w:abstractNumId="23" w15:restartNumberingAfterBreak="0">
     <w:nsid w:val="37AB5069"/>
     <w:multiLevelType w:val="multilevel"/>
     <w:tmpl w:val="88C8D0C0"/>
@@ -8960,7 +9998,7 @@
       </w:rPr>
     </w:lvl>
   </w:abstractNum>
-  <w:abstractNum w:abstractNumId="22" w15:restartNumberingAfterBreak="0">
+  <w:abstractNum w:abstractNumId="24" w15:restartNumberingAfterBreak="0">
     <w:nsid w:val="39EE0E31"/>
     <w:multiLevelType w:val="multilevel"/>
     <w:tmpl w:val="35FC7506"/>
@@ -9101,7 +10139,7 @@
       </w:rPr>
     </w:lvl>
   </w:abstractNum>
-  <w:abstractNum w:abstractNumId="23" w15:restartNumberingAfterBreak="0">
+  <w:abstractNum w:abstractNumId="25" w15:restartNumberingAfterBreak="0">
     <w:nsid w:val="3AC30128"/>
     <w:multiLevelType w:val="hybridMultilevel"/>
     <w:tmpl w:val="EB8A8D6E"/>
@@ -9241,296 +10279,6 @@
       </w:pPr>
       <w:rPr>
         <w:rFonts w:ascii="Wingdings" w:hAnsi="Wingdings" w:hint="default"/>
-      </w:rPr>
-    </w:lvl>
-  </w:abstractNum>
-  <w:abstractNum w:abstractNumId="24" w15:restartNumberingAfterBreak="0">
-    <w:nsid w:val="3C4324DE"/>
-    <w:multiLevelType w:val="multilevel"/>
-    <w:tmpl w:val="E90640EE"/>
-    <w:lvl w:ilvl="0">
-      <w:start w:val="1"/>
-      <w:numFmt w:val="decimal"/>
-      <w:lvlText w:val="%1."/>
-      <w:lvlJc w:val="left"/>
-      <w:pPr>
-        <w:tabs>
-          <w:tab w:val="num" w:pos="720"/>
-        </w:tabs>
-        <w:ind w:left="720" w:hanging="360"/>
-      </w:pPr>
-      <w:rPr>
-        <w:rFonts w:hint="default"/>
-        <w:sz w:val="20"/>
-      </w:rPr>
-    </w:lvl>
-    <w:lvl w:ilvl="1">
-      <w:start w:val="1"/>
-      <w:numFmt w:val="decimal"/>
-      <w:lvlText w:val="%2."/>
-      <w:lvlJc w:val="left"/>
-      <w:pPr>
-        <w:ind w:left="1800" w:hanging="720"/>
-      </w:pPr>
-      <w:rPr>
-        <w:rFonts w:hint="default"/>
-      </w:rPr>
-    </w:lvl>
-    <w:lvl w:ilvl="2" w:tentative="1">
-      <w:start w:val="1"/>
-      <w:numFmt w:val="bullet"/>
-      <w:lvlText w:val=""/>
-      <w:lvlJc w:val="left"/>
-      <w:pPr>
-        <w:tabs>
-          <w:tab w:val="num" w:pos="2160"/>
-        </w:tabs>
-        <w:ind w:left="2160" w:hanging="360"/>
-      </w:pPr>
-      <w:rPr>
-        <w:rFonts w:ascii="Wingdings" w:hAnsi="Wingdings" w:hint="default"/>
-        <w:sz w:val="20"/>
-      </w:rPr>
-    </w:lvl>
-    <w:lvl w:ilvl="3" w:tentative="1">
-      <w:start w:val="1"/>
-      <w:numFmt w:val="bullet"/>
-      <w:lvlText w:val=""/>
-      <w:lvlJc w:val="left"/>
-      <w:pPr>
-        <w:tabs>
-          <w:tab w:val="num" w:pos="2880"/>
-        </w:tabs>
-        <w:ind w:left="2880" w:hanging="360"/>
-      </w:pPr>
-      <w:rPr>
-        <w:rFonts w:ascii="Wingdings" w:hAnsi="Wingdings" w:hint="default"/>
-        <w:sz w:val="20"/>
-      </w:rPr>
-    </w:lvl>
-    <w:lvl w:ilvl="4" w:tentative="1">
-      <w:start w:val="1"/>
-      <w:numFmt w:val="bullet"/>
-      <w:lvlText w:val=""/>
-      <w:lvlJc w:val="left"/>
-      <w:pPr>
-        <w:tabs>
-          <w:tab w:val="num" w:pos="3600"/>
-        </w:tabs>
-        <w:ind w:left="3600" w:hanging="360"/>
-      </w:pPr>
-      <w:rPr>
-        <w:rFonts w:ascii="Wingdings" w:hAnsi="Wingdings" w:hint="default"/>
-        <w:sz w:val="20"/>
-      </w:rPr>
-    </w:lvl>
-    <w:lvl w:ilvl="5" w:tentative="1">
-      <w:start w:val="1"/>
-      <w:numFmt w:val="bullet"/>
-      <w:lvlText w:val=""/>
-      <w:lvlJc w:val="left"/>
-      <w:pPr>
-        <w:tabs>
-          <w:tab w:val="num" w:pos="4320"/>
-        </w:tabs>
-        <w:ind w:left="4320" w:hanging="360"/>
-      </w:pPr>
-      <w:rPr>
-        <w:rFonts w:ascii="Wingdings" w:hAnsi="Wingdings" w:hint="default"/>
-        <w:sz w:val="20"/>
-      </w:rPr>
-    </w:lvl>
-    <w:lvl w:ilvl="6" w:tentative="1">
-      <w:start w:val="1"/>
-      <w:numFmt w:val="bullet"/>
-      <w:lvlText w:val=""/>
-      <w:lvlJc w:val="left"/>
-      <w:pPr>
-        <w:tabs>
-          <w:tab w:val="num" w:pos="5040"/>
-        </w:tabs>
-        <w:ind w:left="5040" w:hanging="360"/>
-      </w:pPr>
-      <w:rPr>
-        <w:rFonts w:ascii="Wingdings" w:hAnsi="Wingdings" w:hint="default"/>
-        <w:sz w:val="20"/>
-      </w:rPr>
-    </w:lvl>
-    <w:lvl w:ilvl="7" w:tentative="1">
-      <w:start w:val="1"/>
-      <w:numFmt w:val="bullet"/>
-      <w:lvlText w:val=""/>
-      <w:lvlJc w:val="left"/>
-      <w:pPr>
-        <w:tabs>
-          <w:tab w:val="num" w:pos="5760"/>
-        </w:tabs>
-        <w:ind w:left="5760" w:hanging="360"/>
-      </w:pPr>
-      <w:rPr>
-        <w:rFonts w:ascii="Wingdings" w:hAnsi="Wingdings" w:hint="default"/>
-        <w:sz w:val="20"/>
-      </w:rPr>
-    </w:lvl>
-    <w:lvl w:ilvl="8" w:tentative="1">
-      <w:start w:val="1"/>
-      <w:numFmt w:val="bullet"/>
-      <w:lvlText w:val=""/>
-      <w:lvlJc w:val="left"/>
-      <w:pPr>
-        <w:tabs>
-          <w:tab w:val="num" w:pos="6480"/>
-        </w:tabs>
-        <w:ind w:left="6480" w:hanging="360"/>
-      </w:pPr>
-      <w:rPr>
-        <w:rFonts w:ascii="Wingdings" w:hAnsi="Wingdings" w:hint="default"/>
-        <w:sz w:val="20"/>
-      </w:rPr>
-    </w:lvl>
-  </w:abstractNum>
-  <w:abstractNum w:abstractNumId="25" w15:restartNumberingAfterBreak="0">
-    <w:nsid w:val="401D5F48"/>
-    <w:multiLevelType w:val="multilevel"/>
-    <w:tmpl w:val="F4143BB4"/>
-    <w:lvl w:ilvl="0">
-      <w:start w:val="1"/>
-      <w:numFmt w:val="bullet"/>
-      <w:lvlText w:val=""/>
-      <w:lvlJc w:val="left"/>
-      <w:pPr>
-        <w:tabs>
-          <w:tab w:val="num" w:pos="720"/>
-        </w:tabs>
-        <w:ind w:left="720" w:hanging="360"/>
-      </w:pPr>
-      <w:rPr>
-        <w:rFonts w:ascii="Symbol" w:hAnsi="Symbol" w:hint="default"/>
-        <w:sz w:val="20"/>
-      </w:rPr>
-    </w:lvl>
-    <w:lvl w:ilvl="1">
-      <w:start w:val="1"/>
-      <w:numFmt w:val="decimal"/>
-      <w:lvlText w:val="%2."/>
-      <w:lvlJc w:val="left"/>
-      <w:pPr>
-        <w:ind w:left="1800" w:hanging="720"/>
-      </w:pPr>
-      <w:rPr>
-        <w:rFonts w:hint="default"/>
-      </w:rPr>
-    </w:lvl>
-    <w:lvl w:ilvl="2" w:tentative="1">
-      <w:start w:val="1"/>
-      <w:numFmt w:val="bullet"/>
-      <w:lvlText w:val=""/>
-      <w:lvlJc w:val="left"/>
-      <w:pPr>
-        <w:tabs>
-          <w:tab w:val="num" w:pos="2160"/>
-        </w:tabs>
-        <w:ind w:left="2160" w:hanging="360"/>
-      </w:pPr>
-      <w:rPr>
-        <w:rFonts w:ascii="Wingdings" w:hAnsi="Wingdings" w:hint="default"/>
-        <w:sz w:val="20"/>
-      </w:rPr>
-    </w:lvl>
-    <w:lvl w:ilvl="3" w:tentative="1">
-      <w:start w:val="1"/>
-      <w:numFmt w:val="bullet"/>
-      <w:lvlText w:val=""/>
-      <w:lvlJc w:val="left"/>
-      <w:pPr>
-        <w:tabs>
-          <w:tab w:val="num" w:pos="2880"/>
-        </w:tabs>
-        <w:ind w:left="2880" w:hanging="360"/>
-      </w:pPr>
-      <w:rPr>
-        <w:rFonts w:ascii="Wingdings" w:hAnsi="Wingdings" w:hint="default"/>
-        <w:sz w:val="20"/>
-      </w:rPr>
-    </w:lvl>
-    <w:lvl w:ilvl="4" w:tentative="1">
-      <w:start w:val="1"/>
-      <w:numFmt w:val="bullet"/>
-      <w:lvlText w:val=""/>
-      <w:lvlJc w:val="left"/>
-      <w:pPr>
-        <w:tabs>
-          <w:tab w:val="num" w:pos="3600"/>
-        </w:tabs>
-        <w:ind w:left="3600" w:hanging="360"/>
-      </w:pPr>
-      <w:rPr>
-        <w:rFonts w:ascii="Wingdings" w:hAnsi="Wingdings" w:hint="default"/>
-        <w:sz w:val="20"/>
-      </w:rPr>
-    </w:lvl>
-    <w:lvl w:ilvl="5" w:tentative="1">
-      <w:start w:val="1"/>
-      <w:numFmt w:val="bullet"/>
-      <w:lvlText w:val=""/>
-      <w:lvlJc w:val="left"/>
-      <w:pPr>
-        <w:tabs>
-          <w:tab w:val="num" w:pos="4320"/>
-        </w:tabs>
-        <w:ind w:left="4320" w:hanging="360"/>
-      </w:pPr>
-      <w:rPr>
-        <w:rFonts w:ascii="Wingdings" w:hAnsi="Wingdings" w:hint="default"/>
-        <w:sz w:val="20"/>
-      </w:rPr>
-    </w:lvl>
-    <w:lvl w:ilvl="6" w:tentative="1">
-      <w:start w:val="1"/>
-      <w:numFmt w:val="bullet"/>
-      <w:lvlText w:val=""/>
-      <w:lvlJc w:val="left"/>
-      <w:pPr>
-        <w:tabs>
-          <w:tab w:val="num" w:pos="5040"/>
-        </w:tabs>
-        <w:ind w:left="5040" w:hanging="360"/>
-      </w:pPr>
-      <w:rPr>
-        <w:rFonts w:ascii="Wingdings" w:hAnsi="Wingdings" w:hint="default"/>
-        <w:sz w:val="20"/>
-      </w:rPr>
-    </w:lvl>
-    <w:lvl w:ilvl="7" w:tentative="1">
-      <w:start w:val="1"/>
-      <w:numFmt w:val="bullet"/>
-      <w:lvlText w:val=""/>
-      <w:lvlJc w:val="left"/>
-      <w:pPr>
-        <w:tabs>
-          <w:tab w:val="num" w:pos="5760"/>
-        </w:tabs>
-        <w:ind w:left="5760" w:hanging="360"/>
-      </w:pPr>
-      <w:rPr>
-        <w:rFonts w:ascii="Wingdings" w:hAnsi="Wingdings" w:hint="default"/>
-        <w:sz w:val="20"/>
-      </w:rPr>
-    </w:lvl>
-    <w:lvl w:ilvl="8" w:tentative="1">
-      <w:start w:val="1"/>
-      <w:numFmt w:val="bullet"/>
-      <w:lvlText w:val=""/>
-      <w:lvlJc w:val="left"/>
-      <w:pPr>
-        <w:tabs>
-          <w:tab w:val="num" w:pos="6480"/>
-        </w:tabs>
-        <w:ind w:left="6480" w:hanging="360"/>
-      </w:pPr>
-      <w:rPr>
-        <w:rFonts w:ascii="Wingdings" w:hAnsi="Wingdings" w:hint="default"/>
-        <w:sz w:val="20"/>
       </w:rPr>
     </w:lvl>
   </w:abstractNum>
@@ -9920,15 +10668,16 @@
     </w:lvl>
   </w:abstractNum>
   <w:abstractNum w:abstractNumId="29" w15:restartNumberingAfterBreak="0">
-    <w:nsid w:val="59125CB3"/>
+    <w:nsid w:val="59670C3C"/>
     <w:multiLevelType w:val="hybridMultilevel"/>
-    <w:tmpl w:val="FDDEC3F0"/>
-    <w:lvl w:ilvl="0" w:tplc="1212A686">
-      <w:numFmt w:val="bullet"/>
-      <w:lvlText w:val="-"/>
-      <w:lvlJc w:val="left"/>
-      <w:pPr>
-        <w:ind w:left="720" w:hanging="360"/>
+    <w:tmpl w:val="3488B6CE"/>
+    <w:lvl w:ilvl="0" w:tplc="20329F6C">
+      <w:start w:val="4"/>
+      <w:numFmt w:val="bullet"/>
+      <w:lvlText w:val="•"/>
+      <w:lvlJc w:val="left"/>
+      <w:pPr>
+        <w:ind w:left="1080" w:hanging="720"/>
       </w:pPr>
       <w:rPr>
         <w:rFonts w:ascii="Arial" w:eastAsia="Times New Roman" w:hAnsi="Arial" w:cs="Arial" w:hint="default"/>
@@ -10150,19 +10899,18 @@
     </w:lvl>
   </w:abstractNum>
   <w:abstractNum w:abstractNumId="31" w15:restartNumberingAfterBreak="0">
-    <w:nsid w:val="5ADD1C8F"/>
+    <w:nsid w:val="5C213443"/>
     <w:multiLevelType w:val="hybridMultilevel"/>
-    <w:tmpl w:val="9496C24A"/>
-    <w:lvl w:ilvl="0" w:tplc="04090001">
-      <w:start w:val="1"/>
-      <w:numFmt w:val="bullet"/>
-      <w:lvlText w:val=""/>
-      <w:lvlJc w:val="left"/>
-      <w:pPr>
-        <w:ind w:left="720" w:hanging="360"/>
-      </w:pPr>
-      <w:rPr>
-        <w:rFonts w:ascii="Symbol" w:hAnsi="Symbol" w:hint="default"/>
+    <w:tmpl w:val="6ADE4E8C"/>
+    <w:lvl w:ilvl="0" w:tplc="1EB09B52">
+      <w:numFmt w:val="bullet"/>
+      <w:lvlText w:val="•"/>
+      <w:lvlJc w:val="left"/>
+      <w:pPr>
+        <w:ind w:left="1080" w:hanging="720"/>
+      </w:pPr>
+      <w:rPr>
+        <w:rFonts w:ascii="Arial" w:eastAsia="Times New Roman" w:hAnsi="Arial" w:cs="Arial" w:hint="default"/>
       </w:rPr>
     </w:lvl>
     <w:lvl w:ilvl="1" w:tplc="04090003" w:tentative="1">
@@ -10263,6 +11011,119 @@
     </w:lvl>
   </w:abstractNum>
   <w:abstractNum w:abstractNumId="32" w15:restartNumberingAfterBreak="0">
+    <w:nsid w:val="5DC33FF1"/>
+    <w:multiLevelType w:val="hybridMultilevel"/>
+    <w:tmpl w:val="5DF05C7A"/>
+    <w:lvl w:ilvl="0" w:tplc="20329F6C">
+      <w:start w:val="4"/>
+      <w:numFmt w:val="bullet"/>
+      <w:lvlText w:val="•"/>
+      <w:lvlJc w:val="left"/>
+      <w:pPr>
+        <w:ind w:left="1080" w:hanging="720"/>
+      </w:pPr>
+      <w:rPr>
+        <w:rFonts w:ascii="Arial" w:eastAsia="Times New Roman" w:hAnsi="Arial" w:cs="Arial" w:hint="default"/>
+      </w:rPr>
+    </w:lvl>
+    <w:lvl w:ilvl="1" w:tplc="04090003" w:tentative="1">
+      <w:start w:val="1"/>
+      <w:numFmt w:val="bullet"/>
+      <w:lvlText w:val="o"/>
+      <w:lvlJc w:val="left"/>
+      <w:pPr>
+        <w:ind w:left="1440" w:hanging="360"/>
+      </w:pPr>
+      <w:rPr>
+        <w:rFonts w:ascii="Courier New" w:hAnsi="Courier New" w:cs="Courier New" w:hint="default"/>
+      </w:rPr>
+    </w:lvl>
+    <w:lvl w:ilvl="2" w:tplc="04090005" w:tentative="1">
+      <w:start w:val="1"/>
+      <w:numFmt w:val="bullet"/>
+      <w:lvlText w:val=""/>
+      <w:lvlJc w:val="left"/>
+      <w:pPr>
+        <w:ind w:left="2160" w:hanging="360"/>
+      </w:pPr>
+      <w:rPr>
+        <w:rFonts w:ascii="Wingdings" w:hAnsi="Wingdings" w:hint="default"/>
+      </w:rPr>
+    </w:lvl>
+    <w:lvl w:ilvl="3" w:tplc="04090001" w:tentative="1">
+      <w:start w:val="1"/>
+      <w:numFmt w:val="bullet"/>
+      <w:lvlText w:val=""/>
+      <w:lvlJc w:val="left"/>
+      <w:pPr>
+        <w:ind w:left="2880" w:hanging="360"/>
+      </w:pPr>
+      <w:rPr>
+        <w:rFonts w:ascii="Symbol" w:hAnsi="Symbol" w:hint="default"/>
+      </w:rPr>
+    </w:lvl>
+    <w:lvl w:ilvl="4" w:tplc="04090003" w:tentative="1">
+      <w:start w:val="1"/>
+      <w:numFmt w:val="bullet"/>
+      <w:lvlText w:val="o"/>
+      <w:lvlJc w:val="left"/>
+      <w:pPr>
+        <w:ind w:left="3600" w:hanging="360"/>
+      </w:pPr>
+      <w:rPr>
+        <w:rFonts w:ascii="Courier New" w:hAnsi="Courier New" w:cs="Courier New" w:hint="default"/>
+      </w:rPr>
+    </w:lvl>
+    <w:lvl w:ilvl="5" w:tplc="04090005" w:tentative="1">
+      <w:start w:val="1"/>
+      <w:numFmt w:val="bullet"/>
+      <w:lvlText w:val=""/>
+      <w:lvlJc w:val="left"/>
+      <w:pPr>
+        <w:ind w:left="4320" w:hanging="360"/>
+      </w:pPr>
+      <w:rPr>
+        <w:rFonts w:ascii="Wingdings" w:hAnsi="Wingdings" w:hint="default"/>
+      </w:rPr>
+    </w:lvl>
+    <w:lvl w:ilvl="6" w:tplc="04090001" w:tentative="1">
+      <w:start w:val="1"/>
+      <w:numFmt w:val="bullet"/>
+      <w:lvlText w:val=""/>
+      <w:lvlJc w:val="left"/>
+      <w:pPr>
+        <w:ind w:left="5040" w:hanging="360"/>
+      </w:pPr>
+      <w:rPr>
+        <w:rFonts w:ascii="Symbol" w:hAnsi="Symbol" w:hint="default"/>
+      </w:rPr>
+    </w:lvl>
+    <w:lvl w:ilvl="7" w:tplc="04090003" w:tentative="1">
+      <w:start w:val="1"/>
+      <w:numFmt w:val="bullet"/>
+      <w:lvlText w:val="o"/>
+      <w:lvlJc w:val="left"/>
+      <w:pPr>
+        <w:ind w:left="5760" w:hanging="360"/>
+      </w:pPr>
+      <w:rPr>
+        <w:rFonts w:ascii="Courier New" w:hAnsi="Courier New" w:cs="Courier New" w:hint="default"/>
+      </w:rPr>
+    </w:lvl>
+    <w:lvl w:ilvl="8" w:tplc="04090005" w:tentative="1">
+      <w:start w:val="1"/>
+      <w:numFmt w:val="bullet"/>
+      <w:lvlText w:val=""/>
+      <w:lvlJc w:val="left"/>
+      <w:pPr>
+        <w:ind w:left="6480" w:hanging="360"/>
+      </w:pPr>
+      <w:rPr>
+        <w:rFonts w:ascii="Wingdings" w:hAnsi="Wingdings" w:hint="default"/>
+      </w:rPr>
+    </w:lvl>
+  </w:abstractNum>
+  <w:abstractNum w:abstractNumId="33" w15:restartNumberingAfterBreak="0">
     <w:nsid w:val="61E55CF2"/>
     <w:multiLevelType w:val="multilevel"/>
     <w:tmpl w:val="8C0C3468"/>
@@ -10426,7 +11287,120 @@
       </w:rPr>
     </w:lvl>
   </w:abstractNum>
-  <w:abstractNum w:abstractNumId="33" w15:restartNumberingAfterBreak="0">
+  <w:abstractNum w:abstractNumId="34" w15:restartNumberingAfterBreak="0">
+    <w:nsid w:val="6280026F"/>
+    <w:multiLevelType w:val="hybridMultilevel"/>
+    <w:tmpl w:val="F600FC1A"/>
+    <w:lvl w:ilvl="0" w:tplc="20329F6C">
+      <w:start w:val="4"/>
+      <w:numFmt w:val="bullet"/>
+      <w:lvlText w:val="•"/>
+      <w:lvlJc w:val="left"/>
+      <w:pPr>
+        <w:ind w:left="1080" w:hanging="720"/>
+      </w:pPr>
+      <w:rPr>
+        <w:rFonts w:ascii="Arial" w:eastAsia="Times New Roman" w:hAnsi="Arial" w:cs="Arial" w:hint="default"/>
+      </w:rPr>
+    </w:lvl>
+    <w:lvl w:ilvl="1" w:tplc="04090003">
+      <w:start w:val="1"/>
+      <w:numFmt w:val="bullet"/>
+      <w:lvlText w:val="o"/>
+      <w:lvlJc w:val="left"/>
+      <w:pPr>
+        <w:ind w:left="1440" w:hanging="360"/>
+      </w:pPr>
+      <w:rPr>
+        <w:rFonts w:ascii="Courier New" w:hAnsi="Courier New" w:cs="Courier New" w:hint="default"/>
+      </w:rPr>
+    </w:lvl>
+    <w:lvl w:ilvl="2" w:tplc="04090005" w:tentative="1">
+      <w:start w:val="1"/>
+      <w:numFmt w:val="bullet"/>
+      <w:lvlText w:val=""/>
+      <w:lvlJc w:val="left"/>
+      <w:pPr>
+        <w:ind w:left="2160" w:hanging="360"/>
+      </w:pPr>
+      <w:rPr>
+        <w:rFonts w:ascii="Wingdings" w:hAnsi="Wingdings" w:hint="default"/>
+      </w:rPr>
+    </w:lvl>
+    <w:lvl w:ilvl="3" w:tplc="04090001" w:tentative="1">
+      <w:start w:val="1"/>
+      <w:numFmt w:val="bullet"/>
+      <w:lvlText w:val=""/>
+      <w:lvlJc w:val="left"/>
+      <w:pPr>
+        <w:ind w:left="2880" w:hanging="360"/>
+      </w:pPr>
+      <w:rPr>
+        <w:rFonts w:ascii="Symbol" w:hAnsi="Symbol" w:hint="default"/>
+      </w:rPr>
+    </w:lvl>
+    <w:lvl w:ilvl="4" w:tplc="04090003" w:tentative="1">
+      <w:start w:val="1"/>
+      <w:numFmt w:val="bullet"/>
+      <w:lvlText w:val="o"/>
+      <w:lvlJc w:val="left"/>
+      <w:pPr>
+        <w:ind w:left="3600" w:hanging="360"/>
+      </w:pPr>
+      <w:rPr>
+        <w:rFonts w:ascii="Courier New" w:hAnsi="Courier New" w:cs="Courier New" w:hint="default"/>
+      </w:rPr>
+    </w:lvl>
+    <w:lvl w:ilvl="5" w:tplc="04090005" w:tentative="1">
+      <w:start w:val="1"/>
+      <w:numFmt w:val="bullet"/>
+      <w:lvlText w:val=""/>
+      <w:lvlJc w:val="left"/>
+      <w:pPr>
+        <w:ind w:left="4320" w:hanging="360"/>
+      </w:pPr>
+      <w:rPr>
+        <w:rFonts w:ascii="Wingdings" w:hAnsi="Wingdings" w:hint="default"/>
+      </w:rPr>
+    </w:lvl>
+    <w:lvl w:ilvl="6" w:tplc="04090001" w:tentative="1">
+      <w:start w:val="1"/>
+      <w:numFmt w:val="bullet"/>
+      <w:lvlText w:val=""/>
+      <w:lvlJc w:val="left"/>
+      <w:pPr>
+        <w:ind w:left="5040" w:hanging="360"/>
+      </w:pPr>
+      <w:rPr>
+        <w:rFonts w:ascii="Symbol" w:hAnsi="Symbol" w:hint="default"/>
+      </w:rPr>
+    </w:lvl>
+    <w:lvl w:ilvl="7" w:tplc="04090003" w:tentative="1">
+      <w:start w:val="1"/>
+      <w:numFmt w:val="bullet"/>
+      <w:lvlText w:val="o"/>
+      <w:lvlJc w:val="left"/>
+      <w:pPr>
+        <w:ind w:left="5760" w:hanging="360"/>
+      </w:pPr>
+      <w:rPr>
+        <w:rFonts w:ascii="Courier New" w:hAnsi="Courier New" w:cs="Courier New" w:hint="default"/>
+      </w:rPr>
+    </w:lvl>
+    <w:lvl w:ilvl="8" w:tplc="04090005" w:tentative="1">
+      <w:start w:val="1"/>
+      <w:numFmt w:val="bullet"/>
+      <w:lvlText w:val=""/>
+      <w:lvlJc w:val="left"/>
+      <w:pPr>
+        <w:ind w:left="6480" w:hanging="360"/>
+      </w:pPr>
+      <w:rPr>
+        <w:rFonts w:ascii="Wingdings" w:hAnsi="Wingdings" w:hint="default"/>
+      </w:rPr>
+    </w:lvl>
+  </w:abstractNum>
+  <w:abstractNum w:abstractNumId="35" w15:restartNumberingAfterBreak="0">
     <w:nsid w:val="628F5423"/>
     <w:multiLevelType w:val="multilevel"/>
     <w:tmpl w:val="A94A179C"/>
@@ -10454,7 +11428,7 @@
       <w:lvlText w:val="%2."/>
       <w:lvlJc w:val="left"/>
       <w:pPr>
-        <w:ind w:left="720" w:hanging="720"/>
+        <w:ind w:left="1260" w:hanging="720"/>
       </w:pPr>
       <w:rPr>
         <w:rFonts w:ascii="Arial Narrow" w:hAnsi="Arial Narrow" w:hint="default"/>
@@ -10578,343 +11552,7 @@
       </w:rPr>
     </w:lvl>
   </w:abstractNum>
-  <w:abstractNum w:abstractNumId="34" w15:restartNumberingAfterBreak="0">
-    <w:nsid w:val="64E91A43"/>
-    <w:multiLevelType w:val="hybridMultilevel"/>
-    <w:tmpl w:val="84A4F3BE"/>
-    <w:lvl w:ilvl="0" w:tplc="1EB09B52">
-      <w:numFmt w:val="bullet"/>
-      <w:lvlText w:val="•"/>
-      <w:lvlJc w:val="left"/>
-      <w:pPr>
-        <w:ind w:left="1440" w:hanging="720"/>
-      </w:pPr>
-      <w:rPr>
-        <w:rFonts w:ascii="Arial" w:eastAsia="Times New Roman" w:hAnsi="Arial" w:cs="Arial" w:hint="default"/>
-      </w:rPr>
-    </w:lvl>
-    <w:lvl w:ilvl="1" w:tplc="04090003" w:tentative="1">
-      <w:start w:val="1"/>
-      <w:numFmt w:val="bullet"/>
-      <w:lvlText w:val="o"/>
-      <w:lvlJc w:val="left"/>
-      <w:pPr>
-        <w:ind w:left="1800" w:hanging="360"/>
-      </w:pPr>
-      <w:rPr>
-        <w:rFonts w:ascii="Courier New" w:hAnsi="Courier New" w:cs="Courier New" w:hint="default"/>
-      </w:rPr>
-    </w:lvl>
-    <w:lvl w:ilvl="2" w:tplc="04090005" w:tentative="1">
-      <w:start w:val="1"/>
-      <w:numFmt w:val="bullet"/>
-      <w:lvlText w:val=""/>
-      <w:lvlJc w:val="left"/>
-      <w:pPr>
-        <w:ind w:left="2520" w:hanging="360"/>
-      </w:pPr>
-      <w:rPr>
-        <w:rFonts w:ascii="Wingdings" w:hAnsi="Wingdings" w:hint="default"/>
-      </w:rPr>
-    </w:lvl>
-    <w:lvl w:ilvl="3" w:tplc="04090001" w:tentative="1">
-      <w:start w:val="1"/>
-      <w:numFmt w:val="bullet"/>
-      <w:lvlText w:val=""/>
-      <w:lvlJc w:val="left"/>
-      <w:pPr>
-        <w:ind w:left="3240" w:hanging="360"/>
-      </w:pPr>
-      <w:rPr>
-        <w:rFonts w:ascii="Symbol" w:hAnsi="Symbol" w:hint="default"/>
-      </w:rPr>
-    </w:lvl>
-    <w:lvl w:ilvl="4" w:tplc="04090003" w:tentative="1">
-      <w:start w:val="1"/>
-      <w:numFmt w:val="bullet"/>
-      <w:lvlText w:val="o"/>
-      <w:lvlJc w:val="left"/>
-      <w:pPr>
-        <w:ind w:left="3960" w:hanging="360"/>
-      </w:pPr>
-      <w:rPr>
-        <w:rFonts w:ascii="Courier New" w:hAnsi="Courier New" w:cs="Courier New" w:hint="default"/>
-      </w:rPr>
-    </w:lvl>
-    <w:lvl w:ilvl="5" w:tplc="04090005" w:tentative="1">
-      <w:start w:val="1"/>
-      <w:numFmt w:val="bullet"/>
-      <w:lvlText w:val=""/>
-      <w:lvlJc w:val="left"/>
-      <w:pPr>
-        <w:ind w:left="4680" w:hanging="360"/>
-      </w:pPr>
-      <w:rPr>
-        <w:rFonts w:ascii="Wingdings" w:hAnsi="Wingdings" w:hint="default"/>
-      </w:rPr>
-    </w:lvl>
-    <w:lvl w:ilvl="6" w:tplc="04090001" w:tentative="1">
-      <w:start w:val="1"/>
-      <w:numFmt w:val="bullet"/>
-      <w:lvlText w:val=""/>
-      <w:lvlJc w:val="left"/>
-      <w:pPr>
-        <w:ind w:left="5400" w:hanging="360"/>
-      </w:pPr>
-      <w:rPr>
-        <w:rFonts w:ascii="Symbol" w:hAnsi="Symbol" w:hint="default"/>
-      </w:rPr>
-    </w:lvl>
-    <w:lvl w:ilvl="7" w:tplc="04090003" w:tentative="1">
-      <w:start w:val="1"/>
-      <w:numFmt w:val="bullet"/>
-      <w:lvlText w:val="o"/>
-      <w:lvlJc w:val="left"/>
-      <w:pPr>
-        <w:ind w:left="6120" w:hanging="360"/>
-      </w:pPr>
-      <w:rPr>
-        <w:rFonts w:ascii="Courier New" w:hAnsi="Courier New" w:cs="Courier New" w:hint="default"/>
-      </w:rPr>
-    </w:lvl>
-    <w:lvl w:ilvl="8" w:tplc="04090005" w:tentative="1">
-      <w:start w:val="1"/>
-      <w:numFmt w:val="bullet"/>
-      <w:lvlText w:val=""/>
-      <w:lvlJc w:val="left"/>
-      <w:pPr>
-        <w:ind w:left="6840" w:hanging="360"/>
-      </w:pPr>
-      <w:rPr>
-        <w:rFonts w:ascii="Wingdings" w:hAnsi="Wingdings" w:hint="default"/>
-      </w:rPr>
-    </w:lvl>
-  </w:abstractNum>
-  <w:abstractNum w:abstractNumId="35" w15:restartNumberingAfterBreak="0">
-    <w:nsid w:val="64F9640B"/>
-    <w:multiLevelType w:val="hybridMultilevel"/>
-    <w:tmpl w:val="96D616F6"/>
-    <w:lvl w:ilvl="0" w:tplc="1EB09B52">
-      <w:numFmt w:val="bullet"/>
-      <w:lvlText w:val="•"/>
-      <w:lvlJc w:val="left"/>
-      <w:pPr>
-        <w:ind w:left="1440" w:hanging="720"/>
-      </w:pPr>
-      <w:rPr>
-        <w:rFonts w:ascii="Arial" w:eastAsia="Times New Roman" w:hAnsi="Arial" w:cs="Arial" w:hint="default"/>
-      </w:rPr>
-    </w:lvl>
-    <w:lvl w:ilvl="1" w:tplc="04090003" w:tentative="1">
-      <w:start w:val="1"/>
-      <w:numFmt w:val="bullet"/>
-      <w:lvlText w:val="o"/>
-      <w:lvlJc w:val="left"/>
-      <w:pPr>
-        <w:ind w:left="1440" w:hanging="360"/>
-      </w:pPr>
-      <w:rPr>
-        <w:rFonts w:ascii="Courier New" w:hAnsi="Courier New" w:cs="Courier New" w:hint="default"/>
-      </w:rPr>
-    </w:lvl>
-    <w:lvl w:ilvl="2" w:tplc="04090005" w:tentative="1">
-      <w:start w:val="1"/>
-      <w:numFmt w:val="bullet"/>
-      <w:lvlText w:val=""/>
-      <w:lvlJc w:val="left"/>
-      <w:pPr>
-        <w:ind w:left="2160" w:hanging="360"/>
-      </w:pPr>
-      <w:rPr>
-        <w:rFonts w:ascii="Wingdings" w:hAnsi="Wingdings" w:hint="default"/>
-      </w:rPr>
-    </w:lvl>
-    <w:lvl w:ilvl="3" w:tplc="04090001" w:tentative="1">
-      <w:start w:val="1"/>
-      <w:numFmt w:val="bullet"/>
-      <w:lvlText w:val=""/>
-      <w:lvlJc w:val="left"/>
-      <w:pPr>
-        <w:ind w:left="2880" w:hanging="360"/>
-      </w:pPr>
-      <w:rPr>
-        <w:rFonts w:ascii="Symbol" w:hAnsi="Symbol" w:hint="default"/>
-      </w:rPr>
-    </w:lvl>
-    <w:lvl w:ilvl="4" w:tplc="04090003" w:tentative="1">
-      <w:start w:val="1"/>
-      <w:numFmt w:val="bullet"/>
-      <w:lvlText w:val="o"/>
-      <w:lvlJc w:val="left"/>
-      <w:pPr>
-        <w:ind w:left="3600" w:hanging="360"/>
-      </w:pPr>
-      <w:rPr>
-        <w:rFonts w:ascii="Courier New" w:hAnsi="Courier New" w:cs="Courier New" w:hint="default"/>
-      </w:rPr>
-    </w:lvl>
-    <w:lvl w:ilvl="5" w:tplc="04090005" w:tentative="1">
-      <w:start w:val="1"/>
-      <w:numFmt w:val="bullet"/>
-      <w:lvlText w:val=""/>
-      <w:lvlJc w:val="left"/>
-      <w:pPr>
-        <w:ind w:left="4320" w:hanging="360"/>
-      </w:pPr>
-      <w:rPr>
-        <w:rFonts w:ascii="Wingdings" w:hAnsi="Wingdings" w:hint="default"/>
-      </w:rPr>
-    </w:lvl>
-    <w:lvl w:ilvl="6" w:tplc="04090001" w:tentative="1">
-      <w:start w:val="1"/>
-      <w:numFmt w:val="bullet"/>
-      <w:lvlText w:val=""/>
-      <w:lvlJc w:val="left"/>
-      <w:pPr>
-        <w:ind w:left="5040" w:hanging="360"/>
-      </w:pPr>
-      <w:rPr>
-        <w:rFonts w:ascii="Symbol" w:hAnsi="Symbol" w:hint="default"/>
-      </w:rPr>
-    </w:lvl>
-    <w:lvl w:ilvl="7" w:tplc="04090003" w:tentative="1">
-      <w:start w:val="1"/>
-      <w:numFmt w:val="bullet"/>
-      <w:lvlText w:val="o"/>
-      <w:lvlJc w:val="left"/>
-      <w:pPr>
-        <w:ind w:left="5760" w:hanging="360"/>
-      </w:pPr>
-      <w:rPr>
-        <w:rFonts w:ascii="Courier New" w:hAnsi="Courier New" w:cs="Courier New" w:hint="default"/>
-      </w:rPr>
-    </w:lvl>
-    <w:lvl w:ilvl="8" w:tplc="04090005" w:tentative="1">
-      <w:start w:val="1"/>
-      <w:numFmt w:val="bullet"/>
-      <w:lvlText w:val=""/>
-      <w:lvlJc w:val="left"/>
-      <w:pPr>
-        <w:ind w:left="6480" w:hanging="360"/>
-      </w:pPr>
-      <w:rPr>
-        <w:rFonts w:ascii="Wingdings" w:hAnsi="Wingdings" w:hint="default"/>
-      </w:rPr>
-    </w:lvl>
-  </w:abstractNum>
   <w:abstractNum w:abstractNumId="36" w15:restartNumberingAfterBreak="0">
-    <w:nsid w:val="65EB3E3F"/>
-    <w:multiLevelType w:val="hybridMultilevel"/>
-    <w:tmpl w:val="95D6C1E2"/>
-    <w:lvl w:ilvl="0" w:tplc="1EB09B52">
-      <w:numFmt w:val="bullet"/>
-      <w:lvlText w:val="•"/>
-      <w:lvlJc w:val="left"/>
-      <w:pPr>
-        <w:ind w:left="1440" w:hanging="720"/>
-      </w:pPr>
-      <w:rPr>
-        <w:rFonts w:ascii="Arial" w:eastAsia="Times New Roman" w:hAnsi="Arial" w:cs="Arial" w:hint="default"/>
-      </w:rPr>
-    </w:lvl>
-    <w:lvl w:ilvl="1" w:tplc="04090003" w:tentative="1">
-      <w:start w:val="1"/>
-      <w:numFmt w:val="bullet"/>
-      <w:lvlText w:val="o"/>
-      <w:lvlJc w:val="left"/>
-      <w:pPr>
-        <w:ind w:left="1440" w:hanging="360"/>
-      </w:pPr>
-      <w:rPr>
-        <w:rFonts w:ascii="Courier New" w:hAnsi="Courier New" w:cs="Courier New" w:hint="default"/>
-      </w:rPr>
-    </w:lvl>
-    <w:lvl w:ilvl="2" w:tplc="04090005" w:tentative="1">
-      <w:start w:val="1"/>
-      <w:numFmt w:val="bullet"/>
-      <w:lvlText w:val=""/>
-      <w:lvlJc w:val="left"/>
-      <w:pPr>
-        <w:ind w:left="2160" w:hanging="360"/>
-      </w:pPr>
-      <w:rPr>
-        <w:rFonts w:ascii="Wingdings" w:hAnsi="Wingdings" w:hint="default"/>
-      </w:rPr>
-    </w:lvl>
-    <w:lvl w:ilvl="3" w:tplc="04090001" w:tentative="1">
-      <w:start w:val="1"/>
-      <w:numFmt w:val="bullet"/>
-      <w:lvlText w:val=""/>
-      <w:lvlJc w:val="left"/>
-      <w:pPr>
-        <w:ind w:left="2880" w:hanging="360"/>
-      </w:pPr>
-      <w:rPr>
-        <w:rFonts w:ascii="Symbol" w:hAnsi="Symbol" w:hint="default"/>
-      </w:rPr>
-    </w:lvl>
-    <w:lvl w:ilvl="4" w:tplc="04090003" w:tentative="1">
-      <w:start w:val="1"/>
-      <w:numFmt w:val="bullet"/>
-      <w:lvlText w:val="o"/>
-      <w:lvlJc w:val="left"/>
-      <w:pPr>
-        <w:ind w:left="3600" w:hanging="360"/>
-      </w:pPr>
-      <w:rPr>
-        <w:rFonts w:ascii="Courier New" w:hAnsi="Courier New" w:cs="Courier New" w:hint="default"/>
-      </w:rPr>
-    </w:lvl>
-    <w:lvl w:ilvl="5" w:tplc="04090005" w:tentative="1">
-      <w:start w:val="1"/>
-      <w:numFmt w:val="bullet"/>
-      <w:lvlText w:val=""/>
-      <w:lvlJc w:val="left"/>
-      <w:pPr>
-        <w:ind w:left="4320" w:hanging="360"/>
-      </w:pPr>
-      <w:rPr>
-        <w:rFonts w:ascii="Wingdings" w:hAnsi="Wingdings" w:hint="default"/>
-      </w:rPr>
-    </w:lvl>
-    <w:lvl w:ilvl="6" w:tplc="04090001" w:tentative="1">
-      <w:start w:val="1"/>
-      <w:numFmt w:val="bullet"/>
-      <w:lvlText w:val=""/>
-      <w:lvlJc w:val="left"/>
-      <w:pPr>
-        <w:ind w:left="5040" w:hanging="360"/>
-      </w:pPr>
-      <w:rPr>
-        <w:rFonts w:ascii="Symbol" w:hAnsi="Symbol" w:hint="default"/>
-      </w:rPr>
-    </w:lvl>
-    <w:lvl w:ilvl="7" w:tplc="04090003" w:tentative="1">
-      <w:start w:val="1"/>
-      <w:numFmt w:val="bullet"/>
-      <w:lvlText w:val="o"/>
-      <w:lvlJc w:val="left"/>
-      <w:pPr>
-        <w:ind w:left="5760" w:hanging="360"/>
-      </w:pPr>
-      <w:rPr>
-        <w:rFonts w:ascii="Courier New" w:hAnsi="Courier New" w:cs="Courier New" w:hint="default"/>
-      </w:rPr>
-    </w:lvl>
-    <w:lvl w:ilvl="8" w:tplc="04090005" w:tentative="1">
-      <w:start w:val="1"/>
-      <w:numFmt w:val="bullet"/>
-      <w:lvlText w:val=""/>
-      <w:lvlJc w:val="left"/>
-      <w:pPr>
-        <w:ind w:left="6480" w:hanging="360"/>
-      </w:pPr>
-      <w:rPr>
-        <w:rFonts w:ascii="Wingdings" w:hAnsi="Wingdings" w:hint="default"/>
-      </w:rPr>
-    </w:lvl>
-  </w:abstractNum>
-  <w:abstractNum w:abstractNumId="37" w15:restartNumberingAfterBreak="0">
     <w:nsid w:val="66D71EA9"/>
     <w:multiLevelType w:val="hybridMultilevel"/>
     <w:tmpl w:val="5BE6F34E"/>
@@ -11028,7 +11666,7 @@
       </w:rPr>
     </w:lvl>
   </w:abstractNum>
-  <w:abstractNum w:abstractNumId="38" w15:restartNumberingAfterBreak="0">
+  <w:abstractNum w:abstractNumId="37" w15:restartNumberingAfterBreak="0">
     <w:nsid w:val="6B8B6EE2"/>
     <w:multiLevelType w:val="multilevel"/>
     <w:tmpl w:val="6C94CB3A"/>
@@ -11146,7 +11784,7 @@
       </w:rPr>
     </w:lvl>
   </w:abstractNum>
-  <w:abstractNum w:abstractNumId="39" w15:restartNumberingAfterBreak="0">
+  <w:abstractNum w:abstractNumId="38" w15:restartNumberingAfterBreak="0">
     <w:nsid w:val="6BCC4A7B"/>
     <w:multiLevelType w:val="hybridMultilevel"/>
     <w:tmpl w:val="C6F086F4"/>
@@ -11290,7 +11928,7 @@
       </w:rPr>
     </w:lvl>
   </w:abstractNum>
-  <w:abstractNum w:abstractNumId="40" w15:restartNumberingAfterBreak="0">
+  <w:abstractNum w:abstractNumId="39" w15:restartNumberingAfterBreak="0">
     <w:nsid w:val="6CEF52FA"/>
     <w:multiLevelType w:val="hybridMultilevel"/>
     <w:tmpl w:val="95264B0A"/>
@@ -11404,119 +12042,7 @@
       </w:rPr>
     </w:lvl>
   </w:abstractNum>
-  <w:abstractNum w:abstractNumId="41" w15:restartNumberingAfterBreak="0">
-    <w:nsid w:val="6DB922F3"/>
-    <w:multiLevelType w:val="hybridMultilevel"/>
-    <w:tmpl w:val="123CE84A"/>
-    <w:lvl w:ilvl="0" w:tplc="1EB09B52">
-      <w:numFmt w:val="bullet"/>
-      <w:lvlText w:val="•"/>
-      <w:lvlJc w:val="left"/>
-      <w:pPr>
-        <w:ind w:left="1440" w:hanging="720"/>
-      </w:pPr>
-      <w:rPr>
-        <w:rFonts w:ascii="Arial" w:eastAsia="Times New Roman" w:hAnsi="Arial" w:cs="Arial" w:hint="default"/>
-      </w:rPr>
-    </w:lvl>
-    <w:lvl w:ilvl="1" w:tplc="04090003" w:tentative="1">
-      <w:start w:val="1"/>
-      <w:numFmt w:val="bullet"/>
-      <w:lvlText w:val="o"/>
-      <w:lvlJc w:val="left"/>
-      <w:pPr>
-        <w:ind w:left="1440" w:hanging="360"/>
-      </w:pPr>
-      <w:rPr>
-        <w:rFonts w:ascii="Courier New" w:hAnsi="Courier New" w:cs="Courier New" w:hint="default"/>
-      </w:rPr>
-    </w:lvl>
-    <w:lvl w:ilvl="2" w:tplc="04090005" w:tentative="1">
-      <w:start w:val="1"/>
-      <w:numFmt w:val="bullet"/>
-      <w:lvlText w:val=""/>
-      <w:lvlJc w:val="left"/>
-      <w:pPr>
-        <w:ind w:left="2160" w:hanging="360"/>
-      </w:pPr>
-      <w:rPr>
-        <w:rFonts w:ascii="Wingdings" w:hAnsi="Wingdings" w:hint="default"/>
-      </w:rPr>
-    </w:lvl>
-    <w:lvl w:ilvl="3" w:tplc="04090001" w:tentative="1">
-      <w:start w:val="1"/>
-      <w:numFmt w:val="bullet"/>
-      <w:lvlText w:val=""/>
-      <w:lvlJc w:val="left"/>
-      <w:pPr>
-        <w:ind w:left="2880" w:hanging="360"/>
-      </w:pPr>
-      <w:rPr>
-        <w:rFonts w:ascii="Symbol" w:hAnsi="Symbol" w:hint="default"/>
-      </w:rPr>
-    </w:lvl>
-    <w:lvl w:ilvl="4" w:tplc="04090003" w:tentative="1">
-      <w:start w:val="1"/>
-      <w:numFmt w:val="bullet"/>
-      <w:lvlText w:val="o"/>
-      <w:lvlJc w:val="left"/>
-      <w:pPr>
-        <w:ind w:left="3600" w:hanging="360"/>
-      </w:pPr>
-      <w:rPr>
-        <w:rFonts w:ascii="Courier New" w:hAnsi="Courier New" w:cs="Courier New" w:hint="default"/>
-      </w:rPr>
-    </w:lvl>
-    <w:lvl w:ilvl="5" w:tplc="04090005" w:tentative="1">
-      <w:start w:val="1"/>
-      <w:numFmt w:val="bullet"/>
-      <w:lvlText w:val=""/>
-      <w:lvlJc w:val="left"/>
-      <w:pPr>
-        <w:ind w:left="4320" w:hanging="360"/>
-      </w:pPr>
-      <w:rPr>
-        <w:rFonts w:ascii="Wingdings" w:hAnsi="Wingdings" w:hint="default"/>
-      </w:rPr>
-    </w:lvl>
-    <w:lvl w:ilvl="6" w:tplc="04090001" w:tentative="1">
-      <w:start w:val="1"/>
-      <w:numFmt w:val="bullet"/>
-      <w:lvlText w:val=""/>
-      <w:lvlJc w:val="left"/>
-      <w:pPr>
-        <w:ind w:left="5040" w:hanging="360"/>
-      </w:pPr>
-      <w:rPr>
-        <w:rFonts w:ascii="Symbol" w:hAnsi="Symbol" w:hint="default"/>
-      </w:rPr>
-    </w:lvl>
-    <w:lvl w:ilvl="7" w:tplc="04090003" w:tentative="1">
-      <w:start w:val="1"/>
-      <w:numFmt w:val="bullet"/>
-      <w:lvlText w:val="o"/>
-      <w:lvlJc w:val="left"/>
-      <w:pPr>
-        <w:ind w:left="5760" w:hanging="360"/>
-      </w:pPr>
-      <w:rPr>
-        <w:rFonts w:ascii="Courier New" w:hAnsi="Courier New" w:cs="Courier New" w:hint="default"/>
-      </w:rPr>
-    </w:lvl>
-    <w:lvl w:ilvl="8" w:tplc="04090005" w:tentative="1">
-      <w:start w:val="1"/>
-      <w:numFmt w:val="bullet"/>
-      <w:lvlText w:val=""/>
-      <w:lvlJc w:val="left"/>
-      <w:pPr>
-        <w:ind w:left="6480" w:hanging="360"/>
-      </w:pPr>
-      <w:rPr>
-        <w:rFonts w:ascii="Wingdings" w:hAnsi="Wingdings" w:hint="default"/>
-      </w:rPr>
-    </w:lvl>
-  </w:abstractNum>
-  <w:abstractNum w:abstractNumId="42" w15:restartNumberingAfterBreak="0">
+  <w:abstractNum w:abstractNumId="40" w15:restartNumberingAfterBreak="0">
     <w:nsid w:val="714700E8"/>
     <w:multiLevelType w:val="hybridMultilevel"/>
     <w:tmpl w:val="F32A2A66"/>
@@ -11659,7 +12185,7 @@
       </w:rPr>
     </w:lvl>
   </w:abstractNum>
-  <w:abstractNum w:abstractNumId="43" w15:restartNumberingAfterBreak="0">
+  <w:abstractNum w:abstractNumId="41" w15:restartNumberingAfterBreak="0">
     <w:nsid w:val="774C6E75"/>
     <w:multiLevelType w:val="hybridMultilevel"/>
     <w:tmpl w:val="D36C7D28"/>
@@ -11773,242 +12299,21 @@
       </w:rPr>
     </w:lvl>
   </w:abstractNum>
-  <w:abstractNum w:abstractNumId="44" w15:restartNumberingAfterBreak="0">
-    <w:nsid w:val="78D00DF9"/>
+  <w:abstractNum w:abstractNumId="42" w15:restartNumberingAfterBreak="0">
+    <w:nsid w:val="7D421373"/>
     <w:multiLevelType w:val="hybridMultilevel"/>
-    <w:tmpl w:val="80E2D868"/>
-    <w:lvl w:ilvl="0" w:tplc="1EB09B52">
-      <w:numFmt w:val="bullet"/>
-      <w:lvlText w:val="•"/>
-      <w:lvlJc w:val="left"/>
-      <w:pPr>
-        <w:ind w:left="1440" w:hanging="720"/>
-      </w:pPr>
-      <w:rPr>
-        <w:rFonts w:ascii="Arial" w:eastAsia="Times New Roman" w:hAnsi="Arial" w:cs="Arial" w:hint="default"/>
-      </w:rPr>
-    </w:lvl>
-    <w:lvl w:ilvl="1" w:tplc="04090003" w:tentative="1">
-      <w:start w:val="1"/>
-      <w:numFmt w:val="bullet"/>
-      <w:lvlText w:val="o"/>
-      <w:lvlJc w:val="left"/>
-      <w:pPr>
-        <w:ind w:left="1440" w:hanging="360"/>
-      </w:pPr>
-      <w:rPr>
-        <w:rFonts w:ascii="Courier New" w:hAnsi="Courier New" w:cs="Courier New" w:hint="default"/>
-      </w:rPr>
-    </w:lvl>
-    <w:lvl w:ilvl="2" w:tplc="04090005" w:tentative="1">
-      <w:start w:val="1"/>
-      <w:numFmt w:val="bullet"/>
-      <w:lvlText w:val=""/>
-      <w:lvlJc w:val="left"/>
-      <w:pPr>
-        <w:ind w:left="2160" w:hanging="360"/>
-      </w:pPr>
-      <w:rPr>
-        <w:rFonts w:ascii="Wingdings" w:hAnsi="Wingdings" w:hint="default"/>
-      </w:rPr>
-    </w:lvl>
-    <w:lvl w:ilvl="3" w:tplc="04090001" w:tentative="1">
-      <w:start w:val="1"/>
-      <w:numFmt w:val="bullet"/>
-      <w:lvlText w:val=""/>
-      <w:lvlJc w:val="left"/>
-      <w:pPr>
-        <w:ind w:left="2880" w:hanging="360"/>
-      </w:pPr>
-      <w:rPr>
-        <w:rFonts w:ascii="Symbol" w:hAnsi="Symbol" w:hint="default"/>
-      </w:rPr>
-    </w:lvl>
-    <w:lvl w:ilvl="4" w:tplc="04090003" w:tentative="1">
-      <w:start w:val="1"/>
-      <w:numFmt w:val="bullet"/>
-      <w:lvlText w:val="o"/>
-      <w:lvlJc w:val="left"/>
-      <w:pPr>
-        <w:ind w:left="3600" w:hanging="360"/>
-      </w:pPr>
-      <w:rPr>
-        <w:rFonts w:ascii="Courier New" w:hAnsi="Courier New" w:cs="Courier New" w:hint="default"/>
-      </w:rPr>
-    </w:lvl>
-    <w:lvl w:ilvl="5" w:tplc="04090005" w:tentative="1">
-      <w:start w:val="1"/>
-      <w:numFmt w:val="bullet"/>
-      <w:lvlText w:val=""/>
-      <w:lvlJc w:val="left"/>
-      <w:pPr>
-        <w:ind w:left="4320" w:hanging="360"/>
-      </w:pPr>
-      <w:rPr>
-        <w:rFonts w:ascii="Wingdings" w:hAnsi="Wingdings" w:hint="default"/>
-      </w:rPr>
-    </w:lvl>
-    <w:lvl w:ilvl="6" w:tplc="04090001" w:tentative="1">
-      <w:start w:val="1"/>
-      <w:numFmt w:val="bullet"/>
-      <w:lvlText w:val=""/>
-      <w:lvlJc w:val="left"/>
-      <w:pPr>
-        <w:ind w:left="5040" w:hanging="360"/>
-      </w:pPr>
-      <w:rPr>
-        <w:rFonts w:ascii="Symbol" w:hAnsi="Symbol" w:hint="default"/>
-      </w:rPr>
-    </w:lvl>
-    <w:lvl w:ilvl="7" w:tplc="04090003" w:tentative="1">
-      <w:start w:val="1"/>
-      <w:numFmt w:val="bullet"/>
-      <w:lvlText w:val="o"/>
-      <w:lvlJc w:val="left"/>
-      <w:pPr>
-        <w:ind w:left="5760" w:hanging="360"/>
-      </w:pPr>
-      <w:rPr>
-        <w:rFonts w:ascii="Courier New" w:hAnsi="Courier New" w:cs="Courier New" w:hint="default"/>
-      </w:rPr>
-    </w:lvl>
-    <w:lvl w:ilvl="8" w:tplc="04090005" w:tentative="1">
-      <w:start w:val="1"/>
-      <w:numFmt w:val="bullet"/>
-      <w:lvlText w:val=""/>
-      <w:lvlJc w:val="left"/>
-      <w:pPr>
-        <w:ind w:left="6480" w:hanging="360"/>
-      </w:pPr>
-      <w:rPr>
-        <w:rFonts w:ascii="Wingdings" w:hAnsi="Wingdings" w:hint="default"/>
-      </w:rPr>
-    </w:lvl>
-  </w:abstractNum>
-  <w:abstractNum w:abstractNumId="45" w15:restartNumberingAfterBreak="0">
-    <w:nsid w:val="7C231D89"/>
-    <w:multiLevelType w:val="hybridMultilevel"/>
-    <w:tmpl w:val="7D60304C"/>
-    <w:lvl w:ilvl="0" w:tplc="1EB09B52">
-      <w:numFmt w:val="bullet"/>
-      <w:lvlText w:val="•"/>
-      <w:lvlJc w:val="left"/>
-      <w:pPr>
-        <w:ind w:left="1440" w:hanging="720"/>
-      </w:pPr>
-      <w:rPr>
-        <w:rFonts w:ascii="Arial" w:eastAsia="Times New Roman" w:hAnsi="Arial" w:cs="Arial" w:hint="default"/>
-      </w:rPr>
-    </w:lvl>
-    <w:lvl w:ilvl="1" w:tplc="04090003" w:tentative="1">
-      <w:start w:val="1"/>
-      <w:numFmt w:val="bullet"/>
-      <w:lvlText w:val="o"/>
-      <w:lvlJc w:val="left"/>
-      <w:pPr>
-        <w:ind w:left="1440" w:hanging="360"/>
-      </w:pPr>
-      <w:rPr>
-        <w:rFonts w:ascii="Courier New" w:hAnsi="Courier New" w:cs="Courier New" w:hint="default"/>
-      </w:rPr>
-    </w:lvl>
-    <w:lvl w:ilvl="2" w:tplc="04090005" w:tentative="1">
-      <w:start w:val="1"/>
-      <w:numFmt w:val="bullet"/>
-      <w:lvlText w:val=""/>
-      <w:lvlJc w:val="left"/>
-      <w:pPr>
-        <w:ind w:left="2160" w:hanging="360"/>
-      </w:pPr>
-      <w:rPr>
-        <w:rFonts w:ascii="Wingdings" w:hAnsi="Wingdings" w:hint="default"/>
-      </w:rPr>
-    </w:lvl>
-    <w:lvl w:ilvl="3" w:tplc="04090001" w:tentative="1">
-      <w:start w:val="1"/>
-      <w:numFmt w:val="bullet"/>
-      <w:lvlText w:val=""/>
-      <w:lvlJc w:val="left"/>
-      <w:pPr>
-        <w:ind w:left="2880" w:hanging="360"/>
-      </w:pPr>
-      <w:rPr>
-        <w:rFonts w:ascii="Symbol" w:hAnsi="Symbol" w:hint="default"/>
-      </w:rPr>
-    </w:lvl>
-    <w:lvl w:ilvl="4" w:tplc="04090003" w:tentative="1">
-      <w:start w:val="1"/>
-      <w:numFmt w:val="bullet"/>
-      <w:lvlText w:val="o"/>
-      <w:lvlJc w:val="left"/>
-      <w:pPr>
-        <w:ind w:left="3600" w:hanging="360"/>
-      </w:pPr>
-      <w:rPr>
-        <w:rFonts w:ascii="Courier New" w:hAnsi="Courier New" w:cs="Courier New" w:hint="default"/>
-      </w:rPr>
-    </w:lvl>
-    <w:lvl w:ilvl="5" w:tplc="04090005" w:tentative="1">
-      <w:start w:val="1"/>
-      <w:numFmt w:val="bullet"/>
-      <w:lvlText w:val=""/>
-      <w:lvlJc w:val="left"/>
-      <w:pPr>
-        <w:ind w:left="4320" w:hanging="360"/>
-      </w:pPr>
-      <w:rPr>
-        <w:rFonts w:ascii="Wingdings" w:hAnsi="Wingdings" w:hint="default"/>
-      </w:rPr>
-    </w:lvl>
-    <w:lvl w:ilvl="6" w:tplc="04090001" w:tentative="1">
-      <w:start w:val="1"/>
-      <w:numFmt w:val="bullet"/>
-      <w:lvlText w:val=""/>
-      <w:lvlJc w:val="left"/>
-      <w:pPr>
-        <w:ind w:left="5040" w:hanging="360"/>
-      </w:pPr>
-      <w:rPr>
-        <w:rFonts w:ascii="Symbol" w:hAnsi="Symbol" w:hint="default"/>
-      </w:rPr>
-    </w:lvl>
-    <w:lvl w:ilvl="7" w:tplc="04090003" w:tentative="1">
-      <w:start w:val="1"/>
-      <w:numFmt w:val="bullet"/>
-      <w:lvlText w:val="o"/>
-      <w:lvlJc w:val="left"/>
-      <w:pPr>
-        <w:ind w:left="5760" w:hanging="360"/>
-      </w:pPr>
-      <w:rPr>
-        <w:rFonts w:ascii="Courier New" w:hAnsi="Courier New" w:cs="Courier New" w:hint="default"/>
-      </w:rPr>
-    </w:lvl>
-    <w:lvl w:ilvl="8" w:tplc="04090005" w:tentative="1">
-      <w:start w:val="1"/>
-      <w:numFmt w:val="bullet"/>
-      <w:lvlText w:val=""/>
-      <w:lvlJc w:val="left"/>
-      <w:pPr>
-        <w:ind w:left="6480" w:hanging="360"/>
-      </w:pPr>
-      <w:rPr>
-        <w:rFonts w:ascii="Wingdings" w:hAnsi="Wingdings" w:hint="default"/>
-      </w:rPr>
-    </w:lvl>
-  </w:abstractNum>
-  <w:abstractNum w:abstractNumId="46" w15:restartNumberingAfterBreak="0">
-    <w:nsid w:val="7F0A060F"/>
-    <w:multiLevelType w:val="hybridMultilevel"/>
-    <w:tmpl w:val="4126DE28"/>
-    <w:lvl w:ilvl="0" w:tplc="0409000F">
+    <w:tmpl w:val="01986F0C"/>
+    <w:lvl w:ilvl="0" w:tplc="735E7CCC">
       <w:start w:val="1"/>
       <w:numFmt w:val="decimal"/>
       <w:lvlText w:val="%1."/>
       <w:lvlJc w:val="left"/>
       <w:pPr>
-        <w:ind w:left="720" w:hanging="360"/>
-      </w:pPr>
+        <w:ind w:left="1080" w:hanging="720"/>
+      </w:pPr>
+      <w:rPr>
+        <w:rFonts w:hint="default"/>
+      </w:rPr>
     </w:lvl>
     <w:lvl w:ilvl="1" w:tplc="04090019" w:tentative="1">
       <w:start w:val="1"/>
@@ -12084,22 +12389,22 @@
     </w:lvl>
   </w:abstractNum>
   <w:num w:numId="1" w16cid:durableId="580984962">
-    <w:abstractNumId w:val="2"/>
+    <w:abstractNumId w:val="4"/>
   </w:num>
   <w:num w:numId="2" w16cid:durableId="1438938408">
-    <w:abstractNumId w:val="38"/>
+    <w:abstractNumId w:val="37"/>
   </w:num>
   <w:num w:numId="3" w16cid:durableId="1307052002">
-    <w:abstractNumId w:val="12"/>
+    <w:abstractNumId w:val="13"/>
   </w:num>
   <w:num w:numId="4" w16cid:durableId="1018430287">
     <w:abstractNumId w:val="19"/>
   </w:num>
   <w:num w:numId="5" w16cid:durableId="1808281595">
-    <w:abstractNumId w:val="21"/>
+    <w:abstractNumId w:val="23"/>
   </w:num>
   <w:num w:numId="6" w16cid:durableId="997463321">
-    <w:abstractNumId w:val="22"/>
+    <w:abstractNumId w:val="24"/>
   </w:num>
   <w:num w:numId="7" w16cid:durableId="1600481015">
     <w:abstractNumId w:val="27"/>
@@ -12108,34 +12413,34 @@
     <w:abstractNumId w:val="26"/>
   </w:num>
   <w:num w:numId="9" w16cid:durableId="1296183461">
-    <w:abstractNumId w:val="37"/>
+    <w:abstractNumId w:val="36"/>
   </w:num>
   <w:num w:numId="10" w16cid:durableId="876165204">
-    <w:abstractNumId w:val="8"/>
+    <w:abstractNumId w:val="9"/>
   </w:num>
   <w:num w:numId="11" w16cid:durableId="1229657188">
-    <w:abstractNumId w:val="43"/>
+    <w:abstractNumId w:val="41"/>
   </w:num>
   <w:num w:numId="12" w16cid:durableId="1726639930">
-    <w:abstractNumId w:val="20"/>
+    <w:abstractNumId w:val="21"/>
   </w:num>
   <w:num w:numId="13" w16cid:durableId="550119980">
     <w:abstractNumId w:val="30"/>
   </w:num>
   <w:num w:numId="14" w16cid:durableId="1121920952">
-    <w:abstractNumId w:val="39"/>
+    <w:abstractNumId w:val="38"/>
   </w:num>
   <w:num w:numId="15" w16cid:durableId="2145928877">
-    <w:abstractNumId w:val="14"/>
+    <w:abstractNumId w:val="15"/>
   </w:num>
   <w:num w:numId="16" w16cid:durableId="959872483">
     <w:abstractNumId w:val="17"/>
   </w:num>
   <w:num w:numId="17" w16cid:durableId="1767844925">
-    <w:abstractNumId w:val="40"/>
+    <w:abstractNumId w:val="39"/>
   </w:num>
   <w:num w:numId="18" w16cid:durableId="1949048286">
-    <w:abstractNumId w:val="32"/>
+    <w:abstractNumId w:val="33"/>
   </w:num>
   <w:num w:numId="19" w16cid:durableId="1300378664">
     <w:abstractNumId w:val="28"/>
@@ -12144,93 +12449,81 @@
     <w:abstractNumId w:val="16"/>
   </w:num>
   <w:num w:numId="21" w16cid:durableId="1612711355">
-    <w:abstractNumId w:val="33"/>
+    <w:abstractNumId w:val="35"/>
   </w:num>
   <w:num w:numId="22" w16cid:durableId="1703893556">
-    <w:abstractNumId w:val="33"/>
+    <w:abstractNumId w:val="35"/>
   </w:num>
   <w:num w:numId="23" w16cid:durableId="932394327">
     <w:abstractNumId w:val="18"/>
   </w:num>
   <w:num w:numId="24" w16cid:durableId="1863088038">
-    <w:abstractNumId w:val="1"/>
+    <w:abstractNumId w:val="3"/>
   </w:num>
   <w:num w:numId="25" w16cid:durableId="1571307406">
-    <w:abstractNumId w:val="2"/>
+    <w:abstractNumId w:val="4"/>
   </w:num>
   <w:num w:numId="26" w16cid:durableId="854344445">
-    <w:abstractNumId w:val="6"/>
+    <w:abstractNumId w:val="7"/>
   </w:num>
   <w:num w:numId="27" w16cid:durableId="131749567">
-    <w:abstractNumId w:val="23"/>
+    <w:abstractNumId w:val="25"/>
   </w:num>
   <w:num w:numId="28" w16cid:durableId="124204396">
-    <w:abstractNumId w:val="3"/>
+    <w:abstractNumId w:val="5"/>
   </w:num>
   <w:num w:numId="29" w16cid:durableId="1240943772">
     <w:abstractNumId w:val="0"/>
   </w:num>
   <w:num w:numId="30" w16cid:durableId="267276311">
+    <w:abstractNumId w:val="40"/>
+  </w:num>
+  <w:num w:numId="31" w16cid:durableId="386682065">
+    <w:abstractNumId w:val="8"/>
+  </w:num>
+  <w:num w:numId="32" w16cid:durableId="1387408279">
+    <w:abstractNumId w:val="6"/>
+  </w:num>
+  <w:num w:numId="33" w16cid:durableId="1519347953">
+    <w:abstractNumId w:val="11"/>
+  </w:num>
+  <w:num w:numId="34" w16cid:durableId="39669925">
+    <w:abstractNumId w:val="1"/>
+  </w:num>
+  <w:num w:numId="35" w16cid:durableId="480463393">
+    <w:abstractNumId w:val="32"/>
+  </w:num>
+  <w:num w:numId="36" w16cid:durableId="1531794311">
+    <w:abstractNumId w:val="22"/>
+  </w:num>
+  <w:num w:numId="37" w16cid:durableId="1619877282">
+    <w:abstractNumId w:val="29"/>
+  </w:num>
+  <w:num w:numId="38" w16cid:durableId="1118641189">
+    <w:abstractNumId w:val="34"/>
+  </w:num>
+  <w:num w:numId="39" w16cid:durableId="687026490">
     <w:abstractNumId w:val="42"/>
   </w:num>
-  <w:num w:numId="31" w16cid:durableId="386682065">
-    <w:abstractNumId w:val="7"/>
-  </w:num>
-  <w:num w:numId="32" w16cid:durableId="426199262">
-    <w:abstractNumId w:val="15"/>
-  </w:num>
-  <w:num w:numId="33" w16cid:durableId="189299942">
-    <w:abstractNumId w:val="34"/>
-  </w:num>
-  <w:num w:numId="34" w16cid:durableId="250241894">
-    <w:abstractNumId w:val="29"/>
-  </w:num>
-  <w:num w:numId="35" w16cid:durableId="1108738184">
-    <w:abstractNumId w:val="25"/>
-  </w:num>
-  <w:num w:numId="36" w16cid:durableId="1387408279">
-    <w:abstractNumId w:val="4"/>
-  </w:num>
-  <w:num w:numId="37" w16cid:durableId="1292782233">
-    <w:abstractNumId w:val="9"/>
-  </w:num>
-  <w:num w:numId="38" w16cid:durableId="622738134">
-    <w:abstractNumId w:val="41"/>
-  </w:num>
-  <w:num w:numId="39" w16cid:durableId="344598553">
-    <w:abstractNumId w:val="44"/>
-  </w:num>
-  <w:num w:numId="40" w16cid:durableId="296111251">
-    <w:abstractNumId w:val="36"/>
-  </w:num>
-  <w:num w:numId="41" w16cid:durableId="524514972">
-    <w:abstractNumId w:val="5"/>
-  </w:num>
-  <w:num w:numId="42" w16cid:durableId="1663924960">
-    <w:abstractNumId w:val="13"/>
-  </w:num>
-  <w:num w:numId="43" w16cid:durableId="1578977315">
-    <w:abstractNumId w:val="11"/>
-  </w:num>
-  <w:num w:numId="44" w16cid:durableId="1519347953">
+  <w:num w:numId="40" w16cid:durableId="1024138091">
     <w:abstractNumId w:val="10"/>
   </w:num>
-  <w:num w:numId="45" w16cid:durableId="1261110440">
+  <w:num w:numId="41" w16cid:durableId="536162139">
+    <w:abstractNumId w:val="2"/>
+  </w:num>
+  <w:num w:numId="42" w16cid:durableId="1694109893">
+    <w:abstractNumId w:val="12"/>
+  </w:num>
+  <w:num w:numId="43" w16cid:durableId="406077056">
+    <w:abstractNumId w:val="20"/>
+  </w:num>
+  <w:num w:numId="44" w16cid:durableId="305356041">
     <w:abstractNumId w:val="31"/>
   </w:num>
-  <w:num w:numId="46" w16cid:durableId="585504351">
-    <w:abstractNumId w:val="35"/>
+  <w:num w:numId="45" w16cid:durableId="675612699">
+    <w:abstractNumId w:val="14"/>
   </w:num>
-  <w:num w:numId="47" w16cid:durableId="921642783">
-    <w:abstractNumId w:val="45"/>
-  </w:num>
-  <w:num w:numId="48" w16cid:durableId="1741832372">
-    <w:abstractNumId w:val="46"/>
-  </w:num>
-  <w:num w:numId="49" w16cid:durableId="175312345">
-    <w:abstractNumId w:val="24"/>
-  </w:num>
-  <w:numIdMacAtCleanup w:val="36"/>
+  <w:numIdMacAtCleanup w:val="43"/>
 </w:numbering>
 </file>
 
@@ -12676,6 +12969,7 @@
         <w:bottom w:val="single" w:sz="4" w:space="1" w:color="auto"/>
       </w:pBdr>
       <w:spacing w:before="120" w:after="120"/>
+      <w:ind w:left="720"/>
       <w:jc w:val="both"/>
       <w:outlineLvl w:val="1"/>
     </w:pPr>
@@ -15551,6 +15845,19 @@
 </file>
 
 <file path=customXml/item1.xml><?xml version="1.0" encoding="utf-8"?>
+<?mso-contentType ?>
+<FormTemplates xmlns="http://schemas.microsoft.com/sharepoint/v3/contenttype/forms">
+  <Display>DocumentLibraryForm</Display>
+  <Edit>DocumentLibraryForm</Edit>
+  <New>DocumentLibraryForm</New>
+</FormTemplates>
+</file>
+
+<file path=customXml/item2.xml><?xml version="1.0" encoding="utf-8"?>
+<b:Sources xmlns:b="http://schemas.openxmlformats.org/officeDocument/2006/bibliography" xmlns="http://schemas.openxmlformats.org/officeDocument/2006/bibliography" SelectedStyle="\APA.XSL" StyleName="APA"/>
+</file>
+
+<file path=customXml/item3.xml><?xml version="1.0" encoding="utf-8"?>
 <p:properties xmlns:p="http://schemas.microsoft.com/office/2006/metadata/properties" xmlns:xsi="http://www.w3.org/2001/XMLSchema-instance">
   <documentManagement>
     <Phase xmlns="ce9b7293-7dfe-4d27-bf7f-b543d341c73b"/>
@@ -15565,30 +15872,7 @@
 </p:properties>
 </file>
 
-<file path=customXml/item2.xml><?xml version="1.0" encoding="utf-8"?>
-<b:Sources xmlns:b="http://schemas.openxmlformats.org/officeDocument/2006/bibliography" xmlns="http://schemas.openxmlformats.org/officeDocument/2006/bibliography" SelectedStyle="\APA.XSL" StyleName="APA"/>
-</file>
-
-<file path=customXml/item3.xml><?xml version="1.0" encoding="utf-8"?>
-<?mso-contentType ?>
-<FormTemplates xmlns="http://schemas.microsoft.com/sharepoint/v3/contenttype/forms">
-  <Display>DocumentLibraryForm</Display>
-  <Edit>DocumentLibraryForm</Edit>
-  <New>DocumentLibraryForm</New>
-</FormTemplates>
-</file>
-
 <file path=customXml/item4.xml><?xml version="1.0" encoding="utf-8"?>
-<?mso-contentType ?>
-<customXsn xmlns="http://schemas.microsoft.com/office/2006/metadata/customXsn">
-  <xsnLocation>https://share.cms.gov/office/ois/Services/XLCSC/Documents/Forms/Document/afb7fe7ef5aef69bcustomXsn.xsn</xsnLocation>
-  <cached>True</cached>
-  <openByDefault>False</openByDefault>
-  <xsnScope>https://share.cms.gov/office/ois/Services/XLCSC/Documents</xsnScope>
-</customXsn>
-</file>
-
-<file path=customXml/item5.xml><?xml version="1.0" encoding="utf-8"?>
 <ct:contentTypeSchema xmlns:ct="http://schemas.microsoft.com/office/2006/metadata/contentType" xmlns:ma="http://schemas.microsoft.com/office/2006/metadata/properties/metaAttributes" ct:_="" ma:_="" ma:contentTypeName="Document" ma:contentTypeID="0x01010029C7FBC06C7BBA4EB65D441E09D0318A" ma:contentTypeVersion="21" ma:contentTypeDescription="Create a new document." ma:contentTypeScope="" ma:versionID="52e5f3a5fda14e302e435b672152bc20">
   <xsd:schema xmlns:xsd="http://www.w3.org/2001/XMLSchema" xmlns:xs="http://www.w3.org/2001/XMLSchema" xmlns:p="http://schemas.microsoft.com/office/2006/metadata/properties" xmlns:ns2="ce9b7293-7dfe-4d27-bf7f-b543d341c73b" targetNamespace="http://schemas.microsoft.com/office/2006/metadata/properties" ma:root="true" ma:fieldsID="c79febf957535e28bef7ba671aa78290" ns2:_="">
     <xsd:import namespace="ce9b7293-7dfe-4d27-bf7f-b543d341c73b"/>
@@ -15823,11 +16107,20 @@
 </ct:contentTypeSchema>
 </file>
 
+<file path=customXml/item5.xml><?xml version="1.0" encoding="utf-8"?>
+<?mso-contentType ?>
+<customXsn xmlns="http://schemas.microsoft.com/office/2006/metadata/customXsn">
+  <xsnLocation>https://share.cms.gov/office/ois/Services/XLCSC/Documents/Forms/Document/afb7fe7ef5aef69bcustomXsn.xsn</xsnLocation>
+  <cached>True</cached>
+  <openByDefault>False</openByDefault>
+  <xsnScope>https://share.cms.gov/office/ois/Services/XLCSC/Documents</xsnScope>
+</customXsn>
+</file>
+
 <file path=customXml/itemProps1.xml><?xml version="1.0" encoding="utf-8"?>
-<ds:datastoreItem xmlns:ds="http://schemas.openxmlformats.org/officeDocument/2006/customXml" ds:itemID="{014EF446-D6CA-402C-8626-C6422135F7CD}">
+<ds:datastoreItem xmlns:ds="http://schemas.openxmlformats.org/officeDocument/2006/customXml" ds:itemID="{6448C3F6-69F5-4C28-B9A8-75D4F82EE555}">
   <ds:schemaRefs>
-    <ds:schemaRef ds:uri="http://schemas.microsoft.com/office/2006/metadata/properties"/>
-    <ds:schemaRef ds:uri="ce9b7293-7dfe-4d27-bf7f-b543d341c73b"/>
+    <ds:schemaRef ds:uri="http://schemas.microsoft.com/sharepoint/v3/contenttype/forms"/>
   </ds:schemaRefs>
 </ds:datastoreItem>
 </file>
@@ -15841,22 +16134,15 @@
 </file>
 
 <file path=customXml/itemProps3.xml><?xml version="1.0" encoding="utf-8"?>
-<ds:datastoreItem xmlns:ds="http://schemas.openxmlformats.org/officeDocument/2006/customXml" ds:itemID="{6448C3F6-69F5-4C28-B9A8-75D4F82EE555}">
+<ds:datastoreItem xmlns:ds="http://schemas.openxmlformats.org/officeDocument/2006/customXml" ds:itemID="{014EF446-D6CA-402C-8626-C6422135F7CD}">
   <ds:schemaRefs>
-    <ds:schemaRef ds:uri="http://schemas.microsoft.com/sharepoint/v3/contenttype/forms"/>
+    <ds:schemaRef ds:uri="http://schemas.microsoft.com/office/2006/metadata/properties"/>
+    <ds:schemaRef ds:uri="ce9b7293-7dfe-4d27-bf7f-b543d341c73b"/>
   </ds:schemaRefs>
 </ds:datastoreItem>
 </file>
 
 <file path=customXml/itemProps4.xml><?xml version="1.0" encoding="utf-8"?>
-<ds:datastoreItem xmlns:ds="http://schemas.openxmlformats.org/officeDocument/2006/customXml" ds:itemID="{0DC1964C-18B6-49F5-A920-0BDA24DC113B}">
-  <ds:schemaRefs>
-    <ds:schemaRef ds:uri="http://schemas.microsoft.com/office/2006/metadata/customXsn"/>
-  </ds:schemaRefs>
-</ds:datastoreItem>
-</file>
-
-<file path=customXml/itemProps5.xml><?xml version="1.0" encoding="utf-8"?>
 <ds:datastoreItem xmlns:ds="http://schemas.openxmlformats.org/officeDocument/2006/customXml" ds:itemID="{0F103A96-D6D2-44A3-81D3-A9B70ED74B5E}">
   <ds:schemaRefs>
     <ds:schemaRef ds:uri="http://schemas.microsoft.com/office/2006/metadata/contentType"/>
@@ -15872,4 +16158,12 @@
     <ds:schemaRef ds:uri="http://schemas.microsoft.com/internal/obd"/>
   </ds:schemaRefs>
 </ds:datastoreItem>
+</file>
+
+<file path=customXml/itemProps5.xml><?xml version="1.0" encoding="utf-8"?>
+<ds:datastoreItem xmlns:ds="http://schemas.openxmlformats.org/officeDocument/2006/customXml" ds:itemID="{0DC1964C-18B6-49F5-A920-0BDA24DC113B}">
+  <ds:schemaRefs>
+    <ds:schemaRef ds:uri="http://schemas.microsoft.com/office/2006/metadata/customXsn"/>
+  </ds:schemaRefs>
+</ds:datastoreItem>
 </file>
--- a/JPCV User Manual.docx
+++ b/JPCV User Manual.docx
@@ -9,8 +9,8 @@
           <w:rFonts w:ascii="Trebuchet MS" w:hAnsi="Trebuchet MS"/>
         </w:rPr>
       </w:pPr>
-      <w:bookmarkStart w:id="0" w:name="_Toc278187082"/>
-      <w:bookmarkStart w:id="1" w:name="_Toc278189218"/>
+      <w:bookmarkStart w:id="0" w:name="_Toc278189218"/>
+      <w:bookmarkStart w:id="1" w:name="_Toc278187082"/>
     </w:p>
     <w:p>
       <w:pPr>
@@ -1904,13 +1904,8 @@
     </w:p>
     <w:p>
       <w:r>
-        <w:t xml:space="preserve">The application integrates several components, including a </w:t>
-      </w:r>
-      <w:proofErr w:type="spellStart"/>
-      <w:r>
-        <w:t>Tkinter</w:t>
-      </w:r>
-      <w:proofErr w:type="spellEnd"/>
+        <w:t>The application integrates several components, including a Tkinter</w:t>
+      </w:r>
       <w:r>
         <w:rPr>
           <w:rFonts w:ascii="Cambria Math" w:hAnsi="Cambria Math" w:cs="Cambria Math"/>
@@ -1918,15 +1913,7 @@
         <w:t>‑</w:t>
       </w:r>
       <w:r>
-        <w:t xml:space="preserve">based graphical user interface, Folium for map rendering, </w:t>
-      </w:r>
-      <w:proofErr w:type="spellStart"/>
-      <w:r>
-        <w:t>GeoPandas</w:t>
-      </w:r>
-      <w:proofErr w:type="spellEnd"/>
-      <w:r>
-        <w:t xml:space="preserve"> for shapefile processing, and a built</w:t>
+        <w:t>based graphical user interface, Folium for map rendering, GeoPandas for shapefile processing, and a built</w:t>
       </w:r>
       <w:r>
         <w:rPr>
@@ -1965,19 +1952,7 @@
     </w:p>
     <w:p>
       <w:r>
-        <w:t>The JCPV runs entirely on the user’s local machine and does not require a server, database, or online account. Users interact with a traditional desktop GUI using a mouse and keyboard. Most features</w:t>
-      </w:r>
-      <w:r>
-        <w:t xml:space="preserve">, </w:t>
-      </w:r>
-      <w:r>
-        <w:t>such as loading data, editing entries, sorting properties, and exporting updated CSV files</w:t>
-      </w:r>
-      <w:r>
-        <w:t xml:space="preserve">, </w:t>
-      </w:r>
-      <w:r>
-        <w:t>work fully offline. An internet connection is required only when geocoding new or previously unseen addresses.</w:t>
+        <w:t>The JCPV runs entirely on the user’s local machine and does not require a server, database, or online account. Users interact with a traditional desktop GUI using a mouse and keyboard. Most features, such as loading data, editing entries, sorting properties, and exporting updated CSV files, work fully offline. An internet connection is required only when geocoding new or previously unseen addresses.</w:t>
       </w:r>
     </w:p>
     <w:p>
@@ -2077,11 +2052,7 @@
         </w:numPr>
       </w:pPr>
       <w:r>
-        <w:t xml:space="preserve">Exporting updated CSV files </w:t>
-      </w:r>
-      <w:proofErr w:type="gramStart"/>
-      <w:r>
-        <w:t>for record</w:t>
+        <w:t>Exporting updated CSV files for record</w:t>
       </w:r>
       <w:r>
         <w:rPr>
@@ -2090,40 +2061,12 @@
         <w:t>‑</w:t>
       </w:r>
       <w:r>
-        <w:t>keeping</w:t>
-      </w:r>
-      <w:proofErr w:type="gramEnd"/>
-      <w:r>
-        <w:t xml:space="preserve"> or further analysis</w:t>
-      </w:r>
-    </w:p>
-    <w:p>
-      <w:r>
-        <w:t xml:space="preserve">These features are powered by integrated tools such as </w:t>
-      </w:r>
-      <w:proofErr w:type="spellStart"/>
-      <w:r>
-        <w:t>Tkinter</w:t>
-      </w:r>
-      <w:proofErr w:type="spellEnd"/>
-      <w:r>
-        <w:t xml:space="preserve"> for the interface, Folium for map creation, </w:t>
-      </w:r>
-      <w:proofErr w:type="spellStart"/>
-      <w:r>
-        <w:t>GeoPandas</w:t>
-      </w:r>
-      <w:proofErr w:type="spellEnd"/>
-      <w:r>
-        <w:t xml:space="preserve"> for </w:t>
-      </w:r>
-      <w:proofErr w:type="gramStart"/>
-      <w:r>
-        <w:t>shapefile</w:t>
-      </w:r>
-      <w:proofErr w:type="gramEnd"/>
-      <w:r>
-        <w:t xml:space="preserve"> processing, and a bundled Chromium engine for automated map screenshots.</w:t>
+        <w:t>keeping or further analysis</w:t>
+      </w:r>
+    </w:p>
+    <w:p>
+      <w:r>
+        <w:t>These features are powered by integrated tools such as Tkinter for the interface, Folium for map creation, GeoPandas for shapefile processing, and a bundled Chromium engine for automated map screenshots.</w:t>
       </w:r>
     </w:p>
     <w:p>
@@ -2217,21 +2160,7 @@
     <w:p>
       <w:r>
         <w:lastRenderedPageBreak/>
-        <w:t xml:space="preserve">This architecture keeps the system portable, easy to deploy, and resilient in </w:t>
-      </w:r>
-      <w:proofErr w:type="gramStart"/>
-      <w:r>
-        <w:t>environments with</w:t>
-      </w:r>
-      <w:proofErr w:type="gramEnd"/>
-      <w:r>
-        <w:t xml:space="preserve"> </w:t>
-      </w:r>
-      <w:r>
-        <w:t>regardless of</w:t>
-      </w:r>
-      <w:r>
-        <w:t xml:space="preserve"> network connectivity.</w:t>
+        <w:t>This architecture keeps the system portable, easy to deploy, and resilient in environments with regardless of network connectivity.</w:t>
       </w:r>
     </w:p>
     <w:p>
@@ -2458,15 +2387,7 @@
     </w:p>
     <w:p>
       <w:r>
-        <w:t xml:space="preserve">Some county laptops block unsigned applications by default. If the program </w:t>
-      </w:r>
-      <w:proofErr w:type="gramStart"/>
-      <w:r>
-        <w:t>does</w:t>
-      </w:r>
-      <w:proofErr w:type="gramEnd"/>
-      <w:r>
-        <w:t xml:space="preserve"> not open, </w:t>
+        <w:t xml:space="preserve">Some county laptops block unsigned applications by default. If the program does not open, </w:t>
       </w:r>
       <w:r>
         <w:t xml:space="preserve">try again, and if it continues not to work, </w:t>
@@ -2535,23 +2456,7 @@
     </w:p>
     <w:p>
       <w:r>
-        <w:t xml:space="preserve">Most features work offline. However, geocoding new addresses requires an active internet connection. Previously geocoded addresses </w:t>
-      </w:r>
-      <w:proofErr w:type="gramStart"/>
-      <w:r>
-        <w:t>will work</w:t>
-      </w:r>
-      <w:proofErr w:type="gramEnd"/>
-      <w:r>
-        <w:t xml:space="preserve"> offline due to the local </w:t>
-      </w:r>
-      <w:proofErr w:type="gramStart"/>
-      <w:r>
-        <w:t>cache</w:t>
-      </w:r>
-      <w:proofErr w:type="gramEnd"/>
-      <w:r>
-        <w:t>.</w:t>
+        <w:t>Most features work offline. However, geocoding new addresses requires an active internet connection. Previously geocoded addresses will work offline due to the local cache.</w:t>
       </w:r>
     </w:p>
     <w:p>
@@ -2665,16 +2570,7 @@
         </w:numPr>
       </w:pPr>
       <w:r>
-        <w:t>No external browser installation is required</w:t>
-      </w:r>
-      <w:r>
-        <w:t xml:space="preserve"> (</w:t>
-      </w:r>
-      <w:r>
-        <w:t>The application includes its own bundled Chromium renderer for map screenshots</w:t>
-      </w:r>
-      <w:r>
-        <w:t>)</w:t>
+        <w:t>No external browser installation is required (The application includes its own bundled Chromium renderer for map screenshots)</w:t>
       </w:r>
     </w:p>
     <w:p>
@@ -2812,15 +2708,7 @@
         </w:numPr>
       </w:pPr>
       <w:r>
-        <w:t xml:space="preserve">Geocoding requests are sent to OpenStreetMap </w:t>
-      </w:r>
-      <w:proofErr w:type="spellStart"/>
-      <w:r>
-        <w:t>Nominatim</w:t>
-      </w:r>
-      <w:proofErr w:type="spellEnd"/>
-      <w:r>
-        <w:t>, which may log request metadata.</w:t>
+        <w:t>Geocoding requests are sent to OpenStreetMap Nominatim, which may log request metadata.</w:t>
       </w:r>
     </w:p>
     <w:p>
@@ -3008,15 +2896,7 @@
     </w:p>
     <w:p>
       <w:r>
-        <w:t xml:space="preserve">Alt text: Screenshot showing </w:t>
-      </w:r>
-      <w:proofErr w:type="gramStart"/>
-      <w:r>
-        <w:t>the file</w:t>
-      </w:r>
-      <w:proofErr w:type="gramEnd"/>
-      <w:r>
-        <w:t xml:space="preserve"> dialog prompting the user to select a CSV file.</w:t>
+        <w:t>Alt text: Screenshot showing the file dialog prompting the user to select a CSV file.</w:t>
       </w:r>
     </w:p>
     <w:p>
@@ -3066,15 +2946,7 @@
         </w:numPr>
       </w:pPr>
       <w:r>
-        <w:t xml:space="preserve">A </w:t>
-      </w:r>
-      <w:proofErr w:type="gramStart"/>
-      <w:r>
-        <w:t>menu bar</w:t>
-      </w:r>
-      <w:proofErr w:type="gramEnd"/>
-      <w:r>
-        <w:t xml:space="preserve"> (File, Settings)</w:t>
+        <w:t>A menu bar (File, Settings)</w:t>
       </w:r>
     </w:p>
     <w:p>
@@ -3180,13 +3052,7 @@
         </w:numPr>
       </w:pPr>
       <w:r>
-        <w:t>A generated map preview (PNG</w:t>
-      </w:r>
-      <w:r>
-        <w:t xml:space="preserve"> linked to HTML</w:t>
-      </w:r>
-      <w:r>
-        <w:t>)</w:t>
+        <w:t>A generated map preview (PNG linked to HTML)</w:t>
       </w:r>
     </w:p>
     <w:p>
@@ -3394,18 +3260,10 @@
     </w:p>
     <w:p>
       <w:r>
-        <w:t xml:space="preserve">Important: The application does not automatically save </w:t>
-      </w:r>
-      <w:proofErr w:type="gramStart"/>
-      <w:r>
-        <w:t>changes</w:t>
-      </w:r>
-      <w:r>
-        <w:t>,</w:t>
-      </w:r>
-      <w:proofErr w:type="gramEnd"/>
-      <w:r>
-        <w:t xml:space="preserve"> however </w:t>
+        <w:t>Important: The application does not automatically save changes</w:t>
+      </w:r>
+      <w:r>
+        <w:t xml:space="preserve">, however </w:t>
       </w:r>
       <w:r>
         <w:t>it does make backups</w:t>
@@ -3564,18 +3422,8 @@
         </w:numPr>
       </w:pPr>
       <w:r>
-        <w:t xml:space="preserve">The CSV is loaded into an </w:t>
-      </w:r>
-      <w:proofErr w:type="gramStart"/>
-      <w:r>
-        <w:t xml:space="preserve">internal pandas </w:t>
-      </w:r>
-      <w:proofErr w:type="spellStart"/>
-      <w:r>
-        <w:t>DataFrame</w:t>
-      </w:r>
-      <w:proofErr w:type="spellEnd"/>
-      <w:proofErr w:type="gramEnd"/>
+        <w:t>The CSV is loaded into an internal pandas DataFrame</w:t>
+      </w:r>
     </w:p>
     <w:p>
       <w:pPr>
@@ -3656,15 +3504,7 @@
     </w:p>
     <w:p>
       <w:r>
-        <w:t xml:space="preserve">Once a CSV is loaded, the main window displays all property entries </w:t>
-      </w:r>
-      <w:proofErr w:type="gramStart"/>
-      <w:r>
-        <w:t>in</w:t>
-      </w:r>
-      <w:proofErr w:type="gramEnd"/>
-      <w:r>
-        <w:t xml:space="preserve"> a sortable, filterable table.</w:t>
+        <w:t>Once a CSV is loaded, the main window displays all property entries in a sortable, filterable table.</w:t>
       </w:r>
     </w:p>
     <w:p>
@@ -3863,15 +3703,7 @@
         </w:numPr>
       </w:pPr>
       <w:r>
-        <w:t xml:space="preserve">The table </w:t>
-      </w:r>
-      <w:proofErr w:type="gramStart"/>
-      <w:r>
-        <w:t>updates to</w:t>
-      </w:r>
-      <w:proofErr w:type="gramEnd"/>
-      <w:r>
-        <w:t xml:space="preserve"> show only matching records</w:t>
+        <w:t>The table updates to show only matching records</w:t>
       </w:r>
     </w:p>
     <w:p>
@@ -3942,15 +3774,7 @@
     </w:p>
     <w:p>
       <w:r>
-        <w:t xml:space="preserve">Selecting </w:t>
-      </w:r>
-      <w:proofErr w:type="gramStart"/>
-      <w:r>
-        <w:t>a property</w:t>
-      </w:r>
-      <w:proofErr w:type="gramEnd"/>
-      <w:r>
-        <w:t xml:space="preserve"> from the main table opens a dedicated details window.</w:t>
+        <w:t>Selecting a property from the main table opens a dedicated details window.</w:t>
       </w:r>
     </w:p>
     <w:p>
@@ -4011,15 +3835,7 @@
         </w:numPr>
       </w:pPr>
       <w:r>
-        <w:t xml:space="preserve">A map preview generated from </w:t>
-      </w:r>
-      <w:proofErr w:type="gramStart"/>
-      <w:r>
-        <w:t>cached</w:t>
-      </w:r>
-      <w:proofErr w:type="gramEnd"/>
-      <w:r>
-        <w:t xml:space="preserve"> or newly created map files</w:t>
+        <w:t>A map preview generated from cached or newly created map files</w:t>
       </w:r>
     </w:p>
     <w:p>
@@ -4198,10 +4014,7 @@
         <w:pStyle w:val="Heading4"/>
       </w:pPr>
       <w:r>
-        <w:t>A</w:t>
-      </w:r>
-      <w:r>
-        <w:t>dding Notes</w:t>
+        <w:t>Adding Notes</w:t>
       </w:r>
     </w:p>
     <w:p>
@@ -4281,15 +4094,7 @@
     </w:p>
     <w:p>
       <w:r>
-        <w:t xml:space="preserve">Once saved, the new entry appears </w:t>
-      </w:r>
-      <w:proofErr w:type="gramStart"/>
-      <w:r>
-        <w:t>in</w:t>
-      </w:r>
-      <w:proofErr w:type="gramEnd"/>
-      <w:r>
-        <w:t xml:space="preserve"> the main table.</w:t>
+        <w:t>Once saved, the new entry appears in the main table.</w:t>
       </w:r>
     </w:p>
     <w:p>
@@ -4297,21 +4102,12 @@
         <w:pStyle w:val="Heading4"/>
       </w:pPr>
       <w:r>
-        <w:t xml:space="preserve">Deleting a </w:t>
-      </w:r>
-      <w:proofErr w:type="gramStart"/>
-      <w:r>
-        <w:t>Property</w:t>
-      </w:r>
-      <w:proofErr w:type="gramEnd"/>
-    </w:p>
-    <w:p>
-      <w:r>
-        <w:t xml:space="preserve">The Delete button removes the selected record from </w:t>
-      </w:r>
-      <w:proofErr w:type="gramStart"/>
-      <w:r>
-        <w:t>the in</w:t>
+        <w:t>Deleting a Property</w:t>
+      </w:r>
+    </w:p>
+    <w:p>
+      <w:r>
+        <w:t>The Delete button removes the selected record from the in</w:t>
       </w:r>
       <w:r>
         <w:rPr>
@@ -4319,7 +4115,6 @@
         </w:rPr>
         <w:t>‑</w:t>
       </w:r>
-      <w:proofErr w:type="gramEnd"/>
       <w:r>
         <w:t>memory dataset.</w:t>
       </w:r>
@@ -4377,13 +4172,8 @@
           <w:numId w:val="43"/>
         </w:numPr>
       </w:pPr>
-      <w:proofErr w:type="gramStart"/>
-      <w:r>
-        <w:t>Builds</w:t>
-      </w:r>
-      <w:proofErr w:type="gramEnd"/>
-      <w:r>
-        <w:t xml:space="preserve"> a clean address string</w:t>
+      <w:r>
+        <w:t>Builds a clean address string</w:t>
       </w:r>
     </w:p>
     <w:p>
@@ -4801,10 +4591,7 @@
         </w:numPr>
       </w:pPr>
       <w:r>
-        <w:t>Inventory Mode</w:t>
-      </w:r>
-      <w:r>
-        <w:t xml:space="preserve"> (</w:t>
+        <w:t>Inventory Mode (</w:t>
       </w:r>
       <w:r>
         <w:t xml:space="preserve">hides some data not relevant to </w:t>
@@ -4929,53 +4716,8 @@
       <w:bookmarkEnd w:id="59"/>
     </w:p>
     <w:p>
-      <w:pPr>
-        <w:pStyle w:val="InstructionalText"/>
-        <w:rPr>
-          <w:rFonts w:ascii="Trebuchet MS" w:hAnsi="Trebuchet MS"/>
-        </w:rPr>
-      </w:pPr>
-      <w:r>
-        <w:rPr>
-          <w:rFonts w:ascii="Trebuchet MS" w:hAnsi="Trebuchet MS"/>
-        </w:rPr>
-        <w:t xml:space="preserve">Instructions: </w:t>
-      </w:r>
-      <w:r>
-        <w:rPr>
-          <w:rFonts w:ascii="Trebuchet MS" w:hAnsi="Trebuchet MS"/>
-        </w:rPr>
-        <w:t>Describe all recovery and error correction procedures, including error conditions that may be generated and corrective actions that may need to be taken.</w:t>
-      </w:r>
-      <w:r>
-        <w:rPr>
-          <w:rFonts w:ascii="Trebuchet MS" w:hAnsi="Trebuchet MS"/>
-        </w:rPr>
-        <w:t xml:space="preserve"> </w:t>
-      </w:r>
-      <w:r>
-        <w:rPr>
-          <w:rFonts w:ascii="Trebuchet MS" w:hAnsi="Trebuchet MS"/>
-        </w:rPr>
-        <w:t>Organize the information in sub-sections as appropriate.</w:t>
-      </w:r>
-      <w:r>
-        <w:rPr>
-          <w:rFonts w:ascii="Trebuchet MS" w:hAnsi="Trebuchet MS"/>
-        </w:rPr>
-        <w:t xml:space="preserve"> </w:t>
-      </w:r>
-      <w:r>
-        <w:rPr>
-          <w:rFonts w:ascii="Trebuchet MS" w:hAnsi="Trebuchet MS"/>
-        </w:rPr>
-        <w:t>The following are common sub-sections that may be included as appropriate</w:t>
-      </w:r>
-      <w:r>
-        <w:rPr>
-          <w:rFonts w:ascii="Trebuchet MS" w:hAnsi="Trebuchet MS"/>
-        </w:rPr>
-        <w:t>.</w:t>
+      <w:r>
+        <w:t>This section outlines common issues users may encounter while using the Jefferson County Property Viewer (JCPV), along with recommended recovery steps and guidance on when to seek technical assistance. Because the system relies on local files, external geocoding services, and a bundled map renderer, most issues can be resolved by checking file locations, correcting data formatting, or ensuring internet connectivity.</w:t>
       </w:r>
     </w:p>
     <w:p>
@@ -4993,31 +4735,434 @@
       <w:bookmarkEnd w:id="62"/>
     </w:p>
     <w:p>
-      <w:pPr>
-        <w:pStyle w:val="InstructionalText"/>
-        <w:rPr>
-          <w:rFonts w:ascii="Trebuchet MS" w:hAnsi="Trebuchet MS"/>
-        </w:rPr>
-      </w:pPr>
-      <w:r>
-        <w:rPr>
-          <w:rFonts w:ascii="Trebuchet MS" w:hAnsi="Trebuchet MS"/>
-        </w:rPr>
-        <w:t>Instructions: Identify the error messages that a user may receive and the likely cause(s) and/or possible corrective actions for the error.</w:t>
-      </w:r>
-      <w:r>
-        <w:rPr>
-          <w:rFonts w:ascii="Trebuchet MS" w:hAnsi="Trebuchet MS"/>
-        </w:rPr>
-        <w:t xml:space="preserve"> </w:t>
-      </w:r>
-      <w:r>
-        <w:rPr>
-          <w:rFonts w:ascii="Trebuchet MS" w:hAnsi="Trebuchet MS"/>
-        </w:rPr>
-        <w:t>If the list is extensive, this information may be best provided in an appendix to the document that is referenced here.</w:t>
-      </w:r>
-    </w:p>
+      <w:r>
+        <w:t>The JCPV system may display error messages when it encounters missing files, invalid data, or connectivity issues. The table below summarizes the most common messages, their likely causes, and recommended corrective actions.</w:t>
+      </w:r>
+    </w:p>
+    <w:p>
+      <w:pPr>
+        <w:pStyle w:val="Heading4"/>
+      </w:pPr>
+      <w:r>
+        <w:t>Common Error Messages and Solutions</w:t>
+      </w:r>
+    </w:p>
+    <w:tbl>
+      <w:tblPr>
+        <w:tblStyle w:val="ListTable3"/>
+        <w:tblW w:w="0" w:type="auto"/>
+        <w:tblLook w:val="04A0" w:firstRow="1" w:lastRow="0" w:firstColumn="1" w:lastColumn="0" w:noHBand="0" w:noVBand="1"/>
+      </w:tblPr>
+      <w:tblGrid>
+        <w:gridCol w:w="3116"/>
+        <w:gridCol w:w="3117"/>
+        <w:gridCol w:w="3117"/>
+      </w:tblGrid>
+      <w:tr>
+        <w:trPr>
+          <w:cnfStyle w:val="100000000000" w:firstRow="1" w:lastRow="0" w:firstColumn="0" w:lastColumn="0" w:oddVBand="0" w:evenVBand="0" w:oddHBand="0" w:evenHBand="0" w:firstRowFirstColumn="0" w:firstRowLastColumn="0" w:lastRowFirstColumn="0" w:lastRowLastColumn="0"/>
+        </w:trPr>
+        <w:tc>
+          <w:tcPr>
+            <w:cnfStyle w:val="001000000100" w:firstRow="0" w:lastRow="0" w:firstColumn="1" w:lastColumn="0" w:oddVBand="0" w:evenVBand="0" w:oddHBand="0" w:evenHBand="0" w:firstRowFirstColumn="1" w:firstRowLastColumn="0" w:lastRowFirstColumn="0" w:lastRowLastColumn="0"/>
+            <w:tcW w:w="3116" w:type="dxa"/>
+          </w:tcPr>
+          <w:p>
+            <w:r>
+              <w:t>Error Message</w:t>
+            </w:r>
+          </w:p>
+        </w:tc>
+        <w:tc>
+          <w:tcPr>
+            <w:tcW w:w="3117" w:type="dxa"/>
+          </w:tcPr>
+          <w:p>
+            <w:pPr>
+              <w:cnfStyle w:val="100000000000" w:firstRow="1" w:lastRow="0" w:firstColumn="0" w:lastColumn="0" w:oddVBand="0" w:evenVBand="0" w:oddHBand="0" w:evenHBand="0" w:firstRowFirstColumn="0" w:firstRowLastColumn="0" w:lastRowFirstColumn="0" w:lastRowLastColumn="0"/>
+            </w:pPr>
+            <w:r>
+              <w:t>Likely Cause</w:t>
+            </w:r>
+          </w:p>
+        </w:tc>
+        <w:tc>
+          <w:tcPr>
+            <w:tcW w:w="3117" w:type="dxa"/>
+          </w:tcPr>
+          <w:p>
+            <w:pPr>
+              <w:cnfStyle w:val="100000000000" w:firstRow="1" w:lastRow="0" w:firstColumn="0" w:lastColumn="0" w:oddVBand="0" w:evenVBand="0" w:oddHBand="0" w:evenHBand="0" w:firstRowFirstColumn="0" w:firstRowLastColumn="0" w:lastRowFirstColumn="0" w:lastRowLastColumn="0"/>
+            </w:pPr>
+            <w:r>
+              <w:t>Corrective Action</w:t>
+            </w:r>
+          </w:p>
+        </w:tc>
+      </w:tr>
+      <w:tr>
+        <w:trPr>
+          <w:cnfStyle w:val="000000100000" w:firstRow="0" w:lastRow="0" w:firstColumn="0" w:lastColumn="0" w:oddVBand="0" w:evenVBand="0" w:oddHBand="1" w:evenHBand="0" w:firstRowFirstColumn="0" w:firstRowLastColumn="0" w:lastRowFirstColumn="0" w:lastRowLastColumn="0"/>
+        </w:trPr>
+        <w:tc>
+          <w:tcPr>
+            <w:cnfStyle w:val="001000000000" w:firstRow="0" w:lastRow="0" w:firstColumn="1" w:lastColumn="0" w:oddVBand="0" w:evenVBand="0" w:oddHBand="0" w:evenHBand="0" w:firstRowFirstColumn="0" w:firstRowLastColumn="0" w:lastRowFirstColumn="0" w:lastRowLastColumn="0"/>
+            <w:tcW w:w="3116" w:type="dxa"/>
+          </w:tcPr>
+          <w:p>
+            <w:r>
+              <w:t>“Failed to generate map image.”</w:t>
+            </w:r>
+          </w:p>
+        </w:tc>
+        <w:tc>
+          <w:tcPr>
+            <w:tcW w:w="3117" w:type="dxa"/>
+          </w:tcPr>
+          <w:p>
+            <w:pPr>
+              <w:cnfStyle w:val="000000100000" w:firstRow="0" w:lastRow="0" w:firstColumn="0" w:lastColumn="0" w:oddVBand="0" w:evenVBand="0" w:oddHBand="1" w:evenHBand="0" w:firstRowFirstColumn="0" w:firstRowLastColumn="0" w:lastRowFirstColumn="0" w:lastRowLastColumn="0"/>
+            </w:pPr>
+            <w:r>
+              <w:t>The PNG screenshot could not be created. Often caused by missing Chromium files or a corrupted HTML map.</w:t>
+            </w:r>
+          </w:p>
+        </w:tc>
+        <w:tc>
+          <w:tcPr>
+            <w:tcW w:w="3117" w:type="dxa"/>
+          </w:tcPr>
+          <w:p>
+            <w:pPr>
+              <w:cnfStyle w:val="000000100000" w:firstRow="0" w:lastRow="0" w:firstColumn="0" w:lastColumn="0" w:oddVBand="0" w:evenVBand="0" w:oddHBand="1" w:evenHBand="0" w:firstRowFirstColumn="0" w:firstRowLastColumn="0" w:lastRowFirstColumn="0" w:lastRowLastColumn="0"/>
+            </w:pPr>
+            <w:r>
+              <w:t xml:space="preserve">Ensure the </w:t>
+            </w:r>
+            <w:r>
+              <w:t>resources</w:t>
+            </w:r>
+            <w:r>
+              <w:t xml:space="preserve"> folder is intact. Confirm that the </w:t>
+            </w:r>
+            <w:r>
+              <w:t>chromium/</w:t>
+            </w:r>
+            <w:r>
+              <w:t xml:space="preserve"> directory exists inside the application folder. Try regenerating the map.</w:t>
+            </w:r>
+          </w:p>
+        </w:tc>
+      </w:tr>
+      <w:tr>
+        <w:tc>
+          <w:tcPr>
+            <w:cnfStyle w:val="001000000000" w:firstRow="0" w:lastRow="0" w:firstColumn="1" w:lastColumn="0" w:oddVBand="0" w:evenVBand="0" w:oddHBand="0" w:evenHBand="0" w:firstRowFirstColumn="0" w:firstRowLastColumn="0" w:lastRowFirstColumn="0" w:lastRowLastColumn="0"/>
+            <w:tcW w:w="3116" w:type="dxa"/>
+          </w:tcPr>
+          <w:p>
+            <w:r>
+              <w:t>“Shapefile not found”</w:t>
+            </w:r>
+          </w:p>
+        </w:tc>
+        <w:tc>
+          <w:tcPr>
+            <w:tcW w:w="3117" w:type="dxa"/>
+          </w:tcPr>
+          <w:p>
+            <w:pPr>
+              <w:cnfStyle w:val="000000000000" w:firstRow="0" w:lastRow="0" w:firstColumn="0" w:lastColumn="0" w:oddVBand="0" w:evenVBand="0" w:oddHBand="0" w:evenHBand="0" w:firstRowFirstColumn="0" w:firstRowLastColumn="0" w:lastRowFirstColumn="0" w:lastRowLastColumn="0"/>
+            </w:pPr>
+            <w:r>
+              <w:t xml:space="preserve">One or more shapefile components are missing from </w:t>
+            </w:r>
+            <w:r>
+              <w:t>resources/shapeData</w:t>
+            </w:r>
+            <w:r>
+              <w:t>.</w:t>
+            </w:r>
+          </w:p>
+        </w:tc>
+        <w:tc>
+          <w:tcPr>
+            <w:tcW w:w="3117" w:type="dxa"/>
+          </w:tcPr>
+          <w:p>
+            <w:pPr>
+              <w:cnfStyle w:val="000000000000" w:firstRow="0" w:lastRow="0" w:firstColumn="0" w:lastColumn="0" w:oddVBand="0" w:evenVBand="0" w:oddHBand="0" w:evenHBand="0" w:firstRowFirstColumn="0" w:firstRowLastColumn="0" w:lastRowFirstColumn="0" w:lastRowLastColumn="0"/>
+            </w:pPr>
+            <w:r>
+              <w:t>Verify that all shapefile components (</w:t>
+            </w:r>
+            <w:r>
+              <w:t>.shp</w:t>
+            </w:r>
+            <w:r>
+              <w:t xml:space="preserve">, </w:t>
+            </w:r>
+            <w:r>
+              <w:t>.shx</w:t>
+            </w:r>
+            <w:r>
+              <w:t xml:space="preserve">, </w:t>
+            </w:r>
+            <w:r>
+              <w:t>.dbf</w:t>
+            </w:r>
+            <w:r>
+              <w:t xml:space="preserve">, </w:t>
+            </w:r>
+            <w:r>
+              <w:t>.prj</w:t>
+            </w:r>
+            <w:r>
+              <w:t>, etc.) are present. Re</w:t>
+            </w:r>
+            <w:r>
+              <w:rPr>
+                <w:rFonts w:ascii="Cambria Math" w:hAnsi="Cambria Math" w:cs="Cambria Math"/>
+              </w:rPr>
+              <w:t>‑</w:t>
+            </w:r>
+            <w:r>
+              <w:t>extract the application if needed.</w:t>
+            </w:r>
+          </w:p>
+        </w:tc>
+      </w:tr>
+      <w:tr>
+        <w:trPr>
+          <w:cnfStyle w:val="000000100000" w:firstRow="0" w:lastRow="0" w:firstColumn="0" w:lastColumn="0" w:oddVBand="0" w:evenVBand="0" w:oddHBand="1" w:evenHBand="0" w:firstRowFirstColumn="0" w:firstRowLastColumn="0" w:lastRowFirstColumn="0" w:lastRowLastColumn="0"/>
+        </w:trPr>
+        <w:tc>
+          <w:tcPr>
+            <w:cnfStyle w:val="001000000000" w:firstRow="0" w:lastRow="0" w:firstColumn="1" w:lastColumn="0" w:oddVBand="0" w:evenVBand="0" w:oddHBand="0" w:evenHBand="0" w:firstRowFirstColumn="0" w:firstRowLastColumn="0" w:lastRowFirstColumn="0" w:lastRowLastColumn="0"/>
+            <w:tcW w:w="3116" w:type="dxa"/>
+          </w:tcPr>
+          <w:p>
+            <w:r>
+              <w:t>“Address not found”</w:t>
+            </w:r>
+          </w:p>
+        </w:tc>
+        <w:tc>
+          <w:tcPr>
+            <w:tcW w:w="3117" w:type="dxa"/>
+          </w:tcPr>
+          <w:p>
+            <w:pPr>
+              <w:cnfStyle w:val="000000100000" w:firstRow="0" w:lastRow="0" w:firstColumn="0" w:lastColumn="0" w:oddVBand="0" w:evenVBand="0" w:oddHBand="1" w:evenHBand="0" w:firstRowFirstColumn="0" w:firstRowLastColumn="0" w:lastRowFirstColumn="0" w:lastRowLastColumn="0"/>
+            </w:pPr>
+            <w:r>
+              <w:t>The geocoding service could not locate the address.</w:t>
+            </w:r>
+          </w:p>
+        </w:tc>
+        <w:tc>
+          <w:tcPr>
+            <w:tcW w:w="3117" w:type="dxa"/>
+          </w:tcPr>
+          <w:p>
+            <w:pPr>
+              <w:cnfStyle w:val="000000100000" w:firstRow="0" w:lastRow="0" w:firstColumn="0" w:lastColumn="0" w:oddVBand="0" w:evenVBand="0" w:oddHBand="1" w:evenHBand="0" w:firstRowFirstColumn="0" w:firstRowLastColumn="0" w:lastRowFirstColumn="0" w:lastRowLastColumn="0"/>
+            </w:pPr>
+            <w:r>
+              <w:t>Check the property’s address fields for typos or missing information. Try editing the address and regenerating the map.</w:t>
+            </w:r>
+            <w:r>
+              <w:t xml:space="preserve"> Worse comes to worse, </w:t>
+            </w:r>
+            <w:r>
+              <w:t xml:space="preserve">the program has fallbacks to make sure that a pin is dropped in </w:t>
+            </w:r>
+            <w:r>
+              <w:t>approximately</w:t>
+            </w:r>
+            <w:r>
+              <w:t xml:space="preserve"> </w:t>
+            </w:r>
+            <w:r>
+              <w:t>the right area.</w:t>
+            </w:r>
+          </w:p>
+        </w:tc>
+      </w:tr>
+      <w:tr>
+        <w:tc>
+          <w:tcPr>
+            <w:cnfStyle w:val="001000000000" w:firstRow="0" w:lastRow="0" w:firstColumn="1" w:lastColumn="0" w:oddVBand="0" w:evenVBand="0" w:oddHBand="0" w:evenHBand="0" w:firstRowFirstColumn="0" w:firstRowLastColumn="0" w:lastRowFirstColumn="0" w:lastRowLastColumn="0"/>
+            <w:tcW w:w="3116" w:type="dxa"/>
+          </w:tcPr>
+          <w:p>
+            <w:r>
+              <w:t>“Unable to fetch image”</w:t>
+            </w:r>
+          </w:p>
+        </w:tc>
+        <w:tc>
+          <w:tcPr>
+            <w:tcW w:w="3117" w:type="dxa"/>
+          </w:tcPr>
+          <w:p>
+            <w:pPr>
+              <w:tabs>
+                <w:tab w:val="left" w:pos="921"/>
+              </w:tabs>
+              <w:cnfStyle w:val="000000000000" w:firstRow="0" w:lastRow="0" w:firstColumn="0" w:lastColumn="0" w:oddVBand="0" w:evenVBand="0" w:oddHBand="0" w:evenHBand="0" w:firstRowFirstColumn="0" w:firstRowLastColumn="0" w:lastRowFirstColumn="0" w:lastRowLastColumn="0"/>
+            </w:pPr>
+            <w:r>
+              <w:t>The image URL is invalid, private, or blocked.</w:t>
+            </w:r>
+          </w:p>
+        </w:tc>
+        <w:tc>
+          <w:tcPr>
+            <w:tcW w:w="3117" w:type="dxa"/>
+          </w:tcPr>
+          <w:p>
+            <w:pPr>
+              <w:cnfStyle w:val="000000000000" w:firstRow="0" w:lastRow="0" w:firstColumn="0" w:lastColumn="0" w:oddVBand="0" w:evenVBand="0" w:oddHBand="0" w:evenHBand="0" w:firstRowFirstColumn="0" w:firstRowLastColumn="0" w:lastRowFirstColumn="0" w:lastRowLastColumn="0"/>
+            </w:pPr>
+            <w:r>
+              <w:t>Confirm that the link is publicly accessible. For Google Drive images, ensure sharing permissions allow public viewing.</w:t>
+            </w:r>
+          </w:p>
+        </w:tc>
+      </w:tr>
+      <w:tr>
+        <w:trPr>
+          <w:cnfStyle w:val="000000100000" w:firstRow="0" w:lastRow="0" w:firstColumn="0" w:lastColumn="0" w:oddVBand="0" w:evenVBand="0" w:oddHBand="1" w:evenHBand="0" w:firstRowFirstColumn="0" w:firstRowLastColumn="0" w:lastRowFirstColumn="0" w:lastRowLastColumn="0"/>
+        </w:trPr>
+        <w:tc>
+          <w:tcPr>
+            <w:cnfStyle w:val="001000000000" w:firstRow="0" w:lastRow="0" w:firstColumn="1" w:lastColumn="0" w:oddVBand="0" w:evenVBand="0" w:oddHBand="0" w:evenHBand="0" w:firstRowFirstColumn="0" w:firstRowLastColumn="0" w:lastRowFirstColumn="0" w:lastRowLastColumn="0"/>
+            <w:tcW w:w="3116" w:type="dxa"/>
+          </w:tcPr>
+          <w:p>
+            <w:r>
+              <w:t>“Local file not found”</w:t>
+            </w:r>
+          </w:p>
+        </w:tc>
+        <w:tc>
+          <w:tcPr>
+            <w:tcW w:w="3117" w:type="dxa"/>
+          </w:tcPr>
+          <w:p>
+            <w:pPr>
+              <w:cnfStyle w:val="000000100000" w:firstRow="0" w:lastRow="0" w:firstColumn="0" w:lastColumn="0" w:oddVBand="0" w:evenVBand="0" w:oddHBand="1" w:evenHBand="0" w:firstRowFirstColumn="0" w:firstRowLastColumn="0" w:lastRowFirstColumn="0" w:lastRowLastColumn="0"/>
+            </w:pPr>
+            <w:r>
+              <w:t>The ImagePath field points to a file that does not exist.</w:t>
+            </w:r>
+          </w:p>
+        </w:tc>
+        <w:tc>
+          <w:tcPr>
+            <w:tcW w:w="3117" w:type="dxa"/>
+          </w:tcPr>
+          <w:p>
+            <w:pPr>
+              <w:cnfStyle w:val="000000100000" w:firstRow="0" w:lastRow="0" w:firstColumn="0" w:lastColumn="0" w:oddVBand="0" w:evenVBand="0" w:oddHBand="1" w:evenHBand="0" w:firstRowFirstColumn="0" w:firstRowLastColumn="0" w:lastRowFirstColumn="0" w:lastRowLastColumn="0"/>
+            </w:pPr>
+            <w:r>
+              <w:t>Update the ImagePath field or remove the invalid entry.</w:t>
+            </w:r>
+          </w:p>
+        </w:tc>
+      </w:tr>
+      <w:tr>
+        <w:tc>
+          <w:tcPr>
+            <w:cnfStyle w:val="001000000000" w:firstRow="0" w:lastRow="0" w:firstColumn="1" w:lastColumn="0" w:oddVBand="0" w:evenVBand="0" w:oddHBand="0" w:evenHBand="0" w:firstRowFirstColumn="0" w:firstRowLastColumn="0" w:lastRowFirstColumn="0" w:lastRowLastColumn="0"/>
+            <w:tcW w:w="3116" w:type="dxa"/>
+          </w:tcPr>
+          <w:p>
+            <w:r>
+              <w:lastRenderedPageBreak/>
+              <w:t>Application does not open</w:t>
+            </w:r>
+          </w:p>
+        </w:tc>
+        <w:tc>
+          <w:tcPr>
+            <w:tcW w:w="3117" w:type="dxa"/>
+          </w:tcPr>
+          <w:p>
+            <w:pPr>
+              <w:cnfStyle w:val="000000000000" w:firstRow="0" w:lastRow="0" w:firstColumn="0" w:lastColumn="0" w:oddVBand="0" w:evenVBand="0" w:oddHBand="0" w:evenHBand="0" w:firstRowFirstColumn="0" w:firstRowLastColumn="0" w:lastRowFirstColumn="0" w:lastRowLastColumn="0"/>
+            </w:pPr>
+            <w:r>
+              <w:t>Windows SmartScreen or county security policies are blocking the executable.</w:t>
+            </w:r>
+          </w:p>
+        </w:tc>
+        <w:tc>
+          <w:tcPr>
+            <w:tcW w:w="3117" w:type="dxa"/>
+          </w:tcPr>
+          <w:p>
+            <w:pPr>
+              <w:cnfStyle w:val="000000000000" w:firstRow="0" w:lastRow="0" w:firstColumn="0" w:lastColumn="0" w:oddVBand="0" w:evenVBand="0" w:oddHBand="0" w:evenHBand="0" w:firstRowFirstColumn="0" w:firstRowLastColumn="0" w:lastRowFirstColumn="0" w:lastRowLastColumn="0"/>
+            </w:pPr>
+            <w:r>
+              <w:t xml:space="preserve">Select More Info </w:t>
+            </w:r>
+            <w:r>
+              <w:t>then</w:t>
+            </w:r>
+            <w:r>
+              <w:t xml:space="preserve"> Run Anyway, or request IT approval if the device blocks unsigned applications.</w:t>
+            </w:r>
+          </w:p>
+        </w:tc>
+      </w:tr>
+      <w:tr>
+        <w:trPr>
+          <w:cnfStyle w:val="000000100000" w:firstRow="0" w:lastRow="0" w:firstColumn="0" w:lastColumn="0" w:oddVBand="0" w:evenVBand="0" w:oddHBand="1" w:evenHBand="0" w:firstRowFirstColumn="0" w:firstRowLastColumn="0" w:lastRowFirstColumn="0" w:lastRowLastColumn="0"/>
+        </w:trPr>
+        <w:tc>
+          <w:tcPr>
+            <w:cnfStyle w:val="001000000000" w:firstRow="0" w:lastRow="0" w:firstColumn="1" w:lastColumn="0" w:oddVBand="0" w:evenVBand="0" w:oddHBand="0" w:evenHBand="0" w:firstRowFirstColumn="0" w:firstRowLastColumn="0" w:lastRowFirstColumn="0" w:lastRowLastColumn="0"/>
+            <w:tcW w:w="3116" w:type="dxa"/>
+          </w:tcPr>
+          <w:p>
+            <w:r>
+              <w:t>CSV fails to load or displays incorrectly</w:t>
+            </w:r>
+          </w:p>
+        </w:tc>
+        <w:tc>
+          <w:tcPr>
+            <w:tcW w:w="3117" w:type="dxa"/>
+          </w:tcPr>
+          <w:p>
+            <w:pPr>
+              <w:cnfStyle w:val="000000100000" w:firstRow="0" w:lastRow="0" w:firstColumn="0" w:lastColumn="0" w:oddVBand="0" w:evenVBand="0" w:oddHBand="1" w:evenHBand="0" w:firstRowFirstColumn="0" w:firstRowLastColumn="0" w:lastRowFirstColumn="0" w:lastRowLastColumn="0"/>
+            </w:pPr>
+            <w:r>
+              <w:t>Missing or renamed columns, corrupted CSV, or incompatible formatting.</w:t>
+            </w:r>
+          </w:p>
+        </w:tc>
+        <w:tc>
+          <w:tcPr>
+            <w:tcW w:w="3117" w:type="dxa"/>
+          </w:tcPr>
+          <w:p>
+            <w:pPr>
+              <w:cnfStyle w:val="000000100000" w:firstRow="0" w:lastRow="0" w:firstColumn="0" w:lastColumn="0" w:oddVBand="0" w:evenVBand="0" w:oddHBand="1" w:evenHBand="0" w:firstRowFirstColumn="0" w:firstRowLastColumn="0" w:lastRowFirstColumn="0" w:lastRowLastColumn="0"/>
+            </w:pPr>
+            <w:r>
+              <w:t>Restore the original column names. Open the CSV in Excel or a text editor to check for formatting issues.</w:t>
+            </w:r>
+          </w:p>
+        </w:tc>
+      </w:tr>
+    </w:tbl>
+    <w:p/>
     <w:p>
       <w:pPr>
         <w:pStyle w:val="Heading3"/>
@@ -5033,17 +5178,186 @@
       <w:bookmarkEnd w:id="65"/>
     </w:p>
     <w:p>
-      <w:pPr>
-        <w:pStyle w:val="InstructionalText"/>
+      <w:r>
+        <w:t>Some behaviors are expected due to the design of the JCPV system. These are not errors but conditions users should be aware of when troubleshooting.</w:t>
+      </w:r>
+    </w:p>
+    <w:p>
+      <w:r>
+        <w:t>Geocoding Limitations</w:t>
+      </w:r>
+    </w:p>
+    <w:p>
+      <w:pPr>
+        <w:pStyle w:val="ListParagraph"/>
+        <w:numPr>
+          <w:ilvl w:val="0"/>
+          <w:numId w:val="45"/>
+        </w:numPr>
+      </w:pPr>
+      <w:r>
+        <w:t>The system uses OpenStreetMap’s Nominatim service, which enforces rate limits.</w:t>
+      </w:r>
+    </w:p>
+    <w:p>
+      <w:pPr>
+        <w:pStyle w:val="ListParagraph"/>
+        <w:numPr>
+          <w:ilvl w:val="0"/>
+          <w:numId w:val="45"/>
+        </w:numPr>
+      </w:pPr>
+      <w:r>
+        <w:t>The application includes built</w:t>
+      </w:r>
+      <w:r>
         <w:rPr>
-          <w:rFonts w:ascii="Trebuchet MS" w:hAnsi="Trebuchet MS"/>
+          <w:rFonts w:ascii="Cambria Math" w:hAnsi="Cambria Math" w:cs="Cambria Math"/>
         </w:rPr>
-      </w:pPr>
-      <w:r>
-        <w:rPr>
-          <w:rFonts w:ascii="Trebuchet MS" w:hAnsi="Trebuchet MS"/>
-        </w:rPr>
-        <w:t>Instructions: If applicable, describe any special circumstances, actions, caveats, exceptions, etc., that should be considered for troubleshooting.</w:t>
+        <w:t>‑</w:t>
+      </w:r>
+      <w:r>
+        <w:t>in delays to avoid throttling.</w:t>
+      </w:r>
+    </w:p>
+    <w:p>
+      <w:pPr>
+        <w:pStyle w:val="ListParagraph"/>
+        <w:numPr>
+          <w:ilvl w:val="0"/>
+          <w:numId w:val="45"/>
+        </w:numPr>
+      </w:pPr>
+      <w:r>
+        <w:t>Processing many new addresses at once may take longer than usual.</w:t>
+      </w:r>
+    </w:p>
+    <w:p>
+      <w:r>
+        <w:t>Offline Behavior</w:t>
+      </w:r>
+    </w:p>
+    <w:p>
+      <w:pPr>
+        <w:pStyle w:val="ListParagraph"/>
+        <w:numPr>
+          <w:ilvl w:val="0"/>
+          <w:numId w:val="45"/>
+        </w:numPr>
+      </w:pPr>
+      <w:r>
+        <w:t>Most features work offline.</w:t>
+      </w:r>
+    </w:p>
+    <w:p>
+      <w:pPr>
+        <w:pStyle w:val="ListParagraph"/>
+        <w:numPr>
+          <w:ilvl w:val="0"/>
+          <w:numId w:val="45"/>
+        </w:numPr>
+      </w:pPr>
+      <w:r>
+        <w:t>New geocoding requests require internet access, but previously geocoded addresses load from the local cache.</w:t>
+      </w:r>
+    </w:p>
+    <w:p>
+      <w:r>
+        <w:t>Shapefile Requirements</w:t>
+      </w:r>
+    </w:p>
+    <w:p>
+      <w:pPr>
+        <w:pStyle w:val="ListParagraph"/>
+        <w:numPr>
+          <w:ilvl w:val="0"/>
+          <w:numId w:val="45"/>
+        </w:numPr>
+      </w:pPr>
+      <w:r>
+        <w:t>The shapefile used for municipal boundaries must remain intact.</w:t>
+      </w:r>
+    </w:p>
+    <w:p>
+      <w:pPr>
+        <w:pStyle w:val="ListParagraph"/>
+        <w:numPr>
+          <w:ilvl w:val="0"/>
+          <w:numId w:val="45"/>
+        </w:numPr>
+      </w:pPr>
+      <w:r>
+        <w:t>Removing or renaming any component file will prevent maps from rendering.</w:t>
+      </w:r>
+    </w:p>
+    <w:p>
+      <w:r>
+        <w:t>Cached Maps</w:t>
+      </w:r>
+    </w:p>
+    <w:p>
+      <w:pPr>
+        <w:pStyle w:val="ListParagraph"/>
+        <w:numPr>
+          <w:ilvl w:val="0"/>
+          <w:numId w:val="45"/>
+        </w:numPr>
+      </w:pPr>
+      <w:r>
+        <w:t>Individual maps are cached to improve performance.</w:t>
+      </w:r>
+    </w:p>
+    <w:p>
+      <w:pPr>
+        <w:pStyle w:val="ListParagraph"/>
+        <w:numPr>
+          <w:ilvl w:val="0"/>
+          <w:numId w:val="45"/>
+        </w:numPr>
+      </w:pPr>
+      <w:r>
+        <w:t>If a map appears outdated, enable the Regen Map option before selecting the property.</w:t>
+      </w:r>
+    </w:p>
+    <w:p>
+      <w:r>
+        <w:t>CSV Integrity</w:t>
+      </w:r>
+    </w:p>
+    <w:p>
+      <w:pPr>
+        <w:pStyle w:val="ListParagraph"/>
+        <w:numPr>
+          <w:ilvl w:val="0"/>
+          <w:numId w:val="45"/>
+        </w:numPr>
+      </w:pPr>
+      <w:r>
+        <w:t>The system does not automatically save changes.</w:t>
+      </w:r>
+    </w:p>
+    <w:p>
+      <w:pPr>
+        <w:pStyle w:val="ListParagraph"/>
+        <w:numPr>
+          <w:ilvl w:val="0"/>
+          <w:numId w:val="45"/>
+        </w:numPr>
+      </w:pPr>
+      <w:r>
+        <w:t>Edits remain in memory until the user exports the CSV.</w:t>
+      </w:r>
+    </w:p>
+    <w:p>
+      <w:pPr>
+        <w:pStyle w:val="ListParagraph"/>
+        <w:numPr>
+          <w:ilvl w:val="0"/>
+          <w:numId w:val="45"/>
+        </w:numPr>
+      </w:pPr>
+      <w:r>
+        <w:t>A backup copy is created when values are modified, but users should still export regularly.</w:t>
       </w:r>
     </w:p>
     <w:p>
@@ -5061,55 +5375,32 @@
       <w:bookmarkEnd w:id="68"/>
     </w:p>
     <w:p>
-      <w:pPr>
-        <w:pStyle w:val="InstructionalText"/>
-        <w:rPr>
-          <w:rFonts w:ascii="Trebuchet MS" w:hAnsi="Trebuchet MS"/>
-        </w:rPr>
-      </w:pPr>
-      <w:r>
-        <w:rPr>
-          <w:rFonts w:ascii="Trebuchet MS" w:hAnsi="Trebuchet MS"/>
-        </w:rPr>
-        <w:t xml:space="preserve">Instructions: Provide information on how the user can get emergency assistance and system support (e.g., help desk support, production support, etc.). Include the names of the </w:t>
-      </w:r>
-      <w:proofErr w:type="gramStart"/>
-      <w:r>
-        <w:rPr>
-          <w:rFonts w:ascii="Trebuchet MS" w:hAnsi="Trebuchet MS"/>
-        </w:rPr>
-        <w:t>responsible personnel</w:t>
-      </w:r>
-      <w:proofErr w:type="gramEnd"/>
-      <w:r>
-        <w:rPr>
-          <w:rFonts w:ascii="Trebuchet MS" w:hAnsi="Trebuchet MS"/>
-        </w:rPr>
-        <w:t xml:space="preserve"> and organization(s), telephone numbers, and email addresses of the staff who serve as points of contact for system support.</w:t>
-      </w:r>
-      <w:r>
-        <w:rPr>
-          <w:rFonts w:ascii="Trebuchet MS" w:hAnsi="Trebuchet MS"/>
-        </w:rPr>
-        <w:t xml:space="preserve"> </w:t>
-      </w:r>
-      <w:r>
-        <w:rPr>
-          <w:rFonts w:ascii="Trebuchet MS" w:hAnsi="Trebuchet MS"/>
-        </w:rPr>
-        <w:t>The following table is provided as an example and may be modified as needed. Also provide instructions for how identified problems with the system are to be reported.</w:t>
-      </w:r>
-      <w:r>
-        <w:rPr>
-          <w:rFonts w:ascii="Trebuchet MS" w:hAnsi="Trebuchet MS"/>
-        </w:rPr>
-        <w:t xml:space="preserve"> </w:t>
-      </w:r>
-      <w:r>
-        <w:rPr>
-          <w:rFonts w:ascii="Trebuchet MS" w:hAnsi="Trebuchet MS"/>
-        </w:rPr>
-        <w:t>Include instructions for security incident handling, as appropriate.</w:t>
+      <w:r>
+        <w:t>If users encounter issues they cannot resolve, they should contact the designated support personnel for assistance. Support may include help with installation, CSV formatting, map generation issues, or unexpected application behavior.</w:t>
+      </w:r>
+      <w:r>
+        <w:t xml:space="preserve"> Unfortunately, due to the structure of the </w:t>
+      </w:r>
+      <w:r>
+        <w:t>senior project system, the team that created the app are unable to do support</w:t>
+      </w:r>
+      <w:r>
+        <w:t>. H</w:t>
+      </w:r>
+      <w:r>
+        <w:t xml:space="preserve">owever, </w:t>
+      </w:r>
+      <w:r>
+        <w:t xml:space="preserve">we have tried to </w:t>
+      </w:r>
+      <w:r>
+        <w:t xml:space="preserve">structure the application so that any needed modifications or </w:t>
+      </w:r>
+      <w:r>
+        <w:t xml:space="preserve">tech issues can be resolved without too </w:t>
+      </w:r>
+      <w:r>
+        <w:t>much struggle by anyone with a bit of development experience.</w:t>
       </w:r>
     </w:p>
     <w:p>
@@ -5582,20 +5873,6 @@
     </w:p>
     <w:p>
       <w:pPr>
-        <w:pStyle w:val="InstructionalText"/>
-        <w:rPr>
-          <w:rFonts w:ascii="Trebuchet MS" w:hAnsi="Trebuchet MS"/>
-        </w:rPr>
-      </w:pPr>
-      <w:r>
-        <w:rPr>
-          <w:rFonts w:ascii="Trebuchet MS" w:hAnsi="Trebuchet MS"/>
-        </w:rPr>
-        <w:t>Instructions: Provide clear and concise definitions for terms used in this document that may be unfamiliar to readers of the document. Terms are to be listed in alphabetical order.</w:t>
-      </w:r>
-    </w:p>
-    <w:p>
-      <w:pPr>
         <w:pStyle w:val="Caption"/>
         <w:rPr>
           <w:rFonts w:ascii="Trebuchet MS" w:hAnsi="Trebuchet MS"/>
@@ -5638,9 +5915,9 @@
         <w:tblDescription w:val="This table presents terms, acronyms, and definitions in three columns."/>
       </w:tblPr>
       <w:tblGrid>
-        <w:gridCol w:w="1902"/>
+        <w:gridCol w:w="1612"/>
         <w:gridCol w:w="1041"/>
-        <w:gridCol w:w="6407"/>
+        <w:gridCol w:w="6697"/>
       </w:tblGrid>
       <w:tr>
         <w:trPr>
@@ -5730,7 +6007,7 @@
               <w:rPr>
                 <w:rFonts w:ascii="Trebuchet MS" w:hAnsi="Trebuchet MS"/>
               </w:rPr>
-              <w:t>Jefferson County Property Viewer</w:t>
+              <w:t xml:space="preserve">Comma Separated Values </w:t>
             </w:r>
           </w:p>
         </w:tc>
@@ -5749,7 +6026,7 @@
               <w:rPr>
                 <w:rFonts w:ascii="Trebuchet MS" w:hAnsi="Trebuchet MS"/>
               </w:rPr>
-              <w:t>JCPV</w:t>
+              <w:t>CSV</w:t>
             </w:r>
           </w:p>
         </w:tc>
@@ -5768,33 +6045,7 @@
               <w:rPr>
                 <w:rFonts w:ascii="Trebuchet MS" w:hAnsi="Trebuchet MS"/>
               </w:rPr>
-              <w:t xml:space="preserve">A python-3 based application to track and </w:t>
-            </w:r>
-            <w:r>
-              <w:rPr>
-                <w:rFonts w:ascii="Trebuchet MS" w:hAnsi="Trebuchet MS"/>
-              </w:rPr>
-              <w:t xml:space="preserve">visualize properties for Jefferson County, created by students of </w:t>
-            </w:r>
-            <w:proofErr w:type="spellStart"/>
-            <w:r>
-              <w:rPr>
-                <w:rFonts w:ascii="Trebuchet MS" w:hAnsi="Trebuchet MS"/>
-              </w:rPr>
-              <w:t>PennWest</w:t>
-            </w:r>
-            <w:proofErr w:type="spellEnd"/>
-            <w:r>
-              <w:rPr>
-                <w:rFonts w:ascii="Trebuchet MS" w:hAnsi="Trebuchet MS"/>
-              </w:rPr>
-              <w:t xml:space="preserve"> Clarion for </w:t>
-            </w:r>
-            <w:r>
-              <w:rPr>
-                <w:rFonts w:ascii="Trebuchet MS" w:hAnsi="Trebuchet MS"/>
-              </w:rPr>
-              <w:t>their Senior Project</w:t>
+              <w:t>A file type from windows that is commonly used to parse and store data. It is often used for how flexible it is to use and open with standard data processing procedures.</w:t>
             </w:r>
           </w:p>
         </w:tc>
@@ -5818,7 +6069,7 @@
               <w:rPr>
                 <w:rFonts w:ascii="Trebuchet MS" w:hAnsi="Trebuchet MS"/>
               </w:rPr>
-              <w:t>User Manual</w:t>
+              <w:t>Folium</w:t>
             </w:r>
           </w:p>
         </w:tc>
@@ -5833,12 +6084,6 @@
                 <w:rFonts w:ascii="Trebuchet MS" w:hAnsi="Trebuchet MS"/>
               </w:rPr>
             </w:pPr>
-            <w:r>
-              <w:rPr>
-                <w:rFonts w:ascii="Trebuchet MS" w:hAnsi="Trebuchet MS"/>
-              </w:rPr>
-              <w:t>UM</w:t>
-            </w:r>
           </w:p>
         </w:tc>
         <w:tc>
@@ -5856,21 +6101,19 @@
               <w:rPr>
                 <w:rFonts w:ascii="Trebuchet MS" w:hAnsi="Trebuchet MS"/>
               </w:rPr>
-              <w:t xml:space="preserve">This </w:t>
-            </w:r>
-            <w:proofErr w:type="gramStart"/>
+              <w:t>A Python library used to generate interactive web</w:t>
+            </w:r>
+            <w:r>
+              <w:rPr>
+                <w:rFonts w:ascii="Cambria Math" w:hAnsi="Cambria Math" w:cs="Cambria Math"/>
+              </w:rPr>
+              <w:t>‑</w:t>
+            </w:r>
             <w:r>
               <w:rPr>
                 <w:rFonts w:ascii="Trebuchet MS" w:hAnsi="Trebuchet MS"/>
               </w:rPr>
-              <w:t>document, which</w:t>
-            </w:r>
-            <w:proofErr w:type="gramEnd"/>
-            <w:r>
-              <w:rPr>
-                <w:rFonts w:ascii="Trebuchet MS" w:hAnsi="Trebuchet MS"/>
-              </w:rPr>
-              <w:t xml:space="preserve"> details specifics and use of the attached application in industry standard format.</w:t>
+              <w:t>based maps. The JCPV uses Folium to create HTML maps before converting them into PNG images.</w:t>
             </w:r>
           </w:p>
         </w:tc>
@@ -5894,7 +6137,7 @@
               <w:rPr>
                 <w:rFonts w:ascii="Trebuchet MS" w:hAnsi="Trebuchet MS"/>
               </w:rPr>
-              <w:t>Graphical User Interface</w:t>
+              <w:t>Geocoding</w:t>
             </w:r>
           </w:p>
         </w:tc>
@@ -5909,12 +6152,6 @@
                 <w:rFonts w:ascii="Trebuchet MS" w:hAnsi="Trebuchet MS"/>
               </w:rPr>
             </w:pPr>
-            <w:r>
-              <w:rPr>
-                <w:rFonts w:ascii="Trebuchet MS" w:hAnsi="Trebuchet MS"/>
-              </w:rPr>
-              <w:t>GUI</w:t>
-            </w:r>
           </w:p>
         </w:tc>
         <w:tc>
@@ -5924,6 +6161,9 @@
           <w:p>
             <w:pPr>
               <w:pStyle w:val="InstructionalTextTableText10"/>
+              <w:tabs>
+                <w:tab w:val="left" w:pos="1683"/>
+              </w:tabs>
               <w:rPr>
                 <w:rFonts w:ascii="Trebuchet MS" w:hAnsi="Trebuchet MS"/>
               </w:rPr>
@@ -5932,7 +6172,19 @@
               <w:rPr>
                 <w:rFonts w:ascii="Trebuchet MS" w:hAnsi="Trebuchet MS"/>
               </w:rPr>
-              <w:t>The visible buttons, image and text in an application</w:t>
+              <w:t>The process of converting a human</w:t>
+            </w:r>
+            <w:r>
+              <w:rPr>
+                <w:rFonts w:ascii="Cambria Math" w:hAnsi="Cambria Math" w:cs="Cambria Math"/>
+              </w:rPr>
+              <w:t>‑</w:t>
+            </w:r>
+            <w:r>
+              <w:rPr>
+                <w:rFonts w:ascii="Trebuchet MS" w:hAnsi="Trebuchet MS"/>
+              </w:rPr>
+              <w:t>readable address into geographic coordinates (latitude and longitude). The JCPV uses the Nominatim (OpenStreetMap) geocoder to locate properties on a map.</w:t>
             </w:r>
           </w:p>
         </w:tc>
@@ -5956,7 +6208,7 @@
               <w:rPr>
                 <w:rFonts w:ascii="Trebuchet MS" w:hAnsi="Trebuchet MS"/>
               </w:rPr>
-              <w:t xml:space="preserve">Comma Separated Values </w:t>
+              <w:t>Graphical User Interface</w:t>
             </w:r>
           </w:p>
         </w:tc>
@@ -5975,7 +6227,7 @@
               <w:rPr>
                 <w:rFonts w:ascii="Trebuchet MS" w:hAnsi="Trebuchet MS"/>
               </w:rPr>
-              <w:t>CSV</w:t>
+              <w:t>GUI</w:t>
             </w:r>
           </w:p>
         </w:tc>
@@ -5994,19 +6246,7 @@
               <w:rPr>
                 <w:rFonts w:ascii="Trebuchet MS" w:hAnsi="Trebuchet MS"/>
               </w:rPr>
-              <w:t>A file t</w:t>
-            </w:r>
-            <w:r>
-              <w:rPr>
-                <w:rFonts w:ascii="Trebuchet MS" w:hAnsi="Trebuchet MS"/>
-              </w:rPr>
-              <w:t xml:space="preserve">ype from windows that is commonly used to parse and store data. It is often used for how flexible it is to use and </w:t>
-            </w:r>
-            <w:r>
-              <w:rPr>
-                <w:rFonts w:ascii="Trebuchet MS" w:hAnsi="Trebuchet MS"/>
-              </w:rPr>
-              <w:t>open with standard data processing procedures.</w:t>
+              <w:t>The visible buttons, image and text in an application</w:t>
             </w:r>
           </w:p>
         </w:tc>
@@ -6026,6 +6266,74 @@
                 <w:rFonts w:ascii="Trebuchet MS" w:hAnsi="Trebuchet MS"/>
               </w:rPr>
             </w:pPr>
+            <w:r>
+              <w:rPr>
+                <w:rFonts w:ascii="Trebuchet MS" w:hAnsi="Trebuchet MS"/>
+              </w:rPr>
+              <w:t>Jefferson County Property Viewer</w:t>
+            </w:r>
+          </w:p>
+        </w:tc>
+        <w:tc>
+          <w:tcPr>
+            <w:tcW w:w="0" w:type="auto"/>
+          </w:tcPr>
+          <w:p>
+            <w:pPr>
+              <w:pStyle w:val="InstructionalTextTableText10"/>
+              <w:rPr>
+                <w:rFonts w:ascii="Trebuchet MS" w:hAnsi="Trebuchet MS"/>
+              </w:rPr>
+            </w:pPr>
+            <w:r>
+              <w:rPr>
+                <w:rFonts w:ascii="Trebuchet MS" w:hAnsi="Trebuchet MS"/>
+              </w:rPr>
+              <w:t>JCPV</w:t>
+            </w:r>
+          </w:p>
+        </w:tc>
+        <w:tc>
+          <w:tcPr>
+            <w:tcW w:w="0" w:type="auto"/>
+          </w:tcPr>
+          <w:p>
+            <w:pPr>
+              <w:pStyle w:val="InstructionalTextTableText10"/>
+              <w:rPr>
+                <w:rFonts w:ascii="Trebuchet MS" w:hAnsi="Trebuchet MS"/>
+              </w:rPr>
+            </w:pPr>
+            <w:r>
+              <w:rPr>
+                <w:rFonts w:ascii="Trebuchet MS" w:hAnsi="Trebuchet MS"/>
+              </w:rPr>
+              <w:t>A python-3 based application to track and visualize properties for Jefferson County, created by students of PennWest Clarion for their Senior Project</w:t>
+            </w:r>
+          </w:p>
+        </w:tc>
+      </w:tr>
+      <w:tr>
+        <w:trPr>
+          <w:cantSplit/>
+        </w:trPr>
+        <w:tc>
+          <w:tcPr>
+            <w:tcW w:w="0" w:type="auto"/>
+          </w:tcPr>
+          <w:p>
+            <w:pPr>
+              <w:pStyle w:val="InstructionalTextTableText10"/>
+              <w:rPr>
+                <w:rFonts w:ascii="Trebuchet MS" w:hAnsi="Trebuchet MS"/>
+              </w:rPr>
+            </w:pPr>
+            <w:r>
+              <w:rPr>
+                <w:rFonts w:ascii="Trebuchet MS" w:hAnsi="Trebuchet MS"/>
+              </w:rPr>
+              <w:t>Local Cache</w:t>
+            </w:r>
           </w:p>
         </w:tc>
         <w:tc>
@@ -6048,28 +6356,226 @@
           <w:p>
             <w:pPr>
               <w:pStyle w:val="InstructionalTextTableText10"/>
+              <w:tabs>
+                <w:tab w:val="left" w:pos="1683"/>
+              </w:tabs>
               <w:rPr>
                 <w:rFonts w:ascii="Trebuchet MS" w:hAnsi="Trebuchet MS"/>
               </w:rPr>
             </w:pPr>
+            <w:r>
+              <w:rPr>
+                <w:rFonts w:ascii="Trebuchet MS" w:hAnsi="Trebuchet MS"/>
+              </w:rPr>
+              <w:t>A small JSON file stored on the user’s machine that saves previously geocoded addresses. This improves performance and allows offline map generation for known locations.</w:t>
+            </w:r>
+          </w:p>
+        </w:tc>
+      </w:tr>
+      <w:tr>
+        <w:trPr>
+          <w:cantSplit/>
+        </w:trPr>
+        <w:tc>
+          <w:tcPr>
+            <w:tcW w:w="0" w:type="auto"/>
+          </w:tcPr>
+          <w:p>
+            <w:pPr>
+              <w:pStyle w:val="InstructionalTextTableText10"/>
+              <w:rPr>
+                <w:rFonts w:ascii="Trebuchet MS" w:hAnsi="Trebuchet MS"/>
+              </w:rPr>
+            </w:pPr>
+            <w:r>
+              <w:rPr>
+                <w:rFonts w:ascii="Trebuchet MS" w:hAnsi="Trebuchet MS"/>
+              </w:rPr>
+              <w:t>Shapefile</w:t>
+            </w:r>
+          </w:p>
+        </w:tc>
+        <w:tc>
+          <w:tcPr>
+            <w:tcW w:w="0" w:type="auto"/>
+          </w:tcPr>
+          <w:p>
+            <w:pPr>
+              <w:pStyle w:val="InstructionalTextTableText10"/>
+              <w:rPr>
+                <w:rFonts w:ascii="Trebuchet MS" w:hAnsi="Trebuchet MS"/>
+              </w:rPr>
+            </w:pPr>
+          </w:p>
+        </w:tc>
+        <w:tc>
+          <w:tcPr>
+            <w:tcW w:w="0" w:type="auto"/>
+          </w:tcPr>
+          <w:p>
+            <w:pPr>
+              <w:pStyle w:val="InstructionalTextTableText10"/>
+              <w:tabs>
+                <w:tab w:val="left" w:pos="1683"/>
+              </w:tabs>
+              <w:rPr>
+                <w:rFonts w:ascii="Trebuchet MS" w:hAnsi="Trebuchet MS"/>
+              </w:rPr>
+            </w:pPr>
+            <w:r>
+              <w:rPr>
+                <w:rFonts w:ascii="Trebuchet MS" w:hAnsi="Trebuchet MS"/>
+              </w:rPr>
+              <w:t xml:space="preserve">A common GIS file format used to store geographic boundaries. The JCPV uses a shapefile containing Jefferson County municipal boundaries to draw map overlays. A shapefile consists of multiple companion files (e.g., </w:t>
+            </w:r>
+            <w:r>
+              <w:rPr>
+                <w:rFonts w:ascii="Trebuchet MS" w:hAnsi="Trebuchet MS"/>
+              </w:rPr>
+              <w:t>.shp</w:t>
+            </w:r>
+            <w:r>
+              <w:rPr>
+                <w:rFonts w:ascii="Trebuchet MS" w:hAnsi="Trebuchet MS"/>
+              </w:rPr>
+              <w:t xml:space="preserve">, </w:t>
+            </w:r>
+            <w:r>
+              <w:rPr>
+                <w:rFonts w:ascii="Trebuchet MS" w:hAnsi="Trebuchet MS"/>
+              </w:rPr>
+              <w:t>.shx</w:t>
+            </w:r>
+            <w:r>
+              <w:rPr>
+                <w:rFonts w:ascii="Trebuchet MS" w:hAnsi="Trebuchet MS"/>
+              </w:rPr>
+              <w:t xml:space="preserve">, </w:t>
+            </w:r>
+            <w:r>
+              <w:rPr>
+                <w:rFonts w:ascii="Trebuchet MS" w:hAnsi="Trebuchet MS"/>
+              </w:rPr>
+              <w:t>.dbf</w:t>
+            </w:r>
+            <w:r>
+              <w:rPr>
+                <w:rFonts w:ascii="Trebuchet MS" w:hAnsi="Trebuchet MS"/>
+              </w:rPr>
+              <w:t xml:space="preserve">, </w:t>
+            </w:r>
+            <w:r>
+              <w:rPr>
+                <w:rFonts w:ascii="Trebuchet MS" w:hAnsi="Trebuchet MS"/>
+              </w:rPr>
+              <w:t>.</w:t>
+            </w:r>
+            <w:r>
+              <w:rPr>
+                <w:rFonts w:ascii="Trebuchet MS" w:hAnsi="Trebuchet MS"/>
+              </w:rPr>
+              <w:t>prj</w:t>
+            </w:r>
+            <w:r>
+              <w:rPr>
+                <w:rFonts w:ascii="Trebuchet MS" w:hAnsi="Trebuchet MS"/>
+              </w:rPr>
+              <w:t>) that must remain together.</w:t>
+            </w:r>
+          </w:p>
+        </w:tc>
+      </w:tr>
+      <w:tr>
+        <w:trPr>
+          <w:cantSplit/>
+        </w:trPr>
+        <w:tc>
+          <w:tcPr>
+            <w:tcW w:w="0" w:type="auto"/>
+          </w:tcPr>
+          <w:p>
+            <w:pPr>
+              <w:pStyle w:val="InstructionalTextTableText10"/>
+              <w:rPr>
+                <w:rFonts w:ascii="Trebuchet MS" w:hAnsi="Trebuchet MS"/>
+              </w:rPr>
+            </w:pPr>
+            <w:r>
+              <w:rPr>
+                <w:rFonts w:ascii="Trebuchet MS" w:hAnsi="Trebuchet MS"/>
+              </w:rPr>
+              <w:t>User Manual</w:t>
+            </w:r>
+          </w:p>
+        </w:tc>
+        <w:tc>
+          <w:tcPr>
+            <w:tcW w:w="0" w:type="auto"/>
+          </w:tcPr>
+          <w:p>
+            <w:pPr>
+              <w:pStyle w:val="InstructionalTextTableText10"/>
+              <w:rPr>
+                <w:rFonts w:ascii="Trebuchet MS" w:hAnsi="Trebuchet MS"/>
+              </w:rPr>
+            </w:pPr>
+            <w:r>
+              <w:rPr>
+                <w:rFonts w:ascii="Trebuchet MS" w:hAnsi="Trebuchet MS"/>
+              </w:rPr>
+              <w:t>UM</w:t>
+            </w:r>
+          </w:p>
+        </w:tc>
+        <w:tc>
+          <w:tcPr>
+            <w:tcW w:w="0" w:type="auto"/>
+          </w:tcPr>
+          <w:p>
+            <w:pPr>
+              <w:pStyle w:val="InstructionalTextTableText10"/>
+              <w:rPr>
+                <w:rFonts w:ascii="Trebuchet MS" w:hAnsi="Trebuchet MS"/>
+              </w:rPr>
+            </w:pPr>
+            <w:r>
+              <w:rPr>
+                <w:rFonts w:ascii="Trebuchet MS" w:hAnsi="Trebuchet MS"/>
+              </w:rPr>
+              <w:t>This document, which details specifics and use of the attached application in industry standard format.</w:t>
+            </w:r>
           </w:p>
         </w:tc>
       </w:tr>
     </w:tbl>
     <w:p>
       <w:pPr>
-        <w:pStyle w:val="BackMatterHeading"/>
+        <w:pStyle w:val="InstructionalTextNumber"/>
+        <w:numPr>
+          <w:ilvl w:val="0"/>
+          <w:numId w:val="0"/>
+        </w:numPr>
         <w:rPr>
           <w:rFonts w:ascii="Trebuchet MS" w:hAnsi="Trebuchet MS"/>
         </w:rPr>
       </w:pPr>
-      <w:bookmarkStart w:id="107" w:name="_Toc396111630"/>
-      <w:bookmarkStart w:id="108" w:name="_Toc443996754"/>
-      <w:bookmarkStart w:id="109" w:name="_Toc444160457"/>
-      <w:bookmarkStart w:id="110" w:name="AppD"/>
-      <w:bookmarkStart w:id="111" w:name="_Toc452625193"/>
-      <w:bookmarkStart w:id="112" w:name="_Toc452632331"/>
-      <w:bookmarkStart w:id="113" w:name="_Toc4734583"/>
+      <w:bookmarkStart w:id="107" w:name="_Toc395081368"/>
+      <w:bookmarkStart w:id="108" w:name="_Toc395092006"/>
+      <w:bookmarkStart w:id="109" w:name="_Toc395093015"/>
+      <w:bookmarkStart w:id="110" w:name="_Toc395095152"/>
+      <w:bookmarkStart w:id="111" w:name="_Toc395107351"/>
+      <w:bookmarkStart w:id="112" w:name="_Toc395163191"/>
+      <w:bookmarkStart w:id="113" w:name="_Toc395165909"/>
+      <w:bookmarkStart w:id="114" w:name="_Toc395166944"/>
+      <w:bookmarkStart w:id="115" w:name="_Toc395168745"/>
+      <w:bookmarkStart w:id="116" w:name="_Toc395170185"/>
+      <w:bookmarkStart w:id="117" w:name="_Toc395769972"/>
+      <w:bookmarkStart w:id="118" w:name="_Toc395773793"/>
+      <w:bookmarkStart w:id="119" w:name="_Toc395775532"/>
+      <w:bookmarkStart w:id="120" w:name="_Toc395779308"/>
+      <w:bookmarkStart w:id="121" w:name="_Toc395780414"/>
+      <w:bookmarkStart w:id="122" w:name="_Toc396110089"/>
+      <w:bookmarkStart w:id="123" w:name="_Toc363205563"/>
       <w:bookmarkEnd w:id="86"/>
       <w:bookmarkEnd w:id="87"/>
       <w:bookmarkEnd w:id="88"/>
@@ -6087,25 +6593,7 @@
       <w:bookmarkEnd w:id="100"/>
       <w:bookmarkEnd w:id="101"/>
       <w:bookmarkEnd w:id="102"/>
-      <w:r>
-        <w:rPr>
-          <w:rFonts w:ascii="Trebuchet MS" w:hAnsi="Trebuchet MS"/>
-        </w:rPr>
-        <w:lastRenderedPageBreak/>
-        <w:t xml:space="preserve">Appendix </w:t>
-      </w:r>
-      <w:r>
-        <w:rPr>
-          <w:rFonts w:ascii="Trebuchet MS" w:hAnsi="Trebuchet MS"/>
-        </w:rPr>
-        <w:t>C</w:t>
-      </w:r>
-      <w:r>
-        <w:rPr>
-          <w:rFonts w:ascii="Trebuchet MS" w:hAnsi="Trebuchet MS"/>
-        </w:rPr>
-        <w:t>: Referenced Documents</w:t>
-      </w:r>
+      <w:bookmarkEnd w:id="30"/>
       <w:bookmarkEnd w:id="107"/>
       <w:bookmarkEnd w:id="108"/>
       <w:bookmarkEnd w:id="109"/>
@@ -6113,362 +6601,9 @@
       <w:bookmarkEnd w:id="111"/>
       <w:bookmarkEnd w:id="112"/>
       <w:bookmarkEnd w:id="113"/>
-    </w:p>
-    <w:p>
-      <w:pPr>
-        <w:pStyle w:val="InstructionalText"/>
-        <w:rPr>
-          <w:rFonts w:ascii="Trebuchet MS" w:hAnsi="Trebuchet MS"/>
-        </w:rPr>
-      </w:pPr>
-      <w:r>
-        <w:rPr>
-          <w:rFonts w:ascii="Trebuchet MS" w:hAnsi="Trebuchet MS"/>
-        </w:rPr>
-        <w:t>Instructions: Summarize the relationship of this document to other relevant documents. Provide identifying information for all documents used to arrive at and/or referenced within this document (e.g., related and/or companion documents, prerequisite documents, relevant technical documentation, etc.).</w:t>
-      </w:r>
-    </w:p>
-    <w:p>
-      <w:pPr>
-        <w:pStyle w:val="Caption"/>
-        <w:rPr>
-          <w:rFonts w:ascii="Trebuchet MS" w:hAnsi="Trebuchet MS"/>
-        </w:rPr>
-      </w:pPr>
-      <w:bookmarkStart w:id="114" w:name="_Toc444160468"/>
-      <w:bookmarkStart w:id="115" w:name="_Toc452632339"/>
-      <w:bookmarkStart w:id="116" w:name="_Toc4734589"/>
-      <w:r>
-        <w:rPr>
-          <w:rFonts w:ascii="Trebuchet MS" w:hAnsi="Trebuchet MS"/>
-        </w:rPr>
-        <w:t>Table</w:t>
-      </w:r>
-      <w:r>
-        <w:rPr>
-          <w:rFonts w:ascii="Trebuchet MS" w:hAnsi="Trebuchet MS"/>
-        </w:rPr>
-        <w:t xml:space="preserve"> </w:t>
-      </w:r>
-      <w:r>
-        <w:rPr>
-          <w:rFonts w:ascii="Trebuchet MS" w:hAnsi="Trebuchet MS"/>
-          <w:noProof/>
-        </w:rPr>
-        <w:t>4</w:t>
-      </w:r>
-      <w:r>
-        <w:rPr>
-          <w:rFonts w:ascii="Trebuchet MS" w:hAnsi="Trebuchet MS"/>
-        </w:rPr>
-        <w:t xml:space="preserve"> - Referenced Documents</w:t>
-      </w:r>
       <w:bookmarkEnd w:id="114"/>
       <w:bookmarkEnd w:id="115"/>
       <w:bookmarkEnd w:id="116"/>
-    </w:p>
-    <w:tbl>
-      <w:tblPr>
-        <w:tblStyle w:val="TableGrid"/>
-        <w:tblW w:w="0" w:type="auto"/>
-        <w:tblLook w:val="01E0" w:firstRow="1" w:lastRow="1" w:firstColumn="1" w:lastColumn="1" w:noHBand="0" w:noVBand="0"/>
-        <w:tblCaption w:val="Referenced Documents"/>
-        <w:tblDescription w:val="This table presents the following information for each referenced document:&#10;&#10;Document Name&#10;Document Location/URL&#10;Issuance Date"/>
-      </w:tblPr>
-      <w:tblGrid>
-        <w:gridCol w:w="1893"/>
-        <w:gridCol w:w="3243"/>
-        <w:gridCol w:w="1642"/>
-      </w:tblGrid>
-      <w:tr>
-        <w:trPr>
-          <w:cantSplit/>
-          <w:tblHeader/>
-        </w:trPr>
-        <w:tc>
-          <w:tcPr>
-            <w:tcW w:w="0" w:type="auto"/>
-            <w:shd w:val="clear" w:color="auto" w:fill="1F497D"/>
-            <w:vAlign w:val="center"/>
-          </w:tcPr>
-          <w:p>
-            <w:pPr>
-              <w:pStyle w:val="TableText10HeaderCenter"/>
-              <w:rPr>
-                <w:rFonts w:ascii="Trebuchet MS" w:hAnsi="Trebuchet MS"/>
-              </w:rPr>
-            </w:pPr>
-            <w:r>
-              <w:rPr>
-                <w:rFonts w:ascii="Trebuchet MS" w:hAnsi="Trebuchet MS"/>
-              </w:rPr>
-              <w:t>Document Name</w:t>
-            </w:r>
-          </w:p>
-        </w:tc>
-        <w:tc>
-          <w:tcPr>
-            <w:tcW w:w="0" w:type="auto"/>
-            <w:shd w:val="clear" w:color="auto" w:fill="1F497D"/>
-            <w:vAlign w:val="center"/>
-          </w:tcPr>
-          <w:p>
-            <w:pPr>
-              <w:pStyle w:val="TableText10HeaderCenter"/>
-              <w:rPr>
-                <w:rFonts w:ascii="Trebuchet MS" w:hAnsi="Trebuchet MS"/>
-              </w:rPr>
-            </w:pPr>
-            <w:r>
-              <w:rPr>
-                <w:rFonts w:ascii="Trebuchet MS" w:hAnsi="Trebuchet MS"/>
-              </w:rPr>
-              <w:t>Document Location and/or URL</w:t>
-            </w:r>
-          </w:p>
-        </w:tc>
-        <w:tc>
-          <w:tcPr>
-            <w:tcW w:w="0" w:type="auto"/>
-            <w:shd w:val="clear" w:color="auto" w:fill="1F497D"/>
-            <w:vAlign w:val="center"/>
-          </w:tcPr>
-          <w:p>
-            <w:pPr>
-              <w:pStyle w:val="TableText10HeaderCenter"/>
-              <w:rPr>
-                <w:rFonts w:ascii="Trebuchet MS" w:hAnsi="Trebuchet MS"/>
-              </w:rPr>
-            </w:pPr>
-            <w:r>
-              <w:rPr>
-                <w:rFonts w:ascii="Trebuchet MS" w:hAnsi="Trebuchet MS"/>
-              </w:rPr>
-              <w:t>Issuance Date</w:t>
-            </w:r>
-          </w:p>
-        </w:tc>
-      </w:tr>
-      <w:tr>
-        <w:trPr>
-          <w:cantSplit/>
-        </w:trPr>
-        <w:tc>
-          <w:tcPr>
-            <w:tcW w:w="0" w:type="auto"/>
-          </w:tcPr>
-          <w:p>
-            <w:pPr>
-              <w:pStyle w:val="InstructionalTextTableText10"/>
-              <w:rPr>
-                <w:rFonts w:ascii="Trebuchet MS" w:hAnsi="Trebuchet MS"/>
-              </w:rPr>
-            </w:pPr>
-            <w:r>
-              <w:rPr>
-                <w:rFonts w:ascii="Trebuchet MS" w:hAnsi="Trebuchet MS"/>
-              </w:rPr>
-              <w:t>&lt;Document Name&gt;</w:t>
-            </w:r>
-          </w:p>
-        </w:tc>
-        <w:tc>
-          <w:tcPr>
-            <w:tcW w:w="0" w:type="auto"/>
-          </w:tcPr>
-          <w:p>
-            <w:pPr>
-              <w:pStyle w:val="InstructionalTextTableText10"/>
-              <w:rPr>
-                <w:rFonts w:ascii="Trebuchet MS" w:hAnsi="Trebuchet MS"/>
-              </w:rPr>
-            </w:pPr>
-            <w:r>
-              <w:rPr>
-                <w:rFonts w:ascii="Trebuchet MS" w:hAnsi="Trebuchet MS"/>
-              </w:rPr>
-              <w:t>&lt;Document Location and/or URL&gt;</w:t>
-            </w:r>
-          </w:p>
-        </w:tc>
-        <w:tc>
-          <w:tcPr>
-            <w:tcW w:w="0" w:type="auto"/>
-          </w:tcPr>
-          <w:p>
-            <w:pPr>
-              <w:pStyle w:val="InstructionalTextTableText10"/>
-              <w:rPr>
-                <w:rFonts w:ascii="Trebuchet MS" w:hAnsi="Trebuchet MS"/>
-              </w:rPr>
-            </w:pPr>
-            <w:r>
-              <w:rPr>
-                <w:rFonts w:ascii="Trebuchet MS" w:hAnsi="Trebuchet MS"/>
-              </w:rPr>
-              <w:t>&lt;MM/DD/YYYY&gt;</w:t>
-            </w:r>
-          </w:p>
-        </w:tc>
-      </w:tr>
-      <w:tr>
-        <w:trPr>
-          <w:cantSplit/>
-        </w:trPr>
-        <w:tc>
-          <w:tcPr>
-            <w:tcW w:w="0" w:type="auto"/>
-          </w:tcPr>
-          <w:p>
-            <w:pPr>
-              <w:pStyle w:val="InstructionalTextTableText10"/>
-              <w:rPr>
-                <w:rFonts w:ascii="Trebuchet MS" w:hAnsi="Trebuchet MS"/>
-              </w:rPr>
-            </w:pPr>
-            <w:r>
-              <w:rPr>
-                <w:rFonts w:ascii="Trebuchet MS" w:hAnsi="Trebuchet MS"/>
-              </w:rPr>
-              <w:t>&lt;Document Name&gt;</w:t>
-            </w:r>
-          </w:p>
-        </w:tc>
-        <w:tc>
-          <w:tcPr>
-            <w:tcW w:w="0" w:type="auto"/>
-          </w:tcPr>
-          <w:p>
-            <w:pPr>
-              <w:pStyle w:val="InstructionalTextTableText10"/>
-              <w:rPr>
-                <w:rFonts w:ascii="Trebuchet MS" w:hAnsi="Trebuchet MS"/>
-              </w:rPr>
-            </w:pPr>
-            <w:r>
-              <w:rPr>
-                <w:rFonts w:ascii="Trebuchet MS" w:hAnsi="Trebuchet MS"/>
-              </w:rPr>
-              <w:t>&lt;Document Location and/or URL&gt;</w:t>
-            </w:r>
-          </w:p>
-        </w:tc>
-        <w:tc>
-          <w:tcPr>
-            <w:tcW w:w="0" w:type="auto"/>
-          </w:tcPr>
-          <w:p>
-            <w:pPr>
-              <w:pStyle w:val="InstructionalTextTableText10"/>
-              <w:rPr>
-                <w:rFonts w:ascii="Trebuchet MS" w:hAnsi="Trebuchet MS"/>
-              </w:rPr>
-            </w:pPr>
-            <w:r>
-              <w:rPr>
-                <w:rFonts w:ascii="Trebuchet MS" w:hAnsi="Trebuchet MS"/>
-              </w:rPr>
-              <w:t>&lt;MM/DD/YYYY&gt;</w:t>
-            </w:r>
-          </w:p>
-        </w:tc>
-      </w:tr>
-      <w:tr>
-        <w:trPr>
-          <w:cantSplit/>
-        </w:trPr>
-        <w:tc>
-          <w:tcPr>
-            <w:tcW w:w="0" w:type="auto"/>
-          </w:tcPr>
-          <w:p>
-            <w:pPr>
-              <w:pStyle w:val="InstructionalTextTableText10"/>
-              <w:rPr>
-                <w:rFonts w:ascii="Trebuchet MS" w:hAnsi="Trebuchet MS"/>
-              </w:rPr>
-            </w:pPr>
-            <w:r>
-              <w:rPr>
-                <w:rFonts w:ascii="Trebuchet MS" w:hAnsi="Trebuchet MS"/>
-              </w:rPr>
-              <w:t>&lt;Document Name&gt;</w:t>
-            </w:r>
-          </w:p>
-        </w:tc>
-        <w:tc>
-          <w:tcPr>
-            <w:tcW w:w="0" w:type="auto"/>
-          </w:tcPr>
-          <w:p>
-            <w:pPr>
-              <w:pStyle w:val="InstructionalTextTableText10"/>
-              <w:rPr>
-                <w:rFonts w:ascii="Trebuchet MS" w:hAnsi="Trebuchet MS"/>
-              </w:rPr>
-            </w:pPr>
-            <w:r>
-              <w:rPr>
-                <w:rFonts w:ascii="Trebuchet MS" w:hAnsi="Trebuchet MS"/>
-              </w:rPr>
-              <w:t>&lt;Document Location and/or URL&gt;</w:t>
-            </w:r>
-          </w:p>
-        </w:tc>
-        <w:tc>
-          <w:tcPr>
-            <w:tcW w:w="0" w:type="auto"/>
-          </w:tcPr>
-          <w:p>
-            <w:pPr>
-              <w:pStyle w:val="InstructionalTextTableText10"/>
-              <w:rPr>
-                <w:rFonts w:ascii="Trebuchet MS" w:hAnsi="Trebuchet MS"/>
-              </w:rPr>
-            </w:pPr>
-            <w:r>
-              <w:rPr>
-                <w:rFonts w:ascii="Trebuchet MS" w:hAnsi="Trebuchet MS"/>
-              </w:rPr>
-              <w:t>&lt;MM/DD/YYYY&gt;</w:t>
-            </w:r>
-          </w:p>
-        </w:tc>
-      </w:tr>
-    </w:tbl>
-    <w:p>
-      <w:pPr>
-        <w:pStyle w:val="BackMatterHeading"/>
-        <w:rPr>
-          <w:rFonts w:ascii="Trebuchet MS" w:hAnsi="Trebuchet MS"/>
-        </w:rPr>
-      </w:pPr>
-      <w:bookmarkStart w:id="117" w:name="_Toc396111632"/>
-      <w:bookmarkStart w:id="118" w:name="_Toc443996756"/>
-      <w:bookmarkStart w:id="119" w:name="_Toc444160460"/>
-      <w:bookmarkStart w:id="120" w:name="AppG"/>
-      <w:bookmarkStart w:id="121" w:name="_Toc452625196"/>
-      <w:bookmarkStart w:id="122" w:name="_Toc452632334"/>
-      <w:bookmarkStart w:id="123" w:name="_Toc4734585"/>
-      <w:r>
-        <w:rPr>
-          <w:rFonts w:ascii="Trebuchet MS" w:hAnsi="Trebuchet MS"/>
-        </w:rPr>
-        <w:lastRenderedPageBreak/>
-        <w:t xml:space="preserve">Appendix </w:t>
-      </w:r>
-      <w:r>
-        <w:rPr>
-          <w:rFonts w:ascii="Trebuchet MS" w:hAnsi="Trebuchet MS"/>
-        </w:rPr>
-        <w:t>E</w:t>
-      </w:r>
-      <w:r>
-        <w:rPr>
-          <w:rFonts w:ascii="Trebuchet MS" w:hAnsi="Trebuchet MS"/>
-        </w:rPr>
-        <w:t>: Notes to the Author/Template Instructions</w:t>
-      </w:r>
       <w:bookmarkEnd w:id="117"/>
       <w:bookmarkEnd w:id="118"/>
       <w:bookmarkEnd w:id="119"/>
@@ -6476,253 +6611,6 @@
       <w:bookmarkEnd w:id="121"/>
       <w:bookmarkEnd w:id="122"/>
       <w:bookmarkEnd w:id="123"/>
-    </w:p>
-    <w:p>
-      <w:pPr>
-        <w:pStyle w:val="InstructionalText"/>
-        <w:rPr>
-          <w:rFonts w:ascii="Trebuchet MS" w:hAnsi="Trebuchet MS"/>
-        </w:rPr>
-      </w:pPr>
-      <w:r>
-        <w:rPr>
-          <w:rFonts w:ascii="Trebuchet MS" w:hAnsi="Trebuchet MS"/>
-        </w:rPr>
-        <w:t>This document is a template for creating a User Manual for a given investment or project. The final document should be delivered in an electronically searchable format. The User Manual should stand on its own with all elements explained and acronyms spelled out for reader/reviewers, including reviewers outside CMS who may not be familiar with CMS projects and investments.</w:t>
-      </w:r>
-    </w:p>
-    <w:p>
-      <w:pPr>
-        <w:pStyle w:val="InstructionalText"/>
-        <w:rPr>
-          <w:rFonts w:ascii="Trebuchet MS" w:hAnsi="Trebuchet MS"/>
-        </w:rPr>
-      </w:pPr>
-      <w:r>
-        <w:rPr>
-          <w:rFonts w:ascii="Trebuchet MS" w:hAnsi="Trebuchet MS"/>
-        </w:rPr>
-        <w:t>This template was designed based on best practices and information to support CMS governance and IT processes. Use of this template is not mandatory, rather programs are encouraged to adapt this template to their needs by adding or removing sections as appropriate. Programs are also encouraged to leverage these templates as the basis for web-based system development artifacts.</w:t>
-      </w:r>
-    </w:p>
-    <w:p>
-      <w:pPr>
-        <w:pStyle w:val="InstructionalText"/>
-        <w:rPr>
-          <w:rFonts w:ascii="Trebuchet MS" w:hAnsi="Trebuchet MS"/>
-        </w:rPr>
-      </w:pPr>
-      <w:r>
-        <w:rPr>
-          <w:rFonts w:ascii="Trebuchet MS" w:hAnsi="Trebuchet MS"/>
-        </w:rPr>
-        <w:t xml:space="preserve">This template includes instructions, boilerplate text, and fields. The </w:t>
-      </w:r>
-      <w:r>
-        <w:rPr>
-          <w:rFonts w:ascii="Trebuchet MS" w:hAnsi="Trebuchet MS"/>
-        </w:rPr>
-        <w:t>autho</w:t>
-      </w:r>
-      <w:r>
-        <w:rPr>
-          <w:rFonts w:ascii="Trebuchet MS" w:hAnsi="Trebuchet MS"/>
-        </w:rPr>
-        <w:t>r should note that:</w:t>
-      </w:r>
-    </w:p>
-    <w:p>
-      <w:pPr>
-        <w:pStyle w:val="InstructionalTextBullet"/>
-        <w:rPr>
-          <w:rFonts w:ascii="Trebuchet MS" w:hAnsi="Trebuchet MS"/>
-        </w:rPr>
-      </w:pPr>
-      <w:r>
-        <w:rPr>
-          <w:rFonts w:ascii="Trebuchet MS" w:hAnsi="Trebuchet MS"/>
-        </w:rPr>
-        <w:t>Each section provides instructions or describes the intent, assumptions, and context for content included in that section. Instructional text appears in blue italicized font throughout this template.</w:t>
-      </w:r>
-    </w:p>
-    <w:p>
-      <w:pPr>
-        <w:pStyle w:val="InstructionalTextBullet"/>
-        <w:rPr>
-          <w:rFonts w:ascii="Trebuchet MS" w:hAnsi="Trebuchet MS"/>
-        </w:rPr>
-      </w:pPr>
-      <w:r>
-        <w:rPr>
-          <w:rFonts w:ascii="Trebuchet MS" w:hAnsi="Trebuchet MS"/>
-        </w:rPr>
-        <w:t>Instructional text in each section should be replaced with information specific to the particular investment.</w:t>
-      </w:r>
-    </w:p>
-    <w:p>
-      <w:pPr>
-        <w:pStyle w:val="InstructionalTextBullet"/>
-        <w:rPr>
-          <w:rFonts w:ascii="Trebuchet MS" w:hAnsi="Trebuchet MS"/>
-        </w:rPr>
-      </w:pPr>
-      <w:r>
-        <w:rPr>
-          <w:rFonts w:ascii="Trebuchet MS" w:hAnsi="Trebuchet MS"/>
-        </w:rPr>
-        <w:t>Some text and tables are provided as boilerplate examples of wording and formats that may be used or modified as appropriate.</w:t>
-      </w:r>
-    </w:p>
-    <w:p>
-      <w:pPr>
-        <w:pStyle w:val="InstructionalText"/>
-        <w:rPr>
-          <w:rFonts w:ascii="Trebuchet MS" w:hAnsi="Trebuchet MS"/>
-        </w:rPr>
-      </w:pPr>
-      <w:r>
-        <w:rPr>
-          <w:rFonts w:ascii="Trebuchet MS" w:hAnsi="Trebuchet MS"/>
-        </w:rPr>
-        <w:t>When using this template, follow these steps:</w:t>
-      </w:r>
-    </w:p>
-    <w:p>
-      <w:pPr>
-        <w:pStyle w:val="InstructionalTextNumber"/>
-        <w:numPr>
-          <w:ilvl w:val="0"/>
-          <w:numId w:val="1"/>
-        </w:numPr>
-        <w:rPr>
-          <w:rFonts w:ascii="Trebuchet MS" w:hAnsi="Trebuchet MS"/>
-        </w:rPr>
-      </w:pPr>
-      <w:r>
-        <w:rPr>
-          <w:rFonts w:ascii="Trebuchet MS" w:hAnsi="Trebuchet MS"/>
-        </w:rPr>
-        <w:t>Table captions and descriptions are to be placed left-aligned, above the table.</w:t>
-      </w:r>
-    </w:p>
-    <w:p>
-      <w:pPr>
-        <w:pStyle w:val="InstructionalTextNumber"/>
-        <w:numPr>
-          <w:ilvl w:val="0"/>
-          <w:numId w:val="1"/>
-        </w:numPr>
-        <w:rPr>
-          <w:rFonts w:ascii="Trebuchet MS" w:hAnsi="Trebuchet MS"/>
-        </w:rPr>
-      </w:pPr>
-      <w:r>
-        <w:rPr>
-          <w:rFonts w:ascii="Trebuchet MS" w:hAnsi="Trebuchet MS"/>
-        </w:rPr>
-        <w:t xml:space="preserve">Modify any boilerplate text, as appropriate, to your specific </w:t>
-      </w:r>
-      <w:r>
-        <w:rPr>
-          <w:rFonts w:ascii="Trebuchet MS" w:hAnsi="Trebuchet MS"/>
-        </w:rPr>
-        <w:t>projec</w:t>
-      </w:r>
-      <w:r>
-        <w:rPr>
-          <w:rFonts w:ascii="Trebuchet MS" w:hAnsi="Trebuchet MS"/>
-        </w:rPr>
-        <w:t>t.</w:t>
-      </w:r>
-    </w:p>
-    <w:p>
-      <w:pPr>
-        <w:pStyle w:val="InstructionalTextNumber"/>
-        <w:numPr>
-          <w:ilvl w:val="0"/>
-          <w:numId w:val="1"/>
-        </w:numPr>
-        <w:rPr>
-          <w:rFonts w:ascii="Trebuchet MS" w:hAnsi="Trebuchet MS"/>
-        </w:rPr>
-      </w:pPr>
-      <w:r>
-        <w:rPr>
-          <w:rFonts w:ascii="Trebuchet MS" w:hAnsi="Trebuchet MS"/>
-        </w:rPr>
-        <w:t>All documents must be compliant with Section 508 requirements.</w:t>
-      </w:r>
-    </w:p>
-    <w:p>
-      <w:pPr>
-        <w:pStyle w:val="InstructionalTextNumber"/>
-        <w:numPr>
-          <w:ilvl w:val="0"/>
-          <w:numId w:val="1"/>
-        </w:numPr>
-        <w:rPr>
-          <w:rFonts w:ascii="Trebuchet MS" w:hAnsi="Trebuchet MS"/>
-        </w:rPr>
-      </w:pPr>
-      <w:r>
-        <w:rPr>
-          <w:rFonts w:ascii="Trebuchet MS" w:hAnsi="Trebuchet MS"/>
-        </w:rPr>
-        <w:t>Figure captions and descriptions are to be placed left-aligned, below the figure. All figures must have an associated tag providing appropriate alternative text for Section 508 compliance.</w:t>
-      </w:r>
-    </w:p>
-    <w:p>
-      <w:pPr>
-        <w:pStyle w:val="InstructionalTextNumber"/>
-        <w:numPr>
-          <w:ilvl w:val="0"/>
-          <w:numId w:val="1"/>
-        </w:numPr>
-        <w:rPr>
-          <w:rFonts w:ascii="Trebuchet MS" w:hAnsi="Trebuchet MS"/>
-        </w:rPr>
-      </w:pPr>
-      <w:r>
-        <w:rPr>
-          <w:rFonts w:ascii="Trebuchet MS" w:hAnsi="Trebuchet MS"/>
-        </w:rPr>
-        <w:t>Delete this “Notes to the Author/Template Instructions” page and all instructions to the author before finalizing the initial draft of the document.</w:t>
-      </w:r>
-      <w:bookmarkStart w:id="124" w:name="_Toc395081368"/>
-      <w:bookmarkStart w:id="125" w:name="_Toc395092006"/>
-      <w:bookmarkStart w:id="126" w:name="_Toc395093015"/>
-      <w:bookmarkStart w:id="127" w:name="_Toc395095152"/>
-      <w:bookmarkStart w:id="128" w:name="_Toc395107351"/>
-      <w:bookmarkStart w:id="129" w:name="_Toc395163191"/>
-      <w:bookmarkStart w:id="130" w:name="_Toc395165909"/>
-      <w:bookmarkStart w:id="131" w:name="_Toc395166944"/>
-      <w:bookmarkStart w:id="132" w:name="_Toc395168745"/>
-      <w:bookmarkStart w:id="133" w:name="_Toc395170185"/>
-      <w:bookmarkStart w:id="134" w:name="_Toc395769972"/>
-      <w:bookmarkStart w:id="135" w:name="_Toc395773793"/>
-      <w:bookmarkStart w:id="136" w:name="_Toc395775532"/>
-      <w:bookmarkStart w:id="137" w:name="_Toc395779308"/>
-      <w:bookmarkStart w:id="138" w:name="_Toc395780414"/>
-      <w:bookmarkStart w:id="139" w:name="_Toc396110089"/>
-      <w:bookmarkStart w:id="140" w:name="_Toc363205563"/>
-      <w:bookmarkEnd w:id="30"/>
-      <w:bookmarkEnd w:id="124"/>
-      <w:bookmarkEnd w:id="125"/>
-      <w:bookmarkEnd w:id="126"/>
-      <w:bookmarkEnd w:id="127"/>
-      <w:bookmarkEnd w:id="128"/>
-      <w:bookmarkEnd w:id="129"/>
-      <w:bookmarkEnd w:id="130"/>
-      <w:bookmarkEnd w:id="131"/>
-      <w:bookmarkEnd w:id="132"/>
-      <w:bookmarkEnd w:id="133"/>
-      <w:bookmarkEnd w:id="134"/>
-      <w:bookmarkEnd w:id="135"/>
-      <w:bookmarkEnd w:id="136"/>
-      <w:bookmarkEnd w:id="137"/>
-      <w:bookmarkEnd w:id="138"/>
-      <w:bookmarkEnd w:id="139"/>
-      <w:bookmarkEnd w:id="140"/>
     </w:p>
     <w:sectPr>
       <w:headerReference w:type="default" r:id="rId18"/>
@@ -7120,7 +7008,7 @@
       <w:rPr>
         <w:noProof/>
       </w:rPr>
-      <w:t>Appendix E: Notes to the Author/Template Instructions</w:t>
+      <w:t>Appendix B: Glossary</w:t>
     </w:r>
     <w:r>
       <w:rPr>
@@ -7135,6 +7023,118 @@
 <file path=word/numbering.xml><?xml version="1.0" encoding="utf-8"?>
 <w:numbering xmlns:wpc="http://schemas.microsoft.com/office/word/2010/wordprocessingCanvas" xmlns:cx="http://schemas.microsoft.com/office/drawing/2014/chartex" xmlns:cx1="http://schemas.microsoft.com/office/drawing/2015/9/8/chartex" xmlns:cx2="http://schemas.microsoft.com/office/drawing/2015/10/21/chartex" xmlns:cx3="http://schemas.microsoft.com/office/drawing/2016/5/9/chartex" xmlns:cx4="http://schemas.microsoft.com/office/drawing/2016/5/10/chartex" xmlns:cx5="http://schemas.microsoft.com/office/drawing/2016/5/11/chartex" xmlns:cx6="http://schemas.microsoft.com/office/drawing/2016/5/12/chartex" xmlns:cx7="http://schemas.microsoft.com/office/drawing/2016/5/13/chartex" xmlns:cx8="http://schemas.microsoft.com/office/drawing/2016/5/14/chartex" xmlns:mc="http://schemas.openxmlformats.org/markup-compatibility/2006" xmlns:aink="http://schemas.microsoft.com/office/drawing/2016/ink" xmlns:am3d="http://schemas.microsoft.com/office/drawing/2017/model3d" xmlns:o="urn:schemas-microsoft-com:office:office" xmlns:oel="http://schemas.microsoft.com/office/2019/extlst" xmlns:r="http://schemas.openxmlformats.org/officeDocument/2006/relationships" xmlns:m="http://schemas.openxmlformats.org/officeDocument/2006/math" xmlns:v="urn:schemas-microsoft-com:vml" xmlns:wp14="http://schemas.microsoft.com/office/word/2010/wordprocessingDrawing" xmlns:wp="http://schemas.openxmlformats.org/drawingml/2006/wordprocessingDrawing" xmlns:w10="urn:schemas-microsoft-com:office:word" xmlns:w="http://schemas.openxmlformats.org/wordprocessingml/2006/main" xmlns:w14="http://schemas.microsoft.com/office/word/2010/wordml" xmlns:w15="http://schemas.microsoft.com/office/word/2012/wordml" xmlns:w16cex="http://schemas.microsoft.com/office/word/2018/wordml/cex" xmlns:w16cid="http://schemas.microsoft.com/office/word/2016/wordml/cid" xmlns:w16="http://schemas.microsoft.com/office/word/2018/wordml" xmlns:w16du="http://schemas.microsoft.com/office/word/2023/wordml/word16du" xmlns:w16sdtdh="http://schemas.microsoft.com/office/word/2020/wordml/sdtdatahash" xmlns:w16sdtfl="http://schemas.microsoft.com/office/word/2024/wordml/sdtformatlock" xmlns:w16se="http://schemas.microsoft.com/office/word/2015/wordml/symex" xmlns:wpg="http://schemas.microsoft.com/office/word/2010/wordprocessingGroup" xmlns:wpi="http://schemas.microsoft.com/office/word/2010/wordprocessingInk" xmlns:wne="http://schemas.microsoft.com/office/word/2006/wordml" xmlns:wps="http://schemas.microsoft.com/office/word/2010/wordprocessingShape" mc:Ignorable="w14 w15 w16se w16cid w16 w16cex w16sdtdh w16sdtfl w16du wp14">
   <w:abstractNum w:abstractNumId="0" w15:restartNumberingAfterBreak="0">
+    <w:nsid w:val="004A4B09"/>
+    <w:multiLevelType w:val="hybridMultilevel"/>
+    <w:tmpl w:val="DD56B490"/>
+    <w:lvl w:ilvl="0" w:tplc="1EB09B52">
+      <w:numFmt w:val="bullet"/>
+      <w:lvlText w:val="•"/>
+      <w:lvlJc w:val="left"/>
+      <w:pPr>
+        <w:ind w:left="1080" w:hanging="720"/>
+      </w:pPr>
+      <w:rPr>
+        <w:rFonts w:ascii="Arial" w:eastAsia="Times New Roman" w:hAnsi="Arial" w:cs="Arial" w:hint="default"/>
+      </w:rPr>
+    </w:lvl>
+    <w:lvl w:ilvl="1" w:tplc="04090003" w:tentative="1">
+      <w:start w:val="1"/>
+      <w:numFmt w:val="bullet"/>
+      <w:lvlText w:val="o"/>
+      <w:lvlJc w:val="left"/>
+      <w:pPr>
+        <w:ind w:left="1440" w:hanging="360"/>
+      </w:pPr>
+      <w:rPr>
+        <w:rFonts w:ascii="Courier New" w:hAnsi="Courier New" w:cs="Courier New" w:hint="default"/>
+      </w:rPr>
+    </w:lvl>
+    <w:lvl w:ilvl="2" w:tplc="04090005" w:tentative="1">
+      <w:start w:val="1"/>
+      <w:numFmt w:val="bullet"/>
+      <w:lvlText w:val=""/>
+      <w:lvlJc w:val="left"/>
+      <w:pPr>
+        <w:ind w:left="2160" w:hanging="360"/>
+      </w:pPr>
+      <w:rPr>
+        <w:rFonts w:ascii="Wingdings" w:hAnsi="Wingdings" w:hint="default"/>
+      </w:rPr>
+    </w:lvl>
+    <w:lvl w:ilvl="3" w:tplc="04090001" w:tentative="1">
+      <w:start w:val="1"/>
+      <w:numFmt w:val="bullet"/>
+      <w:lvlText w:val=""/>
+      <w:lvlJc w:val="left"/>
+      <w:pPr>
+        <w:ind w:left="2880" w:hanging="360"/>
+      </w:pPr>
+      <w:rPr>
+        <w:rFonts w:ascii="Symbol" w:hAnsi="Symbol" w:hint="default"/>
+      </w:rPr>
+    </w:lvl>
+    <w:lvl w:ilvl="4" w:tplc="04090003" w:tentative="1">
+      <w:start w:val="1"/>
+      <w:numFmt w:val="bullet"/>
+      <w:lvlText w:val="o"/>
+      <w:lvlJc w:val="left"/>
+      <w:pPr>
+        <w:ind w:left="3600" w:hanging="360"/>
+      </w:pPr>
+      <w:rPr>
+        <w:rFonts w:ascii="Courier New" w:hAnsi="Courier New" w:cs="Courier New" w:hint="default"/>
+      </w:rPr>
+    </w:lvl>
+    <w:lvl w:ilvl="5" w:tplc="04090005" w:tentative="1">
+      <w:start w:val="1"/>
+      <w:numFmt w:val="bullet"/>
+      <w:lvlText w:val=""/>
+      <w:lvlJc w:val="left"/>
+      <w:pPr>
+        <w:ind w:left="4320" w:hanging="360"/>
+      </w:pPr>
+      <w:rPr>
+        <w:rFonts w:ascii="Wingdings" w:hAnsi="Wingdings" w:hint="default"/>
+      </w:rPr>
+    </w:lvl>
+    <w:lvl w:ilvl="6" w:tplc="04090001" w:tentative="1">
+      <w:start w:val="1"/>
+      <w:numFmt w:val="bullet"/>
+      <w:lvlText w:val=""/>
+      <w:lvlJc w:val="left"/>
+      <w:pPr>
+        <w:ind w:left="5040" w:hanging="360"/>
+      </w:pPr>
+      <w:rPr>
+        <w:rFonts w:ascii="Symbol" w:hAnsi="Symbol" w:hint="default"/>
+      </w:rPr>
+    </w:lvl>
+    <w:lvl w:ilvl="7" w:tplc="04090003" w:tentative="1">
+      <w:start w:val="1"/>
+      <w:numFmt w:val="bullet"/>
+      <w:lvlText w:val="o"/>
+      <w:lvlJc w:val="left"/>
+      <w:pPr>
+        <w:ind w:left="5760" w:hanging="360"/>
+      </w:pPr>
+      <w:rPr>
+        <w:rFonts w:ascii="Courier New" w:hAnsi="Courier New" w:cs="Courier New" w:hint="default"/>
+      </w:rPr>
+    </w:lvl>
+    <w:lvl w:ilvl="8" w:tplc="04090005" w:tentative="1">
+      <w:start w:val="1"/>
+      <w:numFmt w:val="bullet"/>
+      <w:lvlText w:val=""/>
+      <w:lvlJc w:val="left"/>
+      <w:pPr>
+        <w:ind w:left="6480" w:hanging="360"/>
+      </w:pPr>
+      <w:rPr>
+        <w:rFonts w:ascii="Wingdings" w:hAnsi="Wingdings" w:hint="default"/>
+      </w:rPr>
+    </w:lvl>
+  </w:abstractNum>
+  <w:abstractNum w:abstractNumId="1" w15:restartNumberingAfterBreak="0">
     <w:nsid w:val="00BF3F48"/>
     <w:multiLevelType w:val="hybridMultilevel"/>
     <w:tmpl w:val="BB2AF03C"/>
@@ -7221,7 +7221,7 @@
       </w:pPr>
     </w:lvl>
   </w:abstractNum>
-  <w:abstractNum w:abstractNumId="1" w15:restartNumberingAfterBreak="0">
+  <w:abstractNum w:abstractNumId="2" w15:restartNumberingAfterBreak="0">
     <w:nsid w:val="01A24915"/>
     <w:multiLevelType w:val="hybridMultilevel"/>
     <w:tmpl w:val="D7D8F854"/>
@@ -7334,7 +7334,7 @@
       </w:rPr>
     </w:lvl>
   </w:abstractNum>
-  <w:abstractNum w:abstractNumId="2" w15:restartNumberingAfterBreak="0">
+  <w:abstractNum w:abstractNumId="3" w15:restartNumberingAfterBreak="0">
     <w:nsid w:val="024076DD"/>
     <w:multiLevelType w:val="hybridMultilevel"/>
     <w:tmpl w:val="3B22D3E8"/>
@@ -7446,7 +7446,7 @@
       </w:rPr>
     </w:lvl>
   </w:abstractNum>
-  <w:abstractNum w:abstractNumId="3" w15:restartNumberingAfterBreak="0">
+  <w:abstractNum w:abstractNumId="4" w15:restartNumberingAfterBreak="0">
     <w:nsid w:val="04920F64"/>
     <w:multiLevelType w:val="hybridMultilevel"/>
     <w:tmpl w:val="55843F60"/>
@@ -7560,7 +7560,7 @@
       </w:rPr>
     </w:lvl>
   </w:abstractNum>
-  <w:abstractNum w:abstractNumId="4" w15:restartNumberingAfterBreak="0">
+  <w:abstractNum w:abstractNumId="5" w15:restartNumberingAfterBreak="0">
     <w:nsid w:val="099714CB"/>
     <w:multiLevelType w:val="hybridMultilevel"/>
     <w:tmpl w:val="B362622C"/>
@@ -7647,7 +7647,7 @@
       </w:pPr>
     </w:lvl>
   </w:abstractNum>
-  <w:abstractNum w:abstractNumId="5" w15:restartNumberingAfterBreak="0">
+  <w:abstractNum w:abstractNumId="6" w15:restartNumberingAfterBreak="0">
     <w:nsid w:val="09D84CBA"/>
     <w:multiLevelType w:val="multilevel"/>
     <w:tmpl w:val="656EB39E"/>
@@ -7818,7 +7818,7 @@
       </w:rPr>
     </w:lvl>
   </w:abstractNum>
-  <w:abstractNum w:abstractNumId="6" w15:restartNumberingAfterBreak="0">
+  <w:abstractNum w:abstractNumId="7" w15:restartNumberingAfterBreak="0">
     <w:nsid w:val="0C8B7259"/>
     <w:multiLevelType w:val="hybridMultilevel"/>
     <w:tmpl w:val="1C2E71C4"/>
@@ -7930,7 +7930,7 @@
       </w:rPr>
     </w:lvl>
   </w:abstractNum>
-  <w:abstractNum w:abstractNumId="7" w15:restartNumberingAfterBreak="0">
+  <w:abstractNum w:abstractNumId="8" w15:restartNumberingAfterBreak="0">
     <w:nsid w:val="0E2561F5"/>
     <w:multiLevelType w:val="hybridMultilevel"/>
     <w:tmpl w:val="D262A524"/>
@@ -8023,7 +8023,7 @@
       </w:pPr>
     </w:lvl>
   </w:abstractNum>
-  <w:abstractNum w:abstractNumId="8" w15:restartNumberingAfterBreak="0">
+  <w:abstractNum w:abstractNumId="9" w15:restartNumberingAfterBreak="0">
     <w:nsid w:val="10F074F2"/>
     <w:multiLevelType w:val="multilevel"/>
     <w:tmpl w:val="2E341186"/>
@@ -8186,7 +8186,7 @@
       </w:rPr>
     </w:lvl>
   </w:abstractNum>
-  <w:abstractNum w:abstractNumId="9" w15:restartNumberingAfterBreak="0">
+  <w:abstractNum w:abstractNumId="10" w15:restartNumberingAfterBreak="0">
     <w:nsid w:val="11005518"/>
     <w:multiLevelType w:val="hybridMultilevel"/>
     <w:tmpl w:val="D214E1B0"/>
@@ -8300,7 +8300,7 @@
       </w:rPr>
     </w:lvl>
   </w:abstractNum>
-  <w:abstractNum w:abstractNumId="10" w15:restartNumberingAfterBreak="0">
+  <w:abstractNum w:abstractNumId="11" w15:restartNumberingAfterBreak="0">
     <w:nsid w:val="14CC0A41"/>
     <w:multiLevelType w:val="hybridMultilevel"/>
     <w:tmpl w:val="12BAD914"/>
@@ -8389,7 +8389,7 @@
       </w:pPr>
     </w:lvl>
   </w:abstractNum>
-  <w:abstractNum w:abstractNumId="11" w15:restartNumberingAfterBreak="0">
+  <w:abstractNum w:abstractNumId="12" w15:restartNumberingAfterBreak="0">
     <w:nsid w:val="18FB78E6"/>
     <w:multiLevelType w:val="hybridMultilevel"/>
     <w:tmpl w:val="42A2D3C6"/>
@@ -8499,7 +8499,7 @@
       </w:rPr>
     </w:lvl>
   </w:abstractNum>
-  <w:abstractNum w:abstractNumId="12" w15:restartNumberingAfterBreak="0">
+  <w:abstractNum w:abstractNumId="13" w15:restartNumberingAfterBreak="0">
     <w:nsid w:val="195C0D95"/>
     <w:multiLevelType w:val="hybridMultilevel"/>
     <w:tmpl w:val="6970707C"/>
@@ -8611,7 +8611,7 @@
       </w:rPr>
     </w:lvl>
   </w:abstractNum>
-  <w:abstractNum w:abstractNumId="13" w15:restartNumberingAfterBreak="0">
+  <w:abstractNum w:abstractNumId="14" w15:restartNumberingAfterBreak="0">
     <w:nsid w:val="1CC15C29"/>
     <w:multiLevelType w:val="multilevel"/>
     <w:tmpl w:val="AA3C3464"/>
@@ -8752,7 +8752,120 @@
       </w:rPr>
     </w:lvl>
   </w:abstractNum>
-  <w:abstractNum w:abstractNumId="14" w15:restartNumberingAfterBreak="0">
+  <w:abstractNum w:abstractNumId="15" w15:restartNumberingAfterBreak="0">
+    <w:nsid w:val="22ED14C4"/>
+    <w:multiLevelType w:val="hybridMultilevel"/>
+    <w:tmpl w:val="BFA001C8"/>
+    <w:lvl w:ilvl="0" w:tplc="04090001">
+      <w:start w:val="1"/>
+      <w:numFmt w:val="bullet"/>
+      <w:lvlText w:val=""/>
+      <w:lvlJc w:val="left"/>
+      <w:pPr>
+        <w:ind w:left="720" w:hanging="360"/>
+      </w:pPr>
+      <w:rPr>
+        <w:rFonts w:ascii="Symbol" w:hAnsi="Symbol" w:hint="default"/>
+      </w:rPr>
+    </w:lvl>
+    <w:lvl w:ilvl="1" w:tplc="04090003" w:tentative="1">
+      <w:start w:val="1"/>
+      <w:numFmt w:val="bullet"/>
+      <w:lvlText w:val="o"/>
+      <w:lvlJc w:val="left"/>
+      <w:pPr>
+        <w:ind w:left="1440" w:hanging="360"/>
+      </w:pPr>
+      <w:rPr>
+        <w:rFonts w:ascii="Courier New" w:hAnsi="Courier New" w:cs="Courier New" w:hint="default"/>
+      </w:rPr>
+    </w:lvl>
+    <w:lvl w:ilvl="2" w:tplc="04090005" w:tentative="1">
+      <w:start w:val="1"/>
+      <w:numFmt w:val="bullet"/>
+      <w:lvlText w:val=""/>
+      <w:lvlJc w:val="left"/>
+      <w:pPr>
+        <w:ind w:left="2160" w:hanging="360"/>
+      </w:pPr>
+      <w:rPr>
+        <w:rFonts w:ascii="Wingdings" w:hAnsi="Wingdings" w:hint="default"/>
+      </w:rPr>
+    </w:lvl>
+    <w:lvl w:ilvl="3" w:tplc="04090001" w:tentative="1">
+      <w:start w:val="1"/>
+      <w:numFmt w:val="bullet"/>
+      <w:lvlText w:val=""/>
+      <w:lvlJc w:val="left"/>
+      <w:pPr>
+        <w:ind w:left="2880" w:hanging="360"/>
+      </w:pPr>
+      <w:rPr>
+        <w:rFonts w:ascii="Symbol" w:hAnsi="Symbol" w:hint="default"/>
+      </w:rPr>
+    </w:lvl>
+    <w:lvl w:ilvl="4" w:tplc="04090003" w:tentative="1">
+      <w:start w:val="1"/>
+      <w:numFmt w:val="bullet"/>
+      <w:lvlText w:val="o"/>
+      <w:lvlJc w:val="left"/>
+      <w:pPr>
+        <w:ind w:left="3600" w:hanging="360"/>
+      </w:pPr>
+      <w:rPr>
+        <w:rFonts w:ascii="Courier New" w:hAnsi="Courier New" w:cs="Courier New" w:hint="default"/>
+      </w:rPr>
+    </w:lvl>
+    <w:lvl w:ilvl="5" w:tplc="04090005" w:tentative="1">
+      <w:start w:val="1"/>
+      <w:numFmt w:val="bullet"/>
+      <w:lvlText w:val=""/>
+      <w:lvlJc w:val="left"/>
+      <w:pPr>
+        <w:ind w:left="4320" w:hanging="360"/>
+      </w:pPr>
+      <w:rPr>
+        <w:rFonts w:ascii="Wingdings" w:hAnsi="Wingdings" w:hint="default"/>
+      </w:rPr>
+    </w:lvl>
+    <w:lvl w:ilvl="6" w:tplc="04090001" w:tentative="1">
+      <w:start w:val="1"/>
+      <w:numFmt w:val="bullet"/>
+      <w:lvlText w:val=""/>
+      <w:lvlJc w:val="left"/>
+      <w:pPr>
+        <w:ind w:left="5040" w:hanging="360"/>
+      </w:pPr>
+      <w:rPr>
+        <w:rFonts w:ascii="Symbol" w:hAnsi="Symbol" w:hint="default"/>
+      </w:rPr>
+    </w:lvl>
+    <w:lvl w:ilvl="7" w:tplc="04090003" w:tentative="1">
+      <w:start w:val="1"/>
+      <w:numFmt w:val="bullet"/>
+      <w:lvlText w:val="o"/>
+      <w:lvlJc w:val="left"/>
+      <w:pPr>
+        <w:ind w:left="5760" w:hanging="360"/>
+      </w:pPr>
+      <w:rPr>
+        <w:rFonts w:ascii="Courier New" w:hAnsi="Courier New" w:cs="Courier New" w:hint="default"/>
+      </w:rPr>
+    </w:lvl>
+    <w:lvl w:ilvl="8" w:tplc="04090005" w:tentative="1">
+      <w:start w:val="1"/>
+      <w:numFmt w:val="bullet"/>
+      <w:lvlText w:val=""/>
+      <w:lvlJc w:val="left"/>
+      <w:pPr>
+        <w:ind w:left="6480" w:hanging="360"/>
+      </w:pPr>
+      <w:rPr>
+        <w:rFonts w:ascii="Wingdings" w:hAnsi="Wingdings" w:hint="default"/>
+      </w:rPr>
+    </w:lvl>
+  </w:abstractNum>
+  <w:abstractNum w:abstractNumId="16" w15:restartNumberingAfterBreak="0">
     <w:nsid w:val="26082B88"/>
     <w:multiLevelType w:val="hybridMultilevel"/>
     <w:tmpl w:val="8812801C"/>
@@ -8864,7 +8977,7 @@
       </w:rPr>
     </w:lvl>
   </w:abstractNum>
-  <w:abstractNum w:abstractNumId="15" w15:restartNumberingAfterBreak="0">
+  <w:abstractNum w:abstractNumId="17" w15:restartNumberingAfterBreak="0">
     <w:nsid w:val="2B756367"/>
     <w:multiLevelType w:val="multilevel"/>
     <w:tmpl w:val="A5D0C25C"/>
@@ -9027,7 +9140,7 @@
       </w:rPr>
     </w:lvl>
   </w:abstractNum>
-  <w:abstractNum w:abstractNumId="16" w15:restartNumberingAfterBreak="0">
+  <w:abstractNum w:abstractNumId="18" w15:restartNumberingAfterBreak="0">
     <w:nsid w:val="2DA70B25"/>
     <w:multiLevelType w:val="hybridMultilevel"/>
     <w:tmpl w:val="76645964"/>
@@ -9141,7 +9254,7 @@
       </w:rPr>
     </w:lvl>
   </w:abstractNum>
-  <w:abstractNum w:abstractNumId="17" w15:restartNumberingAfterBreak="0">
+  <w:abstractNum w:abstractNumId="19" w15:restartNumberingAfterBreak="0">
     <w:nsid w:val="31C6424D"/>
     <w:multiLevelType w:val="hybridMultilevel"/>
     <w:tmpl w:val="366AE7F8"/>
@@ -9282,7 +9395,7 @@
       </w:rPr>
     </w:lvl>
   </w:abstractNum>
-  <w:abstractNum w:abstractNumId="18" w15:restartNumberingAfterBreak="0">
+  <w:abstractNum w:abstractNumId="20" w15:restartNumberingAfterBreak="0">
     <w:nsid w:val="33615B52"/>
     <w:multiLevelType w:val="hybridMultilevel"/>
     <w:tmpl w:val="66B0E430"/>
@@ -9396,7 +9509,7 @@
       </w:rPr>
     </w:lvl>
   </w:abstractNum>
-  <w:abstractNum w:abstractNumId="19" w15:restartNumberingAfterBreak="0">
+  <w:abstractNum w:abstractNumId="21" w15:restartNumberingAfterBreak="0">
     <w:nsid w:val="338D5FF4"/>
     <w:multiLevelType w:val="multilevel"/>
     <w:tmpl w:val="6DE44D4A"/>
@@ -9537,7 +9650,7 @@
       </w:rPr>
     </w:lvl>
   </w:abstractNum>
-  <w:abstractNum w:abstractNumId="20" w15:restartNumberingAfterBreak="0">
+  <w:abstractNum w:abstractNumId="22" w15:restartNumberingAfterBreak="0">
     <w:nsid w:val="344C0444"/>
     <w:multiLevelType w:val="hybridMultilevel"/>
     <w:tmpl w:val="E982C130"/>
@@ -9626,7 +9739,7 @@
       </w:pPr>
     </w:lvl>
   </w:abstractNum>
-  <w:abstractNum w:abstractNumId="21" w15:restartNumberingAfterBreak="0">
+  <w:abstractNum w:abstractNumId="23" w15:restartNumberingAfterBreak="0">
     <w:nsid w:val="35F83C9F"/>
     <w:multiLevelType w:val="multilevel"/>
     <w:tmpl w:val="F7D6776C"/>
@@ -9744,7 +9857,7 @@
       </w:rPr>
     </w:lvl>
   </w:abstractNum>
-  <w:abstractNum w:abstractNumId="22" w15:restartNumberingAfterBreak="0">
+  <w:abstractNum w:abstractNumId="24" w15:restartNumberingAfterBreak="0">
     <w:nsid w:val="36D30733"/>
     <w:multiLevelType w:val="hybridMultilevel"/>
     <w:tmpl w:val="1E70FFB6"/>
@@ -9857,7 +9970,7 @@
       </w:rPr>
     </w:lvl>
   </w:abstractNum>
-  <w:abstractNum w:abstractNumId="23" w15:restartNumberingAfterBreak="0">
+  <w:abstractNum w:abstractNumId="25" w15:restartNumberingAfterBreak="0">
     <w:nsid w:val="37AB5069"/>
     <w:multiLevelType w:val="multilevel"/>
     <w:tmpl w:val="88C8D0C0"/>
@@ -9998,7 +10111,7 @@
       </w:rPr>
     </w:lvl>
   </w:abstractNum>
-  <w:abstractNum w:abstractNumId="24" w15:restartNumberingAfterBreak="0">
+  <w:abstractNum w:abstractNumId="26" w15:restartNumberingAfterBreak="0">
     <w:nsid w:val="39EE0E31"/>
     <w:multiLevelType w:val="multilevel"/>
     <w:tmpl w:val="35FC7506"/>
@@ -10139,7 +10252,7 @@
       </w:rPr>
     </w:lvl>
   </w:abstractNum>
-  <w:abstractNum w:abstractNumId="25" w15:restartNumberingAfterBreak="0">
+  <w:abstractNum w:abstractNumId="27" w15:restartNumberingAfterBreak="0">
     <w:nsid w:val="3AC30128"/>
     <w:multiLevelType w:val="hybridMultilevel"/>
     <w:tmpl w:val="EB8A8D6E"/>
@@ -10282,7 +10395,7 @@
       </w:rPr>
     </w:lvl>
   </w:abstractNum>
-  <w:abstractNum w:abstractNumId="26" w15:restartNumberingAfterBreak="0">
+  <w:abstractNum w:abstractNumId="28" w15:restartNumberingAfterBreak="0">
     <w:nsid w:val="414411CB"/>
     <w:multiLevelType w:val="hybridMultilevel"/>
     <w:tmpl w:val="9878B4CC"/>
@@ -10439,7 +10552,231 @@
       </w:rPr>
     </w:lvl>
   </w:abstractNum>
-  <w:abstractNum w:abstractNumId="27" w15:restartNumberingAfterBreak="0">
+  <w:abstractNum w:abstractNumId="29" w15:restartNumberingAfterBreak="0">
+    <w:nsid w:val="45300057"/>
+    <w:multiLevelType w:val="hybridMultilevel"/>
+    <w:tmpl w:val="957674CA"/>
+    <w:lvl w:ilvl="0" w:tplc="1EB09B52">
+      <w:numFmt w:val="bullet"/>
+      <w:lvlText w:val="•"/>
+      <w:lvlJc w:val="left"/>
+      <w:pPr>
+        <w:ind w:left="1080" w:hanging="720"/>
+      </w:pPr>
+      <w:rPr>
+        <w:rFonts w:ascii="Arial" w:eastAsia="Times New Roman" w:hAnsi="Arial" w:cs="Arial" w:hint="default"/>
+      </w:rPr>
+    </w:lvl>
+    <w:lvl w:ilvl="1" w:tplc="04090003" w:tentative="1">
+      <w:start w:val="1"/>
+      <w:numFmt w:val="bullet"/>
+      <w:lvlText w:val="o"/>
+      <w:lvlJc w:val="left"/>
+      <w:pPr>
+        <w:ind w:left="1440" w:hanging="360"/>
+      </w:pPr>
+      <w:rPr>
+        <w:rFonts w:ascii="Courier New" w:hAnsi="Courier New" w:cs="Courier New" w:hint="default"/>
+      </w:rPr>
+    </w:lvl>
+    <w:lvl w:ilvl="2" w:tplc="04090005" w:tentative="1">
+      <w:start w:val="1"/>
+      <w:numFmt w:val="bullet"/>
+      <w:lvlText w:val=""/>
+      <w:lvlJc w:val="left"/>
+      <w:pPr>
+        <w:ind w:left="2160" w:hanging="360"/>
+      </w:pPr>
+      <w:rPr>
+        <w:rFonts w:ascii="Wingdings" w:hAnsi="Wingdings" w:hint="default"/>
+      </w:rPr>
+    </w:lvl>
+    <w:lvl w:ilvl="3" w:tplc="04090001" w:tentative="1">
+      <w:start w:val="1"/>
+      <w:numFmt w:val="bullet"/>
+      <w:lvlText w:val=""/>
+      <w:lvlJc w:val="left"/>
+      <w:pPr>
+        <w:ind w:left="2880" w:hanging="360"/>
+      </w:pPr>
+      <w:rPr>
+        <w:rFonts w:ascii="Symbol" w:hAnsi="Symbol" w:hint="default"/>
+      </w:rPr>
+    </w:lvl>
+    <w:lvl w:ilvl="4" w:tplc="04090003" w:tentative="1">
+      <w:start w:val="1"/>
+      <w:numFmt w:val="bullet"/>
+      <w:lvlText w:val="o"/>
+      <w:lvlJc w:val="left"/>
+      <w:pPr>
+        <w:ind w:left="3600" w:hanging="360"/>
+      </w:pPr>
+      <w:rPr>
+        <w:rFonts w:ascii="Courier New" w:hAnsi="Courier New" w:cs="Courier New" w:hint="default"/>
+      </w:rPr>
+    </w:lvl>
+    <w:lvl w:ilvl="5" w:tplc="04090005" w:tentative="1">
+      <w:start w:val="1"/>
+      <w:numFmt w:val="bullet"/>
+      <w:lvlText w:val=""/>
+      <w:lvlJc w:val="left"/>
+      <w:pPr>
+        <w:ind w:left="4320" w:hanging="360"/>
+      </w:pPr>
+      <w:rPr>
+        <w:rFonts w:ascii="Wingdings" w:hAnsi="Wingdings" w:hint="default"/>
+      </w:rPr>
+    </w:lvl>
+    <w:lvl w:ilvl="6" w:tplc="04090001" w:tentative="1">
+      <w:start w:val="1"/>
+      <w:numFmt w:val="bullet"/>
+      <w:lvlText w:val=""/>
+      <w:lvlJc w:val="left"/>
+      <w:pPr>
+        <w:ind w:left="5040" w:hanging="360"/>
+      </w:pPr>
+      <w:rPr>
+        <w:rFonts w:ascii="Symbol" w:hAnsi="Symbol" w:hint="default"/>
+      </w:rPr>
+    </w:lvl>
+    <w:lvl w:ilvl="7" w:tplc="04090003" w:tentative="1">
+      <w:start w:val="1"/>
+      <w:numFmt w:val="bullet"/>
+      <w:lvlText w:val="o"/>
+      <w:lvlJc w:val="left"/>
+      <w:pPr>
+        <w:ind w:left="5760" w:hanging="360"/>
+      </w:pPr>
+      <w:rPr>
+        <w:rFonts w:ascii="Courier New" w:hAnsi="Courier New" w:cs="Courier New" w:hint="default"/>
+      </w:rPr>
+    </w:lvl>
+    <w:lvl w:ilvl="8" w:tplc="04090005" w:tentative="1">
+      <w:start w:val="1"/>
+      <w:numFmt w:val="bullet"/>
+      <w:lvlText w:val=""/>
+      <w:lvlJc w:val="left"/>
+      <w:pPr>
+        <w:ind w:left="6480" w:hanging="360"/>
+      </w:pPr>
+      <w:rPr>
+        <w:rFonts w:ascii="Wingdings" w:hAnsi="Wingdings" w:hint="default"/>
+      </w:rPr>
+    </w:lvl>
+  </w:abstractNum>
+  <w:abstractNum w:abstractNumId="30" w15:restartNumberingAfterBreak="0">
+    <w:nsid w:val="48301FD2"/>
+    <w:multiLevelType w:val="hybridMultilevel"/>
+    <w:tmpl w:val="0C5201E4"/>
+    <w:lvl w:ilvl="0" w:tplc="1EB09B52">
+      <w:numFmt w:val="bullet"/>
+      <w:lvlText w:val="•"/>
+      <w:lvlJc w:val="left"/>
+      <w:pPr>
+        <w:ind w:left="1080" w:hanging="720"/>
+      </w:pPr>
+      <w:rPr>
+        <w:rFonts w:ascii="Arial" w:eastAsia="Times New Roman" w:hAnsi="Arial" w:cs="Arial" w:hint="default"/>
+      </w:rPr>
+    </w:lvl>
+    <w:lvl w:ilvl="1" w:tplc="04090003" w:tentative="1">
+      <w:start w:val="1"/>
+      <w:numFmt w:val="bullet"/>
+      <w:lvlText w:val="o"/>
+      <w:lvlJc w:val="left"/>
+      <w:pPr>
+        <w:ind w:left="1440" w:hanging="360"/>
+      </w:pPr>
+      <w:rPr>
+        <w:rFonts w:ascii="Courier New" w:hAnsi="Courier New" w:cs="Courier New" w:hint="default"/>
+      </w:rPr>
+    </w:lvl>
+    <w:lvl w:ilvl="2" w:tplc="04090005" w:tentative="1">
+      <w:start w:val="1"/>
+      <w:numFmt w:val="bullet"/>
+      <w:lvlText w:val=""/>
+      <w:lvlJc w:val="left"/>
+      <w:pPr>
+        <w:ind w:left="2160" w:hanging="360"/>
+      </w:pPr>
+      <w:rPr>
+        <w:rFonts w:ascii="Wingdings" w:hAnsi="Wingdings" w:hint="default"/>
+      </w:rPr>
+    </w:lvl>
+    <w:lvl w:ilvl="3" w:tplc="04090001" w:tentative="1">
+      <w:start w:val="1"/>
+      <w:numFmt w:val="bullet"/>
+      <w:lvlText w:val=""/>
+      <w:lvlJc w:val="left"/>
+      <w:pPr>
+        <w:ind w:left="2880" w:hanging="360"/>
+      </w:pPr>
+      <w:rPr>
+        <w:rFonts w:ascii="Symbol" w:hAnsi="Symbol" w:hint="default"/>
+      </w:rPr>
+    </w:lvl>
+    <w:lvl w:ilvl="4" w:tplc="04090003" w:tentative="1">
+      <w:start w:val="1"/>
+      <w:numFmt w:val="bullet"/>
+      <w:lvlText w:val="o"/>
+      <w:lvlJc w:val="left"/>
+      <w:pPr>
+        <w:ind w:left="3600" w:hanging="360"/>
+      </w:pPr>
+      <w:rPr>
+        <w:rFonts w:ascii="Courier New" w:hAnsi="Courier New" w:cs="Courier New" w:hint="default"/>
+      </w:rPr>
+    </w:lvl>
+    <w:lvl w:ilvl="5" w:tplc="04090005" w:tentative="1">
+      <w:start w:val="1"/>
+      <w:numFmt w:val="bullet"/>
+      <w:lvlText w:val=""/>
+      <w:lvlJc w:val="left"/>
+      <w:pPr>
+        <w:ind w:left="4320" w:hanging="360"/>
+      </w:pPr>
+      <w:rPr>
+        <w:rFonts w:ascii="Wingdings" w:hAnsi="Wingdings" w:hint="default"/>
+      </w:rPr>
+    </w:lvl>
+    <w:lvl w:ilvl="6" w:tplc="04090001" w:tentative="1">
+      <w:start w:val="1"/>
+      <w:numFmt w:val="bullet"/>
+      <w:lvlText w:val=""/>
+      <w:lvlJc w:val="left"/>
+      <w:pPr>
+        <w:ind w:left="5040" w:hanging="360"/>
+      </w:pPr>
+      <w:rPr>
+        <w:rFonts w:ascii="Symbol" w:hAnsi="Symbol" w:hint="default"/>
+      </w:rPr>
+    </w:lvl>
+    <w:lvl w:ilvl="7" w:tplc="04090003" w:tentative="1">
+      <w:start w:val="1"/>
+      <w:numFmt w:val="bullet"/>
+      <w:lvlText w:val="o"/>
+      <w:lvlJc w:val="left"/>
+      <w:pPr>
+        <w:ind w:left="5760" w:hanging="360"/>
+      </w:pPr>
+      <w:rPr>
+        <w:rFonts w:ascii="Courier New" w:hAnsi="Courier New" w:cs="Courier New" w:hint="default"/>
+      </w:rPr>
+    </w:lvl>
+    <w:lvl w:ilvl="8" w:tplc="04090005" w:tentative="1">
+      <w:start w:val="1"/>
+      <w:numFmt w:val="bullet"/>
+      <w:lvlText w:val=""/>
+      <w:lvlJc w:val="left"/>
+      <w:pPr>
+        <w:ind w:left="6480" w:hanging="360"/>
+      </w:pPr>
+      <w:rPr>
+        <w:rFonts w:ascii="Wingdings" w:hAnsi="Wingdings" w:hint="default"/>
+      </w:rPr>
+    </w:lvl>
+  </w:abstractNum>
+  <w:abstractNum w:abstractNumId="31" w15:restartNumberingAfterBreak="0">
     <w:nsid w:val="48D01A29"/>
     <w:multiLevelType w:val="hybridMultilevel"/>
     <w:tmpl w:val="F75C320C"/>
@@ -10553,7 +10890,7 @@
       </w:rPr>
     </w:lvl>
   </w:abstractNum>
-  <w:abstractNum w:abstractNumId="28" w15:restartNumberingAfterBreak="0">
+  <w:abstractNum w:abstractNumId="32" w15:restartNumberingAfterBreak="0">
     <w:nsid w:val="48FC20C9"/>
     <w:multiLevelType w:val="hybridMultilevel"/>
     <w:tmpl w:val="0F103E78"/>
@@ -10667,7 +11004,7 @@
       </w:rPr>
     </w:lvl>
   </w:abstractNum>
-  <w:abstractNum w:abstractNumId="29" w15:restartNumberingAfterBreak="0">
+  <w:abstractNum w:abstractNumId="33" w15:restartNumberingAfterBreak="0">
     <w:nsid w:val="59670C3C"/>
     <w:multiLevelType w:val="hybridMultilevel"/>
     <w:tmpl w:val="3488B6CE"/>
@@ -10780,7 +11117,119 @@
       </w:rPr>
     </w:lvl>
   </w:abstractNum>
-  <w:abstractNum w:abstractNumId="30" w15:restartNumberingAfterBreak="0">
+  <w:abstractNum w:abstractNumId="34" w15:restartNumberingAfterBreak="0">
+    <w:nsid w:val="5A1C2A55"/>
+    <w:multiLevelType w:val="hybridMultilevel"/>
+    <w:tmpl w:val="7374BD0E"/>
+    <w:lvl w:ilvl="0" w:tplc="1EB09B52">
+      <w:numFmt w:val="bullet"/>
+      <w:lvlText w:val="•"/>
+      <w:lvlJc w:val="left"/>
+      <w:pPr>
+        <w:ind w:left="1080" w:hanging="720"/>
+      </w:pPr>
+      <w:rPr>
+        <w:rFonts w:ascii="Arial" w:eastAsia="Times New Roman" w:hAnsi="Arial" w:cs="Arial" w:hint="default"/>
+      </w:rPr>
+    </w:lvl>
+    <w:lvl w:ilvl="1" w:tplc="04090003" w:tentative="1">
+      <w:start w:val="1"/>
+      <w:numFmt w:val="bullet"/>
+      <w:lvlText w:val="o"/>
+      <w:lvlJc w:val="left"/>
+      <w:pPr>
+        <w:ind w:left="1440" w:hanging="360"/>
+      </w:pPr>
+      <w:rPr>
+        <w:rFonts w:ascii="Courier New" w:hAnsi="Courier New" w:cs="Courier New" w:hint="default"/>
+      </w:rPr>
+    </w:lvl>
+    <w:lvl w:ilvl="2" w:tplc="04090005" w:tentative="1">
+      <w:start w:val="1"/>
+      <w:numFmt w:val="bullet"/>
+      <w:lvlText w:val=""/>
+      <w:lvlJc w:val="left"/>
+      <w:pPr>
+        <w:ind w:left="2160" w:hanging="360"/>
+      </w:pPr>
+      <w:rPr>
+        <w:rFonts w:ascii="Wingdings" w:hAnsi="Wingdings" w:hint="default"/>
+      </w:rPr>
+    </w:lvl>
+    <w:lvl w:ilvl="3" w:tplc="04090001" w:tentative="1">
+      <w:start w:val="1"/>
+      <w:numFmt w:val="bullet"/>
+      <w:lvlText w:val=""/>
+      <w:lvlJc w:val="left"/>
+      <w:pPr>
+        <w:ind w:left="2880" w:hanging="360"/>
+      </w:pPr>
+      <w:rPr>
+        <w:rFonts w:ascii="Symbol" w:hAnsi="Symbol" w:hint="default"/>
+      </w:rPr>
+    </w:lvl>
+    <w:lvl w:ilvl="4" w:tplc="04090003" w:tentative="1">
+      <w:start w:val="1"/>
+      <w:numFmt w:val="bullet"/>
+      <w:lvlText w:val="o"/>
+      <w:lvlJc w:val="left"/>
+      <w:pPr>
+        <w:ind w:left="3600" w:hanging="360"/>
+      </w:pPr>
+      <w:rPr>
+        <w:rFonts w:ascii="Courier New" w:hAnsi="Courier New" w:cs="Courier New" w:hint="default"/>
+      </w:rPr>
+    </w:lvl>
+    <w:lvl w:ilvl="5" w:tplc="04090005" w:tentative="1">
+      <w:start w:val="1"/>
+      <w:numFmt w:val="bullet"/>
+      <w:lvlText w:val=""/>
+      <w:lvlJc w:val="left"/>
+      <w:pPr>
+        <w:ind w:left="4320" w:hanging="360"/>
+      </w:pPr>
+      <w:rPr>
+        <w:rFonts w:ascii="Wingdings" w:hAnsi="Wingdings" w:hint="default"/>
+      </w:rPr>
+    </w:lvl>
+    <w:lvl w:ilvl="6" w:tplc="04090001" w:tentative="1">
+      <w:start w:val="1"/>
+      <w:numFmt w:val="bullet"/>
+      <w:lvlText w:val=""/>
+      <w:lvlJc w:val="left"/>
+      <w:pPr>
+        <w:ind w:left="5040" w:hanging="360"/>
+      </w:pPr>
+      <w:rPr>
+        <w:rFonts w:ascii="Symbol" w:hAnsi="Symbol" w:hint="default"/>
+      </w:rPr>
+    </w:lvl>
+    <w:lvl w:ilvl="7" w:tplc="04090003" w:tentative="1">
+      <w:start w:val="1"/>
+      <w:numFmt w:val="bullet"/>
+      <w:lvlText w:val="o"/>
+      <w:lvlJc w:val="left"/>
+      <w:pPr>
+        <w:ind w:left="5760" w:hanging="360"/>
+      </w:pPr>
+      <w:rPr>
+        <w:rFonts w:ascii="Courier New" w:hAnsi="Courier New" w:cs="Courier New" w:hint="default"/>
+      </w:rPr>
+    </w:lvl>
+    <w:lvl w:ilvl="8" w:tplc="04090005" w:tentative="1">
+      <w:start w:val="1"/>
+      <w:numFmt w:val="bullet"/>
+      <w:lvlText w:val=""/>
+      <w:lvlJc w:val="left"/>
+      <w:pPr>
+        <w:ind w:left="6480" w:hanging="360"/>
+      </w:pPr>
+      <w:rPr>
+        <w:rFonts w:ascii="Wingdings" w:hAnsi="Wingdings" w:hint="default"/>
+      </w:rPr>
+    </w:lvl>
+  </w:abstractNum>
+  <w:abstractNum w:abstractNumId="35" w15:restartNumberingAfterBreak="0">
     <w:nsid w:val="5AC15CD3"/>
     <w:multiLevelType w:val="multilevel"/>
     <w:tmpl w:val="7D349992"/>
@@ -10898,7 +11347,7 @@
       </w:rPr>
     </w:lvl>
   </w:abstractNum>
-  <w:abstractNum w:abstractNumId="31" w15:restartNumberingAfterBreak="0">
+  <w:abstractNum w:abstractNumId="36" w15:restartNumberingAfterBreak="0">
     <w:nsid w:val="5C213443"/>
     <w:multiLevelType w:val="hybridMultilevel"/>
     <w:tmpl w:val="6ADE4E8C"/>
@@ -11010,7 +11459,7 @@
       </w:rPr>
     </w:lvl>
   </w:abstractNum>
-  <w:abstractNum w:abstractNumId="32" w15:restartNumberingAfterBreak="0">
+  <w:abstractNum w:abstractNumId="37" w15:restartNumberingAfterBreak="0">
     <w:nsid w:val="5DC33FF1"/>
     <w:multiLevelType w:val="hybridMultilevel"/>
     <w:tmpl w:val="5DF05C7A"/>
@@ -11123,7 +11572,7 @@
       </w:rPr>
     </w:lvl>
   </w:abstractNum>
-  <w:abstractNum w:abstractNumId="33" w15:restartNumberingAfterBreak="0">
+  <w:abstractNum w:abstractNumId="38" w15:restartNumberingAfterBreak="0">
     <w:nsid w:val="61E55CF2"/>
     <w:multiLevelType w:val="multilevel"/>
     <w:tmpl w:val="8C0C3468"/>
@@ -11287,7 +11736,7 @@
       </w:rPr>
     </w:lvl>
   </w:abstractNum>
-  <w:abstractNum w:abstractNumId="34" w15:restartNumberingAfterBreak="0">
+  <w:abstractNum w:abstractNumId="39" w15:restartNumberingAfterBreak="0">
     <w:nsid w:val="6280026F"/>
     <w:multiLevelType w:val="hybridMultilevel"/>
     <w:tmpl w:val="F600FC1A"/>
@@ -11400,7 +11849,7 @@
       </w:rPr>
     </w:lvl>
   </w:abstractNum>
-  <w:abstractNum w:abstractNumId="35" w15:restartNumberingAfterBreak="0">
+  <w:abstractNum w:abstractNumId="40" w15:restartNumberingAfterBreak="0">
     <w:nsid w:val="628F5423"/>
     <w:multiLevelType w:val="multilevel"/>
     <w:tmpl w:val="A94A179C"/>
@@ -11552,7 +12001,7 @@
       </w:rPr>
     </w:lvl>
   </w:abstractNum>
-  <w:abstractNum w:abstractNumId="36" w15:restartNumberingAfterBreak="0">
+  <w:abstractNum w:abstractNumId="41" w15:restartNumberingAfterBreak="0">
     <w:nsid w:val="66D71EA9"/>
     <w:multiLevelType w:val="hybridMultilevel"/>
     <w:tmpl w:val="5BE6F34E"/>
@@ -11666,7 +12115,7 @@
       </w:rPr>
     </w:lvl>
   </w:abstractNum>
-  <w:abstractNum w:abstractNumId="37" w15:restartNumberingAfterBreak="0">
+  <w:abstractNum w:abstractNumId="42" w15:restartNumberingAfterBreak="0">
     <w:nsid w:val="6B8B6EE2"/>
     <w:multiLevelType w:val="multilevel"/>
     <w:tmpl w:val="6C94CB3A"/>
@@ -11784,7 +12233,7 @@
       </w:rPr>
     </w:lvl>
   </w:abstractNum>
-  <w:abstractNum w:abstractNumId="38" w15:restartNumberingAfterBreak="0">
+  <w:abstractNum w:abstractNumId="43" w15:restartNumberingAfterBreak="0">
     <w:nsid w:val="6BCC4A7B"/>
     <w:multiLevelType w:val="hybridMultilevel"/>
     <w:tmpl w:val="C6F086F4"/>
@@ -11928,7 +12377,7 @@
       </w:rPr>
     </w:lvl>
   </w:abstractNum>
-  <w:abstractNum w:abstractNumId="39" w15:restartNumberingAfterBreak="0">
+  <w:abstractNum w:abstractNumId="44" w15:restartNumberingAfterBreak="0">
     <w:nsid w:val="6CEF52FA"/>
     <w:multiLevelType w:val="hybridMultilevel"/>
     <w:tmpl w:val="95264B0A"/>
@@ -12042,7 +12491,7 @@
       </w:rPr>
     </w:lvl>
   </w:abstractNum>
-  <w:abstractNum w:abstractNumId="40" w15:restartNumberingAfterBreak="0">
+  <w:abstractNum w:abstractNumId="45" w15:restartNumberingAfterBreak="0">
     <w:nsid w:val="714700E8"/>
     <w:multiLevelType w:val="hybridMultilevel"/>
     <w:tmpl w:val="F32A2A66"/>
@@ -12185,7 +12634,7 @@
       </w:rPr>
     </w:lvl>
   </w:abstractNum>
-  <w:abstractNum w:abstractNumId="41" w15:restartNumberingAfterBreak="0">
+  <w:abstractNum w:abstractNumId="46" w15:restartNumberingAfterBreak="0">
     <w:nsid w:val="774C6E75"/>
     <w:multiLevelType w:val="hybridMultilevel"/>
     <w:tmpl w:val="D36C7D28"/>
@@ -12299,7 +12748,7 @@
       </w:rPr>
     </w:lvl>
   </w:abstractNum>
-  <w:abstractNum w:abstractNumId="42" w15:restartNumberingAfterBreak="0">
+  <w:abstractNum w:abstractNumId="47" w15:restartNumberingAfterBreak="0">
     <w:nsid w:val="7D421373"/>
     <w:multiLevelType w:val="hybridMultilevel"/>
     <w:tmpl w:val="01986F0C"/>
@@ -12389,139 +12838,154 @@
     </w:lvl>
   </w:abstractNum>
   <w:num w:numId="1" w16cid:durableId="580984962">
+    <w:abstractNumId w:val="5"/>
+  </w:num>
+  <w:num w:numId="2" w16cid:durableId="1438938408">
+    <w:abstractNumId w:val="42"/>
+  </w:num>
+  <w:num w:numId="3" w16cid:durableId="1307052002">
+    <w:abstractNumId w:val="14"/>
+  </w:num>
+  <w:num w:numId="4" w16cid:durableId="1018430287">
+    <w:abstractNumId w:val="21"/>
+  </w:num>
+  <w:num w:numId="5" w16cid:durableId="1808281595">
+    <w:abstractNumId w:val="25"/>
+  </w:num>
+  <w:num w:numId="6" w16cid:durableId="997463321">
+    <w:abstractNumId w:val="26"/>
+  </w:num>
+  <w:num w:numId="7" w16cid:durableId="1600481015">
+    <w:abstractNumId w:val="31"/>
+  </w:num>
+  <w:num w:numId="8" w16cid:durableId="1252617970">
+    <w:abstractNumId w:val="28"/>
+  </w:num>
+  <w:num w:numId="9" w16cid:durableId="1296183461">
+    <w:abstractNumId w:val="41"/>
+  </w:num>
+  <w:num w:numId="10" w16cid:durableId="876165204">
+    <w:abstractNumId w:val="10"/>
+  </w:num>
+  <w:num w:numId="11" w16cid:durableId="1229657188">
+    <w:abstractNumId w:val="46"/>
+  </w:num>
+  <w:num w:numId="12" w16cid:durableId="1726639930">
+    <w:abstractNumId w:val="23"/>
+  </w:num>
+  <w:num w:numId="13" w16cid:durableId="550119980">
+    <w:abstractNumId w:val="35"/>
+  </w:num>
+  <w:num w:numId="14" w16cid:durableId="1121920952">
+    <w:abstractNumId w:val="43"/>
+  </w:num>
+  <w:num w:numId="15" w16cid:durableId="2145928877">
+    <w:abstractNumId w:val="17"/>
+  </w:num>
+  <w:num w:numId="16" w16cid:durableId="959872483">
+    <w:abstractNumId w:val="19"/>
+  </w:num>
+  <w:num w:numId="17" w16cid:durableId="1767844925">
+    <w:abstractNumId w:val="44"/>
+  </w:num>
+  <w:num w:numId="18" w16cid:durableId="1949048286">
+    <w:abstractNumId w:val="38"/>
+  </w:num>
+  <w:num w:numId="19" w16cid:durableId="1300378664">
+    <w:abstractNumId w:val="32"/>
+  </w:num>
+  <w:num w:numId="20" w16cid:durableId="2084062196">
+    <w:abstractNumId w:val="18"/>
+  </w:num>
+  <w:num w:numId="21" w16cid:durableId="1612711355">
+    <w:abstractNumId w:val="40"/>
+  </w:num>
+  <w:num w:numId="22" w16cid:durableId="1703893556">
+    <w:abstractNumId w:val="40"/>
+  </w:num>
+  <w:num w:numId="23" w16cid:durableId="932394327">
+    <w:abstractNumId w:val="20"/>
+  </w:num>
+  <w:num w:numId="24" w16cid:durableId="1863088038">
     <w:abstractNumId w:val="4"/>
   </w:num>
-  <w:num w:numId="2" w16cid:durableId="1438938408">
+  <w:num w:numId="25" w16cid:durableId="1571307406">
+    <w:abstractNumId w:val="5"/>
+  </w:num>
+  <w:num w:numId="26" w16cid:durableId="854344445">
+    <w:abstractNumId w:val="8"/>
+  </w:num>
+  <w:num w:numId="27" w16cid:durableId="131749567">
+    <w:abstractNumId w:val="27"/>
+  </w:num>
+  <w:num w:numId="28" w16cid:durableId="124204396">
+    <w:abstractNumId w:val="6"/>
+  </w:num>
+  <w:num w:numId="29" w16cid:durableId="1240943772">
+    <w:abstractNumId w:val="1"/>
+  </w:num>
+  <w:num w:numId="30" w16cid:durableId="267276311">
+    <w:abstractNumId w:val="45"/>
+  </w:num>
+  <w:num w:numId="31" w16cid:durableId="386682065">
+    <w:abstractNumId w:val="9"/>
+  </w:num>
+  <w:num w:numId="32" w16cid:durableId="1387408279">
+    <w:abstractNumId w:val="7"/>
+  </w:num>
+  <w:num w:numId="33" w16cid:durableId="1519347953">
+    <w:abstractNumId w:val="12"/>
+  </w:num>
+  <w:num w:numId="34" w16cid:durableId="39669925">
+    <w:abstractNumId w:val="2"/>
+  </w:num>
+  <w:num w:numId="35" w16cid:durableId="480463393">
     <w:abstractNumId w:val="37"/>
   </w:num>
-  <w:num w:numId="3" w16cid:durableId="1307052002">
+  <w:num w:numId="36" w16cid:durableId="1531794311">
+    <w:abstractNumId w:val="24"/>
+  </w:num>
+  <w:num w:numId="37" w16cid:durableId="1619877282">
+    <w:abstractNumId w:val="33"/>
+  </w:num>
+  <w:num w:numId="38" w16cid:durableId="1118641189">
+    <w:abstractNumId w:val="39"/>
+  </w:num>
+  <w:num w:numId="39" w16cid:durableId="687026490">
+    <w:abstractNumId w:val="47"/>
+  </w:num>
+  <w:num w:numId="40" w16cid:durableId="1024138091">
+    <w:abstractNumId w:val="11"/>
+  </w:num>
+  <w:num w:numId="41" w16cid:durableId="536162139">
+    <w:abstractNumId w:val="3"/>
+  </w:num>
+  <w:num w:numId="42" w16cid:durableId="1694109893">
     <w:abstractNumId w:val="13"/>
   </w:num>
-  <w:num w:numId="4" w16cid:durableId="1018430287">
-    <w:abstractNumId w:val="19"/>
+  <w:num w:numId="43" w16cid:durableId="406077056">
+    <w:abstractNumId w:val="22"/>
   </w:num>
-  <w:num w:numId="5" w16cid:durableId="1808281595">
-    <w:abstractNumId w:val="23"/>
-  </w:num>
-  <w:num w:numId="6" w16cid:durableId="997463321">
-    <w:abstractNumId w:val="24"/>
-  </w:num>
-  <w:num w:numId="7" w16cid:durableId="1600481015">
-    <w:abstractNumId w:val="27"/>
-  </w:num>
-  <w:num w:numId="8" w16cid:durableId="1252617970">
-    <w:abstractNumId w:val="26"/>
-  </w:num>
-  <w:num w:numId="9" w16cid:durableId="1296183461">
+  <w:num w:numId="44" w16cid:durableId="305356041">
     <w:abstractNumId w:val="36"/>
   </w:num>
-  <w:num w:numId="10" w16cid:durableId="876165204">
-    <w:abstractNumId w:val="9"/>
+  <w:num w:numId="45" w16cid:durableId="675612699">
+    <w:abstractNumId w:val="16"/>
   </w:num>
-  <w:num w:numId="11" w16cid:durableId="1229657188">
-    <w:abstractNumId w:val="41"/>
+  <w:num w:numId="46" w16cid:durableId="1229807302">
+    <w:abstractNumId w:val="15"/>
   </w:num>
-  <w:num w:numId="12" w16cid:durableId="1726639930">
-    <w:abstractNumId w:val="21"/>
+  <w:num w:numId="47" w16cid:durableId="1481727155">
+    <w:abstractNumId w:val="0"/>
   </w:num>
-  <w:num w:numId="13" w16cid:durableId="550119980">
+  <w:num w:numId="48" w16cid:durableId="2027711140">
+    <w:abstractNumId w:val="34"/>
+  </w:num>
+  <w:num w:numId="49" w16cid:durableId="663362129">
     <w:abstractNumId w:val="30"/>
   </w:num>
-  <w:num w:numId="14" w16cid:durableId="1121920952">
-    <w:abstractNumId w:val="38"/>
-  </w:num>
-  <w:num w:numId="15" w16cid:durableId="2145928877">
-    <w:abstractNumId w:val="15"/>
-  </w:num>
-  <w:num w:numId="16" w16cid:durableId="959872483">
-    <w:abstractNumId w:val="17"/>
-  </w:num>
-  <w:num w:numId="17" w16cid:durableId="1767844925">
-    <w:abstractNumId w:val="39"/>
-  </w:num>
-  <w:num w:numId="18" w16cid:durableId="1949048286">
-    <w:abstractNumId w:val="33"/>
-  </w:num>
-  <w:num w:numId="19" w16cid:durableId="1300378664">
-    <w:abstractNumId w:val="28"/>
-  </w:num>
-  <w:num w:numId="20" w16cid:durableId="2084062196">
-    <w:abstractNumId w:val="16"/>
-  </w:num>
-  <w:num w:numId="21" w16cid:durableId="1612711355">
-    <w:abstractNumId w:val="35"/>
-  </w:num>
-  <w:num w:numId="22" w16cid:durableId="1703893556">
-    <w:abstractNumId w:val="35"/>
-  </w:num>
-  <w:num w:numId="23" w16cid:durableId="932394327">
-    <w:abstractNumId w:val="18"/>
-  </w:num>
-  <w:num w:numId="24" w16cid:durableId="1863088038">
-    <w:abstractNumId w:val="3"/>
-  </w:num>
-  <w:num w:numId="25" w16cid:durableId="1571307406">
-    <w:abstractNumId w:val="4"/>
-  </w:num>
-  <w:num w:numId="26" w16cid:durableId="854344445">
-    <w:abstractNumId w:val="7"/>
-  </w:num>
-  <w:num w:numId="27" w16cid:durableId="131749567">
-    <w:abstractNumId w:val="25"/>
-  </w:num>
-  <w:num w:numId="28" w16cid:durableId="124204396">
-    <w:abstractNumId w:val="5"/>
-  </w:num>
-  <w:num w:numId="29" w16cid:durableId="1240943772">
-    <w:abstractNumId w:val="0"/>
-  </w:num>
-  <w:num w:numId="30" w16cid:durableId="267276311">
-    <w:abstractNumId w:val="40"/>
-  </w:num>
-  <w:num w:numId="31" w16cid:durableId="386682065">
-    <w:abstractNumId w:val="8"/>
-  </w:num>
-  <w:num w:numId="32" w16cid:durableId="1387408279">
-    <w:abstractNumId w:val="6"/>
-  </w:num>
-  <w:num w:numId="33" w16cid:durableId="1519347953">
-    <w:abstractNumId w:val="11"/>
-  </w:num>
-  <w:num w:numId="34" w16cid:durableId="39669925">
-    <w:abstractNumId w:val="1"/>
-  </w:num>
-  <w:num w:numId="35" w16cid:durableId="480463393">
-    <w:abstractNumId w:val="32"/>
-  </w:num>
-  <w:num w:numId="36" w16cid:durableId="1531794311">
-    <w:abstractNumId w:val="22"/>
-  </w:num>
-  <w:num w:numId="37" w16cid:durableId="1619877282">
+  <w:num w:numId="50" w16cid:durableId="695275972">
     <w:abstractNumId w:val="29"/>
-  </w:num>
-  <w:num w:numId="38" w16cid:durableId="1118641189">
-    <w:abstractNumId w:val="34"/>
-  </w:num>
-  <w:num w:numId="39" w16cid:durableId="687026490">
-    <w:abstractNumId w:val="42"/>
-  </w:num>
-  <w:num w:numId="40" w16cid:durableId="1024138091">
-    <w:abstractNumId w:val="10"/>
-  </w:num>
-  <w:num w:numId="41" w16cid:durableId="536162139">
-    <w:abstractNumId w:val="2"/>
-  </w:num>
-  <w:num w:numId="42" w16cid:durableId="1694109893">
-    <w:abstractNumId w:val="12"/>
-  </w:num>
-  <w:num w:numId="43" w16cid:durableId="406077056">
-    <w:abstractNumId w:val="20"/>
-  </w:num>
-  <w:num w:numId="44" w16cid:durableId="305356041">
-    <w:abstractNumId w:val="31"/>
-  </w:num>
-  <w:num w:numId="45" w16cid:durableId="675612699">
-    <w:abstractNumId w:val="14"/>
   </w:num>
   <w:numIdMacAtCleanup w:val="43"/>
 </w:numbering>
@@ -15558,6 +16022,127 @@
       <w:szCs w:val="24"/>
     </w:rPr>
   </w:style>
+  <w:style w:type="table" w:styleId="ListTable3">
+    <w:name w:val="List Table 3"/>
+    <w:basedOn w:val="TableNormal"/>
+    <w:uiPriority w:val="48"/>
+    <w:rsid w:val="00293762"/>
+    <w:tblPr>
+      <w:tblStyleRowBandSize w:val="1"/>
+      <w:tblStyleColBandSize w:val="1"/>
+      <w:tblBorders>
+        <w:top w:val="single" w:sz="4" w:space="0" w:color="000000" w:themeColor="text1"/>
+        <w:left w:val="single" w:sz="4" w:space="0" w:color="000000" w:themeColor="text1"/>
+        <w:bottom w:val="single" w:sz="4" w:space="0" w:color="000000" w:themeColor="text1"/>
+        <w:right w:val="single" w:sz="4" w:space="0" w:color="000000" w:themeColor="text1"/>
+      </w:tblBorders>
+    </w:tblPr>
+    <w:tblStylePr w:type="firstRow">
+      <w:rPr>
+        <w:b/>
+        <w:bCs/>
+        <w:color w:val="FFFFFF" w:themeColor="background1"/>
+      </w:rPr>
+      <w:tblPr/>
+      <w:tcPr>
+        <w:shd w:val="clear" w:color="auto" w:fill="000000" w:themeFill="text1"/>
+      </w:tcPr>
+    </w:tblStylePr>
+    <w:tblStylePr w:type="lastRow">
+      <w:rPr>
+        <w:b/>
+        <w:bCs/>
+      </w:rPr>
+      <w:tblPr/>
+      <w:tcPr>
+        <w:tcBorders>
+          <w:top w:val="double" w:sz="4" w:space="0" w:color="000000" w:themeColor="text1"/>
+        </w:tcBorders>
+        <w:shd w:val="clear" w:color="auto" w:fill="FFFFFF" w:themeFill="background1"/>
+      </w:tcPr>
+    </w:tblStylePr>
+    <w:tblStylePr w:type="firstCol">
+      <w:rPr>
+        <w:b/>
+        <w:bCs/>
+      </w:rPr>
+      <w:tblPr/>
+      <w:tcPr>
+        <w:tcBorders>
+          <w:right w:val="nil"/>
+        </w:tcBorders>
+        <w:shd w:val="clear" w:color="auto" w:fill="FFFFFF" w:themeFill="background1"/>
+      </w:tcPr>
+    </w:tblStylePr>
+    <w:tblStylePr w:type="lastCol">
+      <w:rPr>
+        <w:b/>
+        <w:bCs/>
+      </w:rPr>
+      <w:tblPr/>
+      <w:tcPr>
+        <w:tcBorders>
+          <w:left w:val="nil"/>
+        </w:tcBorders>
+        <w:shd w:val="clear" w:color="auto" w:fill="FFFFFF" w:themeFill="background1"/>
+      </w:tcPr>
+    </w:tblStylePr>
+    <w:tblStylePr w:type="band1Vert">
+      <w:tblPr/>
+      <w:tcPr>
+        <w:tcBorders>
+          <w:left w:val="single" w:sz="4" w:space="0" w:color="000000" w:themeColor="text1"/>
+          <w:right w:val="single" w:sz="4" w:space="0" w:color="000000" w:themeColor="text1"/>
+        </w:tcBorders>
+      </w:tcPr>
+    </w:tblStylePr>
+    <w:tblStylePr w:type="band1Horz">
+      <w:tblPr/>
+      <w:tcPr>
+        <w:tcBorders>
+          <w:top w:val="single" w:sz="4" w:space="0" w:color="000000" w:themeColor="text1"/>
+          <w:bottom w:val="single" w:sz="4" w:space="0" w:color="000000" w:themeColor="text1"/>
+          <w:insideH w:val="nil"/>
+        </w:tcBorders>
+      </w:tcPr>
+    </w:tblStylePr>
+    <w:tblStylePr w:type="neCell">
+      <w:tblPr/>
+      <w:tcPr>
+        <w:tcBorders>
+          <w:left w:val="nil"/>
+          <w:bottom w:val="nil"/>
+        </w:tcBorders>
+      </w:tcPr>
+    </w:tblStylePr>
+    <w:tblStylePr w:type="nwCell">
+      <w:tblPr/>
+      <w:tcPr>
+        <w:tcBorders>
+          <w:bottom w:val="nil"/>
+          <w:right w:val="nil"/>
+        </w:tcBorders>
+      </w:tcPr>
+    </w:tblStylePr>
+    <w:tblStylePr w:type="seCell">
+      <w:tblPr/>
+      <w:tcPr>
+        <w:tcBorders>
+          <w:top w:val="double" w:sz="4" w:space="0" w:color="000000" w:themeColor="text1"/>
+          <w:left w:val="nil"/>
+        </w:tcBorders>
+      </w:tcPr>
+    </w:tblStylePr>
+    <w:tblStylePr w:type="swCell">
+      <w:tblPr/>
+      <w:tcPr>
+        <w:tcBorders>
+          <w:top w:val="double" w:sz="4" w:space="0" w:color="000000" w:themeColor="text1"/>
+          <w:right w:val="nil"/>
+        </w:tcBorders>
+      </w:tcPr>
+    </w:tblStylePr>
+  </w:style>
 </w:styles>
 </file>
 
@@ -15846,33 +16431,15 @@
 
 <file path=customXml/item1.xml><?xml version="1.0" encoding="utf-8"?>
 <?mso-contentType ?>
-<FormTemplates xmlns="http://schemas.microsoft.com/sharepoint/v3/contenttype/forms">
-  <Display>DocumentLibraryForm</Display>
-  <Edit>DocumentLibraryForm</Edit>
-  <New>DocumentLibraryForm</New>
-</FormTemplates>
+<customXsn xmlns="http://schemas.microsoft.com/office/2006/metadata/customXsn">
+  <xsnLocation>https://share.cms.gov/office/ois/Services/XLCSC/Documents/Forms/Document/afb7fe7ef5aef69bcustomXsn.xsn</xsnLocation>
+  <cached>True</cached>
+  <openByDefault>False</openByDefault>
+  <xsnScope>https://share.cms.gov/office/ois/Services/XLCSC/Documents</xsnScope>
+</customXsn>
 </file>
 
 <file path=customXml/item2.xml><?xml version="1.0" encoding="utf-8"?>
-<b:Sources xmlns:b="http://schemas.openxmlformats.org/officeDocument/2006/bibliography" xmlns="http://schemas.openxmlformats.org/officeDocument/2006/bibliography" SelectedStyle="\APA.XSL" StyleName="APA"/>
-</file>
-
-<file path=customXml/item3.xml><?xml version="1.0" encoding="utf-8"?>
-<p:properties xmlns:p="http://schemas.microsoft.com/office/2006/metadata/properties" xmlns:xsi="http://www.w3.org/2001/XMLSchema-instance">
-  <documentManagement>
-    <Phase xmlns="ce9b7293-7dfe-4d27-bf7f-b543d341c73b"/>
-    <Doc_x0020_Name xmlns="ce9b7293-7dfe-4d27-bf7f-b543d341c73b">63</Doc_x0020_Name>
-    <Document_x0020_Type xmlns="ce9b7293-7dfe-4d27-bf7f-b543d341c73b">Template - Artifact</Document_x0020_Type>
-    <Doc_x0020_Date xmlns="ce9b7293-7dfe-4d27-bf7f-b543d341c73b">2014-08-18T04:00:00+00:00</Doc_x0020_Date>
-    <Swim_x0020_Lane xmlns="ce9b7293-7dfe-4d27-bf7f-b543d341c73b"/>
-    <Doc_x0020_Version xmlns="ce9b7293-7dfe-4d27-bf7f-b543d341c73b">2.0</Doc_x0020_Version>
-    <Related_x0020_Documents xmlns="ce9b7293-7dfe-4d27-bf7f-b543d341c73b"/>
-    <Doc_x0020_Status xmlns="ce9b7293-7dfe-4d27-bf7f-b543d341c73b" xsi:nil="true"/>
-  </documentManagement>
-</p:properties>
-</file>
-
-<file path=customXml/item4.xml><?xml version="1.0" encoding="utf-8"?>
 <ct:contentTypeSchema xmlns:ct="http://schemas.microsoft.com/office/2006/metadata/contentType" xmlns:ma="http://schemas.microsoft.com/office/2006/metadata/properties/metaAttributes" ct:_="" ma:_="" ma:contentTypeName="Document" ma:contentTypeID="0x01010029C7FBC06C7BBA4EB65D441E09D0318A" ma:contentTypeVersion="21" ma:contentTypeDescription="Create a new document." ma:contentTypeScope="" ma:versionID="52e5f3a5fda14e302e435b672152bc20">
   <xsd:schema xmlns:xsd="http://www.w3.org/2001/XMLSchema" xmlns:xs="http://www.w3.org/2001/XMLSchema" xmlns:p="http://schemas.microsoft.com/office/2006/metadata/properties" xmlns:ns2="ce9b7293-7dfe-4d27-bf7f-b543d341c73b" targetNamespace="http://schemas.microsoft.com/office/2006/metadata/properties" ma:root="true" ma:fieldsID="c79febf957535e28bef7ba671aa78290" ns2:_="">
     <xsd:import namespace="ce9b7293-7dfe-4d27-bf7f-b543d341c73b"/>
@@ -16107,42 +16674,43 @@
 </ct:contentTypeSchema>
 </file>
 
+<file path=customXml/item3.xml><?xml version="1.0" encoding="utf-8"?>
+<p:properties xmlns:p="http://schemas.microsoft.com/office/2006/metadata/properties" xmlns:xsi="http://www.w3.org/2001/XMLSchema-instance">
+  <documentManagement>
+    <Phase xmlns="ce9b7293-7dfe-4d27-bf7f-b543d341c73b"/>
+    <Doc_x0020_Name xmlns="ce9b7293-7dfe-4d27-bf7f-b543d341c73b">63</Doc_x0020_Name>
+    <Document_x0020_Type xmlns="ce9b7293-7dfe-4d27-bf7f-b543d341c73b">Template - Artifact</Document_x0020_Type>
+    <Doc_x0020_Date xmlns="ce9b7293-7dfe-4d27-bf7f-b543d341c73b">2014-08-18T04:00:00+00:00</Doc_x0020_Date>
+    <Swim_x0020_Lane xmlns="ce9b7293-7dfe-4d27-bf7f-b543d341c73b"/>
+    <Doc_x0020_Version xmlns="ce9b7293-7dfe-4d27-bf7f-b543d341c73b">2.0</Doc_x0020_Version>
+    <Related_x0020_Documents xmlns="ce9b7293-7dfe-4d27-bf7f-b543d341c73b"/>
+    <Doc_x0020_Status xmlns="ce9b7293-7dfe-4d27-bf7f-b543d341c73b" xsi:nil="true"/>
+  </documentManagement>
+</p:properties>
+</file>
+
+<file path=customXml/item4.xml><?xml version="1.0" encoding="utf-8"?>
+<b:Sources xmlns:b="http://schemas.openxmlformats.org/officeDocument/2006/bibliography" xmlns="http://schemas.openxmlformats.org/officeDocument/2006/bibliography" SelectedStyle="\APA.XSL" StyleName="APA"/>
+</file>
+
 <file path=customXml/item5.xml><?xml version="1.0" encoding="utf-8"?>
 <?mso-contentType ?>
-<customXsn xmlns="http://schemas.microsoft.com/office/2006/metadata/customXsn">
-  <xsnLocation>https://share.cms.gov/office/ois/Services/XLCSC/Documents/Forms/Document/afb7fe7ef5aef69bcustomXsn.xsn</xsnLocation>
-  <cached>True</cached>
-  <openByDefault>False</openByDefault>
-  <xsnScope>https://share.cms.gov/office/ois/Services/XLCSC/Documents</xsnScope>
-</customXsn>
+<FormTemplates xmlns="http://schemas.microsoft.com/sharepoint/v3/contenttype/forms">
+  <Display>DocumentLibraryForm</Display>
+  <Edit>DocumentLibraryForm</Edit>
+  <New>DocumentLibraryForm</New>
+</FormTemplates>
 </file>
 
 <file path=customXml/itemProps1.xml><?xml version="1.0" encoding="utf-8"?>
-<ds:datastoreItem xmlns:ds="http://schemas.openxmlformats.org/officeDocument/2006/customXml" ds:itemID="{6448C3F6-69F5-4C28-B9A8-75D4F82EE555}">
+<ds:datastoreItem xmlns:ds="http://schemas.openxmlformats.org/officeDocument/2006/customXml" ds:itemID="{0DC1964C-18B6-49F5-A920-0BDA24DC113B}">
   <ds:schemaRefs>
-    <ds:schemaRef ds:uri="http://schemas.microsoft.com/sharepoint/v3/contenttype/forms"/>
+    <ds:schemaRef ds:uri="http://schemas.microsoft.com/office/2006/metadata/customXsn"/>
   </ds:schemaRefs>
 </ds:datastoreItem>
 </file>
 
 <file path=customXml/itemProps2.xml><?xml version="1.0" encoding="utf-8"?>
-<ds:datastoreItem xmlns:ds="http://schemas.openxmlformats.org/officeDocument/2006/customXml" ds:itemID="{83C61653-FA08-48D0-A860-D65D9F6F5275}">
-  <ds:schemaRefs>
-    <ds:schemaRef ds:uri="http://schemas.openxmlformats.org/officeDocument/2006/bibliography"/>
-  </ds:schemaRefs>
-</ds:datastoreItem>
-</file>
-
-<file path=customXml/itemProps3.xml><?xml version="1.0" encoding="utf-8"?>
-<ds:datastoreItem xmlns:ds="http://schemas.openxmlformats.org/officeDocument/2006/customXml" ds:itemID="{014EF446-D6CA-402C-8626-C6422135F7CD}">
-  <ds:schemaRefs>
-    <ds:schemaRef ds:uri="http://schemas.microsoft.com/office/2006/metadata/properties"/>
-    <ds:schemaRef ds:uri="ce9b7293-7dfe-4d27-bf7f-b543d341c73b"/>
-  </ds:schemaRefs>
-</ds:datastoreItem>
-</file>
-
-<file path=customXml/itemProps4.xml><?xml version="1.0" encoding="utf-8"?>
 <ds:datastoreItem xmlns:ds="http://schemas.openxmlformats.org/officeDocument/2006/customXml" ds:itemID="{0F103A96-D6D2-44A3-81D3-A9B70ED74B5E}">
   <ds:schemaRefs>
     <ds:schemaRef ds:uri="http://schemas.microsoft.com/office/2006/metadata/contentType"/>
@@ -16160,10 +16728,27 @@
 </ds:datastoreItem>
 </file>
 
+<file path=customXml/itemProps3.xml><?xml version="1.0" encoding="utf-8"?>
+<ds:datastoreItem xmlns:ds="http://schemas.openxmlformats.org/officeDocument/2006/customXml" ds:itemID="{014EF446-D6CA-402C-8626-C6422135F7CD}">
+  <ds:schemaRefs>
+    <ds:schemaRef ds:uri="http://schemas.microsoft.com/office/2006/metadata/properties"/>
+    <ds:schemaRef ds:uri="ce9b7293-7dfe-4d27-bf7f-b543d341c73b"/>
+  </ds:schemaRefs>
+</ds:datastoreItem>
+</file>
+
+<file path=customXml/itemProps4.xml><?xml version="1.0" encoding="utf-8"?>
+<ds:datastoreItem xmlns:ds="http://schemas.openxmlformats.org/officeDocument/2006/customXml" ds:itemID="{83C61653-FA08-48D0-A860-D65D9F6F5275}">
+  <ds:schemaRefs>
+    <ds:schemaRef ds:uri="http://schemas.openxmlformats.org/officeDocument/2006/bibliography"/>
+  </ds:schemaRefs>
+</ds:datastoreItem>
+</file>
+
 <file path=customXml/itemProps5.xml><?xml version="1.0" encoding="utf-8"?>
-<ds:datastoreItem xmlns:ds="http://schemas.openxmlformats.org/officeDocument/2006/customXml" ds:itemID="{0DC1964C-18B6-49F5-A920-0BDA24DC113B}">
+<ds:datastoreItem xmlns:ds="http://schemas.openxmlformats.org/officeDocument/2006/customXml" ds:itemID="{6448C3F6-69F5-4C28-B9A8-75D4F82EE555}">
   <ds:schemaRefs>
-    <ds:schemaRef ds:uri="http://schemas.microsoft.com/office/2006/metadata/customXsn"/>
+    <ds:schemaRef ds:uri="http://schemas.microsoft.com/sharepoint/v3/contenttype/forms"/>
   </ds:schemaRefs>
 </ds:datastoreItem>
 </file>